--- a/Documentations/UsefulCommands.docx
+++ b/Documentations/UsefulCommands.docx
@@ -1206,12 +1206,62 @@
       <w:pPr>
         <w:bidi/>
         <w:rPr>
+          <w:rFonts w:ascii="Arial" w:hAnsi="Arial" w:cs="Arial"/>
+          <w:sz w:val="24"/>
+          <w:szCs w:val="24"/>
+          <w:rtl/>
+          <w:lang w:val="en-US"/>
+        </w:rPr>
+      </w:pPr>
+      <w:r>
+        <w:rPr>
           <w:rFonts w:ascii="Arial" w:hAnsi="Arial" w:cs="Arial" w:hint="cs"/>
           <w:sz w:val="24"/>
           <w:szCs w:val="24"/>
           <w:rtl/>
           <w:lang w:val="en-US"/>
         </w:rPr>
+        <w:t xml:space="preserve">סיסמא: </w:t>
+      </w:r>
+      <w:r>
+        <w:rPr>
+          <w:rFonts w:ascii="Arial" w:hAnsi="Arial" w:cs="Arial"/>
+          <w:sz w:val="24"/>
+          <w:szCs w:val="24"/>
+          <w:rtl/>
+          <w:lang w:val="en-US"/>
+        </w:rPr>
+        <w:t>5</w:t>
+      </w:r>
+      <w:r>
+        <w:rPr>
+          <w:rFonts w:ascii="Arial" w:hAnsi="Arial" w:cs="Arial"/>
+          <w:sz w:val="24"/>
+          <w:szCs w:val="24"/>
+          <w:lang w:val="en-US"/>
+        </w:rPr>
+        <w:t>bGrc7v4p3Za@nx</w:t>
+      </w:r>
+      <w:r>
+        <w:rPr>
+          <w:rFonts w:ascii="Arial" w:hAnsi="Arial" w:cs="Arial"/>
+          <w:sz w:val="24"/>
+          <w:szCs w:val="24"/>
+          <w:rtl/>
+          <w:lang w:val="en-US"/>
+        </w:rPr>
+        <w:br/>
+      </w:r>
+    </w:p>
+    <w:p>
+      <w:pPr>
+        <w:bidi/>
+        <w:rPr>
+          <w:rFonts w:ascii="Arial" w:hAnsi="Arial" w:cs="Arial"/>
+          <w:sz w:val="24"/>
+          <w:szCs w:val="24"/>
+          <w:rtl/>
+        </w:rPr>
       </w:pPr>
       <w:r>
         <w:rPr>
@@ -1219,9 +1269,8 @@
           <w:sz w:val="24"/>
           <w:szCs w:val="24"/>
           <w:rtl/>
-          <w:lang w:val="en-US"/>
-        </w:rPr>
-        <w:t xml:space="preserve">סיסמא: </w:t>
+        </w:rPr>
+        <w:t>(</w:t>
       </w:r>
       <w:r>
         <w:rPr>
@@ -1229,18 +1278,16 @@
           <w:sz w:val="24"/>
           <w:szCs w:val="24"/>
           <w:rtl/>
-          <w:lang w:val="en-US"/>
-        </w:rPr>
-        <w:t>5</w:t>
+        </w:rPr>
+        <w:t xml:space="preserve">יוצר תיקיית </w:t>
       </w:r>
       <w:r>
         <w:rPr>
           <w:rFonts w:ascii="Arial" w:hAnsi="Arial" w:cs="Arial"/>
           <w:sz w:val="24"/>
           <w:szCs w:val="24"/>
-          <w:lang w:val="en-US"/>
-        </w:rPr>
-        <w:t>bGrc7v4p3Za@nx</w:t>
+        </w:rPr>
+        <w:t xml:space="preserve">.git </w:t>
       </w:r>
       <w:r>
         <w:rPr>
@@ -1248,21 +1295,17 @@
           <w:sz w:val="24"/>
           <w:szCs w:val="24"/>
           <w:rtl/>
-          <w:lang w:val="en-US"/>
-        </w:rPr>
-        <w:br/>
-      </w:r>
-    </w:p>
-    <w:p>
-      <w:pPr>
-        <w:bidi/>
+        </w:rPr>
+        <w:t>שמסמנת שזה פרויקט</w:t>
+      </w:r>
+      <w:r>
         <w:rPr>
           <w:rFonts w:ascii="Arial" w:hAnsi="Arial" w:cs="Arial"/>
           <w:sz w:val="24"/>
           <w:szCs w:val="24"/>
-          <w:rtl/>
-        </w:rPr>
-      </w:pPr>
+        </w:rPr>
+        <w:t xml:space="preserve"> Git.</w:t>
+      </w:r>
       <w:r>
         <w:rPr>
           <w:rFonts w:ascii="Arial" w:hAnsi="Arial" w:cs="Arial" w:hint="cs"/>
@@ -1270,49 +1313,6 @@
           <w:szCs w:val="24"/>
           <w:rtl/>
         </w:rPr>
-        <w:t>(</w:t>
-      </w:r>
-      <w:r>
-        <w:rPr>
-          <w:rFonts w:ascii="Arial" w:hAnsi="Arial" w:cs="Arial"/>
-          <w:sz w:val="24"/>
-          <w:szCs w:val="24"/>
-          <w:rtl/>
-        </w:rPr>
-        <w:t xml:space="preserve">יוצר תיקיית </w:t>
-      </w:r>
-      <w:r>
-        <w:rPr>
-          <w:rFonts w:ascii="Arial" w:hAnsi="Arial" w:cs="Arial"/>
-          <w:sz w:val="24"/>
-          <w:szCs w:val="24"/>
-        </w:rPr>
-        <w:t xml:space="preserve">.git </w:t>
-      </w:r>
-      <w:r>
-        <w:rPr>
-          <w:rFonts w:ascii="Arial" w:hAnsi="Arial" w:cs="Arial"/>
-          <w:sz w:val="24"/>
-          <w:szCs w:val="24"/>
-          <w:rtl/>
-        </w:rPr>
-        <w:t>שמסמנת שזה פרויקט</w:t>
-      </w:r>
-      <w:r>
-        <w:rPr>
-          <w:rFonts w:ascii="Arial" w:hAnsi="Arial" w:cs="Arial"/>
-          <w:sz w:val="24"/>
-          <w:szCs w:val="24"/>
-        </w:rPr>
-        <w:t xml:space="preserve"> Git.</w:t>
-      </w:r>
-      <w:r>
-        <w:rPr>
-          <w:rFonts w:ascii="Arial" w:hAnsi="Arial" w:cs="Arial" w:hint="cs"/>
-          <w:sz w:val="24"/>
-          <w:szCs w:val="24"/>
-          <w:rtl/>
-        </w:rPr>
         <w:t>)</w:t>
       </w:r>
     </w:p>
@@ -1359,8 +1359,18 @@
           <w:sz w:val="24"/>
           <w:szCs w:val="24"/>
         </w:rPr>
-        <w:t>git init</w:t>
-      </w:r>
+        <w:t xml:space="preserve">git </w:t>
+      </w:r>
+      <w:proofErr w:type="spellStart"/>
+      <w:r>
+        <w:rPr>
+          <w:rFonts w:ascii="Segoe UI Emoji" w:hAnsi="Segoe UI Emoji" w:cs="Segoe UI Emoji"/>
+          <w:sz w:val="24"/>
+          <w:szCs w:val="24"/>
+        </w:rPr>
+        <w:t>init</w:t>
+      </w:r>
+      <w:proofErr w:type="spellEnd"/>
     </w:p>
     <w:p>
       <w:pPr>
@@ -1571,8 +1581,18 @@
           <w:sz w:val="24"/>
           <w:szCs w:val="24"/>
         </w:rPr>
-        <w:t>: MyProject</w:t>
-      </w:r>
+        <w:t xml:space="preserve">: </w:t>
+      </w:r>
+      <w:proofErr w:type="spellStart"/>
+      <w:r>
+        <w:rPr>
+          <w:rFonts w:ascii="Segoe UI Emoji" w:hAnsi="Segoe UI Emoji" w:cs="Segoe UI Emoji"/>
+          <w:sz w:val="24"/>
+          <w:szCs w:val="24"/>
+        </w:rPr>
+        <w:t>MyProject</w:t>
+      </w:r>
+      <w:proofErr w:type="spellEnd"/>
     </w:p>
     <w:p>
       <w:pPr>
@@ -1988,7 +2008,21 @@
         <w:rPr>
           <w:rFonts w:ascii="Segoe UI Emoji" w:hAnsi="Segoe UI Emoji" w:cs="Segoe UI Emoji"/>
         </w:rPr>
-        <w:t>git remote set-url origin https://github.com/USERNAME/REPO_NAME.git</w:t>
+        <w:t>git remote set-</w:t>
+      </w:r>
+      <w:proofErr w:type="spellStart"/>
+      <w:r>
+        <w:rPr>
+          <w:rFonts w:ascii="Segoe UI Emoji" w:hAnsi="Segoe UI Emoji" w:cs="Segoe UI Emoji"/>
+        </w:rPr>
+        <w:t>url</w:t>
+      </w:r>
+      <w:proofErr w:type="spellEnd"/>
+      <w:r>
+        <w:rPr>
+          <w:rFonts w:ascii="Segoe UI Emoji" w:hAnsi="Segoe UI Emoji" w:cs="Segoe UI Emoji"/>
+        </w:rPr>
+        <w:t xml:space="preserve"> origin https://github.com/USERNAME/REPO_NAME.git</w:t>
       </w:r>
     </w:p>
     <w:p>
@@ -2080,8 +2114,18 @@
           <w:sz w:val="24"/>
           <w:szCs w:val="24"/>
         </w:rPr>
-        <w:t>git add .</w:t>
-      </w:r>
+        <w:t xml:space="preserve">git </w:t>
+      </w:r>
+      <w:proofErr w:type="gramStart"/>
+      <w:r>
+        <w:rPr>
+          <w:rFonts w:ascii="Segoe UI Emoji" w:hAnsi="Segoe UI Emoji" w:cs="Segoe UI Emoji"/>
+          <w:sz w:val="24"/>
+          <w:szCs w:val="24"/>
+        </w:rPr>
+        <w:t>add .</w:t>
+      </w:r>
+      <w:proofErr w:type="gramEnd"/>
     </w:p>
     <w:p>
       <w:pPr>
@@ -2445,8 +2489,18 @@
           <w:szCs w:val="24"/>
           <w:lang w:val="en-US"/>
         </w:rPr>
-        <w:t>git add .</w:t>
-      </w:r>
+        <w:t xml:space="preserve">git </w:t>
+      </w:r>
+      <w:proofErr w:type="gramStart"/>
+      <w:r>
+        <w:rPr>
+          <w:sz w:val="24"/>
+          <w:szCs w:val="24"/>
+          <w:lang w:val="en-US"/>
+        </w:rPr>
+        <w:t>add .</w:t>
+      </w:r>
+      <w:proofErr w:type="gramEnd"/>
     </w:p>
     <w:p>
       <w:pPr>
@@ -2492,8 +2546,19 @@
           <w:szCs w:val="24"/>
           <w:lang w:val="en-US"/>
         </w:rPr>
-        <w:t>git add path/to/file.cs</w:t>
-      </w:r>
+        <w:t>git add path/to/</w:t>
+      </w:r>
+      <w:proofErr w:type="spellStart"/>
+      <w:r>
+        <w:rPr>
+          <w:rFonts w:cs="Arial"/>
+          <w:sz w:val="24"/>
+          <w:szCs w:val="24"/>
+          <w:lang w:val="en-US"/>
+        </w:rPr>
+        <w:t>file.cs</w:t>
+      </w:r>
+      <w:proofErr w:type="spellEnd"/>
     </w:p>
     <w:p>
       <w:pPr>
@@ -2791,8 +2856,19 @@
           <w:szCs w:val="24"/>
           <w:lang w:val="en-US"/>
         </w:rPr>
-        <w:t>git pull</w:t>
-      </w:r>
+        <w:t xml:space="preserve">git </w:t>
+      </w:r>
+      <w:proofErr w:type="gramStart"/>
+      <w:r>
+        <w:rPr>
+          <w:rFonts w:cs="Arial"/>
+          <w:sz w:val="24"/>
+          <w:szCs w:val="24"/>
+          <w:lang w:val="en-US"/>
+        </w:rPr>
+        <w:t>pull</w:t>
+      </w:r>
+      <w:proofErr w:type="gramEnd"/>
     </w:p>
     <w:p>
       <w:pPr>
@@ -2895,7 +2971,25 @@
           <w:sz w:val="24"/>
           <w:szCs w:val="24"/>
         </w:rPr>
-        <w:t xml:space="preserve">bin/, obj/, appsettings.Development.json </w:t>
+        <w:t xml:space="preserve">bin/, obj/, </w:t>
+      </w:r>
+      <w:proofErr w:type="spellStart"/>
+      <w:r>
+        <w:rPr>
+          <w:rFonts w:cs="Arial"/>
+          <w:sz w:val="24"/>
+          <w:szCs w:val="24"/>
+        </w:rPr>
+        <w:t>appsettings.Development.json</w:t>
+      </w:r>
+      <w:proofErr w:type="spellEnd"/>
+      <w:r>
+        <w:rPr>
+          <w:rFonts w:cs="Arial"/>
+          <w:sz w:val="24"/>
+          <w:szCs w:val="24"/>
+        </w:rPr>
+        <w:t xml:space="preserve"> </w:t>
       </w:r>
       <w:r>
         <w:rPr>
@@ -2946,7 +3040,25 @@
           <w:sz w:val="24"/>
           <w:szCs w:val="24"/>
         </w:rPr>
-        <w:t xml:space="preserve">.gitignore </w:t>
+        <w:t>.</w:t>
+      </w:r>
+      <w:proofErr w:type="spellStart"/>
+      <w:r>
+        <w:rPr>
+          <w:rFonts w:cs="Arial"/>
+          <w:sz w:val="24"/>
+          <w:szCs w:val="24"/>
+        </w:rPr>
+        <w:t>gitignore</w:t>
+      </w:r>
+      <w:proofErr w:type="spellEnd"/>
+      <w:r>
+        <w:rPr>
+          <w:rFonts w:cs="Arial"/>
+          <w:sz w:val="24"/>
+          <w:szCs w:val="24"/>
+        </w:rPr>
+        <w:t xml:space="preserve"> </w:t>
       </w:r>
       <w:r>
         <w:rPr>
@@ -3104,8 +3216,18 @@
           <w:sz w:val="24"/>
           <w:szCs w:val="24"/>
         </w:rPr>
-        <w:t>.gitignore</w:t>
-      </w:r>
+        <w:t>.</w:t>
+      </w:r>
+      <w:proofErr w:type="spellStart"/>
+      <w:r>
+        <w:rPr>
+          <w:rFonts w:cs="Arial"/>
+          <w:sz w:val="24"/>
+          <w:szCs w:val="24"/>
+        </w:rPr>
+        <w:t>gitignore</w:t>
+      </w:r>
+      <w:proofErr w:type="spellEnd"/>
     </w:p>
     <w:p>
       <w:pPr>
@@ -3234,7 +3356,25 @@
           <w:sz w:val="24"/>
           <w:szCs w:val="24"/>
         </w:rPr>
-        <w:t>.gitignore </w:t>
+        <w:t>.</w:t>
+      </w:r>
+      <w:proofErr w:type="spellStart"/>
+      <w:r>
+        <w:rPr>
+          <w:rFonts w:cs="Arial"/>
+          <w:sz w:val="24"/>
+          <w:szCs w:val="24"/>
+        </w:rPr>
+        <w:t>gitignore</w:t>
+      </w:r>
+      <w:proofErr w:type="spellEnd"/>
+      <w:r>
+        <w:rPr>
+          <w:rFonts w:cs="Arial"/>
+          <w:sz w:val="24"/>
+          <w:szCs w:val="24"/>
+        </w:rPr>
+        <w:t> </w:t>
       </w:r>
       <w:r>
         <w:rPr>
@@ -3451,8 +3591,17 @@
           <w:sz w:val="24"/>
           <w:szCs w:val="24"/>
         </w:rPr>
-        <w:t>dotnet tool install --global dotnet-ef</w:t>
-      </w:r>
+        <w:t>dotnet tool install --global dotnet-</w:t>
+      </w:r>
+      <w:proofErr w:type="spellStart"/>
+      <w:r>
+        <w:rPr>
+          <w:sz w:val="24"/>
+          <w:szCs w:val="24"/>
+        </w:rPr>
+        <w:t>ef</w:t>
+      </w:r>
+      <w:proofErr w:type="spellEnd"/>
     </w:p>
     <w:p>
       <w:pPr>
@@ -3514,8 +3663,21 @@
         <w:ind w:firstLine="720"/>
       </w:pPr>
       <w:r>
-        <w:t>dotnet ef migrations add AddUserRolesSeeder</w:t>
-      </w:r>
+        <w:t xml:space="preserve">dotnet </w:t>
+      </w:r>
+      <w:proofErr w:type="spellStart"/>
+      <w:r>
+        <w:t>ef</w:t>
+      </w:r>
+      <w:proofErr w:type="spellEnd"/>
+      <w:r>
+        <w:t xml:space="preserve"> migrations add </w:t>
+      </w:r>
+      <w:proofErr w:type="spellStart"/>
+      <w:r>
+        <w:t>AddUserRolesSeeder</w:t>
+      </w:r>
+      <w:proofErr w:type="spellEnd"/>
     </w:p>
     <w:p>
       <w:pPr>
@@ -3575,8 +3737,21 @@
         </w:rPr>
       </w:pPr>
       <w:r>
-        <w:t>dotnet ef migrations add AddUserRolesSeeder</w:t>
-      </w:r>
+        <w:t>dotnet </w:t>
+      </w:r>
+      <w:proofErr w:type="spellStart"/>
+      <w:r>
+        <w:t>ef</w:t>
+      </w:r>
+      <w:proofErr w:type="spellEnd"/>
+      <w:r>
+        <w:t> migrations add </w:t>
+      </w:r>
+      <w:proofErr w:type="spellStart"/>
+      <w:r>
+        <w:t>AddUserRolesSeeder</w:t>
+      </w:r>
+      <w:proofErr w:type="spellEnd"/>
     </w:p>
     <w:p>
       <w:pPr>
@@ -3604,6 +3779,7 @@
         </w:rPr>
         <w:t>20250814113020_</w:t>
       </w:r>
+      <w:proofErr w:type="spellStart"/>
       <w:r>
         <w:rPr>
           <w:rFonts w:eastAsiaTheme="minorEastAsia"/>
@@ -3611,6 +3787,7 @@
         </w:rPr>
         <w:t>AddUserRolesSeeder.cs</w:t>
       </w:r>
+      <w:proofErr w:type="spellEnd"/>
       <w:r>
         <w:rPr>
           <w:rFonts w:eastAsiaTheme="minorEastAsia" w:hint="cs"/>
@@ -3671,7 +3848,27 @@
           <w:szCs w:val="24"/>
           <w14:ligatures w14:val="none"/>
         </w:rPr>
-        <w:t>dotnet ef database update</w:t>
+        <w:t>dotnet </w:t>
+      </w:r>
+      <w:proofErr w:type="spellStart"/>
+      <w:r>
+        <w:rPr>
+          <w:rFonts w:ascii="Times New Roman" w:eastAsia="Times New Roman" w:hAnsi="Times New Roman" w:cs="Times New Roman"/>
+          <w:sz w:val="24"/>
+          <w:szCs w:val="24"/>
+          <w14:ligatures w14:val="none"/>
+        </w:rPr>
+        <w:t>ef</w:t>
+      </w:r>
+      <w:proofErr w:type="spellEnd"/>
+      <w:r>
+        <w:rPr>
+          <w:rFonts w:ascii="Times New Roman" w:eastAsia="Times New Roman" w:hAnsi="Times New Roman" w:cs="Times New Roman"/>
+          <w:sz w:val="24"/>
+          <w:szCs w:val="24"/>
+          <w14:ligatures w14:val="none"/>
+        </w:rPr>
+        <w:t> database update</w:t>
       </w:r>
     </w:p>
     <w:p>
@@ -3718,7 +3915,27 @@
           <w:szCs w:val="24"/>
           <w14:ligatures w14:val="none"/>
         </w:rPr>
-        <w:t>dotnet ef migrations list</w:t>
+        <w:t>dotnet </w:t>
+      </w:r>
+      <w:proofErr w:type="spellStart"/>
+      <w:r>
+        <w:rPr>
+          <w:rFonts w:ascii="Times New Roman" w:eastAsia="Times New Roman" w:hAnsi="Times New Roman" w:cs="Times New Roman"/>
+          <w:sz w:val="24"/>
+          <w:szCs w:val="24"/>
+          <w14:ligatures w14:val="none"/>
+        </w:rPr>
+        <w:t>ef</w:t>
+      </w:r>
+      <w:proofErr w:type="spellEnd"/>
+      <w:r>
+        <w:rPr>
+          <w:rFonts w:ascii="Times New Roman" w:eastAsia="Times New Roman" w:hAnsi="Times New Roman" w:cs="Times New Roman"/>
+          <w:sz w:val="24"/>
+          <w:szCs w:val="24"/>
+          <w14:ligatures w14:val="none"/>
+        </w:rPr>
+        <w:t> migrations list</w:t>
       </w:r>
     </w:p>
     <w:p>
@@ -3765,7 +3982,47 @@
           <w:szCs w:val="24"/>
           <w14:ligatures w14:val="none"/>
         </w:rPr>
-        <w:t>dotnet ef dbcontext list</w:t>
+        <w:t>dotnet </w:t>
+      </w:r>
+      <w:proofErr w:type="spellStart"/>
+      <w:r>
+        <w:rPr>
+          <w:rFonts w:ascii="Times New Roman" w:eastAsia="Times New Roman" w:hAnsi="Times New Roman" w:cs="Times New Roman"/>
+          <w:sz w:val="24"/>
+          <w:szCs w:val="24"/>
+          <w14:ligatures w14:val="none"/>
+        </w:rPr>
+        <w:t>ef</w:t>
+      </w:r>
+      <w:proofErr w:type="spellEnd"/>
+      <w:r>
+        <w:rPr>
+          <w:rFonts w:ascii="Times New Roman" w:eastAsia="Times New Roman" w:hAnsi="Times New Roman" w:cs="Times New Roman"/>
+          <w:sz w:val="24"/>
+          <w:szCs w:val="24"/>
+          <w14:ligatures w14:val="none"/>
+        </w:rPr>
+        <w:t> </w:t>
+      </w:r>
+      <w:proofErr w:type="spellStart"/>
+      <w:r>
+        <w:rPr>
+          <w:rFonts w:ascii="Times New Roman" w:eastAsia="Times New Roman" w:hAnsi="Times New Roman" w:cs="Times New Roman"/>
+          <w:sz w:val="24"/>
+          <w:szCs w:val="24"/>
+          <w14:ligatures w14:val="none"/>
+        </w:rPr>
+        <w:t>dbcontext</w:t>
+      </w:r>
+      <w:proofErr w:type="spellEnd"/>
+      <w:r>
+        <w:rPr>
+          <w:rFonts w:ascii="Times New Roman" w:eastAsia="Times New Roman" w:hAnsi="Times New Roman" w:cs="Times New Roman"/>
+          <w:sz w:val="24"/>
+          <w:szCs w:val="24"/>
+          <w14:ligatures w14:val="none"/>
+        </w:rPr>
+        <w:t> list</w:t>
       </w:r>
     </w:p>
     <w:p>
@@ -3787,7 +4044,47 @@
           <w:szCs w:val="24"/>
           <w14:ligatures w14:val="none"/>
         </w:rPr>
-        <w:t>dotnet ef dbcontext info</w:t>
+        <w:t>dotnet </w:t>
+      </w:r>
+      <w:proofErr w:type="spellStart"/>
+      <w:r>
+        <w:rPr>
+          <w:rFonts w:ascii="Times New Roman" w:eastAsia="Times New Roman" w:hAnsi="Times New Roman" w:cs="Times New Roman"/>
+          <w:sz w:val="24"/>
+          <w:szCs w:val="24"/>
+          <w14:ligatures w14:val="none"/>
+        </w:rPr>
+        <w:t>ef</w:t>
+      </w:r>
+      <w:proofErr w:type="spellEnd"/>
+      <w:r>
+        <w:rPr>
+          <w:rFonts w:ascii="Times New Roman" w:eastAsia="Times New Roman" w:hAnsi="Times New Roman" w:cs="Times New Roman"/>
+          <w:sz w:val="24"/>
+          <w:szCs w:val="24"/>
+          <w14:ligatures w14:val="none"/>
+        </w:rPr>
+        <w:t> </w:t>
+      </w:r>
+      <w:proofErr w:type="spellStart"/>
+      <w:r>
+        <w:rPr>
+          <w:rFonts w:ascii="Times New Roman" w:eastAsia="Times New Roman" w:hAnsi="Times New Roman" w:cs="Times New Roman"/>
+          <w:sz w:val="24"/>
+          <w:szCs w:val="24"/>
+          <w14:ligatures w14:val="none"/>
+        </w:rPr>
+        <w:t>dbcontext</w:t>
+      </w:r>
+      <w:proofErr w:type="spellEnd"/>
+      <w:r>
+        <w:rPr>
+          <w:rFonts w:ascii="Times New Roman" w:eastAsia="Times New Roman" w:hAnsi="Times New Roman" w:cs="Times New Roman"/>
+          <w:sz w:val="24"/>
+          <w:szCs w:val="24"/>
+          <w14:ligatures w14:val="none"/>
+        </w:rPr>
+        <w:t> info</w:t>
       </w:r>
     </w:p>
     <w:p>
@@ -3795,6 +4092,355 @@
         <w:pStyle w:val="NormalWeb"/>
         <w:bidi/>
         <w:ind w:left="720"/>
+      </w:pPr>
+    </w:p>
+    <w:p>
+      <w:pPr>
+        <w:pStyle w:val="Heading1"/>
+        <w:numPr>
+          <w:ilvl w:val="0"/>
+          <w:numId w:val="8"/>
+        </w:numPr>
+        <w:bidi/>
+        <w:rPr>
+          <w:rtl/>
+          <w:lang w:val="en-US"/>
+        </w:rPr>
+      </w:pPr>
+      <w:r>
+        <w:rPr>
+          <w:rFonts w:hint="cs"/>
+          <w:rtl/>
+          <w:lang w:val="en-US"/>
+        </w:rPr>
+        <w:t xml:space="preserve">פקודות </w:t>
+      </w:r>
+      <w:r>
+        <w:rPr>
+          <w:rFonts w:hint="cs"/>
+          <w:rtl/>
+          <w:lang w:val="en-US"/>
+        </w:rPr>
+        <w:t>לדוקר קונטיינר</w:t>
+      </w:r>
+    </w:p>
+    <w:p>
+      <w:pPr>
+        <w:bidi/>
+        <w:rPr>
+          <w:rtl/>
+          <w:lang w:val="en-IL"/>
+        </w:rPr>
+      </w:pPr>
+      <w:r>
+        <w:rPr>
+          <w:rFonts w:hint="cs"/>
+          <w:rtl/>
+          <w:lang w:val="en-US"/>
+        </w:rPr>
+        <w:t>אחרי שינוי מבנה הפרוייקט, שנוי שמות הפרוייקט, שינוי קובצי הדוקר צריך לבנות מחדש את ה</w:t>
+      </w:r>
+      <w:r>
+        <w:rPr>
+          <w:rFonts w:hint="cs"/>
+          <w:rtl/>
+          <w:lang w:val="en-IL"/>
+        </w:rPr>
+        <w:t>קוטיינרים מחדש לפי הקבצים המעודכנים, למשל לפי ה</w:t>
+      </w:r>
+      <w:r>
+        <w:rPr>
+          <w:rFonts w:hint="cs"/>
+          <w:rtl/>
+          <w:lang w:val="en-IL"/>
+        </w:rPr>
+        <w:t xml:space="preserve"> </w:t>
+      </w:r>
+      <w:r>
+        <w:rPr>
+          <w:lang w:val="en-IL"/>
+        </w:rPr>
+        <w:t> context </w:t>
+      </w:r>
+      <w:r>
+        <w:rPr>
+          <w:rtl/>
+          <w:lang w:val="en-IL"/>
+        </w:rPr>
+        <w:t>ו־</w:t>
+      </w:r>
+      <w:r>
+        <w:rPr>
+          <w:lang w:val="en-IL"/>
+        </w:rPr>
+        <w:t>volumes</w:t>
+      </w:r>
+      <w:r>
+        <w:rPr>
+          <w:rFonts w:hint="cs"/>
+          <w:rtl/>
+          <w:lang w:val="en-IL"/>
+        </w:rPr>
+        <w:t xml:space="preserve">: </w:t>
+      </w:r>
+    </w:p>
+    <w:p>
+      <w:pPr>
+        <w:spacing w:after="0"/>
+        <w:rPr>
+          <w:lang w:val="en-IL"/>
+        </w:rPr>
+      </w:pPr>
+      <w:r>
+        <w:rPr>
+          <w:lang w:val="en-IL"/>
+        </w:rPr>
+        <w:t>context</w:t>
+      </w:r>
+      <w:proofErr w:type="gramStart"/>
+      <w:r>
+        <w:rPr>
+          <w:lang w:val="en-IL"/>
+        </w:rPr>
+        <w:t>: .</w:t>
+      </w:r>
+      <w:proofErr w:type="gramEnd"/>
+      <w:r>
+        <w:rPr>
+          <w:lang w:val="en-IL"/>
+        </w:rPr>
+        <w:t>/Server/</w:t>
+      </w:r>
+      <w:proofErr w:type="spellStart"/>
+      <w:r>
+        <w:rPr>
+          <w:lang w:val="en-IL"/>
+        </w:rPr>
+        <w:t>AuthService</w:t>
+      </w:r>
+      <w:proofErr w:type="spellEnd"/>
+    </w:p>
+    <w:p>
+      <w:pPr>
+        <w:spacing w:after="0"/>
+        <w:rPr>
+          <w:lang w:val="en-IL"/>
+        </w:rPr>
+      </w:pPr>
+      <w:r>
+        <w:rPr>
+          <w:lang w:val="en-IL"/>
+        </w:rPr>
+        <w:t>volumes:</w:t>
+      </w:r>
+    </w:p>
+    <w:p>
+      <w:pPr>
+        <w:spacing w:after="0"/>
+        <w:rPr>
+          <w:lang w:val="en-IL"/>
+        </w:rPr>
+      </w:pPr>
+      <w:r>
+        <w:rPr>
+          <w:lang w:val="en-IL"/>
+        </w:rPr>
+        <w:t>  </w:t>
+      </w:r>
+      <w:proofErr w:type="gramStart"/>
+      <w:r>
+        <w:rPr>
+          <w:lang w:val="en-IL"/>
+        </w:rPr>
+        <w:t>- .</w:t>
+      </w:r>
+      <w:proofErr w:type="gramEnd"/>
+      <w:r>
+        <w:rPr>
+          <w:lang w:val="en-IL"/>
+        </w:rPr>
+        <w:t>/Server/</w:t>
+      </w:r>
+      <w:proofErr w:type="spellStart"/>
+      <w:r>
+        <w:rPr>
+          <w:lang w:val="en-IL"/>
+        </w:rPr>
+        <w:t>AuthService</w:t>
+      </w:r>
+      <w:proofErr w:type="spellEnd"/>
+      <w:r>
+        <w:rPr>
+          <w:lang w:val="en-IL"/>
+        </w:rPr>
+        <w:t>:/app</w:t>
+      </w:r>
+    </w:p>
+    <w:p>
+      <w:pPr>
+        <w:bidi/>
+        <w:rPr>
+          <w:rtl/>
+          <w:lang w:val="en-IL"/>
+        </w:rPr>
+      </w:pPr>
+    </w:p>
+    <w:p>
+      <w:pPr>
+        <w:bidi/>
+        <w:rPr>
+          <w:b/>
+          <w:bCs/>
+          <w:rtl/>
+          <w:lang w:val="en-IL"/>
+        </w:rPr>
+      </w:pPr>
+      <w:r>
+        <w:rPr>
+          <w:rFonts w:hint="cs"/>
+          <w:rtl/>
+          <w:lang w:val="en-IL"/>
+        </w:rPr>
+        <w:lastRenderedPageBreak/>
+        <w:t>חשוב להריץ את הפקודות הבאות מ</w:t>
+      </w:r>
+      <w:r>
+        <w:rPr>
+          <w:rtl/>
+          <w:lang w:val="en-IL"/>
+        </w:rPr>
+        <w:t>תוך </w:t>
+      </w:r>
+      <w:r>
+        <w:rPr>
+          <w:b/>
+          <w:bCs/>
+          <w:rtl/>
+          <w:lang w:val="en-IL"/>
+        </w:rPr>
+        <w:t>ספריית השורש של הפרוי</w:t>
+      </w:r>
+      <w:r>
+        <w:rPr>
+          <w:rFonts w:hint="cs"/>
+          <w:b/>
+          <w:bCs/>
+          <w:rtl/>
+          <w:lang w:val="en-IL"/>
+        </w:rPr>
+        <w:t>קט (</w:t>
+      </w:r>
+      <w:r>
+        <w:rPr>
+          <w:b/>
+          <w:bCs/>
+          <w:lang w:val="en-IL"/>
+        </w:rPr>
+        <w:t>C</w:t>
+      </w:r>
+      <w:r>
+        <w:rPr>
+          <w:rFonts w:hint="cs"/>
+          <w:b/>
+          <w:bCs/>
+          <w:rtl/>
+          <w:lang w:val="en-IL"/>
+        </w:rPr>
+        <w:t>2</w:t>
+      </w:r>
+      <w:r>
+        <w:rPr>
+          <w:b/>
+          <w:bCs/>
+          <w:lang w:val="en-IL"/>
+        </w:rPr>
+        <w:t>A</w:t>
+      </w:r>
+      <w:r>
+        <w:rPr>
+          <w:rFonts w:hint="cs"/>
+          <w:b/>
+          <w:bCs/>
+          <w:rtl/>
+          <w:lang w:val="en-IL"/>
+        </w:rPr>
+        <w:t xml:space="preserve"> למשל):</w:t>
+      </w:r>
+    </w:p>
+    <w:p>
+      <w:pPr>
+        <w:spacing w:after="0" w:line="240" w:lineRule="auto"/>
+        <w:rPr>
+          <w:rFonts w:ascii="Times New Roman" w:eastAsia="Times New Roman" w:hAnsi="Times New Roman" w:cs="Times New Roman"/>
+          <w:sz w:val="24"/>
+          <w:szCs w:val="24"/>
+          <w:lang w:val="en-IL"/>
+          <w14:ligatures w14:val="none"/>
+        </w:rPr>
+      </w:pPr>
+      <w:r>
+        <w:rPr>
+          <w:rFonts w:ascii="Times New Roman" w:eastAsia="Times New Roman" w:hAnsi="Times New Roman" w:cs="Times New Roman"/>
+          <w:sz w:val="24"/>
+          <w:szCs w:val="24"/>
+          <w:lang w:val="en-IL"/>
+          <w14:ligatures w14:val="none"/>
+        </w:rPr>
+        <w:t>cd path/to/A2C</w:t>
+      </w:r>
+    </w:p>
+    <w:p>
+      <w:pPr>
+        <w:spacing w:after="0" w:line="240" w:lineRule="auto"/>
+        <w:rPr>
+          <w:rFonts w:ascii="Times New Roman" w:eastAsia="Times New Roman" w:hAnsi="Times New Roman" w:cs="Times New Roman"/>
+          <w:sz w:val="24"/>
+          <w:szCs w:val="24"/>
+          <w:lang w:val="en-IL"/>
+          <w14:ligatures w14:val="none"/>
+        </w:rPr>
+      </w:pPr>
+      <w:r>
+        <w:rPr>
+          <w:rFonts w:ascii="Times New Roman" w:eastAsia="Times New Roman" w:hAnsi="Times New Roman" w:cs="Times New Roman"/>
+          <w:sz w:val="24"/>
+          <w:szCs w:val="24"/>
+          <w:lang w:val="en-IL"/>
+          <w14:ligatures w14:val="none"/>
+        </w:rPr>
+        <w:t>docker-compose down</w:t>
+      </w:r>
+    </w:p>
+    <w:p>
+      <w:pPr>
+        <w:spacing w:after="0" w:line="240" w:lineRule="auto"/>
+        <w:rPr>
+          <w:rFonts w:ascii="Times New Roman" w:eastAsia="Times New Roman" w:hAnsi="Times New Roman" w:cs="Times New Roman"/>
+          <w:sz w:val="24"/>
+          <w:szCs w:val="24"/>
+          <w:lang w:val="en-IL"/>
+          <w14:ligatures w14:val="none"/>
+        </w:rPr>
+      </w:pPr>
+      <w:r>
+        <w:rPr>
+          <w:rFonts w:ascii="Times New Roman" w:eastAsia="Times New Roman" w:hAnsi="Times New Roman" w:cs="Times New Roman"/>
+          <w:sz w:val="24"/>
+          <w:szCs w:val="24"/>
+          <w:lang w:val="en-IL"/>
+          <w14:ligatures w14:val="none"/>
+        </w:rPr>
+        <w:t>docker-compose up --build</w:t>
+      </w:r>
+    </w:p>
+    <w:p>
+      <w:pPr>
+        <w:bidi/>
+        <w:rPr>
+          <w:rFonts w:hint="cs"/>
+          <w:rtl/>
+          <w:lang w:val="en-IL"/>
+        </w:rPr>
       </w:pPr>
     </w:p>
     <w:p>
@@ -5226,7 +5872,6 @@
   <w:style w:type="character" w:default="1" w:styleId="DefaultParagraphFont">
     <w:name w:val="Default Paragraph Font"/>
     <w:uiPriority w:val="1"/>
-    <w:semiHidden/>
     <w:unhideWhenUsed/>
   </w:style>
   <w:style w:type="table" w:default="1" w:styleId="TableNormal">

--- a/Documentations/UsefulCommands.docx
+++ b/Documentations/UsefulCommands.docx
@@ -1359,18 +1359,8 @@
           <w:sz w:val="24"/>
           <w:szCs w:val="24"/>
         </w:rPr>
-        <w:t xml:space="preserve">git </w:t>
-      </w:r>
-      <w:proofErr w:type="spellStart"/>
-      <w:r>
-        <w:rPr>
-          <w:rFonts w:ascii="Segoe UI Emoji" w:hAnsi="Segoe UI Emoji" w:cs="Segoe UI Emoji"/>
-          <w:sz w:val="24"/>
-          <w:szCs w:val="24"/>
-        </w:rPr>
-        <w:t>init</w:t>
-      </w:r>
-      <w:proofErr w:type="spellEnd"/>
+        <w:t>git init</w:t>
+      </w:r>
     </w:p>
     <w:p>
       <w:pPr>
@@ -1581,18 +1571,8 @@
           <w:sz w:val="24"/>
           <w:szCs w:val="24"/>
         </w:rPr>
-        <w:t xml:space="preserve">: </w:t>
-      </w:r>
-      <w:proofErr w:type="spellStart"/>
-      <w:r>
-        <w:rPr>
-          <w:rFonts w:ascii="Segoe UI Emoji" w:hAnsi="Segoe UI Emoji" w:cs="Segoe UI Emoji"/>
-          <w:sz w:val="24"/>
-          <w:szCs w:val="24"/>
-        </w:rPr>
-        <w:t>MyProject</w:t>
-      </w:r>
-      <w:proofErr w:type="spellEnd"/>
+        <w:t>: MyProject</w:t>
+      </w:r>
     </w:p>
     <w:p>
       <w:pPr>
@@ -2008,21 +1988,7 @@
         <w:rPr>
           <w:rFonts w:ascii="Segoe UI Emoji" w:hAnsi="Segoe UI Emoji" w:cs="Segoe UI Emoji"/>
         </w:rPr>
-        <w:t>git remote set-</w:t>
-      </w:r>
-      <w:proofErr w:type="spellStart"/>
-      <w:r>
-        <w:rPr>
-          <w:rFonts w:ascii="Segoe UI Emoji" w:hAnsi="Segoe UI Emoji" w:cs="Segoe UI Emoji"/>
-        </w:rPr>
-        <w:t>url</w:t>
-      </w:r>
-      <w:proofErr w:type="spellEnd"/>
-      <w:r>
-        <w:rPr>
-          <w:rFonts w:ascii="Segoe UI Emoji" w:hAnsi="Segoe UI Emoji" w:cs="Segoe UI Emoji"/>
-        </w:rPr>
-        <w:t xml:space="preserve"> origin https://github.com/USERNAME/REPO_NAME.git</w:t>
+        <w:t>git remote set-url origin https://github.com/USERNAME/REPO_NAME.git</w:t>
       </w:r>
     </w:p>
     <w:p>
@@ -2114,18 +2080,8 @@
           <w:sz w:val="24"/>
           <w:szCs w:val="24"/>
         </w:rPr>
-        <w:t xml:space="preserve">git </w:t>
-      </w:r>
-      <w:proofErr w:type="gramStart"/>
-      <w:r>
-        <w:rPr>
-          <w:rFonts w:ascii="Segoe UI Emoji" w:hAnsi="Segoe UI Emoji" w:cs="Segoe UI Emoji"/>
-          <w:sz w:val="24"/>
-          <w:szCs w:val="24"/>
-        </w:rPr>
-        <w:t>add .</w:t>
-      </w:r>
-      <w:proofErr w:type="gramEnd"/>
+        <w:t>git add .</w:t>
+      </w:r>
     </w:p>
     <w:p>
       <w:pPr>
@@ -2489,18 +2445,8 @@
           <w:szCs w:val="24"/>
           <w:lang w:val="en-US"/>
         </w:rPr>
-        <w:t xml:space="preserve">git </w:t>
-      </w:r>
-      <w:proofErr w:type="gramStart"/>
-      <w:r>
-        <w:rPr>
-          <w:sz w:val="24"/>
-          <w:szCs w:val="24"/>
-          <w:lang w:val="en-US"/>
-        </w:rPr>
-        <w:t>add .</w:t>
-      </w:r>
-      <w:proofErr w:type="gramEnd"/>
+        <w:t>git add .</w:t>
+      </w:r>
     </w:p>
     <w:p>
       <w:pPr>
@@ -2546,19 +2492,8 @@
           <w:szCs w:val="24"/>
           <w:lang w:val="en-US"/>
         </w:rPr>
-        <w:t>git add path/to/</w:t>
-      </w:r>
-      <w:proofErr w:type="spellStart"/>
-      <w:r>
-        <w:rPr>
-          <w:rFonts w:cs="Arial"/>
-          <w:sz w:val="24"/>
-          <w:szCs w:val="24"/>
-          <w:lang w:val="en-US"/>
-        </w:rPr>
-        <w:t>file.cs</w:t>
-      </w:r>
-      <w:proofErr w:type="spellEnd"/>
+        <w:t>git add path/to/file.cs</w:t>
+      </w:r>
     </w:p>
     <w:p>
       <w:pPr>
@@ -2856,19 +2791,8 @@
           <w:szCs w:val="24"/>
           <w:lang w:val="en-US"/>
         </w:rPr>
-        <w:t xml:space="preserve">git </w:t>
-      </w:r>
-      <w:proofErr w:type="gramStart"/>
-      <w:r>
-        <w:rPr>
-          <w:rFonts w:cs="Arial"/>
-          <w:sz w:val="24"/>
-          <w:szCs w:val="24"/>
-          <w:lang w:val="en-US"/>
-        </w:rPr>
-        <w:t>pull</w:t>
-      </w:r>
-      <w:proofErr w:type="gramEnd"/>
+        <w:t>git pull</w:t>
+      </w:r>
     </w:p>
     <w:p>
       <w:pPr>
@@ -2971,25 +2895,7 @@
           <w:sz w:val="24"/>
           <w:szCs w:val="24"/>
         </w:rPr>
-        <w:t xml:space="preserve">bin/, obj/, </w:t>
-      </w:r>
-      <w:proofErr w:type="spellStart"/>
-      <w:r>
-        <w:rPr>
-          <w:rFonts w:cs="Arial"/>
-          <w:sz w:val="24"/>
-          <w:szCs w:val="24"/>
-        </w:rPr>
-        <w:t>appsettings.Development.json</w:t>
-      </w:r>
-      <w:proofErr w:type="spellEnd"/>
-      <w:r>
-        <w:rPr>
-          <w:rFonts w:cs="Arial"/>
-          <w:sz w:val="24"/>
-          <w:szCs w:val="24"/>
-        </w:rPr>
-        <w:t xml:space="preserve"> </w:t>
+        <w:t xml:space="preserve">bin/, obj/, appsettings.Development.json </w:t>
       </w:r>
       <w:r>
         <w:rPr>
@@ -3040,25 +2946,7 @@
           <w:sz w:val="24"/>
           <w:szCs w:val="24"/>
         </w:rPr>
-        <w:t>.</w:t>
-      </w:r>
-      <w:proofErr w:type="spellStart"/>
-      <w:r>
-        <w:rPr>
-          <w:rFonts w:cs="Arial"/>
-          <w:sz w:val="24"/>
-          <w:szCs w:val="24"/>
-        </w:rPr>
-        <w:t>gitignore</w:t>
-      </w:r>
-      <w:proofErr w:type="spellEnd"/>
-      <w:r>
-        <w:rPr>
-          <w:rFonts w:cs="Arial"/>
-          <w:sz w:val="24"/>
-          <w:szCs w:val="24"/>
-        </w:rPr>
-        <w:t xml:space="preserve"> </w:t>
+        <w:t xml:space="preserve">.gitignore </w:t>
       </w:r>
       <w:r>
         <w:rPr>
@@ -3216,18 +3104,8 @@
           <w:sz w:val="24"/>
           <w:szCs w:val="24"/>
         </w:rPr>
-        <w:t>.</w:t>
-      </w:r>
-      <w:proofErr w:type="spellStart"/>
-      <w:r>
-        <w:rPr>
-          <w:rFonts w:cs="Arial"/>
-          <w:sz w:val="24"/>
-          <w:szCs w:val="24"/>
-        </w:rPr>
-        <w:t>gitignore</w:t>
-      </w:r>
-      <w:proofErr w:type="spellEnd"/>
+        <w:t>.gitignore</w:t>
+      </w:r>
     </w:p>
     <w:p>
       <w:pPr>
@@ -3356,25 +3234,7 @@
           <w:sz w:val="24"/>
           <w:szCs w:val="24"/>
         </w:rPr>
-        <w:t>.</w:t>
-      </w:r>
-      <w:proofErr w:type="spellStart"/>
-      <w:r>
-        <w:rPr>
-          <w:rFonts w:cs="Arial"/>
-          <w:sz w:val="24"/>
-          <w:szCs w:val="24"/>
-        </w:rPr>
-        <w:t>gitignore</w:t>
-      </w:r>
-      <w:proofErr w:type="spellEnd"/>
-      <w:r>
-        <w:rPr>
-          <w:rFonts w:cs="Arial"/>
-          <w:sz w:val="24"/>
-          <w:szCs w:val="24"/>
-        </w:rPr>
-        <w:t> </w:t>
+        <w:t>.gitignore </w:t>
       </w:r>
       <w:r>
         <w:rPr>
@@ -3591,17 +3451,8 @@
           <w:sz w:val="24"/>
           <w:szCs w:val="24"/>
         </w:rPr>
-        <w:t>dotnet tool install --global dotnet-</w:t>
-      </w:r>
-      <w:proofErr w:type="spellStart"/>
-      <w:r>
-        <w:rPr>
-          <w:sz w:val="24"/>
-          <w:szCs w:val="24"/>
-        </w:rPr>
-        <w:t>ef</w:t>
-      </w:r>
-      <w:proofErr w:type="spellEnd"/>
+        <w:t>dotnet tool install --global dotnet-ef</w:t>
+      </w:r>
     </w:p>
     <w:p>
       <w:pPr>
@@ -3663,21 +3514,8 @@
         <w:ind w:firstLine="720"/>
       </w:pPr>
       <w:r>
-        <w:t xml:space="preserve">dotnet </w:t>
-      </w:r>
-      <w:proofErr w:type="spellStart"/>
-      <w:r>
-        <w:t>ef</w:t>
-      </w:r>
-      <w:proofErr w:type="spellEnd"/>
-      <w:r>
-        <w:t xml:space="preserve"> migrations add </w:t>
-      </w:r>
-      <w:proofErr w:type="spellStart"/>
-      <w:r>
-        <w:t>AddUserRolesSeeder</w:t>
-      </w:r>
-      <w:proofErr w:type="spellEnd"/>
+        <w:t>dotnet ef migrations add AddUserRolesSeeder</w:t>
+      </w:r>
     </w:p>
     <w:p>
       <w:pPr>
@@ -3737,21 +3575,8 @@
         </w:rPr>
       </w:pPr>
       <w:r>
-        <w:t>dotnet </w:t>
-      </w:r>
-      <w:proofErr w:type="spellStart"/>
-      <w:r>
-        <w:t>ef</w:t>
-      </w:r>
-      <w:proofErr w:type="spellEnd"/>
-      <w:r>
-        <w:t> migrations add </w:t>
-      </w:r>
-      <w:proofErr w:type="spellStart"/>
-      <w:r>
-        <w:t>AddUserRolesSeeder</w:t>
-      </w:r>
-      <w:proofErr w:type="spellEnd"/>
+        <w:t>dotnet ef migrations add AddUserRolesSeeder</w:t>
+      </w:r>
     </w:p>
     <w:p>
       <w:pPr>
@@ -3779,7 +3604,6 @@
         </w:rPr>
         <w:t>20250814113020_</w:t>
       </w:r>
-      <w:proofErr w:type="spellStart"/>
       <w:r>
         <w:rPr>
           <w:rFonts w:eastAsiaTheme="minorEastAsia"/>
@@ -3787,7 +3611,6 @@
         </w:rPr>
         <w:t>AddUserRolesSeeder.cs</w:t>
       </w:r>
-      <w:proofErr w:type="spellEnd"/>
       <w:r>
         <w:rPr>
           <w:rFonts w:eastAsiaTheme="minorEastAsia" w:hint="cs"/>
@@ -3848,27 +3671,7 @@
           <w:szCs w:val="24"/>
           <w14:ligatures w14:val="none"/>
         </w:rPr>
-        <w:t>dotnet </w:t>
-      </w:r>
-      <w:proofErr w:type="spellStart"/>
-      <w:r>
-        <w:rPr>
-          <w:rFonts w:ascii="Times New Roman" w:eastAsia="Times New Roman" w:hAnsi="Times New Roman" w:cs="Times New Roman"/>
-          <w:sz w:val="24"/>
-          <w:szCs w:val="24"/>
-          <w14:ligatures w14:val="none"/>
-        </w:rPr>
-        <w:t>ef</w:t>
-      </w:r>
-      <w:proofErr w:type="spellEnd"/>
-      <w:r>
-        <w:rPr>
-          <w:rFonts w:ascii="Times New Roman" w:eastAsia="Times New Roman" w:hAnsi="Times New Roman" w:cs="Times New Roman"/>
-          <w:sz w:val="24"/>
-          <w:szCs w:val="24"/>
-          <w14:ligatures w14:val="none"/>
-        </w:rPr>
-        <w:t> database update</w:t>
+        <w:t>dotnet ef database update</w:t>
       </w:r>
     </w:p>
     <w:p>
@@ -3915,27 +3718,7 @@
           <w:szCs w:val="24"/>
           <w14:ligatures w14:val="none"/>
         </w:rPr>
-        <w:t>dotnet </w:t>
-      </w:r>
-      <w:proofErr w:type="spellStart"/>
-      <w:r>
-        <w:rPr>
-          <w:rFonts w:ascii="Times New Roman" w:eastAsia="Times New Roman" w:hAnsi="Times New Roman" w:cs="Times New Roman"/>
-          <w:sz w:val="24"/>
-          <w:szCs w:val="24"/>
-          <w14:ligatures w14:val="none"/>
-        </w:rPr>
-        <w:t>ef</w:t>
-      </w:r>
-      <w:proofErr w:type="spellEnd"/>
-      <w:r>
-        <w:rPr>
-          <w:rFonts w:ascii="Times New Roman" w:eastAsia="Times New Roman" w:hAnsi="Times New Roman" w:cs="Times New Roman"/>
-          <w:sz w:val="24"/>
-          <w:szCs w:val="24"/>
-          <w14:ligatures w14:val="none"/>
-        </w:rPr>
-        <w:t> migrations list</w:t>
+        <w:t>dotnet ef migrations list</w:t>
       </w:r>
     </w:p>
     <w:p>
@@ -3982,19 +3765,21 @@
           <w:szCs w:val="24"/>
           <w14:ligatures w14:val="none"/>
         </w:rPr>
-        <w:t>dotnet </w:t>
-      </w:r>
-      <w:proofErr w:type="spellStart"/>
-      <w:r>
+        <w:t>dotnet ef dbcontext list</w:t>
+      </w:r>
+    </w:p>
+    <w:p>
+      <w:pPr>
+        <w:pStyle w:val="ListParagraph"/>
+        <w:bidi/>
+        <w:spacing w:before="100" w:beforeAutospacing="1" w:after="100" w:afterAutospacing="1" w:line="240" w:lineRule="auto"/>
         <w:rPr>
           <w:rFonts w:ascii="Times New Roman" w:eastAsia="Times New Roman" w:hAnsi="Times New Roman" w:cs="Times New Roman"/>
           <w:sz w:val="24"/>
           <w:szCs w:val="24"/>
           <w14:ligatures w14:val="none"/>
         </w:rPr>
-        <w:t>ef</w:t>
-      </w:r>
-      <w:proofErr w:type="spellEnd"/>
+      </w:pPr>
       <w:r>
         <w:rPr>
           <w:rFonts w:ascii="Times New Roman" w:eastAsia="Times New Roman" w:hAnsi="Times New Roman" w:cs="Times New Roman"/>
@@ -4002,89 +3787,7 @@
           <w:szCs w:val="24"/>
           <w14:ligatures w14:val="none"/>
         </w:rPr>
-        <w:t> </w:t>
-      </w:r>
-      <w:proofErr w:type="spellStart"/>
-      <w:r>
-        <w:rPr>
-          <w:rFonts w:ascii="Times New Roman" w:eastAsia="Times New Roman" w:hAnsi="Times New Roman" w:cs="Times New Roman"/>
-          <w:sz w:val="24"/>
-          <w:szCs w:val="24"/>
-          <w14:ligatures w14:val="none"/>
-        </w:rPr>
-        <w:t>dbcontext</w:t>
-      </w:r>
-      <w:proofErr w:type="spellEnd"/>
-      <w:r>
-        <w:rPr>
-          <w:rFonts w:ascii="Times New Roman" w:eastAsia="Times New Roman" w:hAnsi="Times New Roman" w:cs="Times New Roman"/>
-          <w:sz w:val="24"/>
-          <w:szCs w:val="24"/>
-          <w14:ligatures w14:val="none"/>
-        </w:rPr>
-        <w:t> list</w:t>
-      </w:r>
-    </w:p>
-    <w:p>
-      <w:pPr>
-        <w:pStyle w:val="ListParagraph"/>
-        <w:bidi/>
-        <w:spacing w:before="100" w:beforeAutospacing="1" w:after="100" w:afterAutospacing="1" w:line="240" w:lineRule="auto"/>
-        <w:rPr>
-          <w:rFonts w:ascii="Times New Roman" w:eastAsia="Times New Roman" w:hAnsi="Times New Roman" w:cs="Times New Roman"/>
-          <w:sz w:val="24"/>
-          <w:szCs w:val="24"/>
-          <w14:ligatures w14:val="none"/>
-        </w:rPr>
-      </w:pPr>
-      <w:r>
-        <w:rPr>
-          <w:rFonts w:ascii="Times New Roman" w:eastAsia="Times New Roman" w:hAnsi="Times New Roman" w:cs="Times New Roman"/>
-          <w:sz w:val="24"/>
-          <w:szCs w:val="24"/>
-          <w14:ligatures w14:val="none"/>
-        </w:rPr>
-        <w:t>dotnet </w:t>
-      </w:r>
-      <w:proofErr w:type="spellStart"/>
-      <w:r>
-        <w:rPr>
-          <w:rFonts w:ascii="Times New Roman" w:eastAsia="Times New Roman" w:hAnsi="Times New Roman" w:cs="Times New Roman"/>
-          <w:sz w:val="24"/>
-          <w:szCs w:val="24"/>
-          <w14:ligatures w14:val="none"/>
-        </w:rPr>
-        <w:t>ef</w:t>
-      </w:r>
-      <w:proofErr w:type="spellEnd"/>
-      <w:r>
-        <w:rPr>
-          <w:rFonts w:ascii="Times New Roman" w:eastAsia="Times New Roman" w:hAnsi="Times New Roman" w:cs="Times New Roman"/>
-          <w:sz w:val="24"/>
-          <w:szCs w:val="24"/>
-          <w14:ligatures w14:val="none"/>
-        </w:rPr>
-        <w:t> </w:t>
-      </w:r>
-      <w:proofErr w:type="spellStart"/>
-      <w:r>
-        <w:rPr>
-          <w:rFonts w:ascii="Times New Roman" w:eastAsia="Times New Roman" w:hAnsi="Times New Roman" w:cs="Times New Roman"/>
-          <w:sz w:val="24"/>
-          <w:szCs w:val="24"/>
-          <w14:ligatures w14:val="none"/>
-        </w:rPr>
-        <w:t>dbcontext</w:t>
-      </w:r>
-      <w:proofErr w:type="spellEnd"/>
-      <w:r>
-        <w:rPr>
-          <w:rFonts w:ascii="Times New Roman" w:eastAsia="Times New Roman" w:hAnsi="Times New Roman" w:cs="Times New Roman"/>
-          <w:sz w:val="24"/>
-          <w:szCs w:val="24"/>
-          <w14:ligatures w14:val="none"/>
-        </w:rPr>
-        <w:t> info</w:t>
+        <w:t>dotnet ef dbcontext info</w:t>
       </w:r>
     </w:p>
     <w:p>
@@ -4103,7 +3806,6 @@
         </w:numPr>
         <w:bidi/>
         <w:rPr>
-          <w:rtl/>
           <w:lang w:val="en-US"/>
         </w:rPr>
       </w:pPr>
@@ -4113,177 +3815,89 @@
           <w:rtl/>
           <w:lang w:val="en-US"/>
         </w:rPr>
-        <w:t xml:space="preserve">פקודות </w:t>
-      </w:r>
+        <w:t>פקודות לדוקר קונטיינר</w:t>
+      </w:r>
+    </w:p>
+    <w:p>
+      <w:pPr>
+        <w:bidi/>
+        <w:ind w:left="360"/>
+        <w:rPr>
+          <w:rtl/>
+        </w:rPr>
+      </w:pPr>
       <w:r>
         <w:rPr>
           <w:rFonts w:hint="cs"/>
           <w:rtl/>
           <w:lang w:val="en-US"/>
         </w:rPr>
-        <w:t>לדוקר קונטיינר</w:t>
-      </w:r>
-    </w:p>
-    <w:p>
-      <w:pPr>
-        <w:bidi/>
-        <w:rPr>
-          <w:rtl/>
-          <w:lang w:val="en-IL"/>
-        </w:rPr>
-      </w:pPr>
+        <w:t>אחרי שינוי מבנה הפרוייקט, שנוי שמות הפרוייקט, שינוי קובצי הדוקר צריך לבנות מחדש את ה</w:t>
+      </w:r>
       <w:r>
         <w:rPr>
           <w:rFonts w:hint="cs"/>
           <w:rtl/>
-          <w:lang w:val="en-US"/>
-        </w:rPr>
-        <w:t>אחרי שינוי מבנה הפרוייקט, שנוי שמות הפרוייקט, שינוי קובצי הדוקר צריך לבנות מחדש את ה</w:t>
+        </w:rPr>
+        <w:t>קוטיינרים מחדש לפי הקבצים המעודכנים, למשל לפי ה</w:t>
       </w:r>
       <w:r>
         <w:rPr>
           <w:rFonts w:hint="cs"/>
           <w:rtl/>
-          <w:lang w:val="en-IL"/>
-        </w:rPr>
-        <w:t>קוטיינרים מחדש לפי הקבצים המעודכנים, למשל לפי ה</w:t>
+        </w:rPr>
+        <w:t xml:space="preserve"> </w:t>
+      </w:r>
+      <w:r>
+        <w:t> context </w:t>
+      </w:r>
+      <w:r>
+        <w:rPr>
+          <w:rtl/>
+        </w:rPr>
+        <w:t>ו־</w:t>
+      </w:r>
+      <w:r>
+        <w:t>volumes</w:t>
       </w:r>
       <w:r>
         <w:rPr>
           <w:rFonts w:hint="cs"/>
           <w:rtl/>
-          <w:lang w:val="en-IL"/>
-        </w:rPr>
-        <w:t xml:space="preserve"> </w:t>
-      </w:r>
-      <w:r>
-        <w:rPr>
-          <w:lang w:val="en-IL"/>
-        </w:rPr>
-        <w:t> context </w:t>
-      </w:r>
-      <w:r>
-        <w:rPr>
-          <w:rtl/>
-          <w:lang w:val="en-IL"/>
-        </w:rPr>
-        <w:t>ו־</w:t>
-      </w:r>
-      <w:r>
-        <w:rPr>
-          <w:lang w:val="en-IL"/>
-        </w:rPr>
-        <w:t>volumes</w:t>
-      </w:r>
-      <w:r>
-        <w:rPr>
-          <w:rFonts w:hint="cs"/>
-          <w:rtl/>
-          <w:lang w:val="en-IL"/>
         </w:rPr>
         <w:t xml:space="preserve">: </w:t>
       </w:r>
     </w:p>
     <w:p>
       <w:pPr>
+        <w:pStyle w:val="ListParagraph"/>
         <w:spacing w:after="0"/>
-        <w:rPr>
-          <w:lang w:val="en-IL"/>
-        </w:rPr>
-      </w:pPr>
-      <w:r>
-        <w:rPr>
-          <w:lang w:val="en-IL"/>
-        </w:rPr>
-        <w:t>context</w:t>
-      </w:r>
-      <w:proofErr w:type="gramStart"/>
-      <w:r>
-        <w:rPr>
-          <w:lang w:val="en-IL"/>
-        </w:rPr>
-        <w:t>: .</w:t>
-      </w:r>
-      <w:proofErr w:type="gramEnd"/>
-      <w:r>
-        <w:rPr>
-          <w:lang w:val="en-IL"/>
-        </w:rPr>
-        <w:t>/Server/</w:t>
-      </w:r>
-      <w:proofErr w:type="spellStart"/>
-      <w:r>
-        <w:rPr>
-          <w:lang w:val="en-IL"/>
-        </w:rPr>
-        <w:t>AuthService</w:t>
-      </w:r>
-      <w:proofErr w:type="spellEnd"/>
-    </w:p>
-    <w:p>
-      <w:pPr>
+      </w:pPr>
+      <w:r>
+        <w:t>context: ./Server/AuthService</w:t>
+      </w:r>
+    </w:p>
+    <w:p>
+      <w:pPr>
+        <w:pStyle w:val="ListParagraph"/>
         <w:spacing w:after="0"/>
-        <w:rPr>
-          <w:lang w:val="en-IL"/>
-        </w:rPr>
-      </w:pPr>
-      <w:r>
-        <w:rPr>
-          <w:lang w:val="en-IL"/>
-        </w:rPr>
+      </w:pPr>
+      <w:r>
         <w:t>volumes:</w:t>
       </w:r>
     </w:p>
     <w:p>
       <w:pPr>
+        <w:pStyle w:val="ListParagraph"/>
         <w:spacing w:after="0"/>
-        <w:rPr>
-          <w:lang w:val="en-IL"/>
-        </w:rPr>
-      </w:pPr>
-      <w:r>
-        <w:rPr>
-          <w:lang w:val="en-IL"/>
-        </w:rPr>
-        <w:t>  </w:t>
-      </w:r>
-      <w:proofErr w:type="gramStart"/>
-      <w:r>
-        <w:rPr>
-          <w:lang w:val="en-IL"/>
-        </w:rPr>
-        <w:t>- .</w:t>
-      </w:r>
-      <w:proofErr w:type="gramEnd"/>
-      <w:r>
-        <w:rPr>
-          <w:lang w:val="en-IL"/>
-        </w:rPr>
-        <w:t>/Server/</w:t>
-      </w:r>
-      <w:proofErr w:type="spellStart"/>
-      <w:r>
-        <w:rPr>
-          <w:lang w:val="en-IL"/>
-        </w:rPr>
-        <w:t>AuthService</w:t>
-      </w:r>
-      <w:proofErr w:type="spellEnd"/>
-      <w:r>
-        <w:rPr>
-          <w:lang w:val="en-IL"/>
-        </w:rPr>
-        <w:t>:/app</w:t>
-      </w:r>
-    </w:p>
-    <w:p>
-      <w:pPr>
-        <w:bidi/>
-        <w:rPr>
-          <w:rtl/>
-          <w:lang w:val="en-IL"/>
-        </w:rPr>
-      </w:pPr>
+        <w:ind w:firstLine="105"/>
+        <w:rPr>
+          <w:rtl/>
+        </w:rPr>
+      </w:pPr>
+      <w:r>
+        <w:t>- ./Server/AuthService:/app</w:t>
+      </w:r>
     </w:p>
     <w:p>
       <w:pPr>
@@ -4292,14 +3906,12 @@
           <w:b/>
           <w:bCs/>
           <w:rtl/>
-          <w:lang w:val="en-IL"/>
         </w:rPr>
       </w:pPr>
       <w:r>
         <w:rPr>
           <w:rFonts w:hint="cs"/>
           <w:rtl/>
-          <w:lang w:val="en-IL"/>
         </w:rPr>
         <w:lastRenderedPageBreak/>
         <w:t>חשוב להריץ את הפקודות הבאות מ</w:t>
@@ -4307,7 +3919,6 @@
       <w:r>
         <w:rPr>
           <w:rtl/>
-          <w:lang w:val="en-IL"/>
         </w:rPr>
         <w:t>תוך </w:t>
       </w:r>
@@ -4316,7 +3927,6 @@
           <w:b/>
           <w:bCs/>
           <w:rtl/>
-          <w:lang w:val="en-IL"/>
         </w:rPr>
         <w:t>ספריית השורש של הפרוי</w:t>
       </w:r>
@@ -4326,7 +3936,6 @@
           <w:b/>
           <w:bCs/>
           <w:rtl/>
-          <w:lang w:val="en-IL"/>
         </w:rPr>
         <w:t>קט (</w:t>
       </w:r>
@@ -4334,7 +3943,6 @@
         <w:rPr>
           <w:b/>
           <w:bCs/>
-          <w:lang w:val="en-IL"/>
         </w:rPr>
         <w:t>C</w:t>
       </w:r>
@@ -4344,7 +3952,6 @@
           <w:b/>
           <w:bCs/>
           <w:rtl/>
-          <w:lang w:val="en-IL"/>
         </w:rPr>
         <w:t>2</w:t>
       </w:r>
@@ -4352,7 +3959,6 @@
         <w:rPr>
           <w:b/>
           <w:bCs/>
-          <w:lang w:val="en-IL"/>
         </w:rPr>
         <w:t>A</w:t>
       </w:r>
@@ -4362,84 +3968,328 @@
           <w:b/>
           <w:bCs/>
           <w:rtl/>
+        </w:rPr>
+        <w:t xml:space="preserve"> למשל):</w:t>
+      </w:r>
+    </w:p>
+    <w:p>
+      <w:pPr>
+        <w:spacing w:after="0" w:line="240" w:lineRule="auto"/>
+        <w:rPr>
+          <w:rFonts w:ascii="Times New Roman" w:eastAsia="Times New Roman" w:hAnsi="Times New Roman" w:cs="Times New Roman"/>
+          <w:sz w:val="24"/>
+          <w:szCs w:val="24"/>
+          <w14:ligatures w14:val="none"/>
+        </w:rPr>
+      </w:pPr>
+      <w:r>
+        <w:rPr>
+          <w:rFonts w:ascii="Times New Roman" w:eastAsia="Times New Roman" w:hAnsi="Times New Roman" w:cs="Times New Roman"/>
+          <w:sz w:val="24"/>
+          <w:szCs w:val="24"/>
+          <w14:ligatures w14:val="none"/>
+        </w:rPr>
+        <w:t>cd path/to/A2C</w:t>
+      </w:r>
+    </w:p>
+    <w:p>
+      <w:pPr>
+        <w:spacing w:after="0" w:line="240" w:lineRule="auto"/>
+        <w:rPr>
+          <w:rFonts w:ascii="Times New Roman" w:eastAsia="Times New Roman" w:hAnsi="Times New Roman" w:cs="Times New Roman"/>
+          <w:sz w:val="24"/>
+          <w:szCs w:val="24"/>
+          <w:rtl/>
+          <w14:ligatures w14:val="none"/>
+        </w:rPr>
+      </w:pPr>
+      <w:r>
+        <w:rPr>
+          <w:rFonts w:ascii="Times New Roman" w:eastAsia="Times New Roman" w:hAnsi="Times New Roman" w:cs="Times New Roman"/>
+          <w:sz w:val="24"/>
+          <w:szCs w:val="24"/>
+          <w14:ligatures w14:val="none"/>
+        </w:rPr>
+        <w:t>docker-compose down</w:t>
+      </w:r>
+    </w:p>
+    <w:p>
+      <w:pPr>
+        <w:spacing w:after="0" w:line="240" w:lineRule="auto"/>
+        <w:rPr>
+          <w:rFonts w:ascii="Times New Roman" w:eastAsia="Times New Roman" w:hAnsi="Times New Roman" w:cs="Times New Roman"/>
+          <w:sz w:val="24"/>
+          <w:szCs w:val="24"/>
+          <w14:ligatures w14:val="none"/>
+        </w:rPr>
+      </w:pPr>
+      <w:r>
+        <w:rPr>
+          <w:rFonts w:ascii="Times New Roman" w:eastAsia="Times New Roman" w:hAnsi="Times New Roman" w:cs="Times New Roman"/>
+          <w:sz w:val="24"/>
+          <w:szCs w:val="24"/>
+          <w14:ligatures w14:val="none"/>
+        </w:rPr>
+        <w:t>docker-compose up –build</w:t>
+      </w:r>
+      <w:r>
+        <w:rPr>
+          <w:rFonts w:ascii="Times New Roman" w:eastAsia="Times New Roman" w:hAnsi="Times New Roman" w:cs="Times New Roman"/>
+          <w:sz w:val="24"/>
+          <w:szCs w:val="24"/>
+          <w14:ligatures w14:val="none"/>
+        </w:rPr>
+        <w:br/>
+      </w:r>
+    </w:p>
+    <w:p>
+      <w:pPr>
+        <w:pStyle w:val="Heading1"/>
+        <w:numPr>
+          <w:ilvl w:val="0"/>
+          <w:numId w:val="8"/>
+        </w:numPr>
+        <w:bidi/>
+        <w:rPr>
+          <w:rtl/>
+          <w:lang w:val="en-US"/>
+        </w:rPr>
+      </w:pPr>
+      <w:r>
+        <w:rPr>
+          <w:rFonts w:hint="cs"/>
+          <w:rtl/>
           <w:lang w:val="en-IL"/>
         </w:rPr>
-        <w:t xml:space="preserve"> למשל):</w:t>
-      </w:r>
-    </w:p>
-    <w:p>
-      <w:pPr>
+        <w:t xml:space="preserve">התקנת סביבת </w:t>
+      </w:r>
+      <w:r>
+        <w:rPr>
+          <w:rFonts w:hint="eastAsia"/>
+          <w:lang w:val="en-IL"/>
+        </w:rPr>
+        <w:t xml:space="preserve">React </w:t>
+      </w:r>
+      <w:r>
+        <w:rPr>
+          <w:rFonts w:hint="cs"/>
+          <w:rtl/>
+          <w:lang w:val="en-IL"/>
+        </w:rPr>
+        <w:t xml:space="preserve"> ראשונה לפרוייקט</w:t>
+      </w:r>
+    </w:p>
+    <w:p>
+      <w:pPr>
+        <w:bidi/>
         <w:spacing w:after="0" w:line="240" w:lineRule="auto"/>
         <w:rPr>
-          <w:rFonts w:ascii="Times New Roman" w:eastAsia="Times New Roman" w:hAnsi="Times New Roman" w:cs="Times New Roman"/>
-          <w:sz w:val="24"/>
-          <w:szCs w:val="24"/>
+          <w:rFonts w:ascii="Times New Roman" w:hAnsi="Times New Roman" w:cs="Times New Roman" w:hint="cs"/>
+          <w:sz w:val="24"/>
+          <w:szCs w:val="24"/>
+          <w:rtl/>
           <w:lang w:val="en-IL"/>
           <w14:ligatures w14:val="none"/>
         </w:rPr>
       </w:pPr>
       <w:r>
         <w:rPr>
-          <w:rFonts w:ascii="Times New Roman" w:eastAsia="Times New Roman" w:hAnsi="Times New Roman" w:cs="Times New Roman"/>
-          <w:sz w:val="24"/>
-          <w:szCs w:val="24"/>
+          <w:rFonts w:ascii="Times New Roman" w:eastAsia="Times New Roman" w:hAnsi="Times New Roman" w:cs="Times New Roman" w:hint="cs"/>
+          <w:sz w:val="24"/>
+          <w:szCs w:val="24"/>
+          <w:rtl/>
+          <w14:ligatures w14:val="none"/>
+        </w:rPr>
+        <w:t xml:space="preserve">יצירת פרוייקט </w:t>
+      </w:r>
+      <w:r>
+        <w:rPr>
+          <w:rFonts w:ascii="Times New Roman" w:hAnsi="Times New Roman" w:cs="Times New Roman" w:hint="eastAsia"/>
+          <w:sz w:val="24"/>
+          <w:szCs w:val="24"/>
+          <w14:ligatures w14:val="none"/>
+        </w:rPr>
+        <w:t>React</w:t>
+      </w:r>
+      <w:r>
+        <w:rPr>
+          <w:rFonts w:ascii="Times New Roman" w:hAnsi="Times New Roman" w:cs="Times New Roman" w:hint="cs"/>
+          <w:sz w:val="24"/>
+          <w:szCs w:val="24"/>
+          <w:rtl/>
           <w:lang w:val="en-IL"/>
           <w14:ligatures w14:val="none"/>
         </w:rPr>
-        <w:t>cd path/to/A2C</w:t>
-      </w:r>
-    </w:p>
-    <w:p>
-      <w:pPr>
-        <w:spacing w:after="0" w:line="240" w:lineRule="auto"/>
-        <w:rPr>
-          <w:rFonts w:ascii="Times New Roman" w:eastAsia="Times New Roman" w:hAnsi="Times New Roman" w:cs="Times New Roman"/>
+        <w:t xml:space="preserve"> עם </w:t>
+      </w:r>
+      <w:r>
+        <w:rPr>
+          <w:rFonts w:ascii="Times New Roman" w:hAnsi="Times New Roman" w:cs="Times New Roman" w:hint="eastAsia"/>
           <w:sz w:val="24"/>
           <w:szCs w:val="24"/>
           <w:lang w:val="en-IL"/>
           <w14:ligatures w14:val="none"/>
         </w:rPr>
-      </w:pPr>
-      <w:r>
-        <w:rPr>
-          <w:rFonts w:ascii="Times New Roman" w:eastAsia="Times New Roman" w:hAnsi="Times New Roman" w:cs="Times New Roman"/>
-          <w:sz w:val="24"/>
-          <w:szCs w:val="24"/>
+        <w:t>TypeScript</w:t>
+      </w:r>
+      <w:r>
+        <w:rPr>
+          <w:rFonts w:ascii="Times New Roman" w:hAnsi="Times New Roman" w:cs="Times New Roman" w:hint="cs"/>
+          <w:sz w:val="24"/>
+          <w:szCs w:val="24"/>
+          <w:rtl/>
           <w:lang w:val="en-IL"/>
           <w14:ligatures w14:val="none"/>
         </w:rPr>
-        <w:t>docker-compose down</w:t>
-      </w:r>
-    </w:p>
-    <w:p>
-      <w:pPr>
-        <w:spacing w:after="0" w:line="240" w:lineRule="auto"/>
-        <w:rPr>
-          <w:rFonts w:ascii="Times New Roman" w:eastAsia="Times New Roman" w:hAnsi="Times New Roman" w:cs="Times New Roman"/>
+        <w:t xml:space="preserve"> בתיקיית </w:t>
+      </w:r>
+      <w:r>
+        <w:rPr>
+          <w:rFonts w:ascii="Times New Roman" w:hAnsi="Times New Roman" w:cs="Times New Roman" w:hint="eastAsia"/>
           <w:sz w:val="24"/>
           <w:szCs w:val="24"/>
           <w:lang w:val="en-IL"/>
           <w14:ligatures w14:val="none"/>
         </w:rPr>
-      </w:pPr>
-      <w:r>
-        <w:rPr>
-          <w:rFonts w:ascii="Times New Roman" w:eastAsia="Times New Roman" w:hAnsi="Times New Roman" w:cs="Times New Roman"/>
-          <w:sz w:val="24"/>
-          <w:szCs w:val="24"/>
+        <w:t>Client</w:t>
+      </w:r>
+      <w:r>
+        <w:rPr>
+          <w:rFonts w:ascii="Times New Roman" w:hAnsi="Times New Roman" w:cs="Times New Roman" w:hint="cs"/>
+          <w:sz w:val="24"/>
+          <w:szCs w:val="24"/>
+          <w:rtl/>
           <w:lang w:val="en-IL"/>
           <w14:ligatures w14:val="none"/>
         </w:rPr>
-        <w:t>docker-compose up --build</w:t>
-      </w:r>
-    </w:p>
-    <w:p>
-      <w:pPr>
-        <w:bidi/>
-        <w:rPr>
-          <w:rFonts w:hint="cs"/>
-          <w:rtl/>
-          <w:lang w:val="en-IL"/>
+        <w:t xml:space="preserve"> של הפרוייקט:</w:t>
+      </w:r>
+    </w:p>
+    <w:p>
+      <w:pPr>
+        <w:spacing w:after="0" w:line="240" w:lineRule="auto"/>
+        <w:rPr>
+          <w:rFonts w:ascii="Times New Roman" w:eastAsia="Times New Roman" w:hAnsi="Times New Roman" w:cs="Times New Roman"/>
+          <w:sz w:val="24"/>
+          <w:szCs w:val="24"/>
+          <w14:ligatures w14:val="none"/>
+        </w:rPr>
+      </w:pPr>
+      <w:r>
+        <w:rPr>
+          <w:rFonts w:ascii="Times New Roman" w:eastAsia="Times New Roman" w:hAnsi="Times New Roman" w:cs="Times New Roman"/>
+          <w:sz w:val="24"/>
+          <w:szCs w:val="24"/>
+          <w14:ligatures w14:val="none"/>
+        </w:rPr>
+        <w:t>npx create-react-app . --template typescript</w:t>
+      </w:r>
+    </w:p>
+    <w:p>
+      <w:pPr>
+        <w:spacing w:after="0" w:line="240" w:lineRule="auto"/>
+        <w:rPr>
+          <w:rFonts w:ascii="Times New Roman" w:eastAsia="Times New Roman" w:hAnsi="Times New Roman" w:cs="Times New Roman"/>
+          <w:sz w:val="24"/>
+          <w:szCs w:val="24"/>
+          <w14:ligatures w14:val="none"/>
+        </w:rPr>
+      </w:pPr>
+    </w:p>
+    <w:p>
+      <w:pPr>
+        <w:bidi/>
+        <w:spacing w:after="0" w:line="240" w:lineRule="auto"/>
+        <w:rPr>
+          <w:rFonts w:ascii="Times New Roman" w:hAnsi="Times New Roman" w:cs="Times New Roman" w:hint="eastAsia"/>
+          <w:sz w:val="24"/>
+          <w:szCs w:val="24"/>
+          <w:rtl/>
+          <w:lang w:val="en-US"/>
+          <w14:ligatures w14:val="none"/>
+        </w:rPr>
+      </w:pPr>
+      <w:r>
+        <w:rPr>
+          <w:rFonts w:ascii="Times New Roman" w:eastAsia="Times New Roman" w:hAnsi="Times New Roman" w:cs="Times New Roman" w:hint="cs"/>
+          <w:sz w:val="24"/>
+          <w:szCs w:val="24"/>
+          <w:rtl/>
+          <w14:ligatures w14:val="none"/>
+        </w:rPr>
+        <w:t xml:space="preserve">קיצורי מקשים ב </w:t>
+      </w:r>
+      <w:r>
+        <w:rPr>
+          <w:rFonts w:ascii="Times New Roman" w:hAnsi="Times New Roman" w:cs="Times New Roman" w:hint="eastAsia"/>
+          <w:sz w:val="24"/>
+          <w:szCs w:val="24"/>
+          <w:lang w:val="en-US"/>
+          <w14:ligatures w14:val="none"/>
+        </w:rPr>
+        <w:t>VS Code</w:t>
+      </w:r>
+      <w:r>
+        <w:rPr>
+          <w:rFonts w:ascii="Times New Roman" w:hAnsi="Times New Roman" w:cs="Times New Roman"/>
+          <w:sz w:val="24"/>
+          <w:szCs w:val="24"/>
+          <w:lang w:val="en-US"/>
+          <w14:ligatures w14:val="none"/>
+        </w:rPr>
+        <w:br/>
+      </w:r>
+      <w:r>
+        <w:rPr>
+          <w:rFonts w:ascii="Times New Roman" w:hAnsi="Times New Roman" w:cs="Times New Roman"/>
+          <w:sz w:val="24"/>
+          <w:szCs w:val="24"/>
+          <w:rtl/>
+          <w:lang w:val="en-US"/>
+          <w14:ligatures w14:val="none"/>
+        </w:rPr>
+        <w:drawing>
+          <wp:inline distT="0" distB="0" distL="0" distR="0" wp14:anchorId="2195B2D0" wp14:editId="32B120C4">
+            <wp:extent cx="3886742" cy="2648320"/>
+            <wp:effectExtent l="0" t="0" r="0" b="0"/>
+            <wp:docPr id="26128819" name="Picture 1" descr="A screenshot of a computer&#10;&#10;AI-generated content may be incorrect."/>
+            <wp:cNvGraphicFramePr>
+              <a:graphicFrameLocks xmlns:a="http://schemas.openxmlformats.org/drawingml/2006/main" noChangeAspect="1"/>
+            </wp:cNvGraphicFramePr>
+            <a:graphic xmlns:a="http://schemas.openxmlformats.org/drawingml/2006/main">
+              <a:graphicData uri="http://schemas.openxmlformats.org/drawingml/2006/picture">
+                <pic:pic xmlns:pic="http://schemas.openxmlformats.org/drawingml/2006/picture">
+                  <pic:nvPicPr>
+                    <pic:cNvPr id="26128819" name="Picture 1" descr="A screenshot of a computer&#10;&#10;AI-generated content may be incorrect."/>
+                    <pic:cNvPicPr/>
+                  </pic:nvPicPr>
+                  <pic:blipFill>
+                    <a:blip r:embed="rId7"/>
+                    <a:stretch>
+                      <a:fillRect/>
+                    </a:stretch>
+                  </pic:blipFill>
+                  <pic:spPr>
+                    <a:xfrm>
+                      <a:off x="0" y="0"/>
+                      <a:ext cx="3886742" cy="2648320"/>
+                    </a:xfrm>
+                    <a:prstGeom prst="rect">
+                      <a:avLst/>
+                    </a:prstGeom>
+                  </pic:spPr>
+                </pic:pic>
+              </a:graphicData>
+            </a:graphic>
+          </wp:inline>
+        </w:drawing>
+      </w:r>
+    </w:p>
+    <w:p>
+      <w:pPr>
+        <w:bidi/>
+        <w:rPr>
+          <w:rtl/>
         </w:rPr>
       </w:pPr>
     </w:p>
@@ -5872,6 +5722,7 @@
   <w:style w:type="character" w:default="1" w:styleId="DefaultParagraphFont">
     <w:name w:val="Default Paragraph Font"/>
     <w:uiPriority w:val="1"/>
+    <w:semiHidden/>
     <w:unhideWhenUsed/>
   </w:style>
   <w:style w:type="table" w:default="1" w:styleId="TableNormal">

--- a/Documentations/UsefulCommands.docx
+++ b/Documentations/UsefulCommands.docx
@@ -44,7 +44,6 @@
           <w:kern w:val="2"/>
           <w:sz w:val="24"/>
           <w:szCs w:val="24"/>
-          <w:lang w:val="en-IL"/>
         </w:rPr>
       </w:pPr>
       <w:r>
@@ -153,7 +152,6 @@
           <w:kern w:val="2"/>
           <w:sz w:val="24"/>
           <w:szCs w:val="24"/>
-          <w:lang w:val="en-IL"/>
         </w:rPr>
       </w:pPr>
       <w:hyperlink w:anchor="_Toc206457415" w:history="1">
@@ -172,7 +170,6 @@
             <w:kern w:val="2"/>
             <w:sz w:val="24"/>
             <w:szCs w:val="24"/>
-            <w:lang w:val="en-IL"/>
           </w:rPr>
           <w:tab/>
         </w:r>
@@ -261,7 +258,6 @@
           <w:kern w:val="2"/>
           <w:sz w:val="24"/>
           <w:szCs w:val="24"/>
-          <w:lang w:val="en-IL"/>
         </w:rPr>
       </w:pPr>
       <w:hyperlink w:anchor="_Toc206457416" w:history="1">
@@ -494,7 +490,6 @@
           <w:kern w:val="2"/>
           <w:sz w:val="24"/>
           <w:szCs w:val="24"/>
-          <w:lang w:val="en-IL"/>
         </w:rPr>
       </w:pPr>
       <w:hyperlink w:anchor="_Toc206457417" w:history="1">
@@ -667,7 +662,6 @@
           <w:kern w:val="2"/>
           <w:sz w:val="24"/>
           <w:szCs w:val="24"/>
-          <w:lang w:val="en-IL"/>
         </w:rPr>
       </w:pPr>
       <w:hyperlink w:anchor="_Toc206457418" w:history="1">
@@ -797,7 +791,6 @@
           <w:kern w:val="2"/>
           <w:sz w:val="24"/>
           <w:szCs w:val="24"/>
-          <w:lang w:val="en-IL"/>
         </w:rPr>
       </w:pPr>
       <w:hyperlink w:anchor="_Toc206457419" w:history="1">
@@ -816,7 +809,6 @@
             <w:kern w:val="2"/>
             <w:sz w:val="24"/>
             <w:szCs w:val="24"/>
-            <w:lang w:val="en-IL"/>
           </w:rPr>
           <w:tab/>
         </w:r>
@@ -909,7 +901,6 @@
           <w:kern w:val="2"/>
           <w:sz w:val="24"/>
           <w:szCs w:val="24"/>
-          <w:lang w:val="en-IL"/>
         </w:rPr>
       </w:pPr>
       <w:hyperlink w:anchor="_Toc206457420" w:history="1">
@@ -1069,7 +1060,6 @@
           <w:kern w:val="2"/>
           <w:sz w:val="24"/>
           <w:szCs w:val="24"/>
-          <w:lang w:val="en-IL"/>
         </w:rPr>
       </w:pPr>
       <w:hyperlink w:anchor="_Toc206457421" w:history="1">
@@ -1087,7 +1077,6 @@
             <w:kern w:val="2"/>
             <w:sz w:val="24"/>
             <w:szCs w:val="24"/>
-            <w:lang w:val="en-IL"/>
           </w:rPr>
           <w:tab/>
         </w:r>
@@ -1137,27 +1126,7 @@
             <w:rtl/>
             <w:lang w:val="en-US"/>
           </w:rPr>
-          <w:t>ק</w:t>
-        </w:r>
-        <w:r>
-          <w:rPr>
-            <w:rStyle w:val="Hyperlink"/>
-            <w:rFonts w:hint="cs"/>
-            <w:noProof/>
-            <w:rtl/>
-            <w:lang w:val="en-US"/>
-          </w:rPr>
-          <w:t>ו</w:t>
-        </w:r>
-        <w:r>
-          <w:rPr>
-            <w:rStyle w:val="Hyperlink"/>
-            <w:rFonts w:hint="cs"/>
-            <w:noProof/>
-            <w:rtl/>
-            <w:lang w:val="en-US"/>
-          </w:rPr>
-          <w:t>נטיינר</w:t>
+          <w:t>קונטיינר</w:t>
         </w:r>
         <w:r>
           <w:rPr>
@@ -1220,7 +1189,6 @@
           <w:kern w:val="2"/>
           <w:sz w:val="24"/>
           <w:szCs w:val="24"/>
-          <w:lang w:val="en-IL"/>
         </w:rPr>
       </w:pPr>
       <w:hyperlink w:anchor="_Toc206457422" w:history="1">
@@ -1239,7 +1207,6 @@
             <w:kern w:val="2"/>
             <w:sz w:val="24"/>
             <w:szCs w:val="24"/>
-            <w:lang w:val="en-IL"/>
           </w:rPr>
           <w:tab/>
         </w:r>
@@ -1679,18 +1646,8 @@
           <w:sz w:val="24"/>
           <w:szCs w:val="24"/>
         </w:rPr>
-        <w:t xml:space="preserve">git </w:t>
-      </w:r>
-      <w:proofErr w:type="spellStart"/>
-      <w:r>
-        <w:rPr>
-          <w:rFonts w:ascii="Segoe UI Emoji" w:hAnsi="Segoe UI Emoji" w:cs="Segoe UI Emoji"/>
-          <w:sz w:val="24"/>
-          <w:szCs w:val="24"/>
-        </w:rPr>
-        <w:t>init</w:t>
-      </w:r>
-      <w:proofErr w:type="spellEnd"/>
+        <w:t>git init</w:t>
+      </w:r>
     </w:p>
     <w:p>
       <w:pPr>
@@ -1901,18 +1858,8 @@
           <w:sz w:val="24"/>
           <w:szCs w:val="24"/>
         </w:rPr>
-        <w:t xml:space="preserve">: </w:t>
-      </w:r>
-      <w:proofErr w:type="spellStart"/>
-      <w:r>
-        <w:rPr>
-          <w:rFonts w:ascii="Segoe UI Emoji" w:hAnsi="Segoe UI Emoji" w:cs="Segoe UI Emoji"/>
-          <w:sz w:val="24"/>
-          <w:szCs w:val="24"/>
-        </w:rPr>
-        <w:t>MyProject</w:t>
-      </w:r>
-      <w:proofErr w:type="spellEnd"/>
+        <w:t>: MyProject</w:t>
+      </w:r>
     </w:p>
     <w:p>
       <w:pPr>
@@ -2328,21 +2275,7 @@
         <w:rPr>
           <w:rFonts w:ascii="Segoe UI Emoji" w:hAnsi="Segoe UI Emoji" w:cs="Segoe UI Emoji"/>
         </w:rPr>
-        <w:t>git remote set-</w:t>
-      </w:r>
-      <w:proofErr w:type="spellStart"/>
-      <w:r>
-        <w:rPr>
-          <w:rFonts w:ascii="Segoe UI Emoji" w:hAnsi="Segoe UI Emoji" w:cs="Segoe UI Emoji"/>
-        </w:rPr>
-        <w:t>url</w:t>
-      </w:r>
-      <w:proofErr w:type="spellEnd"/>
-      <w:r>
-        <w:rPr>
-          <w:rFonts w:ascii="Segoe UI Emoji" w:hAnsi="Segoe UI Emoji" w:cs="Segoe UI Emoji"/>
-        </w:rPr>
-        <w:t xml:space="preserve"> origin https://github.com/USERNAME/REPO_NAME.git</w:t>
+        <w:t>git remote set-url origin https://github.com/USERNAME/REPO_NAME.git</w:t>
       </w:r>
     </w:p>
     <w:p>
@@ -2434,18 +2367,8 @@
           <w:sz w:val="24"/>
           <w:szCs w:val="24"/>
         </w:rPr>
-        <w:t xml:space="preserve">git </w:t>
-      </w:r>
-      <w:proofErr w:type="gramStart"/>
-      <w:r>
-        <w:rPr>
-          <w:rFonts w:ascii="Segoe UI Emoji" w:hAnsi="Segoe UI Emoji" w:cs="Segoe UI Emoji"/>
-          <w:sz w:val="24"/>
-          <w:szCs w:val="24"/>
-        </w:rPr>
-        <w:t>add .</w:t>
-      </w:r>
-      <w:proofErr w:type="gramEnd"/>
+        <w:t>git add .</w:t>
+      </w:r>
     </w:p>
     <w:p>
       <w:pPr>
@@ -2809,18 +2732,8 @@
           <w:szCs w:val="24"/>
           <w:lang w:val="en-US"/>
         </w:rPr>
-        <w:t xml:space="preserve">git </w:t>
-      </w:r>
-      <w:proofErr w:type="gramStart"/>
-      <w:r>
-        <w:rPr>
-          <w:sz w:val="24"/>
-          <w:szCs w:val="24"/>
-          <w:lang w:val="en-US"/>
-        </w:rPr>
-        <w:t>add .</w:t>
-      </w:r>
-      <w:proofErr w:type="gramEnd"/>
+        <w:t>git add .</w:t>
+      </w:r>
     </w:p>
     <w:p>
       <w:pPr>
@@ -2866,19 +2779,8 @@
           <w:szCs w:val="24"/>
           <w:lang w:val="en-US"/>
         </w:rPr>
-        <w:t>git add path/to/</w:t>
-      </w:r>
-      <w:proofErr w:type="spellStart"/>
-      <w:r>
-        <w:rPr>
-          <w:rFonts w:cs="Arial"/>
-          <w:sz w:val="24"/>
-          <w:szCs w:val="24"/>
-          <w:lang w:val="en-US"/>
-        </w:rPr>
-        <w:t>file.cs</w:t>
-      </w:r>
-      <w:proofErr w:type="spellEnd"/>
+        <w:t>git add path/to/file.cs</w:t>
+      </w:r>
     </w:p>
     <w:p>
       <w:pPr>
@@ -3176,19 +3078,8 @@
           <w:szCs w:val="24"/>
           <w:lang w:val="en-US"/>
         </w:rPr>
-        <w:t xml:space="preserve">git </w:t>
-      </w:r>
-      <w:proofErr w:type="gramStart"/>
-      <w:r>
-        <w:rPr>
-          <w:rFonts w:cs="Arial"/>
-          <w:sz w:val="24"/>
-          <w:szCs w:val="24"/>
-          <w:lang w:val="en-US"/>
-        </w:rPr>
-        <w:t>pull</w:t>
-      </w:r>
-      <w:proofErr w:type="gramEnd"/>
+        <w:t>git pull</w:t>
+      </w:r>
     </w:p>
     <w:p>
       <w:pPr>
@@ -3291,26 +3182,41 @@
           <w:sz w:val="24"/>
           <w:szCs w:val="24"/>
         </w:rPr>
-        <w:t xml:space="preserve">bin/, obj/, </w:t>
-      </w:r>
-      <w:proofErr w:type="spellStart"/>
+        <w:t xml:space="preserve">bin/, obj/, appsettings.Development.json </w:t>
+      </w:r>
       <w:r>
         <w:rPr>
           <w:rFonts w:cs="Arial"/>
           <w:sz w:val="24"/>
           <w:szCs w:val="24"/>
-        </w:rPr>
-        <w:t>appsettings.Development.json</w:t>
-      </w:r>
-      <w:proofErr w:type="spellEnd"/>
-      <w:r>
+          <w:rtl/>
+          <w:lang w:val="en-US"/>
+        </w:rPr>
+        <w:t>או סיסמאות</w:t>
+      </w:r>
+      <w:r>
+        <w:rPr>
+          <w:rFonts w:cs="Arial" w:hint="cs"/>
+          <w:sz w:val="24"/>
+          <w:szCs w:val="24"/>
+          <w:rtl/>
+          <w:lang w:val="en-US"/>
+        </w:rPr>
+        <w:t xml:space="preserve">. קובץ </w:t>
+      </w:r>
+    </w:p>
+    <w:p>
+      <w:pPr>
+        <w:pStyle w:val="ListParagraph"/>
+        <w:bidi/>
+        <w:ind w:left="1440"/>
         <w:rPr>
           <w:rFonts w:cs="Arial"/>
           <w:sz w:val="24"/>
           <w:szCs w:val="24"/>
-        </w:rPr>
-        <w:t xml:space="preserve"> </w:t>
-      </w:r>
+          <w:rtl/>
+        </w:rPr>
+      </w:pPr>
       <w:r>
         <w:rPr>
           <w:rFonts w:cs="Arial"/>
@@ -3319,66 +3225,15 @@
           <w:rtl/>
           <w:lang w:val="en-US"/>
         </w:rPr>
-        <w:t>או סיסמאות</w:t>
-      </w:r>
-      <w:r>
-        <w:rPr>
-          <w:rFonts w:cs="Arial" w:hint="cs"/>
-          <w:sz w:val="24"/>
-          <w:szCs w:val="24"/>
-          <w:rtl/>
-          <w:lang w:val="en-US"/>
-        </w:rPr>
-        <w:t xml:space="preserve">. קובץ </w:t>
-      </w:r>
-    </w:p>
-    <w:p>
-      <w:pPr>
-        <w:pStyle w:val="ListParagraph"/>
-        <w:bidi/>
-        <w:ind w:left="1440"/>
+        <w:t>ה־</w:t>
+      </w:r>
+      <w:r>
         <w:rPr>
           <w:rFonts w:cs="Arial"/>
           <w:sz w:val="24"/>
           <w:szCs w:val="24"/>
-          <w:rtl/>
-        </w:rPr>
-      </w:pPr>
-      <w:r>
-        <w:rPr>
-          <w:rFonts w:cs="Arial"/>
-          <w:sz w:val="24"/>
-          <w:szCs w:val="24"/>
-          <w:rtl/>
-          <w:lang w:val="en-US"/>
-        </w:rPr>
-        <w:t>ה־</w:t>
-      </w:r>
-      <w:r>
-        <w:rPr>
-          <w:rFonts w:cs="Arial"/>
-          <w:sz w:val="24"/>
-          <w:szCs w:val="24"/>
-        </w:rPr>
-        <w:t>.</w:t>
-      </w:r>
-      <w:proofErr w:type="spellStart"/>
-      <w:r>
-        <w:rPr>
-          <w:rFonts w:cs="Arial"/>
-          <w:sz w:val="24"/>
-          <w:szCs w:val="24"/>
-        </w:rPr>
-        <w:t>gitignore</w:t>
-      </w:r>
-      <w:proofErr w:type="spellEnd"/>
-      <w:r>
-        <w:rPr>
-          <w:rFonts w:cs="Arial"/>
-          <w:sz w:val="24"/>
-          <w:szCs w:val="24"/>
-        </w:rPr>
-        <w:t xml:space="preserve"> </w:t>
+        </w:rPr>
+        <w:t xml:space="preserve">.gitignore </w:t>
       </w:r>
       <w:r>
         <w:rPr>
@@ -3536,18 +3391,8 @@
           <w:sz w:val="24"/>
           <w:szCs w:val="24"/>
         </w:rPr>
-        <w:t>.</w:t>
-      </w:r>
-      <w:proofErr w:type="spellStart"/>
-      <w:r>
-        <w:rPr>
-          <w:rFonts w:cs="Arial"/>
-          <w:sz w:val="24"/>
-          <w:szCs w:val="24"/>
-        </w:rPr>
-        <w:t>gitignore</w:t>
-      </w:r>
-      <w:proofErr w:type="spellEnd"/>
+        <w:t>.gitignore</w:t>
+      </w:r>
     </w:p>
     <w:p>
       <w:pPr>
@@ -3676,25 +3521,7 @@
           <w:sz w:val="24"/>
           <w:szCs w:val="24"/>
         </w:rPr>
-        <w:t>.</w:t>
-      </w:r>
-      <w:proofErr w:type="spellStart"/>
-      <w:r>
-        <w:rPr>
-          <w:rFonts w:cs="Arial"/>
-          <w:sz w:val="24"/>
-          <w:szCs w:val="24"/>
-        </w:rPr>
-        <w:t>gitignore</w:t>
-      </w:r>
-      <w:proofErr w:type="spellEnd"/>
-      <w:r>
-        <w:rPr>
-          <w:rFonts w:cs="Arial"/>
-          <w:sz w:val="24"/>
-          <w:szCs w:val="24"/>
-        </w:rPr>
-        <w:t> </w:t>
+        <w:t>.gitignore </w:t>
       </w:r>
       <w:r>
         <w:rPr>
@@ -3820,7 +3647,7 @@
         <w:bidi/>
         <w:rPr>
           <w:rtl/>
-          <w:lang w:val="en-US"/>
+          <w:lang w:val="en-IL"/>
         </w:rPr>
       </w:pPr>
       <w:bookmarkStart w:id="5" w:name="_Toc206457419"/>
@@ -3828,6 +3655,193 @@
         <w:rPr>
           <w:rFonts w:hint="cs"/>
           <w:rtl/>
+          <w:lang w:val="en-IL"/>
+        </w:rPr>
+        <w:t>דיאגנוסטיקה על חיבור תקשורת</w:t>
+      </w:r>
+    </w:p>
+    <w:p>
+      <w:pPr>
+        <w:bidi/>
+        <w:rPr>
+          <w:rFonts w:cs="Arial"/>
+          <w:rtl/>
+          <w:lang w:val="en-IL"/>
+        </w:rPr>
+      </w:pPr>
+      <w:r>
+        <w:rPr>
+          <w:rFonts w:cs="Arial"/>
+          <w:rtl/>
+          <w:lang w:val="en-IL"/>
+        </w:rPr>
+        <w:t>ה-</w:t>
+      </w:r>
+      <w:r>
+        <w:rPr>
+          <w:lang w:val="en-IL"/>
+        </w:rPr>
+        <w:t>cmdlet Test-NetConnection</w:t>
+      </w:r>
+      <w:r>
+        <w:rPr>
+          <w:rFonts w:cs="Arial"/>
+          <w:rtl/>
+          <w:lang w:val="en-IL"/>
+        </w:rPr>
+        <w:t xml:space="preserve"> מציג מידע אבחוני עבור חיבור. הוא תומך בבדיקת </w:t>
+      </w:r>
+      <w:r>
+        <w:rPr>
+          <w:lang w:val="en-IL"/>
+        </w:rPr>
+        <w:t>ping</w:t>
+      </w:r>
+      <w:r>
+        <w:rPr>
+          <w:rFonts w:cs="Arial"/>
+          <w:rtl/>
+          <w:lang w:val="en-IL"/>
+        </w:rPr>
+        <w:t xml:space="preserve">, בדיקת </w:t>
+      </w:r>
+      <w:r>
+        <w:rPr>
+          <w:lang w:val="en-IL"/>
+        </w:rPr>
+        <w:t>TCP</w:t>
+      </w:r>
+      <w:r>
+        <w:rPr>
+          <w:rFonts w:cs="Arial"/>
+          <w:rtl/>
+          <w:lang w:val="en-IL"/>
+        </w:rPr>
+        <w:t>, מעקב אחר מסלולים ואבחון בחירת מסלולים. בהתאם לפרמטרי הקלט, הפלט יכול לכלול את תוצאות חיפוש ה-</w:t>
+      </w:r>
+      <w:r>
+        <w:rPr>
+          <w:lang w:val="en-IL"/>
+        </w:rPr>
+        <w:t>DNS</w:t>
+      </w:r>
+      <w:r>
+        <w:rPr>
+          <w:rFonts w:cs="Arial"/>
+          <w:rtl/>
+          <w:lang w:val="en-IL"/>
+        </w:rPr>
+        <w:t xml:space="preserve">, רשימה של ממשקי </w:t>
+      </w:r>
+      <w:r>
+        <w:rPr>
+          <w:lang w:val="en-IL"/>
+        </w:rPr>
+        <w:t>IP</w:t>
+      </w:r>
+      <w:r>
+        <w:rPr>
+          <w:rFonts w:cs="Arial"/>
+          <w:rtl/>
+          <w:lang w:val="en-IL"/>
+        </w:rPr>
+        <w:t xml:space="preserve">, כללי </w:t>
+      </w:r>
+      <w:r>
+        <w:rPr>
+          <w:lang w:val="en-IL"/>
+        </w:rPr>
+        <w:t>IPsec</w:t>
+      </w:r>
+      <w:r>
+        <w:rPr>
+          <w:rFonts w:cs="Arial"/>
+          <w:rtl/>
+          <w:lang w:val="en-IL"/>
+        </w:rPr>
+        <w:t>, תוצאות בחירת כתובת מסלול/מקור ו/או אישור יצירת חיבור.</w:t>
+      </w:r>
+    </w:p>
+    <w:p>
+      <w:pPr>
+        <w:bidi/>
+        <w:rPr>
+          <w:rtl/>
+          <w:lang w:val="en-IL"/>
+        </w:rPr>
+      </w:pPr>
+      <w:r>
+        <w:rPr>
+          <w:rFonts w:cs="Arial"/>
+          <w:rtl/>
+          <w:lang w:val="en-IL"/>
+        </w:rPr>
+        <w:tab/>
+      </w:r>
+      <w:r>
+        <w:rPr>
+          <w:rFonts w:cs="Arial"/>
+          <w:rtl/>
+          <w:lang w:val="en-IL"/>
+        </w:rPr>
+        <w:tab/>
+      </w:r>
+      <w:r>
+        <w:rPr>
+          <w:rFonts w:cs="Arial"/>
+          <w:rtl/>
+          <w:lang w:val="en-IL"/>
+        </w:rPr>
+        <w:tab/>
+      </w:r>
+      <w:r>
+        <w:rPr>
+          <w:rFonts w:cs="Arial"/>
+          <w:rtl/>
+          <w:lang w:val="en-IL"/>
+        </w:rPr>
+        <w:tab/>
+      </w:r>
+      <w:r>
+        <w:rPr>
+          <w:rFonts w:cs="Arial" w:hint="cs"/>
+          <w:rtl/>
+          <w:lang w:val="en-IL"/>
+        </w:rPr>
+        <w:t>דוגמא:</w:t>
+      </w:r>
+    </w:p>
+    <w:p>
+      <w:pPr>
+        <w:rPr>
+          <w:rFonts w:hint="eastAsia"/>
+          <w:lang w:val="en-US"/>
+        </w:rPr>
+      </w:pPr>
+      <w:r>
+        <w:rPr>
+          <w:lang w:val="en-US"/>
+        </w:rPr>
+        <w:t>Test-NetConnection -ComputerName localhost -Port 5432</w:t>
+      </w:r>
+    </w:p>
+    <w:p>
+      <w:pPr>
+        <w:pStyle w:val="Heading1"/>
+        <w:numPr>
+          <w:ilvl w:val="0"/>
+          <w:numId w:val="8"/>
+        </w:numPr>
+        <w:bidi/>
+        <w:rPr>
+          <w:rtl/>
+          <w:lang w:val="en-US"/>
+        </w:rPr>
+      </w:pPr>
+      <w:r>
+        <w:rPr>
+          <w:rFonts w:hint="cs"/>
+          <w:rtl/>
           <w:lang w:val="en-US"/>
         </w:rPr>
         <w:t xml:space="preserve">פקודות </w:t>
@@ -3911,17 +3925,8 @@
           <w:sz w:val="24"/>
           <w:szCs w:val="24"/>
         </w:rPr>
-        <w:t>dotnet tool install --global dotnet-</w:t>
-      </w:r>
-      <w:proofErr w:type="spellStart"/>
-      <w:r>
-        <w:rPr>
-          <w:sz w:val="24"/>
-          <w:szCs w:val="24"/>
-        </w:rPr>
-        <w:t>ef</w:t>
-      </w:r>
-      <w:proofErr w:type="spellEnd"/>
+        <w:t>dotnet tool install --global dotnet-ef</w:t>
+      </w:r>
     </w:p>
     <w:p>
       <w:pPr>
@@ -3983,21 +3988,8 @@
         <w:ind w:firstLine="720"/>
       </w:pPr>
       <w:r>
-        <w:t xml:space="preserve">dotnet </w:t>
-      </w:r>
-      <w:proofErr w:type="spellStart"/>
-      <w:r>
-        <w:t>ef</w:t>
-      </w:r>
-      <w:proofErr w:type="spellEnd"/>
-      <w:r>
-        <w:t xml:space="preserve"> migrations add </w:t>
-      </w:r>
-      <w:proofErr w:type="spellStart"/>
-      <w:r>
-        <w:t>AddUserRolesSeeder</w:t>
-      </w:r>
-      <w:proofErr w:type="spellEnd"/>
+        <w:t>dotnet ef migrations add AddUserRolesSeeder</w:t>
+      </w:r>
     </w:p>
     <w:p>
       <w:pPr>
@@ -4057,21 +4049,8 @@
         </w:rPr>
       </w:pPr>
       <w:r>
-        <w:t>dotnet </w:t>
-      </w:r>
-      <w:proofErr w:type="spellStart"/>
-      <w:r>
-        <w:t>ef</w:t>
-      </w:r>
-      <w:proofErr w:type="spellEnd"/>
-      <w:r>
-        <w:t> migrations add </w:t>
-      </w:r>
-      <w:proofErr w:type="spellStart"/>
-      <w:r>
-        <w:t>AddUserRolesSeeder</w:t>
-      </w:r>
-      <w:proofErr w:type="spellEnd"/>
+        <w:t>dotnet ef migrations add AddUserRolesSeeder</w:t>
+      </w:r>
     </w:p>
     <w:p>
       <w:pPr>
@@ -4099,7 +4078,6 @@
         </w:rPr>
         <w:t>20250814113020_</w:t>
       </w:r>
-      <w:proofErr w:type="spellStart"/>
       <w:r>
         <w:rPr>
           <w:rFonts w:eastAsiaTheme="minorEastAsia"/>
@@ -4107,7 +4085,6 @@
         </w:rPr>
         <w:t>AddUserRolesSeeder.cs</w:t>
       </w:r>
-      <w:proofErr w:type="spellEnd"/>
       <w:r>
         <w:rPr>
           <w:rFonts w:eastAsiaTheme="minorEastAsia" w:hint="cs"/>
@@ -4168,27 +4145,7 @@
           <w:szCs w:val="24"/>
           <w14:ligatures w14:val="none"/>
         </w:rPr>
-        <w:t>dotnet </w:t>
-      </w:r>
-      <w:proofErr w:type="spellStart"/>
-      <w:r>
-        <w:rPr>
-          <w:rFonts w:ascii="Times New Roman" w:eastAsia="Times New Roman" w:hAnsi="Times New Roman" w:cs="Times New Roman"/>
-          <w:sz w:val="24"/>
-          <w:szCs w:val="24"/>
-          <w14:ligatures w14:val="none"/>
-        </w:rPr>
-        <w:t>ef</w:t>
-      </w:r>
-      <w:proofErr w:type="spellEnd"/>
-      <w:r>
-        <w:rPr>
-          <w:rFonts w:ascii="Times New Roman" w:eastAsia="Times New Roman" w:hAnsi="Times New Roman" w:cs="Times New Roman"/>
-          <w:sz w:val="24"/>
-          <w:szCs w:val="24"/>
-          <w14:ligatures w14:val="none"/>
-        </w:rPr>
-        <w:t> database update</w:t>
+        <w:t>dotnet ef database update</w:t>
       </w:r>
     </w:p>
     <w:p>
@@ -4235,27 +4192,7 @@
           <w:szCs w:val="24"/>
           <w14:ligatures w14:val="none"/>
         </w:rPr>
-        <w:t>dotnet </w:t>
-      </w:r>
-      <w:proofErr w:type="spellStart"/>
-      <w:r>
-        <w:rPr>
-          <w:rFonts w:ascii="Times New Roman" w:eastAsia="Times New Roman" w:hAnsi="Times New Roman" w:cs="Times New Roman"/>
-          <w:sz w:val="24"/>
-          <w:szCs w:val="24"/>
-          <w14:ligatures w14:val="none"/>
-        </w:rPr>
-        <w:t>ef</w:t>
-      </w:r>
-      <w:proofErr w:type="spellEnd"/>
-      <w:r>
-        <w:rPr>
-          <w:rFonts w:ascii="Times New Roman" w:eastAsia="Times New Roman" w:hAnsi="Times New Roman" w:cs="Times New Roman"/>
-          <w:sz w:val="24"/>
-          <w:szCs w:val="24"/>
-          <w14:ligatures w14:val="none"/>
-        </w:rPr>
-        <w:t> migrations list</w:t>
+        <w:t>dotnet ef migrations list</w:t>
       </w:r>
     </w:p>
     <w:p>
@@ -4302,47 +4239,7 @@
           <w:szCs w:val="24"/>
           <w14:ligatures w14:val="none"/>
         </w:rPr>
-        <w:t>dotnet </w:t>
-      </w:r>
-      <w:proofErr w:type="spellStart"/>
-      <w:r>
-        <w:rPr>
-          <w:rFonts w:ascii="Times New Roman" w:eastAsia="Times New Roman" w:hAnsi="Times New Roman" w:cs="Times New Roman"/>
-          <w:sz w:val="24"/>
-          <w:szCs w:val="24"/>
-          <w14:ligatures w14:val="none"/>
-        </w:rPr>
-        <w:t>ef</w:t>
-      </w:r>
-      <w:proofErr w:type="spellEnd"/>
-      <w:r>
-        <w:rPr>
-          <w:rFonts w:ascii="Times New Roman" w:eastAsia="Times New Roman" w:hAnsi="Times New Roman" w:cs="Times New Roman"/>
-          <w:sz w:val="24"/>
-          <w:szCs w:val="24"/>
-          <w14:ligatures w14:val="none"/>
-        </w:rPr>
-        <w:t> </w:t>
-      </w:r>
-      <w:proofErr w:type="spellStart"/>
-      <w:r>
-        <w:rPr>
-          <w:rFonts w:ascii="Times New Roman" w:eastAsia="Times New Roman" w:hAnsi="Times New Roman" w:cs="Times New Roman"/>
-          <w:sz w:val="24"/>
-          <w:szCs w:val="24"/>
-          <w14:ligatures w14:val="none"/>
-        </w:rPr>
-        <w:t>dbcontext</w:t>
-      </w:r>
-      <w:proofErr w:type="spellEnd"/>
-      <w:r>
-        <w:rPr>
-          <w:rFonts w:ascii="Times New Roman" w:eastAsia="Times New Roman" w:hAnsi="Times New Roman" w:cs="Times New Roman"/>
-          <w:sz w:val="24"/>
-          <w:szCs w:val="24"/>
-          <w14:ligatures w14:val="none"/>
-        </w:rPr>
-        <w:t> list</w:t>
+        <w:t>dotnet ef dbcontext list</w:t>
       </w:r>
     </w:p>
     <w:p>
@@ -4364,47 +4261,7 @@
           <w:szCs w:val="24"/>
           <w14:ligatures w14:val="none"/>
         </w:rPr>
-        <w:t>dotnet </w:t>
-      </w:r>
-      <w:proofErr w:type="spellStart"/>
-      <w:r>
-        <w:rPr>
-          <w:rFonts w:ascii="Times New Roman" w:eastAsia="Times New Roman" w:hAnsi="Times New Roman" w:cs="Times New Roman"/>
-          <w:sz w:val="24"/>
-          <w:szCs w:val="24"/>
-          <w14:ligatures w14:val="none"/>
-        </w:rPr>
-        <w:t>ef</w:t>
-      </w:r>
-      <w:proofErr w:type="spellEnd"/>
-      <w:r>
-        <w:rPr>
-          <w:rFonts w:ascii="Times New Roman" w:eastAsia="Times New Roman" w:hAnsi="Times New Roman" w:cs="Times New Roman"/>
-          <w:sz w:val="24"/>
-          <w:szCs w:val="24"/>
-          <w14:ligatures w14:val="none"/>
-        </w:rPr>
-        <w:t> </w:t>
-      </w:r>
-      <w:proofErr w:type="spellStart"/>
-      <w:r>
-        <w:rPr>
-          <w:rFonts w:ascii="Times New Roman" w:eastAsia="Times New Roman" w:hAnsi="Times New Roman" w:cs="Times New Roman"/>
-          <w:sz w:val="24"/>
-          <w:szCs w:val="24"/>
-          <w14:ligatures w14:val="none"/>
-        </w:rPr>
-        <w:t>dbcontext</w:t>
-      </w:r>
-      <w:proofErr w:type="spellEnd"/>
-      <w:r>
-        <w:rPr>
-          <w:rFonts w:ascii="Times New Roman" w:eastAsia="Times New Roman" w:hAnsi="Times New Roman" w:cs="Times New Roman"/>
-          <w:sz w:val="24"/>
-          <w:szCs w:val="24"/>
-          <w14:ligatures w14:val="none"/>
-        </w:rPr>
-        <w:t> info</w:t>
+        <w:t>dotnet ef dbcontext info</w:t>
       </w:r>
     </w:p>
     <w:p>
@@ -4424,7 +4281,6 @@
         <w:bidi/>
         <w:rPr>
           <w:rtl/>
-          <w:lang w:val="en-IL"/>
         </w:rPr>
       </w:pPr>
       <w:bookmarkStart w:id="7" w:name="_Toc206457421"/>
@@ -4432,19 +4288,16 @@
         <w:rPr>
           <w:rFonts w:hint="cs"/>
           <w:rtl/>
-          <w:lang w:val="en-IL"/>
-        </w:rPr>
+        </w:rPr>
+        <w:lastRenderedPageBreak/>
         <w:t xml:space="preserve">מהו קובץ הדוקר </w:t>
       </w:r>
-      <w:proofErr w:type="spellStart"/>
       <w:r>
         <w:rPr>
           <w:rFonts w:hint="eastAsia"/>
-          <w:lang w:val="en-IL"/>
         </w:rPr>
         <w:t>Dockerfile</w:t>
       </w:r>
-      <w:proofErr w:type="spellEnd"/>
     </w:p>
     <w:p>
       <w:pPr>
@@ -4452,38 +4305,27 @@
         <w:rPr>
           <w:b/>
           <w:bCs/>
-          <w:lang w:val="en-IL"/>
-        </w:rPr>
-      </w:pPr>
-      <w:proofErr w:type="spellStart"/>
+        </w:rPr>
+      </w:pPr>
       <w:r>
         <w:rPr>
           <w:b/>
           <w:bCs/>
-          <w:lang w:val="en-IL"/>
         </w:rPr>
         <w:t>Dockerfile</w:t>
       </w:r>
-      <w:proofErr w:type="spellEnd"/>
-    </w:p>
-    <w:p>
-      <w:pPr>
-        <w:bidi/>
-        <w:rPr>
-          <w:lang w:val="en-IL"/>
-        </w:rPr>
+    </w:p>
+    <w:p>
+      <w:pPr>
+        <w:bidi/>
       </w:pPr>
       <w:r>
         <w:rPr>
           <w:rFonts w:ascii="Segoe UI Emoji" w:hAnsi="Segoe UI Emoji" w:cs="Segoe UI Emoji"/>
-          <w:lang w:val="en-IL"/>
         </w:rPr>
         <w:t>🔹</w:t>
       </w:r>
       <w:r>
-        <w:rPr>
-          <w:lang w:val="en-IL"/>
-        </w:rPr>
         <w:t xml:space="preserve"> </w:t>
       </w:r>
       <w:r>
@@ -4491,77 +4333,54 @@
           <w:b/>
           <w:bCs/>
           <w:rtl/>
-          <w:lang w:val="en-IL"/>
         </w:rPr>
         <w:t>מטרה</w:t>
       </w:r>
       <w:r>
-        <w:rPr>
-          <w:lang w:val="en-IL"/>
-        </w:rPr>
         <w:t xml:space="preserve">: </w:t>
       </w:r>
       <w:r>
         <w:rPr>
           <w:rtl/>
-          <w:lang w:val="en-IL"/>
         </w:rPr>
         <w:t xml:space="preserve">לבנות </w:t>
       </w:r>
-      <w:proofErr w:type="gramStart"/>
       <w:r>
         <w:rPr>
           <w:b/>
           <w:bCs/>
-          <w:lang w:val="en-IL"/>
         </w:rPr>
         <w:t>Image</w:t>
       </w:r>
       <w:r>
-        <w:rPr>
-          <w:lang w:val="en-IL"/>
-        </w:rPr>
         <w:t xml:space="preserve"> </w:t>
       </w:r>
       <w:r>
         <w:rPr>
           <w:rFonts w:hint="cs"/>
           <w:rtl/>
-          <w:lang w:val="en-IL"/>
         </w:rPr>
         <w:t xml:space="preserve"> </w:t>
       </w:r>
       <w:r>
         <w:rPr>
           <w:rtl/>
-          <w:lang w:val="en-IL"/>
         </w:rPr>
         <w:t>אחד</w:t>
       </w:r>
-      <w:proofErr w:type="gramEnd"/>
-      <w:r>
-        <w:rPr>
-          <w:lang w:val="en-IL"/>
-        </w:rPr>
+      <w:r>
         <w:t>.</w:t>
       </w:r>
       <w:r>
-        <w:rPr>
-          <w:lang w:val="en-IL"/>
-        </w:rPr>
         <w:br/>
       </w:r>
       <w:r>
         <w:rPr>
           <w:rFonts w:ascii="Segoe UI Emoji" w:hAnsi="Segoe UI Emoji" w:cs="Segoe UI Emoji"/>
-          <w:lang w:val="en-IL"/>
         </w:rPr>
         <w:t>🔹</w:t>
       </w:r>
       <w:r>
-        <w:rPr>
-          <w:lang w:val="en-IL"/>
-        </w:rPr>
         <w:t xml:space="preserve"> </w:t>
       </w:r>
       <w:r>
@@ -4569,40 +4388,28 @@
           <w:b/>
           <w:bCs/>
           <w:rtl/>
-          <w:lang w:val="en-IL"/>
         </w:rPr>
         <w:t>תוכן</w:t>
       </w:r>
       <w:r>
-        <w:rPr>
-          <w:lang w:val="en-IL"/>
-        </w:rPr>
         <w:t xml:space="preserve">: </w:t>
       </w:r>
       <w:r>
         <w:rPr>
           <w:rtl/>
-          <w:lang w:val="en-IL"/>
         </w:rPr>
         <w:t>הוראות להרכבת</w:t>
       </w:r>
       <w:r>
-        <w:rPr>
-          <w:lang w:val="en-IL"/>
-        </w:rPr>
         <w:t xml:space="preserve"> Image – </w:t>
       </w:r>
       <w:r>
         <w:rPr>
           <w:rtl/>
-          <w:lang w:val="en-IL"/>
         </w:rPr>
         <w:t>כמו מתכון</w:t>
       </w:r>
       <w:r>
-        <w:rPr>
-          <w:lang w:val="en-IL"/>
-        </w:rPr>
         <w:t>.</w:t>
       </w:r>
     </w:p>
@@ -4613,21 +4420,14 @@
           <w:numId w:val="29"/>
         </w:numPr>
         <w:bidi/>
-        <w:rPr>
-          <w:lang w:val="en-IL"/>
-        </w:rPr>
-      </w:pPr>
-      <w:r>
-        <w:rPr>
-          <w:rtl/>
-          <w:lang w:val="en-IL"/>
+      </w:pPr>
+      <w:r>
+        <w:rPr>
+          <w:rtl/>
         </w:rPr>
         <w:t>בסיס</w:t>
       </w:r>
       <w:r>
-        <w:rPr>
-          <w:lang w:val="en-IL"/>
-        </w:rPr>
         <w:t xml:space="preserve"> (FROM)</w:t>
       </w:r>
     </w:p>
@@ -4638,22 +4438,14 @@
           <w:numId w:val="29"/>
         </w:numPr>
         <w:bidi/>
-        <w:rPr>
-          <w:lang w:val="en-IL"/>
-        </w:rPr>
-      </w:pPr>
-      <w:r>
-        <w:rPr>
-          <w:rtl/>
-          <w:lang w:val="en-IL"/>
-        </w:rPr>
-        <w:lastRenderedPageBreak/>
+      </w:pPr>
+      <w:r>
+        <w:rPr>
+          <w:rtl/>
+        </w:rPr>
         <w:t>התקנות</w:t>
       </w:r>
       <w:r>
-        <w:rPr>
-          <w:lang w:val="en-IL"/>
-        </w:rPr>
         <w:t xml:space="preserve"> (RUN)</w:t>
       </w:r>
     </w:p>
@@ -4664,21 +4456,14 @@
           <w:numId w:val="29"/>
         </w:numPr>
         <w:bidi/>
-        <w:rPr>
-          <w:lang w:val="en-IL"/>
-        </w:rPr>
-      </w:pPr>
-      <w:r>
-        <w:rPr>
-          <w:rtl/>
-          <w:lang w:val="en-IL"/>
+      </w:pPr>
+      <w:r>
+        <w:rPr>
+          <w:rtl/>
         </w:rPr>
         <w:t>העתקת קבצים</w:t>
       </w:r>
       <w:r>
-        <w:rPr>
-          <w:lang w:val="en-IL"/>
-        </w:rPr>
         <w:t xml:space="preserve"> (COPY)</w:t>
       </w:r>
     </w:p>
@@ -4689,21 +4474,14 @@
           <w:numId w:val="29"/>
         </w:numPr>
         <w:bidi/>
-        <w:rPr>
-          <w:lang w:val="en-IL"/>
-        </w:rPr>
-      </w:pPr>
-      <w:r>
-        <w:rPr>
-          <w:rtl/>
-          <w:lang w:val="en-IL"/>
+      </w:pPr>
+      <w:r>
+        <w:rPr>
+          <w:rtl/>
         </w:rPr>
         <w:t>משתני סביבה</w:t>
       </w:r>
       <w:r>
-        <w:rPr>
-          <w:lang w:val="en-IL"/>
-        </w:rPr>
         <w:t xml:space="preserve"> (ENV)</w:t>
       </w:r>
     </w:p>
@@ -4714,48 +4492,33 @@
           <w:numId w:val="29"/>
         </w:numPr>
         <w:bidi/>
-        <w:rPr>
-          <w:lang w:val="en-IL"/>
-        </w:rPr>
-      </w:pPr>
-      <w:r>
-        <w:rPr>
-          <w:rtl/>
-          <w:lang w:val="en-IL"/>
+      </w:pPr>
+      <w:r>
+        <w:rPr>
+          <w:rtl/>
         </w:rPr>
         <w:t>פקודת הרצה</w:t>
       </w:r>
       <w:r>
-        <w:rPr>
-          <w:lang w:val="en-IL"/>
-        </w:rPr>
         <w:t xml:space="preserve"> (ENTRYPOINT / CMD)</w:t>
       </w:r>
     </w:p>
     <w:p>
       <w:pPr>
         <w:bidi/>
-        <w:rPr>
-          <w:lang w:val="en-IL"/>
-        </w:rPr>
       </w:pPr>
       <w:r>
         <w:rPr>
           <w:rFonts w:ascii="Segoe UI Emoji" w:hAnsi="Segoe UI Emoji" w:cs="Segoe UI Emoji"/>
-          <w:lang w:val="en-IL"/>
         </w:rPr>
         <w:t>📦</w:t>
       </w:r>
       <w:r>
-        <w:rPr>
-          <w:lang w:val="en-IL"/>
-        </w:rPr>
         <w:t xml:space="preserve"> </w:t>
       </w:r>
       <w:r>
         <w:rPr>
           <w:rtl/>
-          <w:lang w:val="en-IL"/>
         </w:rPr>
         <w:t xml:space="preserve">התוצאה: קובץ בינארי שנקרא </w:t>
       </w:r>
@@ -4763,157 +4526,95 @@
         <w:rPr>
           <w:b/>
           <w:bCs/>
-          <w:lang w:val="en-IL"/>
         </w:rPr>
         <w:t>Image</w:t>
       </w:r>
       <w:r>
-        <w:rPr>
-          <w:lang w:val="en-IL"/>
-        </w:rPr>
         <w:t xml:space="preserve">, </w:t>
       </w:r>
       <w:r>
         <w:rPr>
           <w:rtl/>
-          <w:lang w:val="en-IL"/>
         </w:rPr>
         <w:t>שבתוכו האפליקציה שלך והסביבה שלה</w:t>
       </w:r>
       <w:r>
-        <w:rPr>
-          <w:lang w:val="en-IL"/>
-        </w:rPr>
         <w:t>.</w:t>
       </w:r>
       <w:r>
-        <w:rPr>
-          <w:lang w:val="en-IL"/>
-        </w:rPr>
         <w:br/>
       </w:r>
       <w:r>
         <w:rPr>
           <w:rFonts w:ascii="Segoe UI Emoji" w:hAnsi="Segoe UI Emoji" w:cs="Segoe UI Emoji"/>
-          <w:lang w:val="en-IL"/>
         </w:rPr>
         <w:t>👉</w:t>
       </w:r>
       <w:r>
-        <w:rPr>
-          <w:lang w:val="en-IL"/>
-        </w:rPr>
         <w:t xml:space="preserve"> </w:t>
       </w:r>
       <w:r>
         <w:rPr>
           <w:rtl/>
-          <w:lang w:val="en-IL"/>
         </w:rPr>
         <w:t>דוגמה מהקובץ שלך</w:t>
       </w:r>
       <w:r>
-        <w:rPr>
-          <w:lang w:val="en-IL"/>
-        </w:rPr>
         <w:t>:</w:t>
       </w:r>
     </w:p>
     <w:p>
       <w:pPr>
         <w:bidi/>
-        <w:rPr>
-          <w:lang w:val="en-IL"/>
-        </w:rPr>
-      </w:pPr>
-      <w:r>
-        <w:rPr>
-          <w:lang w:val="en-IL"/>
-        </w:rPr>
+      </w:pPr>
+      <w:r>
         <w:t>FROM mcr.microsoft.com/dotnet/aspnet:8.0 AS base</w:t>
       </w:r>
     </w:p>
     <w:p>
       <w:pPr>
         <w:bidi/>
-        <w:rPr>
-          <w:lang w:val="en-IL"/>
-        </w:rPr>
-      </w:pPr>
-      <w:r>
-        <w:rPr>
-          <w:lang w:val="en-IL"/>
-        </w:rPr>
+      </w:pPr>
+      <w:r>
         <w:t>WORKDIR /app</w:t>
       </w:r>
     </w:p>
     <w:p>
       <w:pPr>
         <w:bidi/>
-        <w:rPr>
-          <w:lang w:val="en-IL"/>
-        </w:rPr>
-      </w:pPr>
-      <w:r>
-        <w:rPr>
-          <w:lang w:val="en-IL"/>
-        </w:rPr>
-        <w:t>COPY --from=publish /app/</w:t>
-      </w:r>
-      <w:proofErr w:type="gramStart"/>
-      <w:r>
-        <w:rPr>
-          <w:lang w:val="en-IL"/>
-        </w:rPr>
-        <w:t>publish .</w:t>
-      </w:r>
-      <w:proofErr w:type="gramEnd"/>
-    </w:p>
-    <w:p>
-      <w:pPr>
-        <w:bidi/>
-        <w:rPr>
-          <w:lang w:val="en-IL"/>
-        </w:rPr>
-      </w:pPr>
-      <w:r>
-        <w:rPr>
-          <w:lang w:val="en-IL"/>
-        </w:rPr>
+      </w:pPr>
+      <w:r>
+        <w:t>COPY --from=publish /app/publish .</w:t>
+      </w:r>
+    </w:p>
+    <w:p>
+      <w:pPr>
+        <w:bidi/>
+      </w:pPr>
+      <w:r>
         <w:t>ENTRYPOINT ["dotnet", "AuthService.dll"]</w:t>
       </w:r>
     </w:p>
     <w:p>
       <w:pPr>
         <w:bidi/>
-        <w:rPr>
-          <w:lang w:val="en-IL"/>
-        </w:rPr>
-      </w:pPr>
-      <w:r>
-        <w:rPr>
-          <w:rtl/>
-          <w:lang w:val="en-IL"/>
+      </w:pPr>
+      <w:r>
+        <w:rPr>
+          <w:rtl/>
         </w:rPr>
         <w:t>זה אומר: קח את הרנטיים של</w:t>
       </w:r>
       <w:r>
-        <w:rPr>
-          <w:lang w:val="en-IL"/>
-        </w:rPr>
         <w:t xml:space="preserve"> .NET, </w:t>
       </w:r>
       <w:r>
         <w:rPr>
           <w:rtl/>
-          <w:lang w:val="en-IL"/>
         </w:rPr>
         <w:t>העתק את הקוד המפורסם, ותגדיר את הפקודה שתורץ</w:t>
       </w:r>
       <w:r>
-        <w:rPr>
-          <w:lang w:val="en-IL"/>
-        </w:rPr>
         <w:t>.</w:t>
       </w:r>
     </w:p>
@@ -4942,17 +4643,8 @@
           <w:rFonts w:hint="eastAsia"/>
           <w:lang w:val="en-US"/>
         </w:rPr>
-        <w:t>docker-</w:t>
-      </w:r>
-      <w:proofErr w:type="spellStart"/>
-      <w:r>
-        <w:rPr>
-          <w:rFonts w:hint="eastAsia"/>
-          <w:lang w:val="en-US"/>
-        </w:rPr>
-        <w:t>compose.yml</w:t>
-      </w:r>
-      <w:proofErr w:type="spellEnd"/>
+        <w:t>docker-compose.yml</w:t>
+      </w:r>
     </w:p>
     <w:p>
       <w:pPr>
@@ -4960,47 +4652,47 @@
         <w:rPr>
           <w:b/>
           <w:bCs/>
-          <w:lang w:val="en-IL"/>
         </w:rPr>
       </w:pPr>
       <w:r>
         <w:rPr>
           <w:b/>
           <w:bCs/>
-          <w:lang w:val="en-IL"/>
-        </w:rPr>
-        <w:t>docker-</w:t>
-      </w:r>
-      <w:proofErr w:type="spellStart"/>
+        </w:rPr>
+        <w:t>docker-compose.yml</w:t>
+      </w:r>
+    </w:p>
+    <w:p>
+      <w:pPr>
+        <w:bidi/>
+      </w:pPr>
+      <w:r>
+        <w:rPr>
+          <w:rFonts w:ascii="Segoe UI Emoji" w:hAnsi="Segoe UI Emoji" w:cs="Segoe UI Emoji"/>
+        </w:rPr>
+        <w:t>🔹</w:t>
+      </w:r>
+      <w:r>
+        <w:t xml:space="preserve"> </w:t>
+      </w:r>
       <w:r>
         <w:rPr>
           <w:b/>
           <w:bCs/>
-          <w:lang w:val="en-IL"/>
-        </w:rPr>
-        <w:t>compose.yml</w:t>
-      </w:r>
-      <w:proofErr w:type="spellEnd"/>
-    </w:p>
-    <w:p>
-      <w:pPr>
-        <w:bidi/>
-        <w:rPr>
-          <w:lang w:val="en-IL"/>
-        </w:rPr>
-      </w:pPr>
-      <w:r>
-        <w:rPr>
-          <w:rFonts w:ascii="Segoe UI Emoji" w:hAnsi="Segoe UI Emoji" w:cs="Segoe UI Emoji"/>
-          <w:lang w:val="en-IL"/>
-        </w:rPr>
-        <w:t>🔹</w:t>
-      </w:r>
-      <w:r>
-        <w:rPr>
-          <w:lang w:val="en-IL"/>
-        </w:rPr>
-        <w:t xml:space="preserve"> </w:t>
+          <w:rtl/>
+          <w:lang w:val="en-US"/>
+        </w:rPr>
+        <w:t>מטרה</w:t>
+      </w:r>
+      <w:r>
+        <w:t xml:space="preserve">: </w:t>
+      </w:r>
+      <w:r>
+        <w:rPr>
+          <w:rtl/>
+          <w:lang w:val="en-US"/>
+        </w:rPr>
+        <w:t xml:space="preserve">להריץ ולנהל </w:t>
       </w:r>
       <w:r>
         <w:rPr>
@@ -5009,20 +4701,29 @@
           <w:rtl/>
           <w:lang w:val="en-US"/>
         </w:rPr>
-        <w:t>מטרה</w:t>
-      </w:r>
-      <w:r>
-        <w:rPr>
-          <w:lang w:val="en-IL"/>
-        </w:rPr>
-        <w:t xml:space="preserve">: </w:t>
-      </w:r>
-      <w:r>
-        <w:rPr>
-          <w:rtl/>
-          <w:lang w:val="en-US"/>
-        </w:rPr>
-        <w:t xml:space="preserve">להריץ ולנהל </w:t>
+        <w:t>מספר קונטיינרים</w:t>
+      </w:r>
+      <w:r>
+        <w:rPr>
+          <w:rtl/>
+          <w:lang w:val="en-US"/>
+        </w:rPr>
+        <w:t xml:space="preserve"> יחד</w:t>
+      </w:r>
+      <w:r>
+        <w:t>.</w:t>
+      </w:r>
+      <w:r>
+        <w:br/>
+      </w:r>
+      <w:r>
+        <w:rPr>
+          <w:rFonts w:ascii="Segoe UI Emoji" w:hAnsi="Segoe UI Emoji" w:cs="Segoe UI Emoji"/>
+        </w:rPr>
+        <w:t>🔹</w:t>
+      </w:r>
+      <w:r>
+        <w:t xml:space="preserve"> </w:t>
       </w:r>
       <w:r>
         <w:rPr>
@@ -5031,53 +4732,9 @@
           <w:rtl/>
           <w:lang w:val="en-US"/>
         </w:rPr>
-        <w:t>מספר קונטיינרים</w:t>
-      </w:r>
-      <w:r>
-        <w:rPr>
-          <w:rtl/>
-          <w:lang w:val="en-US"/>
-        </w:rPr>
-        <w:t xml:space="preserve"> יחד</w:t>
-      </w:r>
-      <w:r>
-        <w:rPr>
-          <w:lang w:val="en-IL"/>
-        </w:rPr>
-        <w:t>.</w:t>
-      </w:r>
-      <w:r>
-        <w:rPr>
-          <w:lang w:val="en-IL"/>
-        </w:rPr>
-        <w:br/>
-      </w:r>
-      <w:r>
-        <w:rPr>
-          <w:rFonts w:ascii="Segoe UI Emoji" w:hAnsi="Segoe UI Emoji" w:cs="Segoe UI Emoji"/>
-          <w:lang w:val="en-IL"/>
-        </w:rPr>
-        <w:t>🔹</w:t>
-      </w:r>
-      <w:r>
-        <w:rPr>
-          <w:lang w:val="en-IL"/>
-        </w:rPr>
-        <w:t xml:space="preserve"> </w:t>
-      </w:r>
-      <w:r>
-        <w:rPr>
-          <w:b/>
-          <w:bCs/>
-          <w:rtl/>
-          <w:lang w:val="en-US"/>
-        </w:rPr>
         <w:t>תוכן</w:t>
       </w:r>
       <w:r>
-        <w:rPr>
-          <w:lang w:val="en-IL"/>
-        </w:rPr>
         <w:t xml:space="preserve">: </w:t>
       </w:r>
       <w:r>
@@ -5088,9 +4745,6 @@
         <w:t>תיאור של סרוויסים</w:t>
       </w:r>
       <w:r>
-        <w:rPr>
-          <w:lang w:val="en-IL"/>
-        </w:rPr>
         <w:t xml:space="preserve"> (services) – </w:t>
       </w:r>
       <w:r>
@@ -5101,9 +4755,6 @@
         <w:t>מי מריץ איזה</w:t>
       </w:r>
       <w:r>
-        <w:rPr>
-          <w:lang w:val="en-IL"/>
-        </w:rPr>
         <w:t xml:space="preserve"> Image, </w:t>
       </w:r>
       <w:r>
@@ -5114,9 +4765,6 @@
         <w:t>אילו פורטים נחשפים, אילו רשתות יש, אילו</w:t>
       </w:r>
       <w:r>
-        <w:rPr>
-          <w:lang w:val="en-IL"/>
-        </w:rPr>
         <w:t xml:space="preserve"> Volumes </w:t>
       </w:r>
       <w:r>
@@ -5127,9 +4775,6 @@
         <w:t>משותפים</w:t>
       </w:r>
       <w:r>
-        <w:rPr>
-          <w:lang w:val="en-IL"/>
-        </w:rPr>
         <w:t>.</w:t>
       </w:r>
     </w:p>
@@ -5140,9 +4785,6 @@
           <w:numId w:val="30"/>
         </w:numPr>
         <w:bidi/>
-        <w:rPr>
-          <w:lang w:val="en-IL"/>
-        </w:rPr>
       </w:pPr>
       <w:r>
         <w:rPr>
@@ -5152,9 +4794,6 @@
         <w:t>בונה או מושך</w:t>
       </w:r>
       <w:r>
-        <w:rPr>
-          <w:lang w:val="en-IL"/>
-        </w:rPr>
         <w:t xml:space="preserve"> Image</w:t>
       </w:r>
     </w:p>
@@ -5165,9 +4804,6 @@
           <w:numId w:val="30"/>
         </w:numPr>
         <w:bidi/>
-        <w:rPr>
-          <w:lang w:val="en-IL"/>
-        </w:rPr>
       </w:pPr>
       <w:r>
         <w:rPr>
@@ -5184,9 +4820,6 @@
           <w:numId w:val="30"/>
         </w:numPr>
         <w:bidi/>
-        <w:rPr>
-          <w:lang w:val="en-IL"/>
-        </w:rPr>
       </w:pPr>
       <w:r>
         <w:rPr>
@@ -5196,9 +4829,6 @@
         <w:t>מגדיר תקשורת ביניהם</w:t>
       </w:r>
       <w:r>
-        <w:rPr>
-          <w:lang w:val="en-IL"/>
-        </w:rPr>
         <w:t xml:space="preserve"> (network)</w:t>
       </w:r>
     </w:p>
@@ -5209,9 +4839,6 @@
           <w:numId w:val="30"/>
         </w:numPr>
         <w:bidi/>
-        <w:rPr>
-          <w:lang w:val="en-IL"/>
-        </w:rPr>
       </w:pPr>
       <w:r>
         <w:rPr>
@@ -5221,30 +4848,20 @@
         <w:t>מגדיר קונפיגורציה כמו</w:t>
       </w:r>
       <w:r>
-        <w:rPr>
-          <w:lang w:val="en-IL"/>
-        </w:rPr>
         <w:t xml:space="preserve"> volumes, environment variables, ports</w:t>
       </w:r>
     </w:p>
     <w:p>
       <w:pPr>
         <w:bidi/>
-        <w:rPr>
-          <w:lang w:val="en-IL"/>
-        </w:rPr>
       </w:pPr>
       <w:r>
         <w:rPr>
           <w:rFonts w:ascii="Segoe UI Emoji" w:hAnsi="Segoe UI Emoji" w:cs="Segoe UI Emoji"/>
-          <w:lang w:val="en-IL"/>
         </w:rPr>
         <w:t>📦</w:t>
       </w:r>
       <w:r>
-        <w:rPr>
-          <w:lang w:val="en-IL"/>
-        </w:rPr>
         <w:t xml:space="preserve"> </w:t>
       </w:r>
       <w:r>
@@ -5255,9 +4872,6 @@
         <w:t>התוצאה</w:t>
       </w:r>
       <w:r>
-        <w:rPr>
-          <w:lang w:val="en-IL"/>
-        </w:rPr>
         <w:t xml:space="preserve">: </w:t>
       </w:r>
       <w:r>
@@ -5270,9 +4884,6 @@
         <w:t>קבוצת קונטיינרים רצים יחד</w:t>
       </w:r>
       <w:r>
-        <w:rPr>
-          <w:lang w:val="en-IL"/>
-        </w:rPr>
         <w:t xml:space="preserve">, </w:t>
       </w:r>
       <w:r>
@@ -5283,28 +4894,18 @@
         <w:t>מתואמים אחד עם השני</w:t>
       </w:r>
       <w:r>
-        <w:rPr>
-          <w:lang w:val="en-IL"/>
-        </w:rPr>
         <w:t>.</w:t>
       </w:r>
       <w:r>
-        <w:rPr>
-          <w:lang w:val="en-IL"/>
-        </w:rPr>
         <w:br/>
       </w:r>
       <w:r>
         <w:rPr>
           <w:rFonts w:ascii="Segoe UI Emoji" w:hAnsi="Segoe UI Emoji" w:cs="Segoe UI Emoji"/>
-          <w:lang w:val="en-IL"/>
         </w:rPr>
         <w:t>👉</w:t>
       </w:r>
       <w:r>
-        <w:rPr>
-          <w:lang w:val="en-IL"/>
-        </w:rPr>
         <w:t xml:space="preserve"> </w:t>
       </w:r>
       <w:r>
@@ -5315,430 +4916,187 @@
         <w:t>דוגמה</w:t>
       </w:r>
       <w:r>
-        <w:rPr>
-          <w:lang w:val="en-IL"/>
-        </w:rPr>
         <w:t>:</w:t>
       </w:r>
     </w:p>
     <w:p>
       <w:pPr>
         <w:bidi/>
-        <w:rPr>
-          <w:lang w:val="en-IL"/>
-        </w:rPr>
-      </w:pPr>
-      <w:r>
-        <w:rPr>
-          <w:lang w:val="en-IL"/>
-        </w:rPr>
+      </w:pPr>
+      <w:r>
         <w:t>version: "3.9"</w:t>
       </w:r>
     </w:p>
     <w:p>
       <w:pPr>
         <w:bidi/>
-        <w:rPr>
-          <w:lang w:val="en-IL"/>
-        </w:rPr>
-      </w:pPr>
-      <w:r>
-        <w:rPr>
-          <w:lang w:val="en-IL"/>
-        </w:rPr>
+      </w:pPr>
+      <w:r>
         <w:t>services:</w:t>
       </w:r>
     </w:p>
     <w:p>
       <w:pPr>
         <w:bidi/>
-        <w:rPr>
-          <w:lang w:val="en-IL"/>
-        </w:rPr>
-      </w:pPr>
-      <w:r>
-        <w:rPr>
-          <w:lang w:val="en-IL"/>
-        </w:rPr>
-        <w:t xml:space="preserve">  </w:t>
-      </w:r>
-      <w:proofErr w:type="spellStart"/>
-      <w:r>
-        <w:rPr>
-          <w:lang w:val="en-IL"/>
-        </w:rPr>
-        <w:t>authservice</w:t>
-      </w:r>
-      <w:proofErr w:type="spellEnd"/>
-      <w:r>
-        <w:rPr>
-          <w:lang w:val="en-IL"/>
-        </w:rPr>
-        <w:t>:</w:t>
-      </w:r>
-    </w:p>
-    <w:p>
-      <w:pPr>
-        <w:bidi/>
-        <w:rPr>
-          <w:lang w:val="en-IL"/>
-        </w:rPr>
-      </w:pPr>
-      <w:r>
-        <w:rPr>
-          <w:lang w:val="en-IL"/>
-        </w:rPr>
-        <w:t xml:space="preserve">    build</w:t>
-      </w:r>
-      <w:proofErr w:type="gramStart"/>
-      <w:r>
-        <w:rPr>
-          <w:lang w:val="en-IL"/>
-        </w:rPr>
-        <w:t>: .</w:t>
-      </w:r>
-      <w:proofErr w:type="gramEnd"/>
-    </w:p>
-    <w:p>
-      <w:pPr>
-        <w:bidi/>
-        <w:rPr>
-          <w:lang w:val="en-IL"/>
-        </w:rPr>
-      </w:pPr>
-      <w:r>
-        <w:rPr>
-          <w:lang w:val="en-IL"/>
-        </w:rPr>
+      </w:pPr>
+      <w:r>
+        <w:t xml:space="preserve">  authservice:</w:t>
+      </w:r>
+    </w:p>
+    <w:p>
+      <w:pPr>
+        <w:bidi/>
+      </w:pPr>
+      <w:r>
+        <w:t xml:space="preserve">    build: .</w:t>
+      </w:r>
+    </w:p>
+    <w:p>
+      <w:pPr>
+        <w:bidi/>
+      </w:pPr>
+      <w:r>
+        <w:lastRenderedPageBreak/>
         <w:t xml:space="preserve">    ports:</w:t>
       </w:r>
     </w:p>
     <w:p>
       <w:pPr>
         <w:bidi/>
-        <w:rPr>
-          <w:lang w:val="en-IL"/>
-        </w:rPr>
-      </w:pPr>
-      <w:r>
-        <w:rPr>
-          <w:lang w:val="en-IL"/>
-        </w:rPr>
+      </w:pPr>
+      <w:r>
         <w:t xml:space="preserve">      - "32774:32774"</w:t>
       </w:r>
     </w:p>
     <w:p>
       <w:pPr>
         <w:bidi/>
-        <w:rPr>
-          <w:lang w:val="en-IL"/>
-        </w:rPr>
-      </w:pPr>
-      <w:r>
-        <w:rPr>
-          <w:lang w:val="en-IL"/>
-        </w:rPr>
+      </w:pPr>
+      <w:r>
         <w:t xml:space="preserve">    environment:</w:t>
       </w:r>
     </w:p>
     <w:p>
       <w:pPr>
         <w:bidi/>
-        <w:rPr>
-          <w:lang w:val="en-IL"/>
-        </w:rPr>
-      </w:pPr>
-      <w:r>
-        <w:rPr>
-          <w:lang w:val="en-IL"/>
-        </w:rPr>
+      </w:pPr>
+      <w:r>
         <w:t xml:space="preserve">      - ASPNETCORE_ENVIRONMENT=Production</w:t>
       </w:r>
     </w:p>
     <w:p>
       <w:pPr>
         <w:bidi/>
-        <w:rPr>
-          <w:lang w:val="en-IL"/>
-        </w:rPr>
-      </w:pPr>
-      <w:r>
-        <w:rPr>
-          <w:lang w:val="en-IL"/>
-        </w:rPr>
-        <w:t xml:space="preserve">    </w:t>
-      </w:r>
-      <w:proofErr w:type="spellStart"/>
-      <w:r>
-        <w:rPr>
-          <w:lang w:val="en-IL"/>
-        </w:rPr>
-        <w:t>depends_on</w:t>
-      </w:r>
-      <w:proofErr w:type="spellEnd"/>
-      <w:r>
-        <w:rPr>
-          <w:lang w:val="en-IL"/>
-        </w:rPr>
-        <w:t>:</w:t>
-      </w:r>
-    </w:p>
-    <w:p>
-      <w:pPr>
-        <w:bidi/>
-        <w:rPr>
-          <w:lang w:val="en-IL"/>
-        </w:rPr>
-      </w:pPr>
-      <w:r>
-        <w:rPr>
-          <w:lang w:val="en-IL"/>
-        </w:rPr>
-        <w:lastRenderedPageBreak/>
-        <w:t xml:space="preserve">      - </w:t>
-      </w:r>
-      <w:proofErr w:type="spellStart"/>
-      <w:r>
-        <w:rPr>
-          <w:lang w:val="en-IL"/>
-        </w:rPr>
-        <w:t>db</w:t>
-      </w:r>
-      <w:proofErr w:type="spellEnd"/>
-    </w:p>
-    <w:p>
-      <w:pPr>
-        <w:bidi/>
-        <w:rPr>
-          <w:lang w:val="en-IL"/>
-        </w:rPr>
-      </w:pPr>
-    </w:p>
-    <w:p>
-      <w:pPr>
-        <w:bidi/>
-        <w:rPr>
-          <w:lang w:val="en-IL"/>
-        </w:rPr>
-      </w:pPr>
-      <w:r>
-        <w:rPr>
-          <w:lang w:val="en-IL"/>
-        </w:rPr>
-        <w:t xml:space="preserve">  </w:t>
-      </w:r>
-      <w:proofErr w:type="spellStart"/>
-      <w:r>
-        <w:rPr>
-          <w:lang w:val="en-IL"/>
-        </w:rPr>
-        <w:t>db</w:t>
-      </w:r>
-      <w:proofErr w:type="spellEnd"/>
-      <w:r>
-        <w:rPr>
-          <w:lang w:val="en-IL"/>
-        </w:rPr>
-        <w:t>:</w:t>
-      </w:r>
-    </w:p>
-    <w:p>
-      <w:pPr>
-        <w:bidi/>
-        <w:rPr>
-          <w:lang w:val="en-IL"/>
-        </w:rPr>
-      </w:pPr>
-      <w:r>
-        <w:rPr>
-          <w:lang w:val="en-IL"/>
-        </w:rPr>
+      </w:pPr>
+      <w:r>
+        <w:t xml:space="preserve">    depends_on:</w:t>
+      </w:r>
+    </w:p>
+    <w:p>
+      <w:pPr>
+        <w:bidi/>
+      </w:pPr>
+      <w:r>
+        <w:t xml:space="preserve">      - db</w:t>
+      </w:r>
+    </w:p>
+    <w:p>
+      <w:pPr>
+        <w:bidi/>
+      </w:pPr>
+    </w:p>
+    <w:p>
+      <w:pPr>
+        <w:bidi/>
+      </w:pPr>
+      <w:r>
+        <w:t xml:space="preserve">  db:</w:t>
+      </w:r>
+    </w:p>
+    <w:p>
+      <w:pPr>
+        <w:bidi/>
+      </w:pPr>
+      <w:r>
         <w:t xml:space="preserve">    image: postgres:16</w:t>
       </w:r>
     </w:p>
     <w:p>
       <w:pPr>
         <w:bidi/>
-        <w:rPr>
-          <w:lang w:val="en-IL"/>
-        </w:rPr>
-      </w:pPr>
-      <w:r>
-        <w:rPr>
-          <w:lang w:val="en-IL"/>
-        </w:rPr>
+      </w:pPr>
+      <w:r>
         <w:t xml:space="preserve">    environment:</w:t>
       </w:r>
     </w:p>
     <w:p>
       <w:pPr>
         <w:bidi/>
-        <w:rPr>
-          <w:lang w:val="en-IL"/>
-        </w:rPr>
-      </w:pPr>
-      <w:r>
-        <w:rPr>
-          <w:lang w:val="en-IL"/>
-        </w:rPr>
+      </w:pPr>
+      <w:r>
         <w:t xml:space="preserve">      - POSTGRES_USER=admin</w:t>
       </w:r>
     </w:p>
     <w:p>
       <w:pPr>
         <w:bidi/>
-        <w:rPr>
-          <w:lang w:val="en-IL"/>
-        </w:rPr>
-      </w:pPr>
-      <w:r>
-        <w:rPr>
-          <w:lang w:val="en-IL"/>
-        </w:rPr>
+      </w:pPr>
+      <w:r>
         <w:t xml:space="preserve">      - POSTGRES_PASSWORD=secret</w:t>
       </w:r>
     </w:p>
     <w:p>
       <w:pPr>
         <w:bidi/>
-        <w:rPr>
-          <w:lang w:val="en-IL"/>
-        </w:rPr>
-      </w:pPr>
-      <w:r>
-        <w:rPr>
-          <w:lang w:val="en-IL"/>
-        </w:rPr>
-        <w:t xml:space="preserve">      - POSTGRES_DB=</w:t>
-      </w:r>
-      <w:proofErr w:type="spellStart"/>
-      <w:r>
-        <w:rPr>
-          <w:lang w:val="en-IL"/>
-        </w:rPr>
-        <w:t>authdb</w:t>
-      </w:r>
-      <w:proofErr w:type="spellEnd"/>
-    </w:p>
-    <w:p>
-      <w:pPr>
-        <w:bidi/>
-        <w:rPr>
-          <w:lang w:val="en-IL"/>
-        </w:rPr>
-      </w:pPr>
-      <w:r>
-        <w:rPr>
-          <w:lang w:val="en-IL"/>
-        </w:rPr>
+      </w:pPr>
+      <w:r>
+        <w:t xml:space="preserve">      - POSTGRES_DB=authdb</w:t>
+      </w:r>
+    </w:p>
+    <w:p>
+      <w:pPr>
+        <w:bidi/>
+      </w:pPr>
+      <w:r>
         <w:t xml:space="preserve">    volumes:</w:t>
       </w:r>
     </w:p>
     <w:p>
       <w:pPr>
         <w:bidi/>
-        <w:rPr>
-          <w:lang w:val="en-IL"/>
-        </w:rPr>
-      </w:pPr>
-      <w:r>
-        <w:rPr>
-          <w:lang w:val="en-IL"/>
-        </w:rPr>
-        <w:t xml:space="preserve">      - </w:t>
-      </w:r>
-      <w:proofErr w:type="spellStart"/>
-      <w:r>
-        <w:rPr>
-          <w:lang w:val="en-IL"/>
-        </w:rPr>
-        <w:t>db_data</w:t>
-      </w:r>
-      <w:proofErr w:type="spellEnd"/>
-      <w:r>
-        <w:rPr>
-          <w:lang w:val="en-IL"/>
-        </w:rPr>
-        <w:t>:/var/lib/</w:t>
-      </w:r>
-      <w:proofErr w:type="spellStart"/>
-      <w:r>
-        <w:rPr>
-          <w:lang w:val="en-IL"/>
-        </w:rPr>
-        <w:t>postgresql</w:t>
-      </w:r>
-      <w:proofErr w:type="spellEnd"/>
-      <w:r>
-        <w:rPr>
-          <w:lang w:val="en-IL"/>
-        </w:rPr>
-        <w:t>/data</w:t>
-      </w:r>
-    </w:p>
-    <w:p>
-      <w:pPr>
-        <w:bidi/>
-        <w:rPr>
-          <w:lang w:val="en-IL"/>
-        </w:rPr>
-      </w:pPr>
-    </w:p>
-    <w:p>
-      <w:pPr>
-        <w:bidi/>
-        <w:rPr>
-          <w:lang w:val="en-IL"/>
-        </w:rPr>
-      </w:pPr>
-      <w:r>
-        <w:rPr>
-          <w:lang w:val="en-IL"/>
-        </w:rPr>
+      </w:pPr>
+      <w:r>
+        <w:t xml:space="preserve">      - db_data:/var/lib/postgresql/data</w:t>
+      </w:r>
+    </w:p>
+    <w:p>
+      <w:pPr>
+        <w:bidi/>
+      </w:pPr>
+    </w:p>
+    <w:p>
+      <w:pPr>
+        <w:bidi/>
+      </w:pPr>
+      <w:r>
         <w:t>volumes:</w:t>
       </w:r>
     </w:p>
     <w:p>
       <w:pPr>
         <w:bidi/>
-        <w:rPr>
-          <w:lang w:val="en-IL"/>
-        </w:rPr>
-      </w:pPr>
-      <w:r>
-        <w:rPr>
-          <w:lang w:val="en-IL"/>
-        </w:rPr>
-        <w:t xml:space="preserve">  </w:t>
-      </w:r>
-      <w:proofErr w:type="spellStart"/>
-      <w:r>
-        <w:rPr>
-          <w:lang w:val="en-IL"/>
-        </w:rPr>
-        <w:t>db_data</w:t>
-      </w:r>
-      <w:proofErr w:type="spellEnd"/>
-      <w:r>
-        <w:rPr>
-          <w:lang w:val="en-IL"/>
-        </w:rPr>
-        <w:t>:</w:t>
-      </w:r>
-    </w:p>
-    <w:p>
-      <w:pPr>
-        <w:bidi/>
-        <w:rPr>
-          <w:lang w:val="en-IL"/>
-        </w:rPr>
-      </w:pPr>
-      <w:r>
-        <w:rPr>
-          <w:lang w:val="en-IL"/>
-        </w:rPr>
+      </w:pPr>
+      <w:r>
+        <w:t xml:space="preserve">  db_data:</w:t>
+      </w:r>
+    </w:p>
+    <w:p>
+      <w:pPr>
+        <w:bidi/>
+      </w:pPr>
+      <w:r>
         <w:pict w14:anchorId="71E0BAEA">
-          <v:rect id="_x0000_i1085" style="width:0;height:1.5pt" o:hralign="center" o:hrstd="t" o:hr="t" fillcolor="#a0a0a0" stroked="f"/>
+          <v:rect id="_x0000_i1025" style="width:0;height:1.5pt" o:hralign="center" o:hrstd="t" o:hr="t" fillcolor="#a0a0a0" stroked="f"/>
         </w:pict>
       </w:r>
     </w:p>
@@ -5748,7 +5106,6 @@
         <w:rPr>
           <w:b/>
           <w:bCs/>
-          <w:lang w:val="en-IL"/>
         </w:rPr>
       </w:pPr>
       <w:r>
@@ -5756,7 +5113,6 @@
           <w:rFonts w:ascii="Segoe UI Emoji" w:hAnsi="Segoe UI Emoji" w:cs="Segoe UI Emoji"/>
           <w:b/>
           <w:bCs/>
-          <w:lang w:val="en-IL"/>
         </w:rPr>
         <w:t>🔑</w:t>
       </w:r>
@@ -5764,7 +5120,6 @@
         <w:rPr>
           <w:b/>
           <w:bCs/>
-          <w:lang w:val="en-IL"/>
         </w:rPr>
         <w:t xml:space="preserve"> </w:t>
       </w:r>
@@ -5785,24 +5140,15 @@
           <w:numId w:val="31"/>
         </w:numPr>
         <w:bidi/>
-        <w:rPr>
-          <w:lang w:val="en-IL"/>
-        </w:rPr>
-      </w:pPr>
-      <w:proofErr w:type="spellStart"/>
+      </w:pPr>
       <w:r>
         <w:rPr>
           <w:b/>
           <w:bCs/>
-          <w:lang w:val="en-IL"/>
         </w:rPr>
         <w:t>Dockerfile</w:t>
       </w:r>
-      <w:proofErr w:type="spellEnd"/>
-      <w:r>
-        <w:rPr>
-          <w:lang w:val="en-IL"/>
-        </w:rPr>
+      <w:r>
         <w:t xml:space="preserve"> = </w:t>
       </w:r>
       <w:r>
@@ -5813,9 +5159,6 @@
         <w:t>איך לבנות</w:t>
       </w:r>
       <w:r>
-        <w:rPr>
-          <w:lang w:val="en-IL"/>
-        </w:rPr>
         <w:t xml:space="preserve"> Image → </w:t>
       </w:r>
       <w:r>
@@ -5826,9 +5169,6 @@
         <w:t>מתכון לאפליקציה אחת</w:t>
       </w:r>
       <w:r>
-        <w:rPr>
-          <w:lang w:val="en-IL"/>
-        </w:rPr>
         <w:t>.</w:t>
       </w:r>
     </w:p>
@@ -5839,97 +5179,64 @@
           <w:numId w:val="31"/>
         </w:numPr>
         <w:bidi/>
-        <w:rPr>
-          <w:lang w:val="en-IL"/>
-        </w:rPr>
       </w:pPr>
       <w:r>
         <w:rPr>
           <w:b/>
           <w:bCs/>
-          <w:lang w:val="en-IL"/>
-        </w:rPr>
-        <w:t>docker-</w:t>
-      </w:r>
-      <w:proofErr w:type="spellStart"/>
-      <w:r>
+        </w:rPr>
+        <w:t>docker-compose.yml</w:t>
+      </w:r>
+      <w:r>
+        <w:t xml:space="preserve"> = </w:t>
+      </w:r>
+      <w:r>
+        <w:rPr>
+          <w:rtl/>
+          <w:lang w:val="en-US"/>
+        </w:rPr>
+        <w:t>איך להריץ כמה קונטיינרים יחד → מתכון לסביבה שלמה</w:t>
+      </w:r>
+      <w:r>
+        <w:t xml:space="preserve"> (</w:t>
+      </w:r>
+      <w:r>
+        <w:rPr>
+          <w:rtl/>
+          <w:lang w:val="en-US"/>
+        </w:rPr>
+        <w:t>אפליקציה</w:t>
+      </w:r>
+      <w:r>
+        <w:t xml:space="preserve"> + DB + Redis </w:t>
+      </w:r>
+      <w:r>
+        <w:rPr>
+          <w:rtl/>
+          <w:lang w:val="en-US"/>
+        </w:rPr>
+        <w:t>וכו</w:t>
+      </w:r>
+      <w:r>
+        <w:t>').</w:t>
+      </w:r>
+    </w:p>
+    <w:p>
+      <w:pPr>
+        <w:bidi/>
+      </w:pPr>
+      <w:r>
+        <w:pict w14:anchorId="556F8876">
+          <v:rect id="_x0000_i1026" style="width:0;height:1.5pt" o:hralign="center" o:hrstd="t" o:hr="t" fillcolor="#a0a0a0" stroked="f"/>
+        </w:pict>
+      </w:r>
+    </w:p>
+    <w:p>
+      <w:pPr>
+        <w:bidi/>
         <w:rPr>
           <w:b/>
           <w:bCs/>
-          <w:lang w:val="en-IL"/>
-        </w:rPr>
-        <w:t>compose.yml</w:t>
-      </w:r>
-      <w:proofErr w:type="spellEnd"/>
-      <w:r>
-        <w:rPr>
-          <w:lang w:val="en-IL"/>
-        </w:rPr>
-        <w:t xml:space="preserve"> = </w:t>
-      </w:r>
-      <w:r>
-        <w:rPr>
-          <w:rtl/>
-          <w:lang w:val="en-US"/>
-        </w:rPr>
-        <w:t>איך להריץ כמה קונטיינרים יחד → מתכון לסביבה שלמה</w:t>
-      </w:r>
-      <w:r>
-        <w:rPr>
-          <w:lang w:val="en-IL"/>
-        </w:rPr>
-        <w:t xml:space="preserve"> (</w:t>
-      </w:r>
-      <w:r>
-        <w:rPr>
-          <w:rtl/>
-          <w:lang w:val="en-US"/>
-        </w:rPr>
-        <w:t>אפליקציה</w:t>
-      </w:r>
-      <w:r>
-        <w:rPr>
-          <w:lang w:val="en-IL"/>
-        </w:rPr>
-        <w:t xml:space="preserve"> + DB + Redis </w:t>
-      </w:r>
-      <w:r>
-        <w:rPr>
-          <w:rtl/>
-          <w:lang w:val="en-US"/>
-        </w:rPr>
-        <w:t>וכו</w:t>
-      </w:r>
-      <w:r>
-        <w:rPr>
-          <w:lang w:val="en-IL"/>
-        </w:rPr>
-        <w:t>').</w:t>
-      </w:r>
-    </w:p>
-    <w:p>
-      <w:pPr>
-        <w:bidi/>
-        <w:rPr>
-          <w:lang w:val="en-IL"/>
-        </w:rPr>
-      </w:pPr>
-      <w:r>
-        <w:rPr>
-          <w:lang w:val="en-IL"/>
-        </w:rPr>
-        <w:pict w14:anchorId="556F8876">
-          <v:rect id="_x0000_i1086" style="width:0;height:1.5pt" o:hralign="center" o:hrstd="t" o:hr="t" fillcolor="#a0a0a0" stroked="f"/>
-        </w:pict>
-      </w:r>
-    </w:p>
-    <w:p>
-      <w:pPr>
-        <w:bidi/>
-        <w:rPr>
-          <w:b/>
-          <w:bCs/>
-          <w:lang w:val="en-IL"/>
         </w:rPr>
       </w:pPr>
       <w:r>
@@ -5937,7 +5244,6 @@
           <w:rFonts w:ascii="Segoe UI Emoji" w:hAnsi="Segoe UI Emoji" w:cs="Segoe UI Emoji"/>
           <w:b/>
           <w:bCs/>
-          <w:lang w:val="en-IL"/>
         </w:rPr>
         <w:t>🎯</w:t>
       </w:r>
@@ -5945,7 +5251,6 @@
         <w:rPr>
           <w:b/>
           <w:bCs/>
-          <w:lang w:val="en-IL"/>
         </w:rPr>
         <w:t xml:space="preserve"> </w:t>
       </w:r>
@@ -5966,24 +5271,15 @@
           <w:numId w:val="32"/>
         </w:numPr>
         <w:bidi/>
-        <w:rPr>
-          <w:lang w:val="en-IL"/>
-        </w:rPr>
-      </w:pPr>
-      <w:proofErr w:type="spellStart"/>
+      </w:pPr>
       <w:r>
         <w:rPr>
           <w:b/>
           <w:bCs/>
-          <w:lang w:val="en-IL"/>
         </w:rPr>
         <w:t>Dockerfile</w:t>
       </w:r>
-      <w:proofErr w:type="spellEnd"/>
-      <w:r>
-        <w:rPr>
-          <w:lang w:val="en-IL"/>
-        </w:rPr>
+      <w:r>
         <w:t xml:space="preserve"> = </w:t>
       </w:r>
       <w:r>
@@ -5994,15 +5290,11 @@
         <w:t>ספר מתכון להכנת עוגה</w:t>
       </w:r>
       <w:r>
-        <w:rPr>
-          <w:lang w:val="en-IL"/>
-        </w:rPr>
         <w:t xml:space="preserve">. </w:t>
       </w:r>
       <w:r>
         <w:rPr>
           <w:rFonts w:ascii="Segoe UI Emoji" w:hAnsi="Segoe UI Emoji" w:cs="Segoe UI Emoji"/>
-          <w:lang w:val="en-IL"/>
         </w:rPr>
         <w:t>🍰</w:t>
       </w:r>
@@ -6014,32 +5306,15 @@
           <w:numId w:val="32"/>
         </w:numPr>
         <w:bidi/>
-        <w:rPr>
-          <w:lang w:val="en-IL"/>
-        </w:rPr>
       </w:pPr>
       <w:r>
         <w:rPr>
           <w:b/>
           <w:bCs/>
-          <w:lang w:val="en-IL"/>
-        </w:rPr>
-        <w:t>docker-</w:t>
-      </w:r>
-      <w:proofErr w:type="spellStart"/>
-      <w:r>
-        <w:rPr>
-          <w:b/>
-          <w:bCs/>
-          <w:lang w:val="en-IL"/>
-        </w:rPr>
-        <w:t>compose.yml</w:t>
-      </w:r>
-      <w:proofErr w:type="spellEnd"/>
-      <w:r>
-        <w:rPr>
-          <w:lang w:val="en-IL"/>
-        </w:rPr>
+        </w:rPr>
+        <w:t>docker-compose.yml</w:t>
+      </w:r>
+      <w:r>
         <w:t xml:space="preserve"> = </w:t>
       </w:r>
       <w:r>
@@ -6050,15 +5325,11 @@
         <w:t>שולחן אירוח עם כמה מנות, שתייה וקינוחים, ואיך לסדר אותם יחד</w:t>
       </w:r>
       <w:r>
-        <w:rPr>
-          <w:lang w:val="en-IL"/>
-        </w:rPr>
         <w:t xml:space="preserve">. </w:t>
       </w:r>
       <w:r>
         <w:rPr>
           <w:rFonts w:ascii="Segoe UI Emoji" w:hAnsi="Segoe UI Emoji" w:cs="Segoe UI Emoji"/>
-          <w:lang w:val="en-IL"/>
         </w:rPr>
         <w:t>🍽️</w:t>
       </w:r>
@@ -6067,7 +5338,6 @@
       <w:pPr>
         <w:bidi/>
         <w:rPr>
-          <w:rFonts w:hint="eastAsia"/>
           <w:lang w:val="en-US"/>
         </w:rPr>
       </w:pPr>
@@ -6080,21 +5350,18 @@
           <w:b/>
           <w:bCs/>
           <w:u w:val="single"/>
-          <w:lang w:val="en-IL"/>
         </w:rPr>
       </w:pPr>
       <w:r>
         <w:rPr>
           <w:rFonts w:hint="cs"/>
           <w:rtl/>
-          <w:lang w:val="en-IL"/>
         </w:rPr>
         <w:t xml:space="preserve">מה ההבדל בין </w:t>
       </w:r>
       <w:r>
         <w:rPr>
           <w:rFonts w:hint="eastAsia"/>
-          <w:lang w:val="en-IL"/>
         </w:rPr>
         <w:t>image</w:t>
       </w:r>
@@ -6102,21 +5369,16 @@
         <w:rPr>
           <w:rFonts w:hint="cs"/>
           <w:rtl/>
-          <w:lang w:val="en-IL"/>
         </w:rPr>
         <w:t xml:space="preserve"> ל </w:t>
       </w:r>
       <w:r>
         <w:rPr>
           <w:rFonts w:hint="eastAsia"/>
-          <w:lang w:val="en-IL"/>
         </w:rPr>
         <w:t>Container</w:t>
       </w:r>
       <w:r>
-        <w:rPr>
-          <w:lang w:val="en-IL"/>
-        </w:rPr>
         <w:br/>
       </w:r>
       <w:r>
@@ -6124,7 +5386,6 @@
           <w:b/>
           <w:bCs/>
           <w:u w:val="single"/>
-          <w:lang w:val="en-IL"/>
         </w:rPr>
         <w:t>Image</w:t>
       </w:r>
@@ -6136,9 +5397,6 @@
           <w:numId w:val="33"/>
         </w:numPr>
         <w:bidi/>
-        <w:rPr>
-          <w:lang w:val="en-IL"/>
-        </w:rPr>
       </w:pPr>
       <w:r>
         <w:rPr>
@@ -6150,9 +5408,6 @@
         <w:t>מה זה</w:t>
       </w:r>
       <w:r>
-        <w:rPr>
-          <w:lang w:val="en-IL"/>
-        </w:rPr>
         <w:t xml:space="preserve">: </w:t>
       </w:r>
       <w:r>
@@ -6163,9 +5418,6 @@
         <w:t>קובץ סטטי</w:t>
       </w:r>
       <w:r>
-        <w:rPr>
-          <w:lang w:val="en-IL"/>
-        </w:rPr>
         <w:t xml:space="preserve">, read-only, </w:t>
       </w:r>
       <w:r>
@@ -6176,9 +5428,6 @@
         <w:t>כמו תבנית/מתכון</w:t>
       </w:r>
       <w:r>
-        <w:rPr>
-          <w:lang w:val="en-IL"/>
-        </w:rPr>
         <w:t>.</w:t>
       </w:r>
     </w:p>
@@ -6189,9 +5438,6 @@
           <w:numId w:val="33"/>
         </w:numPr>
         <w:bidi/>
-        <w:rPr>
-          <w:lang w:val="en-IL"/>
-        </w:rPr>
       </w:pPr>
       <w:r>
         <w:rPr>
@@ -6200,12 +5446,10 @@
           <w:rtl/>
           <w:lang w:val="en-US"/>
         </w:rPr>
+        <w:lastRenderedPageBreak/>
         <w:t>מה יש בו</w:t>
       </w:r>
       <w:r>
-        <w:rPr>
-          <w:lang w:val="en-IL"/>
-        </w:rPr>
         <w:t xml:space="preserve">: </w:t>
       </w:r>
       <w:r>
@@ -6216,9 +5460,6 @@
         <w:t>מערכת קבצים + הוראות הפעלה (אפליקציה, ספריות, קונפיגורציה)</w:t>
       </w:r>
       <w:r>
-        <w:rPr>
-          <w:lang w:val="en-IL"/>
-        </w:rPr>
         <w:t>.</w:t>
       </w:r>
     </w:p>
@@ -6229,9 +5470,6 @@
           <w:numId w:val="33"/>
         </w:numPr>
         <w:bidi/>
-        <w:rPr>
-          <w:lang w:val="en-IL"/>
-        </w:rPr>
       </w:pPr>
       <w:r>
         <w:rPr>
@@ -6243,9 +5481,6 @@
         <w:t>איך נוצר</w:t>
       </w:r>
       <w:r>
-        <w:rPr>
-          <w:lang w:val="en-IL"/>
-        </w:rPr>
         <w:t xml:space="preserve">: </w:t>
       </w:r>
       <w:r>
@@ -6255,19 +5490,8 @@
         </w:rPr>
         <w:t xml:space="preserve">מתוך </w:t>
       </w:r>
-      <w:proofErr w:type="spellStart"/>
-      <w:r>
-        <w:rPr>
-          <w:lang w:val="en-IL"/>
-        </w:rPr>
-        <w:t>Dockerfile</w:t>
-      </w:r>
-      <w:proofErr w:type="spellEnd"/>
-      <w:r>
-        <w:rPr>
-          <w:lang w:val="en-IL"/>
-        </w:rPr>
-        <w:t xml:space="preserve"> </w:t>
+      <w:r>
+        <w:t xml:space="preserve">Dockerfile </w:t>
       </w:r>
       <w:r>
         <w:rPr>
@@ -6277,9 +5501,6 @@
         <w:t>או הורדה מ־</w:t>
       </w:r>
       <w:r>
-        <w:rPr>
-          <w:lang w:val="en-IL"/>
-        </w:rPr>
         <w:t>Docker Hub.</w:t>
       </w:r>
     </w:p>
@@ -6290,9 +5511,6 @@
           <w:numId w:val="33"/>
         </w:numPr>
         <w:bidi/>
-        <w:rPr>
-          <w:lang w:val="en-IL"/>
-        </w:rPr>
       </w:pPr>
       <w:r>
         <w:rPr>
@@ -6304,9 +5522,6 @@
         <w:t>דוגמה</w:t>
       </w:r>
       <w:r>
-        <w:rPr>
-          <w:lang w:val="en-IL"/>
-        </w:rPr>
         <w:t xml:space="preserve">: mcr.microsoft.com/dotnet/aspnet:8.0 – Image </w:t>
       </w:r>
       <w:r>
@@ -6317,9 +5532,6 @@
         <w:t>של</w:t>
       </w:r>
       <w:r>
-        <w:rPr>
-          <w:lang w:val="en-IL"/>
-        </w:rPr>
         <w:t xml:space="preserve"> .NET Runtime.</w:t>
       </w:r>
     </w:p>
@@ -6327,21 +5539,14 @@
       <w:pPr>
         <w:bidi/>
         <w:ind w:left="360"/>
-        <w:rPr>
-          <w:lang w:val="en-IL"/>
-        </w:rPr>
       </w:pPr>
       <w:r>
         <w:rPr>
           <w:rFonts w:ascii="Segoe UI Emoji" w:hAnsi="Segoe UI Emoji" w:cs="Segoe UI Emoji"/>
-          <w:lang w:val="en-IL"/>
         </w:rPr>
         <w:t>👉</w:t>
       </w:r>
       <w:r>
-        <w:rPr>
-          <w:lang w:val="en-IL"/>
-        </w:rPr>
         <w:t xml:space="preserve"> </w:t>
       </w:r>
       <w:r>
@@ -6352,9 +5557,6 @@
         <w:t>תחשוב על</w:t>
       </w:r>
       <w:r>
-        <w:rPr>
-          <w:lang w:val="en-IL"/>
-        </w:rPr>
         <w:t xml:space="preserve"> Image </w:t>
       </w:r>
       <w:r>
@@ -6368,7 +5570,6 @@
         <w:rPr>
           <w:b/>
           <w:bCs/>
-          <w:lang w:val="en-IL"/>
         </w:rPr>
         <w:t xml:space="preserve">ISO </w:t>
       </w:r>
@@ -6405,9 +5606,6 @@
         <w:t xml:space="preserve"> </w:t>
       </w:r>
       <w:r>
-        <w:rPr>
-          <w:lang w:val="en-IL"/>
-        </w:rPr>
         <w:t xml:space="preserve">– </w:t>
       </w:r>
       <w:r>
@@ -6418,9 +5616,6 @@
         <w:t>הוא לא רץ בפני עצמו</w:t>
       </w:r>
       <w:r>
-        <w:rPr>
-          <w:lang w:val="en-IL"/>
-        </w:rPr>
         <w:t>.</w:t>
       </w:r>
     </w:p>
@@ -6428,16 +5623,10 @@
       <w:pPr>
         <w:bidi/>
         <w:ind w:left="360"/>
-        <w:rPr>
-          <w:lang w:val="en-IL"/>
-        </w:rPr>
-      </w:pPr>
-      <w:r>
-        <w:rPr>
-          <w:lang w:val="en-IL"/>
-        </w:rPr>
+      </w:pPr>
+      <w:r>
         <w:pict w14:anchorId="179F8E18">
-          <v:rect id="_x0000_i1143" style="width:0;height:1.5pt" o:hralign="center" o:hrstd="t" o:hr="t" fillcolor="#a0a0a0" stroked="f"/>
+          <v:rect id="_x0000_i1027" style="width:0;height:1.5pt" o:hralign="center" o:hrstd="t" o:hr="t" fillcolor="#a0a0a0" stroked="f"/>
         </w:pict>
       </w:r>
     </w:p>
@@ -6448,7 +5637,6 @@
         <w:rPr>
           <w:b/>
           <w:bCs/>
-          <w:lang w:val="en-IL"/>
         </w:rPr>
       </w:pPr>
       <w:r>
@@ -6456,16 +5644,13 @@
           <w:rFonts w:ascii="Segoe UI Emoji" w:hAnsi="Segoe UI Emoji" w:cs="Segoe UI Emoji"/>
           <w:b/>
           <w:bCs/>
-          <w:lang w:val="en-IL"/>
-        </w:rPr>
-        <w:lastRenderedPageBreak/>
+        </w:rPr>
         <w:t>🚀</w:t>
       </w:r>
       <w:r>
         <w:rPr>
           <w:b/>
           <w:bCs/>
-          <w:lang w:val="en-IL"/>
         </w:rPr>
         <w:t xml:space="preserve"> </w:t>
       </w:r>
@@ -6474,7 +5659,6 @@
           <w:b/>
           <w:bCs/>
           <w:u w:val="single"/>
-          <w:lang w:val="en-IL"/>
         </w:rPr>
         <w:t>Container</w:t>
       </w:r>
@@ -6486,9 +5670,6 @@
           <w:numId w:val="34"/>
         </w:numPr>
         <w:bidi/>
-        <w:rPr>
-          <w:lang w:val="en-IL"/>
-        </w:rPr>
       </w:pPr>
       <w:r>
         <w:rPr>
@@ -6500,9 +5681,6 @@
         <w:t>מה זה</w:t>
       </w:r>
       <w:r>
-        <w:rPr>
-          <w:lang w:val="en-IL"/>
-        </w:rPr>
         <w:t xml:space="preserve">: </w:t>
       </w:r>
       <w:r>
@@ -6513,9 +5691,6 @@
         <w:t>מופע</w:t>
       </w:r>
       <w:r>
-        <w:rPr>
-          <w:lang w:val="en-IL"/>
-        </w:rPr>
         <w:t xml:space="preserve"> (Instance) </w:t>
       </w:r>
       <w:r>
@@ -6526,9 +5701,6 @@
         <w:t>חי של</w:t>
       </w:r>
       <w:r>
-        <w:rPr>
-          <w:lang w:val="en-IL"/>
-        </w:rPr>
         <w:t xml:space="preserve"> Image </w:t>
       </w:r>
       <w:r>
@@ -6539,9 +5711,6 @@
         <w:t>שרץ על מערכת ההפעלה</w:t>
       </w:r>
       <w:r>
-        <w:rPr>
-          <w:lang w:val="en-IL"/>
-        </w:rPr>
         <w:t>.</w:t>
       </w:r>
     </w:p>
@@ -6552,9 +5721,6 @@
           <w:numId w:val="34"/>
         </w:numPr>
         <w:bidi/>
-        <w:rPr>
-          <w:lang w:val="en-IL"/>
-        </w:rPr>
       </w:pPr>
       <w:r>
         <w:rPr>
@@ -6566,9 +5732,6 @@
         <w:t>מה יש בו</w:t>
       </w:r>
       <w:r>
-        <w:rPr>
-          <w:lang w:val="en-IL"/>
-        </w:rPr>
         <w:t xml:space="preserve">: Image + </w:t>
       </w:r>
       <w:r>
@@ -6579,9 +5742,6 @@
         <w:t>שכבת כתיבה</w:t>
       </w:r>
       <w:r>
-        <w:rPr>
-          <w:lang w:val="en-IL"/>
-        </w:rPr>
         <w:t xml:space="preserve"> (read/write) + </w:t>
       </w:r>
       <w:r>
@@ -6592,9 +5752,6 @@
         <w:t>מצב ריצה</w:t>
       </w:r>
       <w:r>
-        <w:rPr>
-          <w:lang w:val="en-IL"/>
-        </w:rPr>
         <w:t xml:space="preserve"> (processes, ports, network).</w:t>
       </w:r>
     </w:p>
@@ -6605,9 +5762,6 @@
           <w:numId w:val="34"/>
         </w:numPr>
         <w:bidi/>
-        <w:rPr>
-          <w:lang w:val="en-IL"/>
-        </w:rPr>
       </w:pPr>
       <w:r>
         <w:rPr>
@@ -6619,9 +5773,6 @@
         <w:t>איך נוצר</w:t>
       </w:r>
       <w:r>
-        <w:rPr>
-          <w:lang w:val="en-IL"/>
-        </w:rPr>
         <w:t xml:space="preserve">: </w:t>
       </w:r>
       <w:r>
@@ -6632,9 +5783,6 @@
         <w:t>על בסיס</w:t>
       </w:r>
       <w:r>
-        <w:rPr>
-          <w:lang w:val="en-IL"/>
-        </w:rPr>
         <w:t xml:space="preserve"> Image, </w:t>
       </w:r>
       <w:r>
@@ -6645,9 +5793,6 @@
         <w:t xml:space="preserve">כשמריצים </w:t>
       </w:r>
       <w:r>
-        <w:rPr>
-          <w:lang w:val="en-IL"/>
-        </w:rPr>
         <w:t>docker run.</w:t>
       </w:r>
     </w:p>
@@ -6658,9 +5803,6 @@
           <w:numId w:val="34"/>
         </w:numPr>
         <w:bidi/>
-        <w:rPr>
-          <w:lang w:val="en-IL"/>
-        </w:rPr>
       </w:pPr>
       <w:r>
         <w:rPr>
@@ -6672,9 +5814,6 @@
         <w:t>דוגמה</w:t>
       </w:r>
       <w:r>
-        <w:rPr>
-          <w:lang w:val="en-IL"/>
-        </w:rPr>
         <w:t xml:space="preserve">: </w:t>
       </w:r>
       <w:r>
@@ -6685,9 +5824,6 @@
         <w:t>אם יש לך</w:t>
       </w:r>
       <w:r>
-        <w:rPr>
-          <w:lang w:val="en-IL"/>
-        </w:rPr>
         <w:t xml:space="preserve"> Image </w:t>
       </w:r>
       <w:r>
@@ -6697,19 +5833,8 @@
         </w:rPr>
         <w:t xml:space="preserve">של </w:t>
       </w:r>
-      <w:proofErr w:type="spellStart"/>
-      <w:r>
-        <w:rPr>
-          <w:lang w:val="en-IL"/>
-        </w:rPr>
-        <w:t>AuthService</w:t>
-      </w:r>
-      <w:proofErr w:type="spellEnd"/>
-      <w:r>
-        <w:rPr>
-          <w:lang w:val="en-IL"/>
-        </w:rPr>
-        <w:t xml:space="preserve">, </w:t>
+      <w:r>
+        <w:t xml:space="preserve">AuthService, </w:t>
       </w:r>
       <w:r>
         <w:rPr>
@@ -6719,9 +5844,6 @@
         <w:t>כשאתה מריץ אותו, נוצרת יחידה חיה שנקראת</w:t>
       </w:r>
       <w:r>
-        <w:rPr>
-          <w:lang w:val="en-IL"/>
-        </w:rPr>
         <w:t xml:space="preserve"> Container.</w:t>
       </w:r>
     </w:p>
@@ -6729,21 +5851,14 @@
       <w:pPr>
         <w:bidi/>
         <w:ind w:left="360"/>
-        <w:rPr>
-          <w:lang w:val="en-IL"/>
-        </w:rPr>
       </w:pPr>
       <w:r>
         <w:rPr>
           <w:rFonts w:ascii="Segoe UI Emoji" w:hAnsi="Segoe UI Emoji" w:cs="Segoe UI Emoji"/>
-          <w:lang w:val="en-IL"/>
         </w:rPr>
         <w:t>👉</w:t>
       </w:r>
       <w:r>
-        <w:rPr>
-          <w:lang w:val="en-IL"/>
-        </w:rPr>
         <w:t xml:space="preserve"> </w:t>
       </w:r>
       <w:r>
@@ -6754,9 +5869,6 @@
         <w:t>תחשוב על</w:t>
       </w:r>
       <w:r>
-        <w:rPr>
-          <w:lang w:val="en-IL"/>
-        </w:rPr>
         <w:t xml:space="preserve"> Container </w:t>
       </w:r>
       <w:r>
@@ -6779,14 +5891,10 @@
         <w:rPr>
           <w:b/>
           <w:bCs/>
-          <w:lang w:val="en-IL"/>
         </w:rPr>
         <w:t>ISO</w:t>
       </w:r>
       <w:r>
-        <w:rPr>
-          <w:lang w:val="en-IL"/>
-        </w:rPr>
         <w:t xml:space="preserve"> – </w:t>
       </w:r>
       <w:r>
@@ -6797,9 +5905,6 @@
         <w:t>אפשר להריץ כמה מופעים במקביל מאותו</w:t>
       </w:r>
       <w:r>
-        <w:rPr>
-          <w:lang w:val="en-IL"/>
-        </w:rPr>
         <w:t xml:space="preserve"> Image.</w:t>
       </w:r>
     </w:p>
@@ -6807,16 +5912,10 @@
       <w:pPr>
         <w:bidi/>
         <w:ind w:left="360"/>
-        <w:rPr>
-          <w:lang w:val="en-IL"/>
-        </w:rPr>
-      </w:pPr>
-      <w:r>
-        <w:rPr>
-          <w:lang w:val="en-IL"/>
-        </w:rPr>
+      </w:pPr>
+      <w:r>
         <w:pict w14:anchorId="5F1B0004">
-          <v:rect id="_x0000_i1144" style="width:0;height:1.5pt" o:hralign="center" o:hrstd="t" o:hr="t" fillcolor="#a0a0a0" stroked="f"/>
+          <v:rect id="_x0000_i1028" style="width:0;height:1.5pt" o:hralign="center" o:hrstd="t" o:hr="t" fillcolor="#a0a0a0" stroked="f"/>
         </w:pict>
       </w:r>
     </w:p>
@@ -6827,7 +5926,6 @@
         <w:rPr>
           <w:b/>
           <w:bCs/>
-          <w:lang w:val="en-IL"/>
         </w:rPr>
       </w:pPr>
       <w:r>
@@ -6835,7 +5933,6 @@
           <w:rFonts w:ascii="Segoe UI Emoji" w:hAnsi="Segoe UI Emoji" w:cs="Segoe UI Emoji"/>
           <w:b/>
           <w:bCs/>
-          <w:lang w:val="en-IL"/>
         </w:rPr>
         <w:t>🔑</w:t>
       </w:r>
@@ -6843,7 +5940,6 @@
         <w:rPr>
           <w:b/>
           <w:bCs/>
-          <w:lang w:val="en-IL"/>
         </w:rPr>
         <w:t xml:space="preserve"> </w:t>
       </w:r>
@@ -6892,7 +5988,6 @@
               <w:rPr>
                 <w:b/>
                 <w:bCs/>
-                <w:lang w:val="en-IL"/>
               </w:rPr>
             </w:pPr>
             <w:r>
@@ -6919,7 +6014,6 @@
               <w:rPr>
                 <w:b/>
                 <w:bCs/>
-                <w:lang w:val="en-IL"/>
               </w:rPr>
             </w:pPr>
             <w:r>
@@ -6946,7 +6040,6 @@
               <w:rPr>
                 <w:b/>
                 <w:bCs/>
-                <w:lang w:val="en-IL"/>
               </w:rPr>
             </w:pPr>
             <w:r>
@@ -6975,15 +6068,11 @@
             <w:pPr>
               <w:bidi/>
               <w:ind w:left="360"/>
-              <w:rPr>
-                <w:lang w:val="en-IL"/>
-              </w:rPr>
             </w:pPr>
             <w:r>
               <w:rPr>
                 <w:b/>
                 <w:bCs/>
-                <w:lang w:val="en-IL"/>
               </w:rPr>
               <w:t>Image</w:t>
             </w:r>
@@ -6999,9 +6088,6 @@
             <w:pPr>
               <w:bidi/>
               <w:ind w:left="360"/>
-              <w:rPr>
-                <w:lang w:val="en-IL"/>
-              </w:rPr>
             </w:pPr>
             <w:r>
               <w:rPr>
@@ -7011,9 +6097,6 @@
               <w:t>תבנית/מתכון</w:t>
             </w:r>
             <w:r>
-              <w:rPr>
-                <w:lang w:val="en-IL"/>
-              </w:rPr>
               <w:t xml:space="preserve"> (read-only)</w:t>
             </w:r>
           </w:p>
@@ -7028,9 +6111,6 @@
             <w:pPr>
               <w:bidi/>
               <w:ind w:left="360"/>
-              <w:rPr>
-                <w:lang w:val="en-IL"/>
-              </w:rPr>
             </w:pPr>
             <w:r>
               <w:rPr>
@@ -7056,15 +6136,11 @@
             <w:pPr>
               <w:bidi/>
               <w:ind w:left="360"/>
-              <w:rPr>
-                <w:lang w:val="en-IL"/>
-              </w:rPr>
             </w:pPr>
             <w:r>
               <w:rPr>
                 <w:b/>
                 <w:bCs/>
-                <w:lang w:val="en-IL"/>
               </w:rPr>
               <w:t>Container</w:t>
             </w:r>
@@ -7080,9 +6156,6 @@
             <w:pPr>
               <w:bidi/>
               <w:ind w:left="360"/>
-              <w:rPr>
-                <w:lang w:val="en-IL"/>
-              </w:rPr>
             </w:pPr>
             <w:r>
               <w:rPr>
@@ -7092,9 +6165,6 @@
               <w:t>מופע חי שנבנה מ־</w:t>
             </w:r>
             <w:r>
-              <w:rPr>
-                <w:lang w:val="en-IL"/>
-              </w:rPr>
               <w:t>Image</w:t>
             </w:r>
           </w:p>
@@ -7109,9 +6179,6 @@
             <w:pPr>
               <w:bidi/>
               <w:ind w:left="360"/>
-              <w:rPr>
-                <w:lang w:val="en-IL"/>
-              </w:rPr>
             </w:pPr>
             <w:r>
               <w:rPr>
@@ -7128,16 +6195,10 @@
       <w:pPr>
         <w:bidi/>
         <w:ind w:left="360"/>
-        <w:rPr>
-          <w:lang w:val="en-IL"/>
-        </w:rPr>
-      </w:pPr>
-      <w:r>
-        <w:rPr>
-          <w:lang w:val="en-IL"/>
-        </w:rPr>
+      </w:pPr>
+      <w:r>
         <w:pict w14:anchorId="29DC765E">
-          <v:rect id="_x0000_i1145" style="width:0;height:1.5pt" o:hralign="center" o:hrstd="t" o:hr="t" fillcolor="#a0a0a0" stroked="f"/>
+          <v:rect id="_x0000_i1029" style="width:0;height:1.5pt" o:hralign="center" o:hrstd="t" o:hr="t" fillcolor="#a0a0a0" stroked="f"/>
         </w:pict>
       </w:r>
     </w:p>
@@ -7148,7 +6209,6 @@
         <w:rPr>
           <w:b/>
           <w:bCs/>
-          <w:lang w:val="en-IL"/>
         </w:rPr>
       </w:pPr>
       <w:r>
@@ -7156,7 +6216,6 @@
           <w:rFonts w:ascii="Segoe UI Emoji" w:hAnsi="Segoe UI Emoji" w:cs="Segoe UI Emoji"/>
           <w:b/>
           <w:bCs/>
-          <w:lang w:val="en-IL"/>
         </w:rPr>
         <w:t>🎯</w:t>
       </w:r>
@@ -7164,7 +6223,6 @@
         <w:rPr>
           <w:b/>
           <w:bCs/>
-          <w:lang w:val="en-IL"/>
         </w:rPr>
         <w:t xml:space="preserve"> </w:t>
       </w:r>
@@ -7185,22 +6243,15 @@
           <w:numId w:val="35"/>
         </w:numPr>
         <w:bidi/>
-        <w:rPr>
-          <w:lang w:val="en-IL"/>
-        </w:rPr>
       </w:pPr>
       <w:r>
         <w:rPr>
           <w:b/>
           <w:bCs/>
-          <w:lang w:val="en-IL"/>
         </w:rPr>
         <w:t>Image</w:t>
       </w:r>
       <w:r>
-        <w:rPr>
-          <w:lang w:val="en-IL"/>
-        </w:rPr>
         <w:t xml:space="preserve"> = </w:t>
       </w:r>
       <w:r>
@@ -7241,9 +6292,6 @@
         <w:t>)</w:t>
       </w:r>
       <w:r>
-        <w:rPr>
-          <w:lang w:val="en-IL"/>
-        </w:rPr>
         <w:t>.</w:t>
       </w:r>
     </w:p>
@@ -7254,22 +6302,15 @@
           <w:numId w:val="35"/>
         </w:numPr>
         <w:bidi/>
-        <w:rPr>
-          <w:lang w:val="en-IL"/>
-        </w:rPr>
       </w:pPr>
       <w:r>
         <w:rPr>
           <w:b/>
           <w:bCs/>
-          <w:lang w:val="en-IL"/>
         </w:rPr>
         <w:t>Container</w:t>
       </w:r>
       <w:r>
-        <w:rPr>
-          <w:lang w:val="en-IL"/>
-        </w:rPr>
         <w:t xml:space="preserve"> = </w:t>
       </w:r>
       <w:r>
@@ -7318,9 +6359,6 @@
         <w:t>מהתנור</w:t>
       </w:r>
       <w:r>
-        <w:rPr>
-          <w:lang w:val="en-IL"/>
-        </w:rPr>
         <w:t>.</w:t>
       </w:r>
     </w:p>
@@ -7331,9 +6369,6 @@
           <w:numId w:val="35"/>
         </w:numPr>
         <w:bidi/>
-        <w:rPr>
-          <w:lang w:val="en-IL"/>
-        </w:rPr>
       </w:pPr>
       <w:r>
         <w:rPr>
@@ -7343,9 +6378,6 @@
         <w:t>מאותו מתכון</w:t>
       </w:r>
       <w:r>
-        <w:rPr>
-          <w:lang w:val="en-IL"/>
-        </w:rPr>
         <w:t xml:space="preserve"> (Image) </w:t>
       </w:r>
       <w:r>
@@ -7356,9 +6388,6 @@
         <w:t>אפשר להכין כמה עוגות</w:t>
       </w:r>
       <w:r>
-        <w:rPr>
-          <w:lang w:val="en-IL"/>
-        </w:rPr>
         <w:t xml:space="preserve"> (Containers), </w:t>
       </w:r>
       <w:r>
@@ -7369,9 +6398,6 @@
         <w:t>וכל אחת יכולה להיות במצב שונה (חתוכה, חמה, קרה)</w:t>
       </w:r>
       <w:r>
-        <w:rPr>
-          <w:lang w:val="en-IL"/>
-        </w:rPr>
         <w:t>.</w:t>
       </w:r>
     </w:p>
@@ -7470,21 +6496,8 @@
         <w:ind w:left="360"/>
       </w:pPr>
       <w:r>
-        <w:t>context</w:t>
-      </w:r>
-      <w:proofErr w:type="gramStart"/>
-      <w:r>
-        <w:t>: .</w:t>
-      </w:r>
-      <w:proofErr w:type="gramEnd"/>
-      <w:r>
-        <w:t>/Server/</w:t>
-      </w:r>
-      <w:proofErr w:type="spellStart"/>
-      <w:r>
-        <w:t>AuthService</w:t>
-      </w:r>
-      <w:proofErr w:type="spellEnd"/>
+        <w:t>context: ./Server/AuthService</w:t>
+      </w:r>
     </w:p>
     <w:p>
       <w:pPr>
@@ -7503,21 +6516,8 @@
           <w:rtl/>
         </w:rPr>
       </w:pPr>
-      <w:proofErr w:type="gramStart"/>
-      <w:r>
-        <w:t>- .</w:t>
-      </w:r>
-      <w:proofErr w:type="gramEnd"/>
-      <w:r>
-        <w:t>/Server/</w:t>
-      </w:r>
-      <w:proofErr w:type="spellStart"/>
-      <w:r>
-        <w:t>AuthService</w:t>
-      </w:r>
-      <w:proofErr w:type="spellEnd"/>
-      <w:r>
-        <w:t>:/app</w:t>
+      <w:r>
+        <w:t>- ./Server/AuthService:/app</w:t>
       </w:r>
     </w:p>
     <w:p>
@@ -7610,6 +6610,7 @@
           <w:szCs w:val="24"/>
           <w14:ligatures w14:val="none"/>
         </w:rPr>
+        <w:lastRenderedPageBreak/>
         <w:t>cd path/to/A2C</w:t>
       </w:r>
     </w:p>
@@ -7677,7 +6678,6 @@
           <w:rtl/>
           <w:lang w:val="en-US"/>
         </w:rPr>
-        <w:lastRenderedPageBreak/>
         <w:t>פקודות קובץ הדוקר</w:t>
       </w:r>
     </w:p>
@@ -7688,13 +6688,8 @@
           <w:rtl/>
         </w:rPr>
       </w:pPr>
-      <w:proofErr w:type="spellStart"/>
-      <w:r>
-        <w:t>Dockerfile</w:t>
-      </w:r>
-      <w:proofErr w:type="spellEnd"/>
-      <w:r>
-        <w:t xml:space="preserve"> </w:t>
+      <w:r>
+        <w:t xml:space="preserve">Dockerfile </w:t>
       </w:r>
       <w:r>
         <w:rPr>
@@ -7768,9 +6763,6 @@
           <w:numId w:val="28"/>
         </w:numPr>
         <w:bidi/>
-        <w:rPr>
-          <w:lang w:val="en-IL"/>
-        </w:rPr>
       </w:pPr>
       <w:r>
         <w:rPr>
@@ -7792,14 +6784,10 @@
         <w:rPr>
           <w:b/>
           <w:bCs/>
-          <w:lang w:val="en-IL"/>
         </w:rPr>
         <w:t xml:space="preserve"> (layer)</w:t>
       </w:r>
       <w:r>
-        <w:rPr>
-          <w:lang w:val="en-IL"/>
-        </w:rPr>
         <w:t xml:space="preserve"> </w:t>
       </w:r>
       <w:r>
@@ -7810,9 +6798,6 @@
         <w:t>בתוך ה־</w:t>
       </w:r>
       <w:r>
-        <w:rPr>
-          <w:lang w:val="en-IL"/>
-        </w:rPr>
         <w:t>Image.</w:t>
       </w:r>
     </w:p>
@@ -7823,14 +6808,8 @@
           <w:numId w:val="28"/>
         </w:numPr>
         <w:bidi/>
-        <w:rPr>
-          <w:lang w:val="en-IL"/>
-        </w:rPr>
-      </w:pPr>
-      <w:r>
-        <w:rPr>
-          <w:lang w:val="en-IL"/>
-        </w:rPr>
+      </w:pPr>
+      <w:r>
         <w:t xml:space="preserve">Docker </w:t>
       </w:r>
       <w:r>
@@ -7841,9 +6820,6 @@
         <w:t>משתמש ב־</w:t>
       </w:r>
       <w:r>
-        <w:rPr>
-          <w:lang w:val="en-IL"/>
-        </w:rPr>
         <w:t xml:space="preserve">cache </w:t>
       </w:r>
       <w:r>
@@ -7854,9 +6830,6 @@
         <w:t>כדי לא לבנות מחדש שכבות שלא השתנו</w:t>
       </w:r>
       <w:r>
-        <w:rPr>
-          <w:lang w:val="en-IL"/>
-        </w:rPr>
         <w:t>.</w:t>
       </w:r>
     </w:p>
@@ -7867,9 +6840,6 @@
           <w:numId w:val="28"/>
         </w:numPr>
         <w:bidi/>
-        <w:rPr>
-          <w:lang w:val="en-IL"/>
-        </w:rPr>
       </w:pPr>
       <w:r>
         <w:rPr>
@@ -7879,9 +6849,6 @@
         <w:t>אפשר לתת שם לשלב</w:t>
       </w:r>
       <w:r>
-        <w:rPr>
-          <w:lang w:val="en-IL"/>
-        </w:rPr>
         <w:t xml:space="preserve"> (AS name) </w:t>
       </w:r>
       <w:r>
@@ -7892,9 +6859,6 @@
         <w:t>כדי להשתמש בו מאוחר יותר</w:t>
       </w:r>
       <w:r>
-        <w:rPr>
-          <w:lang w:val="en-IL"/>
-        </w:rPr>
         <w:t xml:space="preserve"> (multi-stage builds).</w:t>
       </w:r>
     </w:p>
@@ -7903,7 +6867,6 @@
         <w:bidi/>
         <w:rPr>
           <w:rtl/>
-          <w:lang w:val="en-IL"/>
         </w:rPr>
       </w:pPr>
     </w:p>
@@ -7911,60 +6874,56 @@
       <w:pPr>
         <w:bidi/>
         <w:spacing w:after="0" w:line="240" w:lineRule="auto"/>
+        <w:rPr>
+          <w:rFonts w:ascii="Times New Roman" w:hAnsi="Times New Roman" w:cs="Times New Roman"/>
+          <w:b/>
+          <w:bCs/>
+          <w:sz w:val="24"/>
+          <w:szCs w:val="24"/>
+          <w14:ligatures w14:val="none"/>
+        </w:rPr>
+      </w:pPr>
+      <w:r>
+        <w:rPr>
+          <w:rFonts w:ascii="Times New Roman" w:eastAsia="Times New Roman" w:hAnsi="Times New Roman" w:cs="Times New Roman"/>
+          <w:b/>
+          <w:bCs/>
+          <w:sz w:val="24"/>
+          <w:szCs w:val="24"/>
+          <w14:ligatures w14:val="none"/>
+        </w:rPr>
+        <w:t xml:space="preserve">. </w:t>
+      </w:r>
+      <w:r>
+        <w:rPr>
+          <w:rFonts w:ascii="Times New Roman" w:eastAsia="Times New Roman" w:hAnsi="Times New Roman" w:cs="Times New Roman"/>
+          <w:b/>
+          <w:bCs/>
+          <w:sz w:val="24"/>
+          <w:szCs w:val="24"/>
+          <w:rtl/>
+          <w14:ligatures w14:val="none"/>
+        </w:rPr>
+        <w:t>בסיס הרצה</w:t>
+      </w:r>
+      <w:r>
+        <w:rPr>
+          <w:rFonts w:ascii="Times New Roman" w:eastAsia="Times New Roman" w:hAnsi="Times New Roman" w:cs="Times New Roman"/>
+          <w:b/>
+          <w:bCs/>
+          <w:sz w:val="24"/>
+          <w:szCs w:val="24"/>
+          <w14:ligatures w14:val="none"/>
+        </w:rPr>
+        <w:t xml:space="preserve"> (Runtime Image)</w:t>
+      </w:r>
+      <w:r>
         <w:rPr>
           <w:rFonts w:ascii="Times New Roman" w:hAnsi="Times New Roman" w:cs="Times New Roman" w:hint="eastAsia"/>
           <w:b/>
           <w:bCs/>
           <w:sz w:val="24"/>
           <w:szCs w:val="24"/>
-          <w:lang w:val="en-IL"/>
-          <w14:ligatures w14:val="none"/>
-        </w:rPr>
-      </w:pPr>
-      <w:r>
-        <w:rPr>
-          <w:rFonts w:ascii="Times New Roman" w:eastAsia="Times New Roman" w:hAnsi="Times New Roman" w:cs="Times New Roman"/>
-          <w:b/>
-          <w:bCs/>
-          <w:sz w:val="24"/>
-          <w:szCs w:val="24"/>
-          <w:lang w:val="en-IL"/>
-          <w14:ligatures w14:val="none"/>
-        </w:rPr>
-        <w:t xml:space="preserve">. </w:t>
-      </w:r>
-      <w:r>
-        <w:rPr>
-          <w:rFonts w:ascii="Times New Roman" w:eastAsia="Times New Roman" w:hAnsi="Times New Roman" w:cs="Times New Roman"/>
-          <w:b/>
-          <w:bCs/>
-          <w:sz w:val="24"/>
-          <w:szCs w:val="24"/>
-          <w:rtl/>
-          <w14:ligatures w14:val="none"/>
-        </w:rPr>
-        <w:t>בסיס הרצה</w:t>
-      </w:r>
-      <w:r>
-        <w:rPr>
-          <w:rFonts w:ascii="Times New Roman" w:eastAsia="Times New Roman" w:hAnsi="Times New Roman" w:cs="Times New Roman"/>
-          <w:b/>
-          <w:bCs/>
-          <w:sz w:val="24"/>
-          <w:szCs w:val="24"/>
-          <w:lang w:val="en-IL"/>
-          <w14:ligatures w14:val="none"/>
-        </w:rPr>
-        <w:t xml:space="preserve"> (Runtime Image)</w:t>
-      </w:r>
-      <w:r>
-        <w:rPr>
-          <w:rFonts w:ascii="Times New Roman" w:hAnsi="Times New Roman" w:cs="Times New Roman" w:hint="eastAsia"/>
-          <w:b/>
-          <w:bCs/>
-          <w:sz w:val="24"/>
-          <w:szCs w:val="24"/>
-          <w:lang w:val="en-IL"/>
           <w14:ligatures w14:val="none"/>
         </w:rPr>
         <w:t xml:space="preserve"> </w:t>
@@ -7978,16 +6937,14 @@
           <w:rFonts w:ascii="Times New Roman" w:eastAsia="Times New Roman" w:hAnsi="Times New Roman" w:cs="Times New Roman"/>
           <w:sz w:val="24"/>
           <w:szCs w:val="24"/>
-          <w:lang w:val="en-IL"/>
-          <w14:ligatures w14:val="none"/>
-        </w:rPr>
-      </w:pPr>
-      <w:r>
-        <w:rPr>
-          <w:rFonts w:ascii="Times New Roman" w:eastAsia="Times New Roman" w:hAnsi="Times New Roman" w:cs="Times New Roman"/>
-          <w:sz w:val="24"/>
-          <w:szCs w:val="24"/>
-          <w:lang w:val="en-IL"/>
+          <w14:ligatures w14:val="none"/>
+        </w:rPr>
+      </w:pPr>
+      <w:r>
+        <w:rPr>
+          <w:rFonts w:ascii="Times New Roman" w:eastAsia="Times New Roman" w:hAnsi="Times New Roman" w:cs="Times New Roman"/>
+          <w:sz w:val="24"/>
+          <w:szCs w:val="24"/>
           <w14:ligatures w14:val="none"/>
         </w:rPr>
         <w:t>FROM mcr.microsoft.com/dotnet/aspnet:8.0 AS base</w:t>
@@ -8005,7 +6962,6 @@
           <w:rFonts w:ascii="Times New Roman" w:eastAsia="Times New Roman" w:hAnsi="Times New Roman" w:cs="Times New Roman"/>
           <w:sz w:val="24"/>
           <w:szCs w:val="24"/>
-          <w:lang w:val="en-IL"/>
           <w14:ligatures w14:val="none"/>
         </w:rPr>
       </w:pPr>
@@ -8024,7 +6980,6 @@
           <w:rFonts w:ascii="Times New Roman" w:eastAsia="Times New Roman" w:hAnsi="Times New Roman" w:cs="Times New Roman"/>
           <w:sz w:val="24"/>
           <w:szCs w:val="24"/>
-          <w:lang w:val="en-IL"/>
           <w14:ligatures w14:val="none"/>
         </w:rPr>
         <w:t xml:space="preserve"> Image </w:t>
@@ -8046,7 +7001,6 @@
           <w:bCs/>
           <w:sz w:val="24"/>
           <w:szCs w:val="24"/>
-          <w:lang w:val="en-IL"/>
           <w14:ligatures w14:val="none"/>
         </w:rPr>
         <w:t>.NET ASP.NET Core Runtime 8.0</w:t>
@@ -8056,7 +7010,6 @@
           <w:rFonts w:ascii="Times New Roman" w:eastAsia="Times New Roman" w:hAnsi="Times New Roman" w:cs="Times New Roman"/>
           <w:sz w:val="24"/>
           <w:szCs w:val="24"/>
-          <w:lang w:val="en-IL"/>
           <w14:ligatures w14:val="none"/>
         </w:rPr>
         <w:t>.</w:t>
@@ -8074,16 +7027,14 @@
           <w:rFonts w:ascii="Times New Roman" w:eastAsia="Times New Roman" w:hAnsi="Times New Roman" w:cs="Times New Roman"/>
           <w:sz w:val="24"/>
           <w:szCs w:val="24"/>
-          <w:lang w:val="en-IL"/>
-          <w14:ligatures w14:val="none"/>
-        </w:rPr>
-      </w:pPr>
-      <w:r>
-        <w:rPr>
-          <w:rFonts w:ascii="Times New Roman" w:eastAsia="Times New Roman" w:hAnsi="Times New Roman" w:cs="Times New Roman"/>
-          <w:sz w:val="24"/>
-          <w:szCs w:val="24"/>
-          <w:lang w:val="en-IL"/>
+          <w14:ligatures w14:val="none"/>
+        </w:rPr>
+      </w:pPr>
+      <w:r>
+        <w:rPr>
+          <w:rFonts w:ascii="Times New Roman" w:eastAsia="Times New Roman" w:hAnsi="Times New Roman" w:cs="Times New Roman"/>
+          <w:sz w:val="24"/>
+          <w:szCs w:val="24"/>
           <w14:ligatures w14:val="none"/>
         </w:rPr>
         <w:t xml:space="preserve">Image </w:t>
@@ -8103,7 +7054,6 @@
           <w:rFonts w:ascii="Times New Roman" w:eastAsia="Times New Roman" w:hAnsi="Times New Roman" w:cs="Times New Roman"/>
           <w:sz w:val="24"/>
           <w:szCs w:val="24"/>
-          <w:lang w:val="en-IL"/>
           <w14:ligatures w14:val="none"/>
         </w:rPr>
         <w:t>.</w:t>
@@ -8121,7 +7071,6 @@
           <w:rFonts w:ascii="Times New Roman" w:eastAsia="Times New Roman" w:hAnsi="Times New Roman" w:cs="Times New Roman"/>
           <w:sz w:val="24"/>
           <w:szCs w:val="24"/>
-          <w:lang w:val="en-IL"/>
           <w14:ligatures w14:val="none"/>
         </w:rPr>
       </w:pPr>
@@ -8140,7 +7089,6 @@
           <w:rFonts w:ascii="Times New Roman" w:eastAsia="Times New Roman" w:hAnsi="Times New Roman" w:cs="Times New Roman"/>
           <w:sz w:val="24"/>
           <w:szCs w:val="24"/>
-          <w:lang w:val="en-IL"/>
           <w14:ligatures w14:val="none"/>
         </w:rPr>
         <w:t xml:space="preserve"> "base" </w:t>
@@ -8160,7 +7108,6 @@
           <w:rFonts w:ascii="Times New Roman" w:eastAsia="Times New Roman" w:hAnsi="Times New Roman" w:cs="Times New Roman"/>
           <w:sz w:val="24"/>
           <w:szCs w:val="24"/>
-          <w:lang w:val="en-IL"/>
           <w14:ligatures w14:val="none"/>
         </w:rPr>
         <w:t>.</w:t>
@@ -8174,16 +7121,14 @@
           <w:rFonts w:ascii="Times New Roman" w:eastAsia="Times New Roman" w:hAnsi="Times New Roman" w:cs="Times New Roman"/>
           <w:sz w:val="24"/>
           <w:szCs w:val="24"/>
-          <w:lang w:val="en-IL"/>
-          <w14:ligatures w14:val="none"/>
-        </w:rPr>
-      </w:pPr>
-      <w:r>
-        <w:rPr>
-          <w:rFonts w:ascii="Times New Roman" w:eastAsia="Times New Roman" w:hAnsi="Times New Roman" w:cs="Times New Roman"/>
-          <w:sz w:val="24"/>
-          <w:szCs w:val="24"/>
-          <w:lang w:val="en-IL"/>
+          <w14:ligatures w14:val="none"/>
+        </w:rPr>
+      </w:pPr>
+      <w:r>
+        <w:rPr>
+          <w:rFonts w:ascii="Times New Roman" w:eastAsia="Times New Roman" w:hAnsi="Times New Roman" w:cs="Times New Roman"/>
+          <w:sz w:val="24"/>
+          <w:szCs w:val="24"/>
           <w14:ligatures w14:val="none"/>
         </w:rPr>
         <w:t>USER root</w:t>
@@ -8201,7 +7146,6 @@
           <w:rFonts w:ascii="Times New Roman" w:eastAsia="Times New Roman" w:hAnsi="Times New Roman" w:cs="Times New Roman"/>
           <w:sz w:val="24"/>
           <w:szCs w:val="24"/>
-          <w:lang w:val="en-IL"/>
           <w14:ligatures w14:val="none"/>
         </w:rPr>
       </w:pPr>
@@ -8222,7 +7166,6 @@
           <w:bCs/>
           <w:sz w:val="24"/>
           <w:szCs w:val="24"/>
-          <w:lang w:val="en-IL"/>
           <w14:ligatures w14:val="none"/>
         </w:rPr>
         <w:t>root</w:t>
@@ -8232,7 +7175,6 @@
           <w:rFonts w:ascii="Times New Roman" w:eastAsia="Times New Roman" w:hAnsi="Times New Roman" w:cs="Times New Roman"/>
           <w:sz w:val="24"/>
           <w:szCs w:val="24"/>
-          <w:lang w:val="en-IL"/>
           <w14:ligatures w14:val="none"/>
         </w:rPr>
         <w:t xml:space="preserve"> </w:t>
@@ -8252,7 +7194,6 @@
           <w:rFonts w:ascii="Times New Roman" w:eastAsia="Times New Roman" w:hAnsi="Times New Roman" w:cs="Times New Roman"/>
           <w:sz w:val="24"/>
           <w:szCs w:val="24"/>
-          <w:lang w:val="en-IL"/>
           <w14:ligatures w14:val="none"/>
         </w:rPr>
         <w:t>.</w:t>
@@ -8266,16 +7207,14 @@
           <w:rFonts w:ascii="Times New Roman" w:eastAsia="Times New Roman" w:hAnsi="Times New Roman" w:cs="Times New Roman"/>
           <w:sz w:val="24"/>
           <w:szCs w:val="24"/>
-          <w:lang w:val="en-IL"/>
-          <w14:ligatures w14:val="none"/>
-        </w:rPr>
-      </w:pPr>
-      <w:r>
-        <w:rPr>
-          <w:rFonts w:ascii="Times New Roman" w:eastAsia="Times New Roman" w:hAnsi="Times New Roman" w:cs="Times New Roman"/>
-          <w:sz w:val="24"/>
-          <w:szCs w:val="24"/>
-          <w:lang w:val="en-IL"/>
+          <w14:ligatures w14:val="none"/>
+        </w:rPr>
+      </w:pPr>
+      <w:r>
+        <w:rPr>
+          <w:rFonts w:ascii="Times New Roman" w:eastAsia="Times New Roman" w:hAnsi="Times New Roman" w:cs="Times New Roman"/>
+          <w:sz w:val="24"/>
+          <w:szCs w:val="24"/>
           <w14:ligatures w14:val="none"/>
         </w:rPr>
         <w:t>WORKDIR /app</w:t>
@@ -8293,7 +7232,6 @@
           <w:rFonts w:ascii="Times New Roman" w:eastAsia="Times New Roman" w:hAnsi="Times New Roman" w:cs="Times New Roman"/>
           <w:sz w:val="24"/>
           <w:szCs w:val="24"/>
-          <w:lang w:val="en-IL"/>
           <w14:ligatures w14:val="none"/>
         </w:rPr>
       </w:pPr>
@@ -8312,7 +7250,6 @@
           <w:rFonts w:ascii="Times New Roman" w:eastAsia="Times New Roman" w:hAnsi="Times New Roman" w:cs="Times New Roman"/>
           <w:sz w:val="24"/>
           <w:szCs w:val="24"/>
-          <w:lang w:val="en-IL"/>
           <w14:ligatures w14:val="none"/>
         </w:rPr>
         <w:t xml:space="preserve"> (working directory) </w:t>
@@ -8332,7 +7269,6 @@
           <w:rFonts w:ascii="Times New Roman" w:eastAsia="Times New Roman" w:hAnsi="Times New Roman" w:cs="Times New Roman"/>
           <w:sz w:val="24"/>
           <w:szCs w:val="24"/>
-          <w:lang w:val="en-IL"/>
           <w14:ligatures w14:val="none"/>
         </w:rPr>
         <w:t>/app.</w:t>
@@ -8350,7 +7286,6 @@
           <w:rFonts w:ascii="Times New Roman" w:eastAsia="Times New Roman" w:hAnsi="Times New Roman" w:cs="Times New Roman"/>
           <w:sz w:val="24"/>
           <w:szCs w:val="24"/>
-          <w:lang w:val="en-IL"/>
           <w14:ligatures w14:val="none"/>
         </w:rPr>
       </w:pPr>
@@ -8369,7 +7304,6 @@
           <w:rFonts w:ascii="Times New Roman" w:eastAsia="Times New Roman" w:hAnsi="Times New Roman" w:cs="Times New Roman"/>
           <w:sz w:val="24"/>
           <w:szCs w:val="24"/>
-          <w:lang w:val="en-IL"/>
           <w14:ligatures w14:val="none"/>
         </w:rPr>
         <w:t xml:space="preserve">COPY, RUN, CMD) </w:t>
@@ -8389,7 +7323,6 @@
           <w:rFonts w:ascii="Times New Roman" w:eastAsia="Times New Roman" w:hAnsi="Times New Roman" w:cs="Times New Roman"/>
           <w:sz w:val="24"/>
           <w:szCs w:val="24"/>
-          <w:lang w:val="en-IL"/>
           <w14:ligatures w14:val="none"/>
         </w:rPr>
         <w:t>.</w:t>
@@ -8403,16 +7336,14 @@
           <w:rFonts w:ascii="Times New Roman" w:eastAsia="Times New Roman" w:hAnsi="Times New Roman" w:cs="Times New Roman"/>
           <w:sz w:val="24"/>
           <w:szCs w:val="24"/>
-          <w:lang w:val="en-IL"/>
-          <w14:ligatures w14:val="none"/>
-        </w:rPr>
-      </w:pPr>
-      <w:r>
-        <w:rPr>
-          <w:rFonts w:ascii="Times New Roman" w:eastAsia="Times New Roman" w:hAnsi="Times New Roman" w:cs="Times New Roman"/>
-          <w:sz w:val="24"/>
-          <w:szCs w:val="24"/>
-          <w:lang w:val="en-IL"/>
+          <w14:ligatures w14:val="none"/>
+        </w:rPr>
+      </w:pPr>
+      <w:r>
+        <w:rPr>
+          <w:rFonts w:ascii="Times New Roman" w:eastAsia="Times New Roman" w:hAnsi="Times New Roman" w:cs="Times New Roman"/>
+          <w:sz w:val="24"/>
+          <w:szCs w:val="24"/>
           <w14:ligatures w14:val="none"/>
         </w:rPr>
         <w:t>EXPOSE 32774</w:t>
@@ -8430,7 +7361,6 @@
           <w:rFonts w:ascii="Times New Roman" w:eastAsia="Times New Roman" w:hAnsi="Times New Roman" w:cs="Times New Roman"/>
           <w:sz w:val="24"/>
           <w:szCs w:val="24"/>
-          <w:lang w:val="en-IL"/>
           <w14:ligatures w14:val="none"/>
         </w:rPr>
       </w:pPr>
@@ -8451,7 +7381,6 @@
           <w:bCs/>
           <w:sz w:val="24"/>
           <w:szCs w:val="24"/>
-          <w:lang w:val="en-IL"/>
           <w14:ligatures w14:val="none"/>
         </w:rPr>
         <w:t>32774</w:t>
@@ -8461,7 +7390,6 @@
           <w:rFonts w:ascii="Times New Roman" w:eastAsia="Times New Roman" w:hAnsi="Times New Roman" w:cs="Times New Roman"/>
           <w:sz w:val="24"/>
           <w:szCs w:val="24"/>
-          <w:lang w:val="en-IL"/>
           <w14:ligatures w14:val="none"/>
         </w:rPr>
         <w:t xml:space="preserve"> </w:t>
@@ -8503,7 +7431,6 @@
           <w:rFonts w:ascii="Times New Roman" w:eastAsia="Times New Roman" w:hAnsi="Times New Roman" w:cs="Times New Roman"/>
           <w:sz w:val="24"/>
           <w:szCs w:val="24"/>
-          <w:lang w:val="en-IL"/>
           <w14:ligatures w14:val="none"/>
         </w:rPr>
         <w:t>Docker).</w:t>
@@ -8517,20 +7444,18 @@
           <w:rFonts w:ascii="Times New Roman" w:eastAsia="Times New Roman" w:hAnsi="Times New Roman" w:cs="Times New Roman"/>
           <w:sz w:val="24"/>
           <w:szCs w:val="24"/>
-          <w:lang w:val="en-IL"/>
-          <w14:ligatures w14:val="none"/>
-        </w:rPr>
-      </w:pPr>
-      <w:r>
-        <w:rPr>
-          <w:rFonts w:ascii="Times New Roman" w:eastAsia="Times New Roman" w:hAnsi="Times New Roman" w:cs="Times New Roman"/>
-          <w:sz w:val="24"/>
-          <w:szCs w:val="24"/>
-          <w:lang w:val="en-IL"/>
+          <w14:ligatures w14:val="none"/>
+        </w:rPr>
+      </w:pPr>
+      <w:r>
+        <w:rPr>
+          <w:rFonts w:ascii="Times New Roman" w:eastAsia="Times New Roman" w:hAnsi="Times New Roman" w:cs="Times New Roman"/>
+          <w:sz w:val="24"/>
+          <w:szCs w:val="24"/>
           <w14:ligatures w14:val="none"/>
         </w:rPr>
         <w:pict w14:anchorId="1387F646">
-          <v:rect id="_x0000_i1069" style="width:0;height:1.5pt" o:hralign="center" o:hrstd="t" o:hr="t" fillcolor="#a0a0a0" stroked="f"/>
+          <v:rect id="_x0000_i1030" style="width:0;height:1.5pt" o:hralign="center" o:hrstd="t" o:hr="t" fillcolor="#a0a0a0" stroked="f"/>
         </w:pict>
       </w:r>
     </w:p>
@@ -8544,7 +7469,6 @@
           <w:bCs/>
           <w:sz w:val="24"/>
           <w:szCs w:val="24"/>
-          <w:lang w:val="en-IL"/>
           <w14:ligatures w14:val="none"/>
         </w:rPr>
       </w:pPr>
@@ -8555,7 +7479,6 @@
           <w:bCs/>
           <w:sz w:val="24"/>
           <w:szCs w:val="24"/>
-          <w:lang w:val="en-IL"/>
           <w14:ligatures w14:val="none"/>
         </w:rPr>
         <w:t xml:space="preserve">2. </w:t>
@@ -8579,7 +7502,6 @@
           <w:bCs/>
           <w:sz w:val="24"/>
           <w:szCs w:val="24"/>
-          <w:lang w:val="en-IL"/>
           <w14:ligatures w14:val="none"/>
         </w:rPr>
         <w:t xml:space="preserve"> (Build Image)</w:t>
@@ -8593,16 +7515,14 @@
           <w:rFonts w:ascii="Times New Roman" w:eastAsia="Times New Roman" w:hAnsi="Times New Roman" w:cs="Times New Roman"/>
           <w:sz w:val="24"/>
           <w:szCs w:val="24"/>
-          <w:lang w:val="en-IL"/>
-          <w14:ligatures w14:val="none"/>
-        </w:rPr>
-      </w:pPr>
-      <w:r>
-        <w:rPr>
-          <w:rFonts w:ascii="Times New Roman" w:eastAsia="Times New Roman" w:hAnsi="Times New Roman" w:cs="Times New Roman"/>
-          <w:sz w:val="24"/>
-          <w:szCs w:val="24"/>
-          <w:lang w:val="en-IL"/>
+          <w14:ligatures w14:val="none"/>
+        </w:rPr>
+      </w:pPr>
+      <w:r>
+        <w:rPr>
+          <w:rFonts w:ascii="Times New Roman" w:eastAsia="Times New Roman" w:hAnsi="Times New Roman" w:cs="Times New Roman"/>
+          <w:sz w:val="24"/>
+          <w:szCs w:val="24"/>
           <w14:ligatures w14:val="none"/>
         </w:rPr>
         <w:t>FROM mcr.microsoft.com/dotnet/sdk:8.0 AS build</w:t>
@@ -8620,7 +7540,6 @@
           <w:rFonts w:ascii="Times New Roman" w:eastAsia="Times New Roman" w:hAnsi="Times New Roman" w:cs="Times New Roman"/>
           <w:sz w:val="24"/>
           <w:szCs w:val="24"/>
-          <w:lang w:val="en-IL"/>
           <w14:ligatures w14:val="none"/>
         </w:rPr>
       </w:pPr>
@@ -8639,7 +7558,6 @@
           <w:rFonts w:ascii="Times New Roman" w:eastAsia="Times New Roman" w:hAnsi="Times New Roman" w:cs="Times New Roman"/>
           <w:sz w:val="24"/>
           <w:szCs w:val="24"/>
-          <w:lang w:val="en-IL"/>
           <w14:ligatures w14:val="none"/>
         </w:rPr>
         <w:t xml:space="preserve"> Image </w:t>
@@ -8661,7 +7579,6 @@
           <w:bCs/>
           <w:sz w:val="24"/>
           <w:szCs w:val="24"/>
-          <w:lang w:val="en-IL"/>
           <w14:ligatures w14:val="none"/>
         </w:rPr>
         <w:t>.NET SDK 8.0</w:t>
@@ -8671,7 +7588,6 @@
           <w:rFonts w:ascii="Times New Roman" w:eastAsia="Times New Roman" w:hAnsi="Times New Roman" w:cs="Times New Roman"/>
           <w:sz w:val="24"/>
           <w:szCs w:val="24"/>
-          <w:lang w:val="en-IL"/>
           <w14:ligatures w14:val="none"/>
         </w:rPr>
         <w:t xml:space="preserve"> (</w:t>
@@ -8691,7 +7607,6 @@
           <w:rFonts w:ascii="Times New Roman" w:eastAsia="Times New Roman" w:hAnsi="Times New Roman" w:cs="Times New Roman"/>
           <w:sz w:val="24"/>
           <w:szCs w:val="24"/>
-          <w:lang w:val="en-IL"/>
           <w14:ligatures w14:val="none"/>
         </w:rPr>
         <w:t>).</w:t>
@@ -8709,7 +7624,6 @@
           <w:rFonts w:ascii="Times New Roman" w:eastAsia="Times New Roman" w:hAnsi="Times New Roman" w:cs="Times New Roman"/>
           <w:sz w:val="24"/>
           <w:szCs w:val="24"/>
-          <w:lang w:val="en-IL"/>
           <w14:ligatures w14:val="none"/>
         </w:rPr>
       </w:pPr>
@@ -8728,7 +7642,6 @@
           <w:rFonts w:ascii="Times New Roman" w:eastAsia="Times New Roman" w:hAnsi="Times New Roman" w:cs="Times New Roman"/>
           <w:sz w:val="24"/>
           <w:szCs w:val="24"/>
-          <w:lang w:val="en-IL"/>
           <w14:ligatures w14:val="none"/>
         </w:rPr>
         <w:t xml:space="preserve"> "build".</w:t>
@@ -8742,16 +7655,14 @@
           <w:rFonts w:ascii="Times New Roman" w:eastAsia="Times New Roman" w:hAnsi="Times New Roman" w:cs="Times New Roman"/>
           <w:sz w:val="24"/>
           <w:szCs w:val="24"/>
-          <w:lang w:val="en-IL"/>
-          <w14:ligatures w14:val="none"/>
-        </w:rPr>
-      </w:pPr>
-      <w:r>
-        <w:rPr>
-          <w:rFonts w:ascii="Times New Roman" w:eastAsia="Times New Roman" w:hAnsi="Times New Roman" w:cs="Times New Roman"/>
-          <w:sz w:val="24"/>
-          <w:szCs w:val="24"/>
-          <w:lang w:val="en-IL"/>
+          <w14:ligatures w14:val="none"/>
+        </w:rPr>
+      </w:pPr>
+      <w:r>
+        <w:rPr>
+          <w:rFonts w:ascii="Times New Roman" w:eastAsia="Times New Roman" w:hAnsi="Times New Roman" w:cs="Times New Roman"/>
+          <w:sz w:val="24"/>
+          <w:szCs w:val="24"/>
           <w14:ligatures w14:val="none"/>
         </w:rPr>
         <w:t>ARG BUILD_CONFIGURATION=Release</w:t>
@@ -8769,7 +7680,6 @@
           <w:rFonts w:ascii="Times New Roman" w:eastAsia="Times New Roman" w:hAnsi="Times New Roman" w:cs="Times New Roman"/>
           <w:sz w:val="24"/>
           <w:szCs w:val="24"/>
-          <w:lang w:val="en-IL"/>
           <w14:ligatures w14:val="none"/>
         </w:rPr>
       </w:pPr>
@@ -8788,7 +7698,6 @@
           <w:rFonts w:ascii="Times New Roman" w:eastAsia="Times New Roman" w:hAnsi="Times New Roman" w:cs="Times New Roman"/>
           <w:sz w:val="24"/>
           <w:szCs w:val="24"/>
-          <w:lang w:val="en-IL"/>
           <w14:ligatures w14:val="none"/>
         </w:rPr>
         <w:t xml:space="preserve"> build-time </w:t>
@@ -8808,7 +7717,6 @@
           <w:rFonts w:ascii="Times New Roman" w:eastAsia="Times New Roman" w:hAnsi="Times New Roman" w:cs="Times New Roman"/>
           <w:sz w:val="24"/>
           <w:szCs w:val="24"/>
-          <w:lang w:val="en-IL"/>
           <w14:ligatures w14:val="none"/>
         </w:rPr>
         <w:t>BUILD_CONFIGURATION (</w:t>
@@ -8828,7 +7736,6 @@
           <w:rFonts w:ascii="Times New Roman" w:eastAsia="Times New Roman" w:hAnsi="Times New Roman" w:cs="Times New Roman"/>
           <w:sz w:val="24"/>
           <w:szCs w:val="24"/>
-          <w:lang w:val="en-IL"/>
           <w14:ligatures w14:val="none"/>
         </w:rPr>
         <w:t xml:space="preserve"> = Release).</w:t>
@@ -8846,7 +7753,6 @@
           <w:rFonts w:ascii="Times New Roman" w:eastAsia="Times New Roman" w:hAnsi="Times New Roman" w:cs="Times New Roman"/>
           <w:sz w:val="24"/>
           <w:szCs w:val="24"/>
-          <w:lang w:val="en-IL"/>
           <w14:ligatures w14:val="none"/>
         </w:rPr>
       </w:pPr>
@@ -8865,32 +7771,9 @@
           <w:rFonts w:ascii="Times New Roman" w:eastAsia="Times New Roman" w:hAnsi="Times New Roman" w:cs="Times New Roman"/>
           <w:sz w:val="24"/>
           <w:szCs w:val="24"/>
-          <w:lang w:val="en-IL"/>
-          <w14:ligatures w14:val="none"/>
-        </w:rPr>
-        <w:t>docker build --build-</w:t>
-      </w:r>
-      <w:proofErr w:type="spellStart"/>
-      <w:r>
-        <w:rPr>
-          <w:rFonts w:ascii="Times New Roman" w:eastAsia="Times New Roman" w:hAnsi="Times New Roman" w:cs="Times New Roman"/>
-          <w:sz w:val="24"/>
-          <w:szCs w:val="24"/>
-          <w:lang w:val="en-IL"/>
-          <w14:ligatures w14:val="none"/>
-        </w:rPr>
-        <w:t>arg</w:t>
-      </w:r>
-      <w:proofErr w:type="spellEnd"/>
-      <w:r>
-        <w:rPr>
-          <w:rFonts w:ascii="Times New Roman" w:eastAsia="Times New Roman" w:hAnsi="Times New Roman" w:cs="Times New Roman"/>
-          <w:sz w:val="24"/>
-          <w:szCs w:val="24"/>
-          <w:lang w:val="en-IL"/>
-          <w14:ligatures w14:val="none"/>
-        </w:rPr>
-        <w:t xml:space="preserve"> BUILD_CONFIGURATION=Debug.</w:t>
+          <w14:ligatures w14:val="none"/>
+        </w:rPr>
+        <w:t>docker build --build-arg BUILD_CONFIGURATION=Debug.</w:t>
       </w:r>
     </w:p>
     <w:p>
@@ -8901,32 +7784,18 @@
           <w:rFonts w:ascii="Times New Roman" w:eastAsia="Times New Roman" w:hAnsi="Times New Roman" w:cs="Times New Roman"/>
           <w:sz w:val="24"/>
           <w:szCs w:val="24"/>
-          <w:lang w:val="en-IL"/>
-          <w14:ligatures w14:val="none"/>
-        </w:rPr>
-      </w:pPr>
-      <w:r>
-        <w:rPr>
-          <w:rFonts w:ascii="Times New Roman" w:eastAsia="Times New Roman" w:hAnsi="Times New Roman" w:cs="Times New Roman"/>
-          <w:sz w:val="24"/>
-          <w:szCs w:val="24"/>
-          <w:lang w:val="en-IL"/>
-          <w14:ligatures w14:val="none"/>
-        </w:rPr>
-        <w:t>WORKDIR /</w:t>
-      </w:r>
-      <w:proofErr w:type="spellStart"/>
-      <w:r>
-        <w:rPr>
-          <w:rFonts w:ascii="Times New Roman" w:eastAsia="Times New Roman" w:hAnsi="Times New Roman" w:cs="Times New Roman"/>
-          <w:sz w:val="24"/>
-          <w:szCs w:val="24"/>
-          <w:lang w:val="en-IL"/>
-          <w14:ligatures w14:val="none"/>
-        </w:rPr>
-        <w:t>src</w:t>
-      </w:r>
-      <w:proofErr w:type="spellEnd"/>
+          <w14:ligatures w14:val="none"/>
+        </w:rPr>
+      </w:pPr>
+      <w:r>
+        <w:rPr>
+          <w:rFonts w:ascii="Times New Roman" w:eastAsia="Times New Roman" w:hAnsi="Times New Roman" w:cs="Times New Roman"/>
+          <w:sz w:val="24"/>
+          <w:szCs w:val="24"/>
+          <w14:ligatures w14:val="none"/>
+        </w:rPr>
+        <w:t>WORKDIR /src</w:t>
+      </w:r>
     </w:p>
     <w:p>
       <w:pPr>
@@ -8940,7 +7809,6 @@
           <w:rFonts w:ascii="Times New Roman" w:eastAsia="Times New Roman" w:hAnsi="Times New Roman" w:cs="Times New Roman"/>
           <w:sz w:val="24"/>
           <w:szCs w:val="24"/>
-          <w:lang w:val="en-IL"/>
           <w14:ligatures w14:val="none"/>
         </w:rPr>
       </w:pPr>
@@ -8959,32 +7827,9 @@
           <w:rFonts w:ascii="Times New Roman" w:eastAsia="Times New Roman" w:hAnsi="Times New Roman" w:cs="Times New Roman"/>
           <w:sz w:val="24"/>
           <w:szCs w:val="24"/>
-          <w:lang w:val="en-IL"/>
-          <w14:ligatures w14:val="none"/>
-        </w:rPr>
-        <w:t>/</w:t>
-      </w:r>
-      <w:proofErr w:type="spellStart"/>
-      <w:r>
-        <w:rPr>
-          <w:rFonts w:ascii="Times New Roman" w:eastAsia="Times New Roman" w:hAnsi="Times New Roman" w:cs="Times New Roman"/>
-          <w:sz w:val="24"/>
-          <w:szCs w:val="24"/>
-          <w:lang w:val="en-IL"/>
-          <w14:ligatures w14:val="none"/>
-        </w:rPr>
-        <w:t>src</w:t>
-      </w:r>
-      <w:proofErr w:type="spellEnd"/>
-      <w:r>
-        <w:rPr>
-          <w:rFonts w:ascii="Times New Roman" w:eastAsia="Times New Roman" w:hAnsi="Times New Roman" w:cs="Times New Roman"/>
-          <w:sz w:val="24"/>
-          <w:szCs w:val="24"/>
-          <w:lang w:val="en-IL"/>
-          <w14:ligatures w14:val="none"/>
-        </w:rPr>
-        <w:t>.</w:t>
+          <w14:ligatures w14:val="none"/>
+        </w:rPr>
+        <w:t>/src.</w:t>
       </w:r>
     </w:p>
     <w:p>
@@ -8995,54 +7840,18 @@
           <w:rFonts w:ascii="Times New Roman" w:eastAsia="Times New Roman" w:hAnsi="Times New Roman" w:cs="Times New Roman"/>
           <w:sz w:val="24"/>
           <w:szCs w:val="24"/>
-          <w:lang w:val="en-IL"/>
-          <w14:ligatures w14:val="none"/>
-        </w:rPr>
-      </w:pPr>
-      <w:r>
-        <w:rPr>
-          <w:rFonts w:ascii="Times New Roman" w:eastAsia="Times New Roman" w:hAnsi="Times New Roman" w:cs="Times New Roman"/>
-          <w:sz w:val="24"/>
-          <w:szCs w:val="24"/>
-          <w:lang w:val="en-IL"/>
-          <w14:ligatures w14:val="none"/>
-        </w:rPr>
-        <w:t>RUN dotnet tool list -g | grep dotnet-</w:t>
-      </w:r>
-      <w:proofErr w:type="spellStart"/>
-      <w:r>
-        <w:rPr>
-          <w:rFonts w:ascii="Times New Roman" w:eastAsia="Times New Roman" w:hAnsi="Times New Roman" w:cs="Times New Roman"/>
-          <w:sz w:val="24"/>
-          <w:szCs w:val="24"/>
-          <w:lang w:val="en-IL"/>
-          <w14:ligatures w14:val="none"/>
-        </w:rPr>
-        <w:t>ef</w:t>
-      </w:r>
-      <w:proofErr w:type="spellEnd"/>
-      <w:r>
-        <w:rPr>
-          <w:rFonts w:ascii="Times New Roman" w:eastAsia="Times New Roman" w:hAnsi="Times New Roman" w:cs="Times New Roman"/>
-          <w:sz w:val="24"/>
-          <w:szCs w:val="24"/>
-          <w:lang w:val="en-IL"/>
-          <w14:ligatures w14:val="none"/>
-        </w:rPr>
-        <w:t xml:space="preserve"> || dotnet tool install --global dotnet-</w:t>
-      </w:r>
-      <w:proofErr w:type="spellStart"/>
-      <w:r>
-        <w:rPr>
-          <w:rFonts w:ascii="Times New Roman" w:eastAsia="Times New Roman" w:hAnsi="Times New Roman" w:cs="Times New Roman"/>
-          <w:sz w:val="24"/>
-          <w:szCs w:val="24"/>
-          <w:lang w:val="en-IL"/>
-          <w14:ligatures w14:val="none"/>
-        </w:rPr>
-        <w:t>ef</w:t>
-      </w:r>
-      <w:proofErr w:type="spellEnd"/>
+          <w14:ligatures w14:val="none"/>
+        </w:rPr>
+      </w:pPr>
+      <w:r>
+        <w:rPr>
+          <w:rFonts w:ascii="Times New Roman" w:eastAsia="Times New Roman" w:hAnsi="Times New Roman" w:cs="Times New Roman"/>
+          <w:sz w:val="24"/>
+          <w:szCs w:val="24"/>
+          <w14:ligatures w14:val="none"/>
+        </w:rPr>
+        <w:t>RUN dotnet tool list -g | grep dotnet-ef || dotnet tool install --global dotnet-ef</w:t>
+      </w:r>
     </w:p>
     <w:p>
       <w:pPr>
@@ -9056,7 +7865,6 @@
           <w:rFonts w:ascii="Times New Roman" w:eastAsia="Times New Roman" w:hAnsi="Times New Roman" w:cs="Times New Roman"/>
           <w:sz w:val="24"/>
           <w:szCs w:val="24"/>
-          <w:lang w:val="en-IL"/>
           <w14:ligatures w14:val="none"/>
         </w:rPr>
       </w:pPr>
@@ -9077,43 +7885,15 @@
           <w:bCs/>
           <w:sz w:val="24"/>
           <w:szCs w:val="24"/>
-          <w:lang w:val="en-IL"/>
-          <w14:ligatures w14:val="none"/>
-        </w:rPr>
-        <w:t>Entity Framework CLI (dotnet-</w:t>
-      </w:r>
-      <w:proofErr w:type="spellStart"/>
-      <w:r>
-        <w:rPr>
-          <w:rFonts w:ascii="Times New Roman" w:eastAsia="Times New Roman" w:hAnsi="Times New Roman" w:cs="Times New Roman"/>
-          <w:b/>
-          <w:bCs/>
-          <w:sz w:val="24"/>
-          <w:szCs w:val="24"/>
-          <w:lang w:val="en-IL"/>
-          <w14:ligatures w14:val="none"/>
-        </w:rPr>
-        <w:t>ef</w:t>
-      </w:r>
-      <w:proofErr w:type="spellEnd"/>
-      <w:r>
-        <w:rPr>
-          <w:rFonts w:ascii="Times New Roman" w:eastAsia="Times New Roman" w:hAnsi="Times New Roman" w:cs="Times New Roman"/>
-          <w:b/>
-          <w:bCs/>
-          <w:sz w:val="24"/>
-          <w:szCs w:val="24"/>
-          <w:lang w:val="en-IL"/>
-          <w14:ligatures w14:val="none"/>
-        </w:rPr>
-        <w:t>)</w:t>
-      </w:r>
-      <w:r>
-        <w:rPr>
-          <w:rFonts w:ascii="Times New Roman" w:eastAsia="Times New Roman" w:hAnsi="Times New Roman" w:cs="Times New Roman"/>
-          <w:sz w:val="24"/>
-          <w:szCs w:val="24"/>
-          <w:lang w:val="en-IL"/>
+          <w14:ligatures w14:val="none"/>
+        </w:rPr>
+        <w:t>Entity Framework CLI (dotnet-ef)</w:t>
+      </w:r>
+      <w:r>
+        <w:rPr>
+          <w:rFonts w:ascii="Times New Roman" w:eastAsia="Times New Roman" w:hAnsi="Times New Roman" w:cs="Times New Roman"/>
+          <w:sz w:val="24"/>
+          <w:szCs w:val="24"/>
           <w14:ligatures w14:val="none"/>
         </w:rPr>
         <w:t xml:space="preserve"> </w:t>
@@ -9133,7 +7913,6 @@
           <w:rFonts w:ascii="Times New Roman" w:eastAsia="Times New Roman" w:hAnsi="Times New Roman" w:cs="Times New Roman"/>
           <w:sz w:val="24"/>
           <w:szCs w:val="24"/>
-          <w:lang w:val="en-IL"/>
           <w14:ligatures w14:val="none"/>
         </w:rPr>
         <w:t>.</w:t>
@@ -9151,7 +7930,6 @@
           <w:rFonts w:ascii="Times New Roman" w:eastAsia="Times New Roman" w:hAnsi="Times New Roman" w:cs="Times New Roman"/>
           <w:sz w:val="24"/>
           <w:szCs w:val="24"/>
-          <w:lang w:val="en-IL"/>
           <w14:ligatures w14:val="none"/>
         </w:rPr>
       </w:pPr>
@@ -9170,7 +7948,6 @@
           <w:rFonts w:ascii="Times New Roman" w:eastAsia="Times New Roman" w:hAnsi="Times New Roman" w:cs="Times New Roman"/>
           <w:sz w:val="24"/>
           <w:szCs w:val="24"/>
-          <w:lang w:val="en-IL"/>
           <w14:ligatures w14:val="none"/>
         </w:rPr>
         <w:t>.</w:t>
@@ -9184,16 +7961,14 @@
           <w:rFonts w:ascii="Times New Roman" w:eastAsia="Times New Roman" w:hAnsi="Times New Roman" w:cs="Times New Roman"/>
           <w:sz w:val="24"/>
           <w:szCs w:val="24"/>
-          <w:lang w:val="en-IL"/>
-          <w14:ligatures w14:val="none"/>
-        </w:rPr>
-      </w:pPr>
-      <w:r>
-        <w:rPr>
-          <w:rFonts w:ascii="Times New Roman" w:eastAsia="Times New Roman" w:hAnsi="Times New Roman" w:cs="Times New Roman"/>
-          <w:sz w:val="24"/>
-          <w:szCs w:val="24"/>
-          <w:lang w:val="en-IL"/>
+          <w14:ligatures w14:val="none"/>
+        </w:rPr>
+      </w:pPr>
+      <w:r>
+        <w:rPr>
+          <w:rFonts w:ascii="Times New Roman" w:eastAsia="Times New Roman" w:hAnsi="Times New Roman" w:cs="Times New Roman"/>
+          <w:sz w:val="24"/>
+          <w:szCs w:val="24"/>
           <w14:ligatures w14:val="none"/>
         </w:rPr>
         <w:t>ENV PATH="$PATH:/root/.dotnet/tools"</w:t>
@@ -9211,7 +7986,6 @@
           <w:rFonts w:ascii="Times New Roman" w:eastAsia="Times New Roman" w:hAnsi="Times New Roman" w:cs="Times New Roman"/>
           <w:sz w:val="24"/>
           <w:szCs w:val="24"/>
-          <w:lang w:val="en-IL"/>
           <w14:ligatures w14:val="none"/>
         </w:rPr>
       </w:pPr>
@@ -9230,7 +8004,6 @@
           <w:rFonts w:ascii="Times New Roman" w:eastAsia="Times New Roman" w:hAnsi="Times New Roman" w:cs="Times New Roman"/>
           <w:sz w:val="24"/>
           <w:szCs w:val="24"/>
-          <w:lang w:val="en-IL"/>
           <w14:ligatures w14:val="none"/>
         </w:rPr>
         <w:t xml:space="preserve"> dotnet </w:t>
@@ -9250,7 +8023,6 @@
           <w:rFonts w:ascii="Times New Roman" w:eastAsia="Times New Roman" w:hAnsi="Times New Roman" w:cs="Times New Roman"/>
           <w:sz w:val="24"/>
           <w:szCs w:val="24"/>
-          <w:lang w:val="en-IL"/>
           <w14:ligatures w14:val="none"/>
         </w:rPr>
         <w:t xml:space="preserve">PATH </w:t>
@@ -9270,32 +8042,9 @@
           <w:rFonts w:ascii="Times New Roman" w:eastAsia="Times New Roman" w:hAnsi="Times New Roman" w:cs="Times New Roman"/>
           <w:sz w:val="24"/>
           <w:szCs w:val="24"/>
-          <w:lang w:val="en-IL"/>
-          <w14:ligatures w14:val="none"/>
-        </w:rPr>
-        <w:t>dotnet-</w:t>
-      </w:r>
-      <w:proofErr w:type="spellStart"/>
-      <w:r>
-        <w:rPr>
-          <w:rFonts w:ascii="Times New Roman" w:eastAsia="Times New Roman" w:hAnsi="Times New Roman" w:cs="Times New Roman"/>
-          <w:sz w:val="24"/>
-          <w:szCs w:val="24"/>
-          <w:lang w:val="en-IL"/>
-          <w14:ligatures w14:val="none"/>
-        </w:rPr>
-        <w:t>ef</w:t>
-      </w:r>
-      <w:proofErr w:type="spellEnd"/>
-      <w:r>
-        <w:rPr>
-          <w:rFonts w:ascii="Times New Roman" w:eastAsia="Times New Roman" w:hAnsi="Times New Roman" w:cs="Times New Roman"/>
-          <w:sz w:val="24"/>
-          <w:szCs w:val="24"/>
-          <w:lang w:val="en-IL"/>
-          <w14:ligatures w14:val="none"/>
-        </w:rPr>
-        <w:t xml:space="preserve"> </w:t>
+          <w14:ligatures w14:val="none"/>
+        </w:rPr>
+        <w:t xml:space="preserve">dotnet-ef </w:t>
       </w:r>
       <w:r>
         <w:rPr>
@@ -9312,7 +8061,6 @@
           <w:rFonts w:ascii="Times New Roman" w:eastAsia="Times New Roman" w:hAnsi="Times New Roman" w:cs="Times New Roman"/>
           <w:sz w:val="24"/>
           <w:szCs w:val="24"/>
-          <w:lang w:val="en-IL"/>
           <w14:ligatures w14:val="none"/>
         </w:rPr>
         <w:t>.</w:t>
@@ -9326,41 +8074,17 @@
           <w:rFonts w:ascii="Times New Roman" w:eastAsia="Times New Roman" w:hAnsi="Times New Roman" w:cs="Times New Roman"/>
           <w:sz w:val="24"/>
           <w:szCs w:val="24"/>
-          <w:lang w:val="en-IL"/>
-          <w14:ligatures w14:val="none"/>
-        </w:rPr>
-      </w:pPr>
-      <w:r>
-        <w:rPr>
-          <w:rFonts w:ascii="Times New Roman" w:eastAsia="Times New Roman" w:hAnsi="Times New Roman" w:cs="Times New Roman"/>
-          <w:sz w:val="24"/>
-          <w:szCs w:val="24"/>
-          <w:lang w:val="en-IL"/>
-          <w14:ligatures w14:val="none"/>
-        </w:rPr>
-        <w:t>COPY ["</w:t>
-      </w:r>
-      <w:proofErr w:type="spellStart"/>
-      <w:r>
-        <w:rPr>
-          <w:rFonts w:ascii="Times New Roman" w:eastAsia="Times New Roman" w:hAnsi="Times New Roman" w:cs="Times New Roman"/>
-          <w:sz w:val="24"/>
-          <w:szCs w:val="24"/>
-          <w:lang w:val="en-IL"/>
-          <w14:ligatures w14:val="none"/>
-        </w:rPr>
-        <w:t>AuthService.csproj</w:t>
-      </w:r>
-      <w:proofErr w:type="spellEnd"/>
-      <w:r>
-        <w:rPr>
-          <w:rFonts w:ascii="Times New Roman" w:eastAsia="Times New Roman" w:hAnsi="Times New Roman" w:cs="Times New Roman"/>
-          <w:sz w:val="24"/>
-          <w:szCs w:val="24"/>
-          <w:lang w:val="en-IL"/>
-          <w14:ligatures w14:val="none"/>
-        </w:rPr>
-        <w:t>", "."]</w:t>
+          <w14:ligatures w14:val="none"/>
+        </w:rPr>
+      </w:pPr>
+      <w:r>
+        <w:rPr>
+          <w:rFonts w:ascii="Times New Roman" w:eastAsia="Times New Roman" w:hAnsi="Times New Roman" w:cs="Times New Roman"/>
+          <w:sz w:val="24"/>
+          <w:szCs w:val="24"/>
+          <w14:ligatures w14:val="none"/>
+        </w:rPr>
+        <w:t>COPY ["AuthService.csproj", "."]</w:t>
       </w:r>
     </w:p>
     <w:p>
@@ -9375,7 +8099,6 @@
           <w:rFonts w:ascii="Times New Roman" w:eastAsia="Times New Roman" w:hAnsi="Times New Roman" w:cs="Times New Roman"/>
           <w:sz w:val="24"/>
           <w:szCs w:val="24"/>
-          <w:lang w:val="en-IL"/>
           <w14:ligatures w14:val="none"/>
         </w:rPr>
       </w:pPr>
@@ -9389,7 +8112,6 @@
         </w:rPr>
         <w:t>מעתיק את קובץ ה־</w:t>
       </w:r>
-      <w:proofErr w:type="spellStart"/>
       <w:r>
         <w:rPr>
           <w:rFonts w:ascii="Times New Roman" w:eastAsia="Times New Roman" w:hAnsi="Times New Roman" w:cs="Times New Roman"/>
@@ -9397,18 +8119,15 @@
           <w:bCs/>
           <w:sz w:val="24"/>
           <w:szCs w:val="24"/>
-          <w:lang w:val="en-IL"/>
           <w14:ligatures w14:val="none"/>
         </w:rPr>
         <w:t>csproj</w:t>
       </w:r>
-      <w:proofErr w:type="spellEnd"/>
-      <w:r>
-        <w:rPr>
-          <w:rFonts w:ascii="Times New Roman" w:eastAsia="Times New Roman" w:hAnsi="Times New Roman" w:cs="Times New Roman"/>
-          <w:sz w:val="24"/>
-          <w:szCs w:val="24"/>
-          <w:lang w:val="en-IL"/>
+      <w:r>
+        <w:rPr>
+          <w:rFonts w:ascii="Times New Roman" w:eastAsia="Times New Roman" w:hAnsi="Times New Roman" w:cs="Times New Roman"/>
+          <w:sz w:val="24"/>
+          <w:szCs w:val="24"/>
           <w14:ligatures w14:val="none"/>
         </w:rPr>
         <w:t xml:space="preserve"> </w:t>
@@ -9428,32 +8147,9 @@
           <w:rFonts w:ascii="Times New Roman" w:eastAsia="Times New Roman" w:hAnsi="Times New Roman" w:cs="Times New Roman"/>
           <w:sz w:val="24"/>
           <w:szCs w:val="24"/>
-          <w:lang w:val="en-IL"/>
-          <w14:ligatures w14:val="none"/>
-        </w:rPr>
-        <w:t>/</w:t>
-      </w:r>
-      <w:proofErr w:type="spellStart"/>
-      <w:r>
-        <w:rPr>
-          <w:rFonts w:ascii="Times New Roman" w:eastAsia="Times New Roman" w:hAnsi="Times New Roman" w:cs="Times New Roman"/>
-          <w:sz w:val="24"/>
-          <w:szCs w:val="24"/>
-          <w:lang w:val="en-IL"/>
-          <w14:ligatures w14:val="none"/>
-        </w:rPr>
-        <w:t>src</w:t>
-      </w:r>
-      <w:proofErr w:type="spellEnd"/>
-      <w:r>
-        <w:rPr>
-          <w:rFonts w:ascii="Times New Roman" w:eastAsia="Times New Roman" w:hAnsi="Times New Roman" w:cs="Times New Roman"/>
-          <w:sz w:val="24"/>
-          <w:szCs w:val="24"/>
-          <w:lang w:val="en-IL"/>
-          <w14:ligatures w14:val="none"/>
-        </w:rPr>
-        <w:t>).</w:t>
+          <w14:ligatures w14:val="none"/>
+        </w:rPr>
+        <w:t>/src).</w:t>
       </w:r>
     </w:p>
     <w:p>
@@ -9468,7 +8164,6 @@
           <w:rFonts w:ascii="Times New Roman" w:eastAsia="Times New Roman" w:hAnsi="Times New Roman" w:cs="Times New Roman"/>
           <w:sz w:val="24"/>
           <w:szCs w:val="24"/>
-          <w:lang w:val="en-IL"/>
           <w14:ligatures w14:val="none"/>
         </w:rPr>
       </w:pPr>
@@ -9487,7 +8182,6 @@
           <w:rFonts w:ascii="Times New Roman" w:eastAsia="Times New Roman" w:hAnsi="Times New Roman" w:cs="Times New Roman"/>
           <w:sz w:val="24"/>
           <w:szCs w:val="24"/>
-          <w:lang w:val="en-IL"/>
           <w14:ligatures w14:val="none"/>
         </w:rPr>
         <w:t xml:space="preserve"> restore </w:t>
@@ -9507,7 +8201,6 @@
           <w:rFonts w:ascii="Times New Roman" w:eastAsia="Times New Roman" w:hAnsi="Times New Roman" w:cs="Times New Roman"/>
           <w:sz w:val="24"/>
           <w:szCs w:val="24"/>
-          <w:lang w:val="en-IL"/>
           <w14:ligatures w14:val="none"/>
         </w:rPr>
         <w:t xml:space="preserve"> (</w:t>
@@ -9527,7 +8220,6 @@
           <w:rFonts w:ascii="Times New Roman" w:eastAsia="Times New Roman" w:hAnsi="Times New Roman" w:cs="Times New Roman"/>
           <w:sz w:val="24"/>
           <w:szCs w:val="24"/>
-          <w:lang w:val="en-IL"/>
           <w14:ligatures w14:val="none"/>
         </w:rPr>
         <w:t xml:space="preserve"> build </w:t>
@@ -9547,7 +8239,6 @@
           <w:rFonts w:ascii="Times New Roman" w:eastAsia="Times New Roman" w:hAnsi="Times New Roman" w:cs="Times New Roman"/>
           <w:sz w:val="24"/>
           <w:szCs w:val="24"/>
-          <w:lang w:val="en-IL"/>
           <w14:ligatures w14:val="none"/>
         </w:rPr>
         <w:t xml:space="preserve"> cache).</w:t>
@@ -9561,41 +8252,17 @@
           <w:rFonts w:ascii="Times New Roman" w:eastAsia="Times New Roman" w:hAnsi="Times New Roman" w:cs="Times New Roman"/>
           <w:sz w:val="24"/>
           <w:szCs w:val="24"/>
-          <w:lang w:val="en-IL"/>
-          <w14:ligatures w14:val="none"/>
-        </w:rPr>
-      </w:pPr>
-      <w:r>
-        <w:rPr>
-          <w:rFonts w:ascii="Times New Roman" w:eastAsia="Times New Roman" w:hAnsi="Times New Roman" w:cs="Times New Roman"/>
-          <w:sz w:val="24"/>
-          <w:szCs w:val="24"/>
-          <w:lang w:val="en-IL"/>
-          <w14:ligatures w14:val="none"/>
-        </w:rPr>
-        <w:t>RUN dotnet restore "./</w:t>
-      </w:r>
-      <w:proofErr w:type="spellStart"/>
-      <w:r>
-        <w:rPr>
-          <w:rFonts w:ascii="Times New Roman" w:eastAsia="Times New Roman" w:hAnsi="Times New Roman" w:cs="Times New Roman"/>
-          <w:sz w:val="24"/>
-          <w:szCs w:val="24"/>
-          <w:lang w:val="en-IL"/>
-          <w14:ligatures w14:val="none"/>
-        </w:rPr>
-        <w:t>AuthService.csproj</w:t>
-      </w:r>
-      <w:proofErr w:type="spellEnd"/>
-      <w:r>
-        <w:rPr>
-          <w:rFonts w:ascii="Times New Roman" w:eastAsia="Times New Roman" w:hAnsi="Times New Roman" w:cs="Times New Roman"/>
-          <w:sz w:val="24"/>
-          <w:szCs w:val="24"/>
-          <w:lang w:val="en-IL"/>
-          <w14:ligatures w14:val="none"/>
-        </w:rPr>
-        <w:t>"</w:t>
+          <w14:ligatures w14:val="none"/>
+        </w:rPr>
+      </w:pPr>
+      <w:r>
+        <w:rPr>
+          <w:rFonts w:ascii="Times New Roman" w:eastAsia="Times New Roman" w:hAnsi="Times New Roman" w:cs="Times New Roman"/>
+          <w:sz w:val="24"/>
+          <w:szCs w:val="24"/>
+          <w14:ligatures w14:val="none"/>
+        </w:rPr>
+        <w:t>RUN dotnet restore "./AuthService.csproj"</w:t>
       </w:r>
     </w:p>
     <w:p>
@@ -9610,7 +8277,6 @@
           <w:rFonts w:ascii="Times New Roman" w:eastAsia="Times New Roman" w:hAnsi="Times New Roman" w:cs="Times New Roman"/>
           <w:sz w:val="24"/>
           <w:szCs w:val="24"/>
-          <w:lang w:val="en-IL"/>
           <w14:ligatures w14:val="none"/>
         </w:rPr>
       </w:pPr>
@@ -9629,7 +8295,6 @@
           <w:rFonts w:ascii="Times New Roman" w:eastAsia="Times New Roman" w:hAnsi="Times New Roman" w:cs="Times New Roman"/>
           <w:sz w:val="24"/>
           <w:szCs w:val="24"/>
-          <w:lang w:val="en-IL"/>
           <w14:ligatures w14:val="none"/>
         </w:rPr>
         <w:t xml:space="preserve">NuGet packages </w:t>
@@ -9644,27 +8309,14 @@
         </w:rPr>
         <w:t xml:space="preserve">שהפרויקט צריך (כמו </w:t>
       </w:r>
-      <w:proofErr w:type="spellStart"/>
-      <w:r>
-        <w:rPr>
-          <w:rFonts w:ascii="Times New Roman" w:eastAsia="Times New Roman" w:hAnsi="Times New Roman" w:cs="Times New Roman"/>
-          <w:sz w:val="24"/>
-          <w:szCs w:val="24"/>
-          <w:lang w:val="en-IL"/>
-          <w14:ligatures w14:val="none"/>
-        </w:rPr>
-        <w:t>npm</w:t>
-      </w:r>
-      <w:proofErr w:type="spellEnd"/>
-      <w:r>
-        <w:rPr>
-          <w:rFonts w:ascii="Times New Roman" w:eastAsia="Times New Roman" w:hAnsi="Times New Roman" w:cs="Times New Roman"/>
-          <w:sz w:val="24"/>
-          <w:szCs w:val="24"/>
-          <w:lang w:val="en-IL"/>
-          <w14:ligatures w14:val="none"/>
-        </w:rPr>
-        <w:t xml:space="preserve"> install </w:t>
+      <w:r>
+        <w:rPr>
+          <w:rFonts w:ascii="Times New Roman" w:eastAsia="Times New Roman" w:hAnsi="Times New Roman" w:cs="Times New Roman"/>
+          <w:sz w:val="24"/>
+          <w:szCs w:val="24"/>
+          <w14:ligatures w14:val="none"/>
+        </w:rPr>
+        <w:t xml:space="preserve">npm install </w:t>
       </w:r>
       <w:r>
         <w:rPr>
@@ -9681,7 +8333,6 @@
           <w:rFonts w:ascii="Times New Roman" w:eastAsia="Times New Roman" w:hAnsi="Times New Roman" w:cs="Times New Roman"/>
           <w:sz w:val="24"/>
           <w:szCs w:val="24"/>
-          <w:lang w:val="en-IL"/>
           <w14:ligatures w14:val="none"/>
         </w:rPr>
         <w:t xml:space="preserve"> .NET).</w:t>
@@ -9695,31 +8346,18 @@
           <w:rFonts w:ascii="Times New Roman" w:eastAsia="Times New Roman" w:hAnsi="Times New Roman" w:cs="Times New Roman"/>
           <w:sz w:val="24"/>
           <w:szCs w:val="24"/>
-          <w:lang w:val="en-IL"/>
-          <w14:ligatures w14:val="none"/>
-        </w:rPr>
-      </w:pPr>
-      <w:proofErr w:type="gramStart"/>
-      <w:r>
-        <w:rPr>
-          <w:rFonts w:ascii="Times New Roman" w:eastAsia="Times New Roman" w:hAnsi="Times New Roman" w:cs="Times New Roman"/>
-          <w:sz w:val="24"/>
-          <w:szCs w:val="24"/>
-          <w:lang w:val="en-IL"/>
-          <w14:ligatures w14:val="none"/>
-        </w:rPr>
-        <w:t>COPY .</w:t>
-      </w:r>
-      <w:proofErr w:type="gramEnd"/>
-      <w:r>
-        <w:rPr>
-          <w:rFonts w:ascii="Times New Roman" w:eastAsia="Times New Roman" w:hAnsi="Times New Roman" w:cs="Times New Roman"/>
-          <w:sz w:val="24"/>
-          <w:szCs w:val="24"/>
-          <w:lang w:val="en-IL"/>
-          <w14:ligatures w14:val="none"/>
-        </w:rPr>
-        <w:t xml:space="preserve"> .</w:t>
+          <w14:ligatures w14:val="none"/>
+        </w:rPr>
+      </w:pPr>
+      <w:r>
+        <w:rPr>
+          <w:rFonts w:ascii="Times New Roman" w:eastAsia="Times New Roman" w:hAnsi="Times New Roman" w:cs="Times New Roman"/>
+          <w:sz w:val="24"/>
+          <w:szCs w:val="24"/>
+          <w14:ligatures w14:val="none"/>
+        </w:rPr>
+        <w:lastRenderedPageBreak/>
+        <w:t>COPY . .</w:t>
       </w:r>
     </w:p>
     <w:p>
@@ -9734,7 +8372,6 @@
           <w:rFonts w:ascii="Times New Roman" w:eastAsia="Times New Roman" w:hAnsi="Times New Roman" w:cs="Times New Roman"/>
           <w:sz w:val="24"/>
           <w:szCs w:val="24"/>
-          <w:lang w:val="en-IL"/>
           <w14:ligatures w14:val="none"/>
         </w:rPr>
       </w:pPr>
@@ -9753,7 +8390,6 @@
           <w:rFonts w:ascii="Times New Roman" w:eastAsia="Times New Roman" w:hAnsi="Times New Roman" w:cs="Times New Roman"/>
           <w:sz w:val="24"/>
           <w:szCs w:val="24"/>
-          <w:lang w:val="en-IL"/>
           <w14:ligatures w14:val="none"/>
         </w:rPr>
         <w:t>.</w:t>
@@ -9767,41 +8403,17 @@
           <w:rFonts w:ascii="Times New Roman" w:eastAsia="Times New Roman" w:hAnsi="Times New Roman" w:cs="Times New Roman"/>
           <w:sz w:val="24"/>
           <w:szCs w:val="24"/>
-          <w:lang w:val="en-IL"/>
-          <w14:ligatures w14:val="none"/>
-        </w:rPr>
-      </w:pPr>
-      <w:r>
-        <w:rPr>
-          <w:rFonts w:ascii="Times New Roman" w:eastAsia="Times New Roman" w:hAnsi="Times New Roman" w:cs="Times New Roman"/>
-          <w:sz w:val="24"/>
-          <w:szCs w:val="24"/>
-          <w:lang w:val="en-IL"/>
-          <w14:ligatures w14:val="none"/>
-        </w:rPr>
-        <w:t>RUN dotnet build "./</w:t>
-      </w:r>
-      <w:proofErr w:type="spellStart"/>
-      <w:r>
-        <w:rPr>
-          <w:rFonts w:ascii="Times New Roman" w:eastAsia="Times New Roman" w:hAnsi="Times New Roman" w:cs="Times New Roman"/>
-          <w:sz w:val="24"/>
-          <w:szCs w:val="24"/>
-          <w:lang w:val="en-IL"/>
-          <w14:ligatures w14:val="none"/>
-        </w:rPr>
-        <w:t>AuthService.csproj</w:t>
-      </w:r>
-      <w:proofErr w:type="spellEnd"/>
-      <w:r>
-        <w:rPr>
-          <w:rFonts w:ascii="Times New Roman" w:eastAsia="Times New Roman" w:hAnsi="Times New Roman" w:cs="Times New Roman"/>
-          <w:sz w:val="24"/>
-          <w:szCs w:val="24"/>
-          <w:lang w:val="en-IL"/>
-          <w14:ligatures w14:val="none"/>
-        </w:rPr>
-        <w:t>" -c $BUILD_CONFIGURATION -o /app/build</w:t>
+          <w14:ligatures w14:val="none"/>
+        </w:rPr>
+      </w:pPr>
+      <w:r>
+        <w:rPr>
+          <w:rFonts w:ascii="Times New Roman" w:eastAsia="Times New Roman" w:hAnsi="Times New Roman" w:cs="Times New Roman"/>
+          <w:sz w:val="24"/>
+          <w:szCs w:val="24"/>
+          <w14:ligatures w14:val="none"/>
+        </w:rPr>
+        <w:t>RUN dotnet build "./AuthService.csproj" -c $BUILD_CONFIGURATION -o /app/build</w:t>
       </w:r>
     </w:p>
     <w:p>
@@ -9816,7 +8428,6 @@
           <w:rFonts w:ascii="Times New Roman" w:eastAsia="Times New Roman" w:hAnsi="Times New Roman" w:cs="Times New Roman"/>
           <w:sz w:val="24"/>
           <w:szCs w:val="24"/>
-          <w:lang w:val="en-IL"/>
           <w14:ligatures w14:val="none"/>
         </w:rPr>
       </w:pPr>
@@ -9835,7 +8446,6 @@
           <w:rFonts w:ascii="Times New Roman" w:eastAsia="Times New Roman" w:hAnsi="Times New Roman" w:cs="Times New Roman"/>
           <w:sz w:val="24"/>
           <w:szCs w:val="24"/>
-          <w:lang w:val="en-IL"/>
           <w14:ligatures w14:val="none"/>
         </w:rPr>
         <w:t xml:space="preserve"> (debug/release) </w:t>
@@ -9855,7 +8465,6 @@
           <w:rFonts w:ascii="Times New Roman" w:eastAsia="Times New Roman" w:hAnsi="Times New Roman" w:cs="Times New Roman"/>
           <w:sz w:val="24"/>
           <w:szCs w:val="24"/>
-          <w:lang w:val="en-IL"/>
           <w14:ligatures w14:val="none"/>
         </w:rPr>
         <w:t xml:space="preserve">/app/build </w:t>
@@ -9875,7 +8484,6 @@
           <w:rFonts w:ascii="Times New Roman" w:eastAsia="Times New Roman" w:hAnsi="Times New Roman" w:cs="Times New Roman"/>
           <w:sz w:val="24"/>
           <w:szCs w:val="24"/>
-          <w:lang w:val="en-IL"/>
           <w14:ligatures w14:val="none"/>
         </w:rPr>
         <w:t>.</w:t>
@@ -9893,19 +8501,17 @@
           <w:rFonts w:ascii="Times New Roman" w:eastAsia="Times New Roman" w:hAnsi="Times New Roman" w:cs="Times New Roman"/>
           <w:sz w:val="24"/>
           <w:szCs w:val="24"/>
-          <w:lang w:val="en-IL"/>
-          <w14:ligatures w14:val="none"/>
-        </w:rPr>
-      </w:pPr>
-      <w:r>
-        <w:rPr>
-          <w:rFonts w:ascii="Times New Roman" w:eastAsia="Times New Roman" w:hAnsi="Times New Roman" w:cs="Times New Roman"/>
-          <w:sz w:val="24"/>
-          <w:szCs w:val="24"/>
-          <w:rtl/>
-          <w14:ligatures w14:val="none"/>
-        </w:rPr>
-        <w:lastRenderedPageBreak/>
+          <w14:ligatures w14:val="none"/>
+        </w:rPr>
+      </w:pPr>
+      <w:r>
+        <w:rPr>
+          <w:rFonts w:ascii="Times New Roman" w:eastAsia="Times New Roman" w:hAnsi="Times New Roman" w:cs="Times New Roman"/>
+          <w:sz w:val="24"/>
+          <w:szCs w:val="24"/>
+          <w:rtl/>
+          <w14:ligatures w14:val="none"/>
+        </w:rPr>
         <w:t>זה שלב הבנייה, לא הפאבליש הסופי</w:t>
       </w:r>
       <w:r>
@@ -9913,7 +8519,6 @@
           <w:rFonts w:ascii="Times New Roman" w:eastAsia="Times New Roman" w:hAnsi="Times New Roman" w:cs="Times New Roman"/>
           <w:sz w:val="24"/>
           <w:szCs w:val="24"/>
-          <w:lang w:val="en-IL"/>
           <w14:ligatures w14:val="none"/>
         </w:rPr>
         <w:t>.</w:t>
@@ -9927,20 +8532,18 @@
           <w:rFonts w:ascii="Times New Roman" w:eastAsia="Times New Roman" w:hAnsi="Times New Roman" w:cs="Times New Roman"/>
           <w:sz w:val="24"/>
           <w:szCs w:val="24"/>
-          <w:lang w:val="en-IL"/>
-          <w14:ligatures w14:val="none"/>
-        </w:rPr>
-      </w:pPr>
-      <w:r>
-        <w:rPr>
-          <w:rFonts w:ascii="Times New Roman" w:eastAsia="Times New Roman" w:hAnsi="Times New Roman" w:cs="Times New Roman"/>
-          <w:sz w:val="24"/>
-          <w:szCs w:val="24"/>
-          <w:lang w:val="en-IL"/>
+          <w14:ligatures w14:val="none"/>
+        </w:rPr>
+      </w:pPr>
+      <w:r>
+        <w:rPr>
+          <w:rFonts w:ascii="Times New Roman" w:eastAsia="Times New Roman" w:hAnsi="Times New Roman" w:cs="Times New Roman"/>
+          <w:sz w:val="24"/>
+          <w:szCs w:val="24"/>
           <w14:ligatures w14:val="none"/>
         </w:rPr>
         <w:pict w14:anchorId="61FFA994">
-          <v:rect id="_x0000_i1070" style="width:0;height:1.5pt" o:hralign="center" o:hrstd="t" o:hr="t" fillcolor="#a0a0a0" stroked="f"/>
+          <v:rect id="_x0000_i1031" style="width:0;height:1.5pt" o:hralign="center" o:hrstd="t" o:hr="t" fillcolor="#a0a0a0" stroked="f"/>
         </w:pict>
       </w:r>
     </w:p>
@@ -9954,7 +8557,6 @@
           <w:bCs/>
           <w:sz w:val="24"/>
           <w:szCs w:val="24"/>
-          <w:lang w:val="en-IL"/>
           <w14:ligatures w14:val="none"/>
         </w:rPr>
       </w:pPr>
@@ -9965,7 +8567,6 @@
           <w:bCs/>
           <w:sz w:val="24"/>
           <w:szCs w:val="24"/>
-          <w:lang w:val="en-IL"/>
           <w14:ligatures w14:val="none"/>
         </w:rPr>
         <w:t xml:space="preserve">3. </w:t>
@@ -9989,7 +8590,6 @@
           <w:bCs/>
           <w:sz w:val="24"/>
           <w:szCs w:val="24"/>
-          <w:lang w:val="en-IL"/>
           <w14:ligatures w14:val="none"/>
         </w:rPr>
         <w:t xml:space="preserve"> (Publish)</w:t>
@@ -10003,16 +8603,14 @@
           <w:rFonts w:ascii="Times New Roman" w:eastAsia="Times New Roman" w:hAnsi="Times New Roman" w:cs="Times New Roman"/>
           <w:sz w:val="24"/>
           <w:szCs w:val="24"/>
-          <w:lang w:val="en-IL"/>
-          <w14:ligatures w14:val="none"/>
-        </w:rPr>
-      </w:pPr>
-      <w:r>
-        <w:rPr>
-          <w:rFonts w:ascii="Times New Roman" w:eastAsia="Times New Roman" w:hAnsi="Times New Roman" w:cs="Times New Roman"/>
-          <w:sz w:val="24"/>
-          <w:szCs w:val="24"/>
-          <w:lang w:val="en-IL"/>
+          <w14:ligatures w14:val="none"/>
+        </w:rPr>
+      </w:pPr>
+      <w:r>
+        <w:rPr>
+          <w:rFonts w:ascii="Times New Roman" w:eastAsia="Times New Roman" w:hAnsi="Times New Roman" w:cs="Times New Roman"/>
+          <w:sz w:val="24"/>
+          <w:szCs w:val="24"/>
           <w14:ligatures w14:val="none"/>
         </w:rPr>
         <w:t>FROM build AS publish</w:t>
@@ -10030,7 +8628,6 @@
           <w:rFonts w:ascii="Times New Roman" w:eastAsia="Times New Roman" w:hAnsi="Times New Roman" w:cs="Times New Roman"/>
           <w:sz w:val="24"/>
           <w:szCs w:val="24"/>
-          <w:lang w:val="en-IL"/>
           <w14:ligatures w14:val="none"/>
         </w:rPr>
       </w:pPr>
@@ -10051,7 +8648,6 @@
           <w:bCs/>
           <w:sz w:val="24"/>
           <w:szCs w:val="24"/>
-          <w:lang w:val="en-IL"/>
           <w14:ligatures w14:val="none"/>
         </w:rPr>
         <w:t>publish</w:t>
@@ -10061,7 +8657,6 @@
           <w:rFonts w:ascii="Times New Roman" w:eastAsia="Times New Roman" w:hAnsi="Times New Roman" w:cs="Times New Roman"/>
           <w:sz w:val="24"/>
           <w:szCs w:val="24"/>
-          <w:lang w:val="en-IL"/>
           <w14:ligatures w14:val="none"/>
         </w:rPr>
         <w:t xml:space="preserve">, </w:t>
@@ -10081,7 +8676,6 @@
           <w:rFonts w:ascii="Times New Roman" w:eastAsia="Times New Roman" w:hAnsi="Times New Roman" w:cs="Times New Roman"/>
           <w:sz w:val="24"/>
           <w:szCs w:val="24"/>
-          <w:lang w:val="en-IL"/>
           <w14:ligatures w14:val="none"/>
         </w:rPr>
         <w:t>build.</w:t>
@@ -10095,16 +8689,14 @@
           <w:rFonts w:ascii="Times New Roman" w:eastAsia="Times New Roman" w:hAnsi="Times New Roman" w:cs="Times New Roman"/>
           <w:sz w:val="24"/>
           <w:szCs w:val="24"/>
-          <w:lang w:val="en-IL"/>
-          <w14:ligatures w14:val="none"/>
-        </w:rPr>
-      </w:pPr>
-      <w:r>
-        <w:rPr>
-          <w:rFonts w:ascii="Times New Roman" w:eastAsia="Times New Roman" w:hAnsi="Times New Roman" w:cs="Times New Roman"/>
-          <w:sz w:val="24"/>
-          <w:szCs w:val="24"/>
-          <w:lang w:val="en-IL"/>
+          <w14:ligatures w14:val="none"/>
+        </w:rPr>
+      </w:pPr>
+      <w:r>
+        <w:rPr>
+          <w:rFonts w:ascii="Times New Roman" w:eastAsia="Times New Roman" w:hAnsi="Times New Roman" w:cs="Times New Roman"/>
+          <w:sz w:val="24"/>
+          <w:szCs w:val="24"/>
           <w14:ligatures w14:val="none"/>
         </w:rPr>
         <w:t>ARG BUILD_CONFIGURATION=Release</w:t>
@@ -10118,65 +8710,17 @@
           <w:rFonts w:ascii="Times New Roman" w:eastAsia="Times New Roman" w:hAnsi="Times New Roman" w:cs="Times New Roman"/>
           <w:sz w:val="24"/>
           <w:szCs w:val="24"/>
-          <w:lang w:val="en-IL"/>
-          <w14:ligatures w14:val="none"/>
-        </w:rPr>
-      </w:pPr>
-      <w:r>
-        <w:rPr>
-          <w:rFonts w:ascii="Times New Roman" w:eastAsia="Times New Roman" w:hAnsi="Times New Roman" w:cs="Times New Roman"/>
-          <w:sz w:val="24"/>
-          <w:szCs w:val="24"/>
-          <w:lang w:val="en-IL"/>
-          <w14:ligatures w14:val="none"/>
-        </w:rPr>
-        <w:t>RUN dotnet publish "./</w:t>
-      </w:r>
-      <w:proofErr w:type="spellStart"/>
-      <w:r>
-        <w:rPr>
-          <w:rFonts w:ascii="Times New Roman" w:eastAsia="Times New Roman" w:hAnsi="Times New Roman" w:cs="Times New Roman"/>
-          <w:sz w:val="24"/>
-          <w:szCs w:val="24"/>
-          <w:lang w:val="en-IL"/>
-          <w14:ligatures w14:val="none"/>
-        </w:rPr>
-        <w:t>AuthService.csproj</w:t>
-      </w:r>
-      <w:proofErr w:type="spellEnd"/>
-      <w:r>
-        <w:rPr>
-          <w:rFonts w:ascii="Times New Roman" w:eastAsia="Times New Roman" w:hAnsi="Times New Roman" w:cs="Times New Roman"/>
-          <w:sz w:val="24"/>
-          <w:szCs w:val="24"/>
-          <w:lang w:val="en-IL"/>
-          <w14:ligatures w14:val="none"/>
-        </w:rPr>
-        <w:t>" -c $BUILD_CONFIGURATION -o /app/publish /</w:t>
-      </w:r>
-      <w:proofErr w:type="spellStart"/>
-      <w:proofErr w:type="gramStart"/>
-      <w:r>
-        <w:rPr>
-          <w:rFonts w:ascii="Times New Roman" w:eastAsia="Times New Roman" w:hAnsi="Times New Roman" w:cs="Times New Roman"/>
-          <w:sz w:val="24"/>
-          <w:szCs w:val="24"/>
-          <w:lang w:val="en-IL"/>
-          <w14:ligatures w14:val="none"/>
-        </w:rPr>
-        <w:t>p:UseAppHost</w:t>
-      </w:r>
-      <w:proofErr w:type="spellEnd"/>
-      <w:proofErr w:type="gramEnd"/>
-      <w:r>
-        <w:rPr>
-          <w:rFonts w:ascii="Times New Roman" w:eastAsia="Times New Roman" w:hAnsi="Times New Roman" w:cs="Times New Roman"/>
-          <w:sz w:val="24"/>
-          <w:szCs w:val="24"/>
-          <w:lang w:val="en-IL"/>
-          <w14:ligatures w14:val="none"/>
-        </w:rPr>
-        <w:t>=false</w:t>
+          <w14:ligatures w14:val="none"/>
+        </w:rPr>
+      </w:pPr>
+      <w:r>
+        <w:rPr>
+          <w:rFonts w:ascii="Times New Roman" w:eastAsia="Times New Roman" w:hAnsi="Times New Roman" w:cs="Times New Roman"/>
+          <w:sz w:val="24"/>
+          <w:szCs w:val="24"/>
+          <w14:ligatures w14:val="none"/>
+        </w:rPr>
+        <w:t>RUN dotnet publish "./AuthService.csproj" -c $BUILD_CONFIGURATION -o /app/publish /p:UseAppHost=false</w:t>
       </w:r>
     </w:p>
     <w:p>
@@ -10191,7 +8735,6 @@
           <w:rFonts w:ascii="Times New Roman" w:eastAsia="Times New Roman" w:hAnsi="Times New Roman" w:cs="Times New Roman"/>
           <w:sz w:val="24"/>
           <w:szCs w:val="24"/>
-          <w:lang w:val="en-IL"/>
           <w14:ligatures w14:val="none"/>
         </w:rPr>
       </w:pPr>
@@ -10210,7 +8753,6 @@
           <w:rFonts w:ascii="Times New Roman" w:eastAsia="Times New Roman" w:hAnsi="Times New Roman" w:cs="Times New Roman"/>
           <w:sz w:val="24"/>
           <w:szCs w:val="24"/>
-          <w:lang w:val="en-IL"/>
           <w14:ligatures w14:val="none"/>
         </w:rPr>
         <w:t xml:space="preserve">dotnet publish → </w:t>
@@ -10230,7 +8772,6 @@
           <w:rFonts w:ascii="Times New Roman" w:eastAsia="Times New Roman" w:hAnsi="Times New Roman" w:cs="Times New Roman"/>
           <w:sz w:val="24"/>
           <w:szCs w:val="24"/>
-          <w:lang w:val="en-IL"/>
           <w14:ligatures w14:val="none"/>
         </w:rPr>
         <w:t xml:space="preserve"> Build </w:t>
@@ -10250,7 +8791,6 @@
           <w:rFonts w:ascii="Times New Roman" w:eastAsia="Times New Roman" w:hAnsi="Times New Roman" w:cs="Times New Roman"/>
           <w:sz w:val="24"/>
           <w:szCs w:val="24"/>
-          <w:lang w:val="en-IL"/>
           <w14:ligatures w14:val="none"/>
         </w:rPr>
         <w:t>.</w:t>
@@ -10268,16 +8808,14 @@
           <w:rFonts w:ascii="Times New Roman" w:eastAsia="Times New Roman" w:hAnsi="Times New Roman" w:cs="Times New Roman"/>
           <w:sz w:val="24"/>
           <w:szCs w:val="24"/>
-          <w:lang w:val="en-IL"/>
-          <w14:ligatures w14:val="none"/>
-        </w:rPr>
-      </w:pPr>
-      <w:r>
-        <w:rPr>
-          <w:rFonts w:ascii="Times New Roman" w:eastAsia="Times New Roman" w:hAnsi="Times New Roman" w:cs="Times New Roman"/>
-          <w:sz w:val="24"/>
-          <w:szCs w:val="24"/>
-          <w:lang w:val="en-IL"/>
+          <w14:ligatures w14:val="none"/>
+        </w:rPr>
+      </w:pPr>
+      <w:r>
+        <w:rPr>
+          <w:rFonts w:ascii="Times New Roman" w:eastAsia="Times New Roman" w:hAnsi="Times New Roman" w:cs="Times New Roman"/>
+          <w:sz w:val="24"/>
+          <w:szCs w:val="24"/>
           <w14:ligatures w14:val="none"/>
         </w:rPr>
         <w:t xml:space="preserve">-o /app/publish → </w:t>
@@ -10297,7 +8835,6 @@
           <w:rFonts w:ascii="Times New Roman" w:eastAsia="Times New Roman" w:hAnsi="Times New Roman" w:cs="Times New Roman"/>
           <w:sz w:val="24"/>
           <w:szCs w:val="24"/>
-          <w:lang w:val="en-IL"/>
           <w14:ligatures w14:val="none"/>
         </w:rPr>
         <w:t>.</w:t>
@@ -10315,43 +8852,17 @@
           <w:rFonts w:ascii="Times New Roman" w:eastAsia="Times New Roman" w:hAnsi="Times New Roman" w:cs="Times New Roman"/>
           <w:sz w:val="24"/>
           <w:szCs w:val="24"/>
-          <w:lang w:val="en-IL"/>
-          <w14:ligatures w14:val="none"/>
-        </w:rPr>
-      </w:pPr>
-      <w:r>
-        <w:rPr>
-          <w:rFonts w:ascii="Times New Roman" w:eastAsia="Times New Roman" w:hAnsi="Times New Roman" w:cs="Times New Roman"/>
-          <w:sz w:val="24"/>
-          <w:szCs w:val="24"/>
-          <w:lang w:val="en-IL"/>
-          <w14:ligatures w14:val="none"/>
-        </w:rPr>
-        <w:t>/</w:t>
-      </w:r>
-      <w:proofErr w:type="spellStart"/>
-      <w:proofErr w:type="gramStart"/>
-      <w:r>
-        <w:rPr>
-          <w:rFonts w:ascii="Times New Roman" w:eastAsia="Times New Roman" w:hAnsi="Times New Roman" w:cs="Times New Roman"/>
-          <w:sz w:val="24"/>
-          <w:szCs w:val="24"/>
-          <w:lang w:val="en-IL"/>
-          <w14:ligatures w14:val="none"/>
-        </w:rPr>
-        <w:t>p:UseAppHost</w:t>
-      </w:r>
-      <w:proofErr w:type="spellEnd"/>
-      <w:proofErr w:type="gramEnd"/>
-      <w:r>
-        <w:rPr>
-          <w:rFonts w:ascii="Times New Roman" w:eastAsia="Times New Roman" w:hAnsi="Times New Roman" w:cs="Times New Roman"/>
-          <w:sz w:val="24"/>
-          <w:szCs w:val="24"/>
-          <w:lang w:val="en-IL"/>
-          <w14:ligatures w14:val="none"/>
-        </w:rPr>
-        <w:t xml:space="preserve">=false → </w:t>
+          <w14:ligatures w14:val="none"/>
+        </w:rPr>
+      </w:pPr>
+      <w:r>
+        <w:rPr>
+          <w:rFonts w:ascii="Times New Roman" w:eastAsia="Times New Roman" w:hAnsi="Times New Roman" w:cs="Times New Roman"/>
+          <w:sz w:val="24"/>
+          <w:szCs w:val="24"/>
+          <w14:ligatures w14:val="none"/>
+        </w:rPr>
+        <w:t xml:space="preserve">/p:UseAppHost=false → </w:t>
       </w:r>
       <w:r>
         <w:rPr>
@@ -10368,7 +8879,6 @@
           <w:rFonts w:ascii="Times New Roman" w:eastAsia="Times New Roman" w:hAnsi="Times New Roman" w:cs="Times New Roman"/>
           <w:sz w:val="24"/>
           <w:szCs w:val="24"/>
-          <w:lang w:val="en-IL"/>
           <w14:ligatures w14:val="none"/>
         </w:rPr>
         <w:t xml:space="preserve"> Executable Native (</w:t>
@@ -10388,7 +8898,6 @@
           <w:rFonts w:ascii="Times New Roman" w:eastAsia="Times New Roman" w:hAnsi="Times New Roman" w:cs="Times New Roman"/>
           <w:sz w:val="24"/>
           <w:szCs w:val="24"/>
-          <w:lang w:val="en-IL"/>
           <w14:ligatures w14:val="none"/>
         </w:rPr>
         <w:t>DLL).</w:t>
@@ -10402,20 +8911,18 @@
           <w:rFonts w:ascii="Times New Roman" w:eastAsia="Times New Roman" w:hAnsi="Times New Roman" w:cs="Times New Roman"/>
           <w:sz w:val="24"/>
           <w:szCs w:val="24"/>
-          <w:lang w:val="en-IL"/>
-          <w14:ligatures w14:val="none"/>
-        </w:rPr>
-      </w:pPr>
-      <w:r>
-        <w:rPr>
-          <w:rFonts w:ascii="Times New Roman" w:eastAsia="Times New Roman" w:hAnsi="Times New Roman" w:cs="Times New Roman"/>
-          <w:sz w:val="24"/>
-          <w:szCs w:val="24"/>
-          <w:lang w:val="en-IL"/>
+          <w14:ligatures w14:val="none"/>
+        </w:rPr>
+      </w:pPr>
+      <w:r>
+        <w:rPr>
+          <w:rFonts w:ascii="Times New Roman" w:eastAsia="Times New Roman" w:hAnsi="Times New Roman" w:cs="Times New Roman"/>
+          <w:sz w:val="24"/>
+          <w:szCs w:val="24"/>
           <w14:ligatures w14:val="none"/>
         </w:rPr>
         <w:pict w14:anchorId="28197DEA">
-          <v:rect id="_x0000_i1071" style="width:0;height:1.5pt" o:hralign="center" o:hrstd="t" o:hr="t" fillcolor="#a0a0a0" stroked="f"/>
+          <v:rect id="_x0000_i1032" style="width:0;height:1.5pt" o:hralign="center" o:hrstd="t" o:hr="t" fillcolor="#a0a0a0" stroked="f"/>
         </w:pict>
       </w:r>
     </w:p>
@@ -10429,7 +8936,6 @@
           <w:bCs/>
           <w:sz w:val="24"/>
           <w:szCs w:val="24"/>
-          <w:lang w:val="en-IL"/>
           <w14:ligatures w14:val="none"/>
         </w:rPr>
       </w:pPr>
@@ -10440,7 +8946,6 @@
           <w:bCs/>
           <w:sz w:val="24"/>
           <w:szCs w:val="24"/>
-          <w:lang w:val="en-IL"/>
           <w14:ligatures w14:val="none"/>
         </w:rPr>
         <w:t xml:space="preserve">4. </w:t>
@@ -10464,7 +8969,6 @@
           <w:bCs/>
           <w:sz w:val="24"/>
           <w:szCs w:val="24"/>
-          <w:lang w:val="en-IL"/>
           <w14:ligatures w14:val="none"/>
         </w:rPr>
         <w:t xml:space="preserve"> (Final Runtime)</w:t>
@@ -10478,16 +8982,14 @@
           <w:rFonts w:ascii="Times New Roman" w:eastAsia="Times New Roman" w:hAnsi="Times New Roman" w:cs="Times New Roman"/>
           <w:sz w:val="24"/>
           <w:szCs w:val="24"/>
-          <w:lang w:val="en-IL"/>
-          <w14:ligatures w14:val="none"/>
-        </w:rPr>
-      </w:pPr>
-      <w:r>
-        <w:rPr>
-          <w:rFonts w:ascii="Times New Roman" w:eastAsia="Times New Roman" w:hAnsi="Times New Roman" w:cs="Times New Roman"/>
-          <w:sz w:val="24"/>
-          <w:szCs w:val="24"/>
-          <w:lang w:val="en-IL"/>
+          <w14:ligatures w14:val="none"/>
+        </w:rPr>
+      </w:pPr>
+      <w:r>
+        <w:rPr>
+          <w:rFonts w:ascii="Times New Roman" w:eastAsia="Times New Roman" w:hAnsi="Times New Roman" w:cs="Times New Roman"/>
+          <w:sz w:val="24"/>
+          <w:szCs w:val="24"/>
           <w14:ligatures w14:val="none"/>
         </w:rPr>
         <w:t>FROM base AS final</w:t>
@@ -10505,7 +9007,6 @@
           <w:rFonts w:ascii="Times New Roman" w:eastAsia="Times New Roman" w:hAnsi="Times New Roman" w:cs="Times New Roman"/>
           <w:sz w:val="24"/>
           <w:szCs w:val="24"/>
-          <w:lang w:val="en-IL"/>
           <w14:ligatures w14:val="none"/>
         </w:rPr>
       </w:pPr>
@@ -10524,7 +9025,6 @@
           <w:rFonts w:ascii="Times New Roman" w:eastAsia="Times New Roman" w:hAnsi="Times New Roman" w:cs="Times New Roman"/>
           <w:sz w:val="24"/>
           <w:szCs w:val="24"/>
-          <w:lang w:val="en-IL"/>
           <w14:ligatures w14:val="none"/>
         </w:rPr>
         <w:t xml:space="preserve">Image </w:t>
@@ -10544,7 +9044,6 @@
           <w:rFonts w:ascii="Times New Roman" w:eastAsia="Times New Roman" w:hAnsi="Times New Roman" w:cs="Times New Roman"/>
           <w:sz w:val="24"/>
           <w:szCs w:val="24"/>
-          <w:lang w:val="en-IL"/>
           <w14:ligatures w14:val="none"/>
         </w:rPr>
         <w:t xml:space="preserve"> (ASP.NET runtime).</w:t>
@@ -10562,7 +9061,6 @@
           <w:rFonts w:ascii="Times New Roman" w:eastAsia="Times New Roman" w:hAnsi="Times New Roman" w:cs="Times New Roman"/>
           <w:sz w:val="24"/>
           <w:szCs w:val="24"/>
-          <w:lang w:val="en-IL"/>
           <w14:ligatures w14:val="none"/>
         </w:rPr>
       </w:pPr>
@@ -10581,7 +9079,6 @@
           <w:rFonts w:ascii="Times New Roman" w:eastAsia="Times New Roman" w:hAnsi="Times New Roman" w:cs="Times New Roman"/>
           <w:sz w:val="24"/>
           <w:szCs w:val="24"/>
-          <w:lang w:val="en-IL"/>
           <w14:ligatures w14:val="none"/>
         </w:rPr>
         <w:t xml:space="preserve">SDK </w:t>
@@ -10601,7 +9098,6 @@
           <w:rFonts w:ascii="Times New Roman" w:eastAsia="Times New Roman" w:hAnsi="Times New Roman" w:cs="Times New Roman"/>
           <w:sz w:val="24"/>
           <w:szCs w:val="24"/>
-          <w:lang w:val="en-IL"/>
           <w14:ligatures w14:val="none"/>
         </w:rPr>
         <w:t>.</w:t>
@@ -10615,16 +9111,14 @@
           <w:rFonts w:ascii="Times New Roman" w:eastAsia="Times New Roman" w:hAnsi="Times New Roman" w:cs="Times New Roman"/>
           <w:sz w:val="24"/>
           <w:szCs w:val="24"/>
-          <w:lang w:val="en-IL"/>
-          <w14:ligatures w14:val="none"/>
-        </w:rPr>
-      </w:pPr>
-      <w:r>
-        <w:rPr>
-          <w:rFonts w:ascii="Times New Roman" w:eastAsia="Times New Roman" w:hAnsi="Times New Roman" w:cs="Times New Roman"/>
-          <w:sz w:val="24"/>
-          <w:szCs w:val="24"/>
-          <w:lang w:val="en-IL"/>
+          <w14:ligatures w14:val="none"/>
+        </w:rPr>
+      </w:pPr>
+      <w:r>
+        <w:rPr>
+          <w:rFonts w:ascii="Times New Roman" w:eastAsia="Times New Roman" w:hAnsi="Times New Roman" w:cs="Times New Roman"/>
+          <w:sz w:val="24"/>
+          <w:szCs w:val="24"/>
           <w14:ligatures w14:val="none"/>
         </w:rPr>
         <w:t>WORKDIR /app</w:t>
@@ -10638,32 +9132,18 @@
           <w:rFonts w:ascii="Times New Roman" w:eastAsia="Times New Roman" w:hAnsi="Times New Roman" w:cs="Times New Roman"/>
           <w:sz w:val="24"/>
           <w:szCs w:val="24"/>
-          <w:lang w:val="en-IL"/>
-          <w14:ligatures w14:val="none"/>
-        </w:rPr>
-      </w:pPr>
-      <w:r>
-        <w:rPr>
-          <w:rFonts w:ascii="Times New Roman" w:eastAsia="Times New Roman" w:hAnsi="Times New Roman" w:cs="Times New Roman"/>
-          <w:sz w:val="24"/>
-          <w:szCs w:val="24"/>
-          <w:lang w:val="en-IL"/>
-          <w14:ligatures w14:val="none"/>
-        </w:rPr>
-        <w:t>COPY --from=publish /app/</w:t>
-      </w:r>
-      <w:proofErr w:type="gramStart"/>
-      <w:r>
-        <w:rPr>
-          <w:rFonts w:ascii="Times New Roman" w:eastAsia="Times New Roman" w:hAnsi="Times New Roman" w:cs="Times New Roman"/>
-          <w:sz w:val="24"/>
-          <w:szCs w:val="24"/>
-          <w:lang w:val="en-IL"/>
-          <w14:ligatures w14:val="none"/>
-        </w:rPr>
-        <w:t>publish .</w:t>
-      </w:r>
-      <w:proofErr w:type="gramEnd"/>
+          <w14:ligatures w14:val="none"/>
+        </w:rPr>
+      </w:pPr>
+      <w:r>
+        <w:rPr>
+          <w:rFonts w:ascii="Times New Roman" w:eastAsia="Times New Roman" w:hAnsi="Times New Roman" w:cs="Times New Roman"/>
+          <w:sz w:val="24"/>
+          <w:szCs w:val="24"/>
+          <w14:ligatures w14:val="none"/>
+        </w:rPr>
+        <w:t>COPY --from=publish /app/publish .</w:t>
+      </w:r>
     </w:p>
     <w:p>
       <w:pPr>
@@ -10677,7 +9157,6 @@
           <w:rFonts w:ascii="Times New Roman" w:eastAsia="Times New Roman" w:hAnsi="Times New Roman" w:cs="Times New Roman"/>
           <w:sz w:val="24"/>
           <w:szCs w:val="24"/>
-          <w:lang w:val="en-IL"/>
           <w14:ligatures w14:val="none"/>
         </w:rPr>
       </w:pPr>
@@ -10696,7 +9175,6 @@
           <w:rFonts w:ascii="Times New Roman" w:eastAsia="Times New Roman" w:hAnsi="Times New Roman" w:cs="Times New Roman"/>
           <w:sz w:val="24"/>
           <w:szCs w:val="24"/>
-          <w:lang w:val="en-IL"/>
           <w14:ligatures w14:val="none"/>
         </w:rPr>
         <w:t>/app.</w:t>
@@ -10714,7 +9192,6 @@
           <w:rFonts w:ascii="Times New Roman" w:eastAsia="Times New Roman" w:hAnsi="Times New Roman" w:cs="Times New Roman"/>
           <w:sz w:val="24"/>
           <w:szCs w:val="24"/>
-          <w:lang w:val="en-IL"/>
           <w14:ligatures w14:val="none"/>
         </w:rPr>
       </w:pPr>
@@ -10733,7 +9210,6 @@
           <w:rFonts w:ascii="Times New Roman" w:eastAsia="Times New Roman" w:hAnsi="Times New Roman" w:cs="Times New Roman"/>
           <w:sz w:val="24"/>
           <w:szCs w:val="24"/>
-          <w:lang w:val="en-IL"/>
           <w14:ligatures w14:val="none"/>
         </w:rPr>
         <w:t xml:space="preserve">publish </w:t>
@@ -10753,7 +9229,6 @@
           <w:rFonts w:ascii="Times New Roman" w:eastAsia="Times New Roman" w:hAnsi="Times New Roman" w:cs="Times New Roman"/>
           <w:sz w:val="24"/>
           <w:szCs w:val="24"/>
-          <w:lang w:val="en-IL"/>
           <w14:ligatures w14:val="none"/>
         </w:rPr>
         <w:t xml:space="preserve">publish </w:t>
@@ -10773,7 +9248,6 @@
           <w:rFonts w:ascii="Times New Roman" w:eastAsia="Times New Roman" w:hAnsi="Times New Roman" w:cs="Times New Roman"/>
           <w:sz w:val="24"/>
           <w:szCs w:val="24"/>
-          <w:lang w:val="en-IL"/>
           <w14:ligatures w14:val="none"/>
         </w:rPr>
         <w:t>.</w:t>
@@ -10787,16 +9261,14 @@
           <w:rFonts w:ascii="Times New Roman" w:eastAsia="Times New Roman" w:hAnsi="Times New Roman" w:cs="Times New Roman"/>
           <w:sz w:val="24"/>
           <w:szCs w:val="24"/>
-          <w:lang w:val="en-IL"/>
-          <w14:ligatures w14:val="none"/>
-        </w:rPr>
-      </w:pPr>
-      <w:r>
-        <w:rPr>
-          <w:rFonts w:ascii="Times New Roman" w:eastAsia="Times New Roman" w:hAnsi="Times New Roman" w:cs="Times New Roman"/>
-          <w:sz w:val="24"/>
-          <w:szCs w:val="24"/>
-          <w:lang w:val="en-IL"/>
+          <w14:ligatures w14:val="none"/>
+        </w:rPr>
+      </w:pPr>
+      <w:r>
+        <w:rPr>
+          <w:rFonts w:ascii="Times New Roman" w:eastAsia="Times New Roman" w:hAnsi="Times New Roman" w:cs="Times New Roman"/>
+          <w:sz w:val="24"/>
+          <w:szCs w:val="24"/>
           <w14:ligatures w14:val="none"/>
         </w:rPr>
         <w:t>ENTRYPOINT ["dotnet", "AuthService.dll"]</w:t>
@@ -10814,7 +9286,6 @@
           <w:rFonts w:ascii="Times New Roman" w:eastAsia="Times New Roman" w:hAnsi="Times New Roman" w:cs="Times New Roman"/>
           <w:sz w:val="24"/>
           <w:szCs w:val="24"/>
-          <w:lang w:val="en-IL"/>
           <w14:ligatures w14:val="none"/>
         </w:rPr>
       </w:pPr>
@@ -10833,7 +9304,6 @@
           <w:rFonts w:ascii="Times New Roman" w:eastAsia="Times New Roman" w:hAnsi="Times New Roman" w:cs="Times New Roman"/>
           <w:sz w:val="24"/>
           <w:szCs w:val="24"/>
-          <w:lang w:val="en-IL"/>
           <w14:ligatures w14:val="none"/>
         </w:rPr>
         <w:t xml:space="preserve"> (dotnet AuthService.dll).</w:t>
@@ -10847,20 +9317,18 @@
           <w:rFonts w:ascii="Times New Roman" w:eastAsia="Times New Roman" w:hAnsi="Times New Roman" w:cs="Times New Roman"/>
           <w:sz w:val="24"/>
           <w:szCs w:val="24"/>
-          <w:lang w:val="en-IL"/>
-          <w14:ligatures w14:val="none"/>
-        </w:rPr>
-      </w:pPr>
-      <w:r>
-        <w:rPr>
-          <w:rFonts w:ascii="Times New Roman" w:eastAsia="Times New Roman" w:hAnsi="Times New Roman" w:cs="Times New Roman"/>
-          <w:sz w:val="24"/>
-          <w:szCs w:val="24"/>
-          <w:lang w:val="en-IL"/>
+          <w14:ligatures w14:val="none"/>
+        </w:rPr>
+      </w:pPr>
+      <w:r>
+        <w:rPr>
+          <w:rFonts w:ascii="Times New Roman" w:eastAsia="Times New Roman" w:hAnsi="Times New Roman" w:cs="Times New Roman"/>
+          <w:sz w:val="24"/>
+          <w:szCs w:val="24"/>
           <w14:ligatures w14:val="none"/>
         </w:rPr>
         <w:pict w14:anchorId="75004A1A">
-          <v:rect id="_x0000_i1072" style="width:0;height:1.5pt" o:hralign="center" o:hrstd="t" o:hr="t" fillcolor="#a0a0a0" stroked="f"/>
+          <v:rect id="_x0000_i1033" style="width:0;height:1.5pt" o:hralign="center" o:hrstd="t" o:hr="t" fillcolor="#a0a0a0" stroked="f"/>
         </w:pict>
       </w:r>
     </w:p>
@@ -10874,7 +9342,6 @@
           <w:bCs/>
           <w:sz w:val="24"/>
           <w:szCs w:val="24"/>
-          <w:lang w:val="en-IL"/>
           <w14:ligatures w14:val="none"/>
         </w:rPr>
       </w:pPr>
@@ -10897,7 +9364,6 @@
           <w:bCs/>
           <w:sz w:val="24"/>
           <w:szCs w:val="24"/>
-          <w:lang w:val="en-IL"/>
           <w14:ligatures w14:val="none"/>
         </w:rPr>
         <w:t>Flow</w:t>
@@ -10915,7 +9381,6 @@
           <w:rFonts w:ascii="Times New Roman" w:eastAsia="Times New Roman" w:hAnsi="Times New Roman" w:cs="Times New Roman"/>
           <w:sz w:val="24"/>
           <w:szCs w:val="24"/>
-          <w:lang w:val="en-IL"/>
           <w14:ligatures w14:val="none"/>
         </w:rPr>
       </w:pPr>
@@ -10926,7 +9391,6 @@
           <w:bCs/>
           <w:sz w:val="24"/>
           <w:szCs w:val="24"/>
-          <w:lang w:val="en-IL"/>
           <w14:ligatures w14:val="none"/>
         </w:rPr>
         <w:t>base</w:t>
@@ -10936,7 +9400,6 @@
           <w:rFonts w:ascii="Times New Roman" w:eastAsia="Times New Roman" w:hAnsi="Times New Roman" w:cs="Times New Roman"/>
           <w:sz w:val="24"/>
           <w:szCs w:val="24"/>
-          <w:lang w:val="en-IL"/>
           <w14:ligatures w14:val="none"/>
         </w:rPr>
         <w:t xml:space="preserve"> – Image </w:t>
@@ -10956,7 +9419,6 @@
           <w:rFonts w:ascii="Times New Roman" w:eastAsia="Times New Roman" w:hAnsi="Times New Roman" w:cs="Times New Roman"/>
           <w:sz w:val="24"/>
           <w:szCs w:val="24"/>
-          <w:lang w:val="en-IL"/>
           <w14:ligatures w14:val="none"/>
         </w:rPr>
         <w:t xml:space="preserve"> (Runtime </w:t>
@@ -10976,7 +9438,6 @@
           <w:rFonts w:ascii="Times New Roman" w:eastAsia="Times New Roman" w:hAnsi="Times New Roman" w:cs="Times New Roman"/>
           <w:sz w:val="24"/>
           <w:szCs w:val="24"/>
-          <w:lang w:val="en-IL"/>
           <w14:ligatures w14:val="none"/>
         </w:rPr>
         <w:t>).</w:t>
@@ -10994,7 +9455,6 @@
           <w:rFonts w:ascii="Times New Roman" w:eastAsia="Times New Roman" w:hAnsi="Times New Roman" w:cs="Times New Roman"/>
           <w:sz w:val="24"/>
           <w:szCs w:val="24"/>
-          <w:lang w:val="en-IL"/>
           <w14:ligatures w14:val="none"/>
         </w:rPr>
       </w:pPr>
@@ -11005,7 +9465,6 @@
           <w:bCs/>
           <w:sz w:val="24"/>
           <w:szCs w:val="24"/>
-          <w:lang w:val="en-IL"/>
           <w14:ligatures w14:val="none"/>
         </w:rPr>
         <w:t>build</w:t>
@@ -11015,7 +9474,6 @@
           <w:rFonts w:ascii="Times New Roman" w:eastAsia="Times New Roman" w:hAnsi="Times New Roman" w:cs="Times New Roman"/>
           <w:sz w:val="24"/>
           <w:szCs w:val="24"/>
-          <w:lang w:val="en-IL"/>
           <w14:ligatures w14:val="none"/>
         </w:rPr>
         <w:t xml:space="preserve"> – Image </w:t>
@@ -11035,7 +9493,6 @@
           <w:rFonts w:ascii="Times New Roman" w:eastAsia="Times New Roman" w:hAnsi="Times New Roman" w:cs="Times New Roman"/>
           <w:sz w:val="24"/>
           <w:szCs w:val="24"/>
-          <w:lang w:val="en-IL"/>
           <w14:ligatures w14:val="none"/>
         </w:rPr>
         <w:t xml:space="preserve"> SDK </w:t>
@@ -11055,7 +9512,6 @@
           <w:rFonts w:ascii="Times New Roman" w:eastAsia="Times New Roman" w:hAnsi="Times New Roman" w:cs="Times New Roman"/>
           <w:sz w:val="24"/>
           <w:szCs w:val="24"/>
-          <w:lang w:val="en-IL"/>
           <w14:ligatures w14:val="none"/>
         </w:rPr>
         <w:t>.</w:t>
@@ -11073,7 +9529,6 @@
           <w:rFonts w:ascii="Times New Roman" w:eastAsia="Times New Roman" w:hAnsi="Times New Roman" w:cs="Times New Roman"/>
           <w:sz w:val="24"/>
           <w:szCs w:val="24"/>
-          <w:lang w:val="en-IL"/>
           <w14:ligatures w14:val="none"/>
         </w:rPr>
       </w:pPr>
@@ -11084,7 +9539,6 @@
           <w:bCs/>
           <w:sz w:val="24"/>
           <w:szCs w:val="24"/>
-          <w:lang w:val="en-IL"/>
           <w14:ligatures w14:val="none"/>
         </w:rPr>
         <w:t>publish</w:t>
@@ -11094,7 +9548,6 @@
           <w:rFonts w:ascii="Times New Roman" w:eastAsia="Times New Roman" w:hAnsi="Times New Roman" w:cs="Times New Roman"/>
           <w:sz w:val="24"/>
           <w:szCs w:val="24"/>
-          <w:lang w:val="en-IL"/>
           <w14:ligatures w14:val="none"/>
         </w:rPr>
         <w:t xml:space="preserve"> – </w:t>
@@ -11114,7 +9567,6 @@
           <w:rFonts w:ascii="Times New Roman" w:eastAsia="Times New Roman" w:hAnsi="Times New Roman" w:cs="Times New Roman"/>
           <w:sz w:val="24"/>
           <w:szCs w:val="24"/>
-          <w:lang w:val="en-IL"/>
           <w14:ligatures w14:val="none"/>
         </w:rPr>
         <w:t xml:space="preserve"> publish </w:t>
@@ -11134,7 +9586,6 @@
           <w:rFonts w:ascii="Times New Roman" w:eastAsia="Times New Roman" w:hAnsi="Times New Roman" w:cs="Times New Roman"/>
           <w:sz w:val="24"/>
           <w:szCs w:val="24"/>
-          <w:lang w:val="en-IL"/>
           <w14:ligatures w14:val="none"/>
         </w:rPr>
         <w:t>.</w:t>
@@ -11152,7 +9603,6 @@
           <w:rFonts w:ascii="Times New Roman" w:eastAsia="Times New Roman" w:hAnsi="Times New Roman" w:cs="Times New Roman"/>
           <w:sz w:val="24"/>
           <w:szCs w:val="24"/>
-          <w:lang w:val="en-IL"/>
           <w14:ligatures w14:val="none"/>
         </w:rPr>
       </w:pPr>
@@ -11163,7 +9613,6 @@
           <w:bCs/>
           <w:sz w:val="24"/>
           <w:szCs w:val="24"/>
-          <w:lang w:val="en-IL"/>
           <w14:ligatures w14:val="none"/>
         </w:rPr>
         <w:t>final</w:t>
@@ -11173,7 +9622,6 @@
           <w:rFonts w:ascii="Times New Roman" w:eastAsia="Times New Roman" w:hAnsi="Times New Roman" w:cs="Times New Roman"/>
           <w:sz w:val="24"/>
           <w:szCs w:val="24"/>
-          <w:lang w:val="en-IL"/>
           <w14:ligatures w14:val="none"/>
         </w:rPr>
         <w:t xml:space="preserve"> – </w:t>
@@ -11193,7 +9641,6 @@
           <w:rFonts w:ascii="Times New Roman" w:eastAsia="Times New Roman" w:hAnsi="Times New Roman" w:cs="Times New Roman"/>
           <w:sz w:val="24"/>
           <w:szCs w:val="24"/>
-          <w:lang w:val="en-IL"/>
           <w14:ligatures w14:val="none"/>
         </w:rPr>
         <w:t xml:space="preserve"> Image </w:t>
@@ -11213,7 +9660,6 @@
           <w:rFonts w:ascii="Times New Roman" w:eastAsia="Times New Roman" w:hAnsi="Times New Roman" w:cs="Times New Roman"/>
           <w:sz w:val="24"/>
           <w:szCs w:val="24"/>
-          <w:lang w:val="en-IL"/>
           <w14:ligatures w14:val="none"/>
         </w:rPr>
         <w:t xml:space="preserve">Runtime </w:t>
@@ -11233,7 +9679,6 @@
           <w:rFonts w:ascii="Times New Roman" w:eastAsia="Times New Roman" w:hAnsi="Times New Roman" w:cs="Times New Roman"/>
           <w:sz w:val="24"/>
           <w:szCs w:val="24"/>
-          <w:lang w:val="en-IL"/>
           <w14:ligatures w14:val="none"/>
         </w:rPr>
         <w:t>.</w:t>
@@ -11247,7 +9692,6 @@
           <w:rFonts w:ascii="Times New Roman" w:eastAsia="Times New Roman" w:hAnsi="Times New Roman" w:cs="Times New Roman"/>
           <w:sz w:val="24"/>
           <w:szCs w:val="24"/>
-          <w:lang w:val="en-IL"/>
           <w14:ligatures w14:val="none"/>
         </w:rPr>
       </w:pPr>
@@ -11268,7 +9712,6 @@
           <w:bCs/>
           <w:sz w:val="24"/>
           <w:szCs w:val="24"/>
-          <w:lang w:val="en-IL"/>
           <w14:ligatures w14:val="none"/>
         </w:rPr>
         <w:t>Multi-stage Docker build</w:t>
@@ -11278,7 +9721,6 @@
           <w:rFonts w:ascii="Times New Roman" w:eastAsia="Times New Roman" w:hAnsi="Times New Roman" w:cs="Times New Roman"/>
           <w:sz w:val="24"/>
           <w:szCs w:val="24"/>
-          <w:lang w:val="en-IL"/>
           <w14:ligatures w14:val="none"/>
         </w:rPr>
         <w:t xml:space="preserve"> – </w:t>
@@ -11298,7 +9740,6 @@
           <w:rFonts w:ascii="Times New Roman" w:eastAsia="Times New Roman" w:hAnsi="Times New Roman" w:cs="Times New Roman"/>
           <w:sz w:val="24"/>
           <w:szCs w:val="24"/>
-          <w:lang w:val="en-IL"/>
           <w14:ligatures w14:val="none"/>
         </w:rPr>
         <w:t xml:space="preserve">image </w:t>
@@ -11318,7 +9759,6 @@
           <w:rFonts w:ascii="Times New Roman" w:eastAsia="Times New Roman" w:hAnsi="Times New Roman" w:cs="Times New Roman"/>
           <w:sz w:val="24"/>
           <w:szCs w:val="24"/>
-          <w:lang w:val="en-IL"/>
           <w14:ligatures w14:val="none"/>
         </w:rPr>
         <w:t>.</w:t>
@@ -11333,7 +9773,6 @@
           <w:sz w:val="24"/>
           <w:szCs w:val="24"/>
           <w:rtl/>
-          <w:lang w:val="en-IL"/>
           <w14:ligatures w14:val="none"/>
         </w:rPr>
       </w:pPr>
@@ -11486,45 +9925,14 @@
           <w14:ligatures w14:val="none"/>
         </w:rPr>
       </w:pPr>
-      <w:proofErr w:type="spellStart"/>
-      <w:r>
-        <w:rPr>
-          <w:rFonts w:ascii="Times New Roman" w:eastAsia="Times New Roman" w:hAnsi="Times New Roman" w:cs="Times New Roman"/>
-          <w:sz w:val="24"/>
-          <w:szCs w:val="24"/>
-          <w14:ligatures w14:val="none"/>
-        </w:rPr>
-        <w:t>npx</w:t>
-      </w:r>
-      <w:proofErr w:type="spellEnd"/>
-      <w:r>
-        <w:rPr>
-          <w:rFonts w:ascii="Times New Roman" w:eastAsia="Times New Roman" w:hAnsi="Times New Roman" w:cs="Times New Roman"/>
-          <w:sz w:val="24"/>
-          <w:szCs w:val="24"/>
-          <w14:ligatures w14:val="none"/>
-        </w:rPr>
-        <w:t xml:space="preserve"> create-react-</w:t>
-      </w:r>
-      <w:proofErr w:type="gramStart"/>
-      <w:r>
-        <w:rPr>
-          <w:rFonts w:ascii="Times New Roman" w:eastAsia="Times New Roman" w:hAnsi="Times New Roman" w:cs="Times New Roman"/>
-          <w:sz w:val="24"/>
-          <w:szCs w:val="24"/>
-          <w14:ligatures w14:val="none"/>
-        </w:rPr>
-        <w:t>app .</w:t>
-      </w:r>
-      <w:proofErr w:type="gramEnd"/>
-      <w:r>
-        <w:rPr>
-          <w:rFonts w:ascii="Times New Roman" w:eastAsia="Times New Roman" w:hAnsi="Times New Roman" w:cs="Times New Roman"/>
-          <w:sz w:val="24"/>
-          <w:szCs w:val="24"/>
-          <w14:ligatures w14:val="none"/>
-        </w:rPr>
-        <w:t xml:space="preserve"> --template typescript</w:t>
+      <w:r>
+        <w:rPr>
+          <w:rFonts w:ascii="Times New Roman" w:eastAsia="Times New Roman" w:hAnsi="Times New Roman" w:cs="Times New Roman"/>
+          <w:sz w:val="24"/>
+          <w:szCs w:val="24"/>
+          <w14:ligatures w14:val="none"/>
+        </w:rPr>
+        <w:t>npx create-react-app . --template typescript</w:t>
       </w:r>
     </w:p>
     <w:p>
@@ -17135,6 +15543,7 @@
   <w:style w:type="character" w:default="1" w:styleId="DefaultParagraphFont">
     <w:name w:val="Default Paragraph Font"/>
     <w:uiPriority w:val="1"/>
+    <w:semiHidden/>
     <w:unhideWhenUsed/>
   </w:style>
   <w:style w:type="table" w:default="1" w:styleId="TableNormal">

--- a/Documentations/UsefulCommands.docx
+++ b/Documentations/UsefulCommands.docx
@@ -18,7 +18,7 @@
         </w:rPr>
         <w:br/>
       </w:r>
-      <w:bookmarkStart w:id="0" w:name="_Toc206457414"/>
+      <w:bookmarkStart w:id="0" w:name="_Toc206562845"/>
       <w:r>
         <w:rPr>
           <w:rStyle w:val="Heading1Char"/>
@@ -39,11 +39,13 @@
     <w:p>
       <w:pPr>
         <w:pStyle w:val="TOC1"/>
+        <w:bidi w:val="0"/>
         <w:rPr>
           <w:noProof/>
           <w:kern w:val="2"/>
           <w:sz w:val="24"/>
           <w:szCs w:val="24"/>
+          <w:lang w:val="en-IL"/>
         </w:rPr>
       </w:pPr>
       <w:r>
@@ -64,7 +66,7 @@
         </w:rPr>
         <w:fldChar w:fldCharType="separate"/>
       </w:r>
-      <w:hyperlink w:anchor="_Toc206457414" w:history="1">
+      <w:hyperlink w:anchor="_Toc206562845" w:history="1">
         <w:r>
           <w:rPr>
             <w:rStyle w:val="Hyperlink"/>
@@ -110,7 +112,7 @@
             <w:noProof/>
             <w:webHidden/>
           </w:rPr>
-          <w:instrText xml:space="preserve"> PAGEREF _Toc206457414 \h </w:instrText>
+          <w:instrText xml:space="preserve"> PAGEREF _Toc206562845 \h </w:instrText>
         </w:r>
         <w:r>
           <w:rPr>
@@ -147,14 +149,16 @@
         <w:tabs>
           <w:tab w:val="left" w:pos="960"/>
         </w:tabs>
+        <w:bidi w:val="0"/>
         <w:rPr>
           <w:noProof/>
           <w:kern w:val="2"/>
           <w:sz w:val="24"/>
           <w:szCs w:val="24"/>
-        </w:rPr>
-      </w:pPr>
-      <w:hyperlink w:anchor="_Toc206457415" w:history="1">
+          <w:lang w:val="en-IL"/>
+        </w:rPr>
+      </w:pPr>
+      <w:hyperlink w:anchor="_Toc206562846" w:history="1">
         <w:r>
           <w:rPr>
             <w:rStyle w:val="Hyperlink"/>
@@ -170,6 +174,7 @@
             <w:kern w:val="2"/>
             <w:sz w:val="24"/>
             <w:szCs w:val="24"/>
+            <w:lang w:val="en-IL"/>
           </w:rPr>
           <w:tab/>
         </w:r>
@@ -219,7 +224,7 @@
             <w:noProof/>
             <w:webHidden/>
           </w:rPr>
-          <w:instrText xml:space="preserve"> PAGEREF _Toc206457415 \h </w:instrText>
+          <w:instrText xml:space="preserve"> PAGEREF _Toc206562846 \h </w:instrText>
         </w:r>
         <w:r>
           <w:rPr>
@@ -253,14 +258,16 @@
     <w:p>
       <w:pPr>
         <w:pStyle w:val="TOC1"/>
+        <w:bidi w:val="0"/>
         <w:rPr>
           <w:noProof/>
           <w:kern w:val="2"/>
           <w:sz w:val="24"/>
           <w:szCs w:val="24"/>
-        </w:rPr>
-      </w:pPr>
-      <w:hyperlink w:anchor="_Toc206457416" w:history="1">
+          <w:lang w:val="en-IL"/>
+        </w:rPr>
+      </w:pPr>
+      <w:hyperlink w:anchor="_Toc206562847" w:history="1">
         <w:r>
           <w:rPr>
             <w:rStyle w:val="Hyperlink"/>
@@ -451,7 +458,7 @@
             <w:noProof/>
             <w:webHidden/>
           </w:rPr>
-          <w:instrText xml:space="preserve"> PAGEREF _Toc206457416 \h </w:instrText>
+          <w:instrText xml:space="preserve"> PAGEREF _Toc206562847 \h </w:instrText>
         </w:r>
         <w:r>
           <w:rPr>
@@ -485,14 +492,16 @@
     <w:p>
       <w:pPr>
         <w:pStyle w:val="TOC1"/>
+        <w:bidi w:val="0"/>
         <w:rPr>
           <w:noProof/>
           <w:kern w:val="2"/>
           <w:sz w:val="24"/>
           <w:szCs w:val="24"/>
-        </w:rPr>
-      </w:pPr>
-      <w:hyperlink w:anchor="_Toc206457417" w:history="1">
+          <w:lang w:val="en-IL"/>
+        </w:rPr>
+      </w:pPr>
+      <w:hyperlink w:anchor="_Toc206562848" w:history="1">
         <w:r>
           <w:rPr>
             <w:rStyle w:val="Hyperlink"/>
@@ -623,7 +632,7 @@
             <w:noProof/>
             <w:webHidden/>
           </w:rPr>
-          <w:instrText xml:space="preserve"> PAGEREF _Toc206457417 \h </w:instrText>
+          <w:instrText xml:space="preserve"> PAGEREF _Toc206562848 \h </w:instrText>
         </w:r>
         <w:r>
           <w:rPr>
@@ -657,14 +666,16 @@
     <w:p>
       <w:pPr>
         <w:pStyle w:val="TOC1"/>
+        <w:bidi w:val="0"/>
         <w:rPr>
           <w:noProof/>
           <w:kern w:val="2"/>
           <w:sz w:val="24"/>
           <w:szCs w:val="24"/>
-        </w:rPr>
-      </w:pPr>
-      <w:hyperlink w:anchor="_Toc206457418" w:history="1">
+          <w:lang w:val="en-IL"/>
+        </w:rPr>
+      </w:pPr>
+      <w:hyperlink w:anchor="_Toc206562849" w:history="1">
         <w:r>
           <w:rPr>
             <w:rStyle w:val="Hyperlink"/>
@@ -749,7 +760,7 @@
             <w:noProof/>
             <w:webHidden/>
           </w:rPr>
-          <w:instrText xml:space="preserve"> PAGEREF _Toc206457418 \h </w:instrText>
+          <w:instrText xml:space="preserve"> PAGEREF _Toc206562849 \h </w:instrText>
         </w:r>
         <w:r>
           <w:rPr>
@@ -784,22 +795,23 @@
       <w:pPr>
         <w:pStyle w:val="TOC1"/>
         <w:tabs>
-          <w:tab w:val="left" w:pos="960"/>
-        </w:tabs>
+          <w:tab w:val="left" w:pos="2914"/>
+        </w:tabs>
+        <w:bidi w:val="0"/>
         <w:rPr>
           <w:noProof/>
           <w:kern w:val="2"/>
           <w:sz w:val="24"/>
           <w:szCs w:val="24"/>
-        </w:rPr>
-      </w:pPr>
-      <w:hyperlink w:anchor="_Toc206457419" w:history="1">
+          <w:lang w:val="en-IL"/>
+        </w:rPr>
+      </w:pPr>
+      <w:hyperlink w:anchor="_Toc206562850" w:history="1">
         <w:r>
           <w:rPr>
             <w:rStyle w:val="Hyperlink"/>
             <w:noProof/>
             <w:rtl/>
-            <w:lang w:val="en-US"/>
           </w:rPr>
           <w:t>2.</w:t>
         </w:r>
@@ -809,6 +821,7 @@
             <w:kern w:val="2"/>
             <w:sz w:val="24"/>
             <w:szCs w:val="24"/>
+            <w:lang w:val="en-IL"/>
           </w:rPr>
           <w:tab/>
         </w:r>
@@ -818,26 +831,59 @@
             <w:rFonts w:hint="cs"/>
             <w:noProof/>
             <w:rtl/>
-            <w:lang w:val="en-US"/>
-          </w:rPr>
-          <w:t>פקודות</w:t>
+          </w:rPr>
+          <w:t>דיאגנוסטיקה</w:t>
         </w:r>
         <w:r>
           <w:rPr>
             <w:rStyle w:val="Hyperlink"/>
             <w:noProof/>
             <w:rtl/>
-            <w:lang w:val="en-US"/>
           </w:rPr>
           <w:t xml:space="preserve"> </w:t>
         </w:r>
         <w:r>
           <w:rPr>
             <w:rStyle w:val="Hyperlink"/>
-            <w:noProof/>
-            <w:lang w:val="en-US"/>
-          </w:rPr>
-          <w:t>Entity Framework</w:t>
+            <w:rFonts w:hint="cs"/>
+            <w:noProof/>
+            <w:rtl/>
+          </w:rPr>
+          <w:t>על</w:t>
+        </w:r>
+        <w:r>
+          <w:rPr>
+            <w:rStyle w:val="Hyperlink"/>
+            <w:noProof/>
+            <w:rtl/>
+          </w:rPr>
+          <w:t xml:space="preserve"> </w:t>
+        </w:r>
+        <w:r>
+          <w:rPr>
+            <w:rStyle w:val="Hyperlink"/>
+            <w:rFonts w:hint="cs"/>
+            <w:noProof/>
+            <w:rtl/>
+          </w:rPr>
+          <w:t>חיבור</w:t>
+        </w:r>
+        <w:r>
+          <w:rPr>
+            <w:rStyle w:val="Hyperlink"/>
+            <w:noProof/>
+            <w:rtl/>
+          </w:rPr>
+          <w:t xml:space="preserve"> </w:t>
+        </w:r>
+        <w:r>
+          <w:rPr>
+            <w:rStyle w:val="Hyperlink"/>
+            <w:rFonts w:hint="cs"/>
+            <w:noProof/>
+            <w:rtl/>
+          </w:rPr>
+          <w:t>תקשורת</w:t>
         </w:r>
         <w:r>
           <w:rPr>
@@ -858,7 +904,7 @@
             <w:noProof/>
             <w:webHidden/>
           </w:rPr>
-          <w:instrText xml:space="preserve"> PAGEREF _Toc206457419 \h </w:instrText>
+          <w:instrText xml:space="preserve"> PAGEREF _Toc206562850 \h </w:instrText>
         </w:r>
         <w:r>
           <w:rPr>
@@ -891,182 +937,25 @@
     </w:p>
     <w:p>
       <w:pPr>
-        <w:pStyle w:val="TOC2"/>
-        <w:tabs>
-          <w:tab w:val="right" w:leader="dot" w:pos="9016"/>
-        </w:tabs>
-        <w:bidi/>
+        <w:pStyle w:val="TOC1"/>
+        <w:tabs>
+          <w:tab w:val="left" w:pos="960"/>
+        </w:tabs>
+        <w:bidi w:val="0"/>
         <w:rPr>
           <w:noProof/>
           <w:kern w:val="2"/>
           <w:sz w:val="24"/>
           <w:szCs w:val="24"/>
-        </w:rPr>
-      </w:pPr>
-      <w:hyperlink w:anchor="_Toc206457420" w:history="1">
+          <w:lang w:val="en-IL"/>
+        </w:rPr>
+      </w:pPr>
+      <w:hyperlink w:anchor="_Toc206562851" w:history="1">
         <w:r>
           <w:rPr>
             <w:rStyle w:val="Hyperlink"/>
-            <w:rFonts w:ascii="Segoe UI Emoji" w:hAnsi="Segoe UI Emoji" w:cs="Segoe UI Emoji"/>
-            <w:noProof/>
-          </w:rPr>
-          <w:t>🚀</w:t>
-        </w:r>
-        <w:r>
-          <w:rPr>
-            <w:rStyle w:val="Hyperlink"/>
-            <w:noProof/>
-          </w:rPr>
-          <w:t xml:space="preserve"> </w:t>
-        </w:r>
-        <w:r>
-          <w:rPr>
-            <w:rStyle w:val="Hyperlink"/>
-            <w:rFonts w:hint="cs"/>
             <w:noProof/>
             <w:rtl/>
-            <w:lang w:val="en-US"/>
-          </w:rPr>
-          <w:t>התקנת</w:t>
-        </w:r>
-        <w:r>
-          <w:rPr>
-            <w:rStyle w:val="Hyperlink"/>
-            <w:noProof/>
-            <w:lang w:val="en-US"/>
-          </w:rPr>
-          <w:t>)</w:t>
-        </w:r>
-        <w:r>
-          <w:rPr>
-            <w:rStyle w:val="Hyperlink"/>
-            <w:noProof/>
-          </w:rPr>
-          <w:t xml:space="preserve"> EF CLI </w:t>
-        </w:r>
-        <w:r>
-          <w:rPr>
-            <w:rStyle w:val="Hyperlink"/>
-            <w:rFonts w:hint="cs"/>
-            <w:noProof/>
-            <w:rtl/>
-            <w:lang w:val="en-US"/>
-          </w:rPr>
-          <w:t>אם</w:t>
-        </w:r>
-        <w:r>
-          <w:rPr>
-            <w:rStyle w:val="Hyperlink"/>
-            <w:noProof/>
-            <w:rtl/>
-            <w:lang w:val="en-US"/>
-          </w:rPr>
-          <w:t xml:space="preserve"> </w:t>
-        </w:r>
-        <w:r>
-          <w:rPr>
-            <w:rStyle w:val="Hyperlink"/>
-            <w:rFonts w:hint="cs"/>
-            <w:noProof/>
-            <w:rtl/>
-            <w:lang w:val="en-US"/>
-          </w:rPr>
-          <w:t>לא</w:t>
-        </w:r>
-        <w:r>
-          <w:rPr>
-            <w:rStyle w:val="Hyperlink"/>
-            <w:noProof/>
-            <w:rtl/>
-            <w:lang w:val="en-US"/>
-          </w:rPr>
-          <w:t xml:space="preserve"> </w:t>
-        </w:r>
-        <w:r>
-          <w:rPr>
-            <w:rStyle w:val="Hyperlink"/>
-            <w:rFonts w:hint="cs"/>
-            <w:noProof/>
-            <w:rtl/>
-            <w:lang w:val="en-US"/>
-          </w:rPr>
-          <w:t>מותקן</w:t>
-        </w:r>
-        <w:r>
-          <w:rPr>
-            <w:rStyle w:val="Hyperlink"/>
-            <w:noProof/>
-          </w:rPr>
-          <w:t xml:space="preserve"> (</w:t>
-        </w:r>
-        <w:r>
-          <w:rPr>
-            <w:noProof/>
-            <w:webHidden/>
-          </w:rPr>
-          <w:tab/>
-        </w:r>
-        <w:r>
-          <w:rPr>
-            <w:noProof/>
-            <w:webHidden/>
-          </w:rPr>
-          <w:fldChar w:fldCharType="begin"/>
-        </w:r>
-        <w:r>
-          <w:rPr>
-            <w:noProof/>
-            <w:webHidden/>
-          </w:rPr>
-          <w:instrText xml:space="preserve"> PAGEREF _Toc206457420 \h </w:instrText>
-        </w:r>
-        <w:r>
-          <w:rPr>
-            <w:noProof/>
-            <w:webHidden/>
-          </w:rPr>
-        </w:r>
-        <w:r>
-          <w:rPr>
-            <w:noProof/>
-            <w:webHidden/>
-          </w:rPr>
-          <w:fldChar w:fldCharType="separate"/>
-        </w:r>
-        <w:r>
-          <w:rPr>
-            <w:noProof/>
-            <w:webHidden/>
-          </w:rPr>
-          <w:t>4</w:t>
-        </w:r>
-        <w:r>
-          <w:rPr>
-            <w:noProof/>
-            <w:webHidden/>
-          </w:rPr>
-          <w:fldChar w:fldCharType="end"/>
-        </w:r>
-      </w:hyperlink>
-    </w:p>
-    <w:p>
-      <w:pPr>
-        <w:pStyle w:val="TOC1"/>
-        <w:tabs>
-          <w:tab w:val="left" w:pos="2332"/>
-        </w:tabs>
-        <w:rPr>
-          <w:noProof/>
-          <w:kern w:val="2"/>
-          <w:sz w:val="24"/>
-          <w:szCs w:val="24"/>
-        </w:rPr>
-      </w:pPr>
-      <w:hyperlink w:anchor="_Toc206457421" w:history="1">
-        <w:r>
-          <w:rPr>
-            <w:rStyle w:val="Hyperlink"/>
-            <w:noProof/>
             <w:lang w:val="en-US"/>
           </w:rPr>
           <w:t>3.</w:t>
@@ -1077,6 +966,7 @@
             <w:kern w:val="2"/>
             <w:sz w:val="24"/>
             <w:szCs w:val="24"/>
+            <w:lang w:val="en-IL"/>
           </w:rPr>
           <w:tab/>
         </w:r>
@@ -1102,20 +992,133 @@
         <w:r>
           <w:rPr>
             <w:rStyle w:val="Hyperlink"/>
+            <w:noProof/>
+            <w:lang w:val="en-US"/>
+          </w:rPr>
+          <w:t>Entity Framework</w:t>
+        </w:r>
+        <w:r>
+          <w:rPr>
+            <w:noProof/>
+            <w:webHidden/>
+          </w:rPr>
+          <w:tab/>
+        </w:r>
+        <w:r>
+          <w:rPr>
+            <w:noProof/>
+            <w:webHidden/>
+          </w:rPr>
+          <w:fldChar w:fldCharType="begin"/>
+        </w:r>
+        <w:r>
+          <w:rPr>
+            <w:noProof/>
+            <w:webHidden/>
+          </w:rPr>
+          <w:instrText xml:space="preserve"> PAGEREF _Toc206562851 \h </w:instrText>
+        </w:r>
+        <w:r>
+          <w:rPr>
+            <w:noProof/>
+            <w:webHidden/>
+          </w:rPr>
+        </w:r>
+        <w:r>
+          <w:rPr>
+            <w:noProof/>
+            <w:webHidden/>
+          </w:rPr>
+          <w:fldChar w:fldCharType="separate"/>
+        </w:r>
+        <w:r>
+          <w:rPr>
+            <w:noProof/>
+            <w:webHidden/>
+          </w:rPr>
+          <w:t>4</w:t>
+        </w:r>
+        <w:r>
+          <w:rPr>
+            <w:noProof/>
+            <w:webHidden/>
+          </w:rPr>
+          <w:fldChar w:fldCharType="end"/>
+        </w:r>
+      </w:hyperlink>
+    </w:p>
+    <w:p>
+      <w:pPr>
+        <w:pStyle w:val="TOC2"/>
+        <w:tabs>
+          <w:tab w:val="right" w:leader="dot" w:pos="9016"/>
+        </w:tabs>
+        <w:rPr>
+          <w:noProof/>
+          <w:kern w:val="2"/>
+          <w:sz w:val="24"/>
+          <w:szCs w:val="24"/>
+          <w:lang w:val="en-IL"/>
+        </w:rPr>
+      </w:pPr>
+      <w:hyperlink w:anchor="_Toc206562852" w:history="1">
+        <w:r>
+          <w:rPr>
+            <w:rStyle w:val="Hyperlink"/>
+            <w:rFonts w:ascii="Segoe UI Emoji" w:hAnsi="Segoe UI Emoji" w:cs="Segoe UI Emoji"/>
+            <w:noProof/>
+          </w:rPr>
+          <w:t>🚀</w:t>
+        </w:r>
+        <w:r>
+          <w:rPr>
+            <w:rStyle w:val="Hyperlink"/>
+            <w:noProof/>
+          </w:rPr>
+          <w:t xml:space="preserve"> </w:t>
+        </w:r>
+        <w:r>
+          <w:rPr>
+            <w:rStyle w:val="Hyperlink"/>
             <w:rFonts w:hint="cs"/>
             <w:noProof/>
             <w:rtl/>
             <w:lang w:val="en-US"/>
           </w:rPr>
-          <w:t>לדוקר</w:t>
+          <w:t>התקנת</w:t>
         </w:r>
         <w:r>
           <w:rPr>
             <w:rStyle w:val="Hyperlink"/>
+            <w:noProof/>
+            <w:lang w:val="en-US"/>
+          </w:rPr>
+          <w:t>)</w:t>
+        </w:r>
+        <w:r>
+          <w:rPr>
+            <w:rStyle w:val="Hyperlink"/>
+            <w:noProof/>
+          </w:rPr>
+          <w:t xml:space="preserve"> EF CLI </w:t>
+        </w:r>
+        <w:r>
+          <w:rPr>
+            <w:rStyle w:val="Hyperlink"/>
+            <w:rFonts w:hint="cs"/>
             <w:noProof/>
             <w:rtl/>
             <w:lang w:val="en-US"/>
           </w:rPr>
+          <w:t>אם</w:t>
+        </w:r>
+        <w:r>
+          <w:rPr>
+            <w:rStyle w:val="Hyperlink"/>
+            <w:noProof/>
+            <w:rtl/>
+            <w:lang w:val="en-US"/>
+          </w:rPr>
           <w:t xml:space="preserve"> </w:t>
         </w:r>
         <w:r>
@@ -1126,7 +1129,33 @@
             <w:rtl/>
             <w:lang w:val="en-US"/>
           </w:rPr>
-          <w:t>קונטיינר</w:t>
+          <w:t>לא</w:t>
+        </w:r>
+        <w:r>
+          <w:rPr>
+            <w:rStyle w:val="Hyperlink"/>
+            <w:noProof/>
+            <w:rtl/>
+            <w:lang w:val="en-US"/>
+          </w:rPr>
+          <w:t xml:space="preserve"> </w:t>
+        </w:r>
+        <w:r>
+          <w:rPr>
+            <w:rStyle w:val="Hyperlink"/>
+            <w:rFonts w:hint="cs"/>
+            <w:noProof/>
+            <w:rtl/>
+            <w:lang w:val="en-US"/>
+          </w:rPr>
+          <w:t>מותקן</w:t>
+        </w:r>
+        <w:r>
+          <w:rPr>
+            <w:rStyle w:val="Hyperlink"/>
+            <w:noProof/>
+          </w:rPr>
+          <w:t xml:space="preserve"> (</w:t>
         </w:r>
         <w:r>
           <w:rPr>
@@ -1147,7 +1176,7 @@
             <w:noProof/>
             <w:webHidden/>
           </w:rPr>
-          <w:instrText xml:space="preserve"> PAGEREF _Toc206457421 \h </w:instrText>
+          <w:instrText xml:space="preserve"> PAGEREF _Toc206562852 \h </w:instrText>
         </w:r>
         <w:r>
           <w:rPr>
@@ -1184,20 +1213,21 @@
         <w:tabs>
           <w:tab w:val="left" w:pos="1680"/>
         </w:tabs>
+        <w:bidi w:val="0"/>
         <w:rPr>
           <w:noProof/>
           <w:kern w:val="2"/>
           <w:sz w:val="24"/>
           <w:szCs w:val="24"/>
-        </w:rPr>
-      </w:pPr>
-      <w:hyperlink w:anchor="_Toc206457422" w:history="1">
+          <w:lang w:val="en-IL"/>
+        </w:rPr>
+      </w:pPr>
+      <w:hyperlink w:anchor="_Toc206562853" w:history="1">
         <w:r>
           <w:rPr>
             <w:rStyle w:val="Hyperlink"/>
             <w:noProof/>
             <w:rtl/>
-            <w:lang w:val="en-US"/>
           </w:rPr>
           <w:t>4.</w:t>
         </w:r>
@@ -1207,6 +1237,7 @@
             <w:kern w:val="2"/>
             <w:sz w:val="24"/>
             <w:szCs w:val="24"/>
+            <w:lang w:val="en-IL"/>
           </w:rPr>
           <w:tab/>
         </w:r>
@@ -1217,7 +1248,7 @@
             <w:noProof/>
             <w:rtl/>
           </w:rPr>
-          <w:t>התקנת</w:t>
+          <w:t>מהו</w:t>
         </w:r>
         <w:r>
           <w:rPr>
@@ -1234,22 +1265,7 @@
             <w:noProof/>
             <w:rtl/>
           </w:rPr>
-          <w:t>סביבת</w:t>
-        </w:r>
-        <w:r>
-          <w:rPr>
-            <w:rStyle w:val="Hyperlink"/>
-            <w:noProof/>
-            <w:rtl/>
-          </w:rPr>
-          <w:t xml:space="preserve"> </w:t>
-        </w:r>
-        <w:r>
-          <w:rPr>
-            <w:rStyle w:val="Hyperlink"/>
-            <w:noProof/>
-          </w:rPr>
-          <w:t xml:space="preserve">React </w:t>
+          <w:t>קובץ</w:t>
         </w:r>
         <w:r>
           <w:rPr>
@@ -1266,7 +1282,7 @@
             <w:noProof/>
             <w:rtl/>
           </w:rPr>
-          <w:t>ראשונה</w:t>
+          <w:t>הדוקר</w:t>
         </w:r>
         <w:r>
           <w:rPr>
@@ -1275,6 +1291,97 @@
             <w:rtl/>
           </w:rPr>
           <w:t xml:space="preserve"> </w:t>
+        </w:r>
+        <w:r>
+          <w:rPr>
+            <w:rStyle w:val="Hyperlink"/>
+            <w:noProof/>
+          </w:rPr>
+          <w:t>Dockerfile</w:t>
+        </w:r>
+        <w:r>
+          <w:rPr>
+            <w:noProof/>
+            <w:webHidden/>
+          </w:rPr>
+          <w:tab/>
+        </w:r>
+        <w:r>
+          <w:rPr>
+            <w:noProof/>
+            <w:webHidden/>
+          </w:rPr>
+          <w:fldChar w:fldCharType="begin"/>
+        </w:r>
+        <w:r>
+          <w:rPr>
+            <w:noProof/>
+            <w:webHidden/>
+          </w:rPr>
+          <w:instrText xml:space="preserve"> PAGEREF _Toc206562853 \h </w:instrText>
+        </w:r>
+        <w:r>
+          <w:rPr>
+            <w:noProof/>
+            <w:webHidden/>
+          </w:rPr>
+        </w:r>
+        <w:r>
+          <w:rPr>
+            <w:noProof/>
+            <w:webHidden/>
+          </w:rPr>
+          <w:fldChar w:fldCharType="separate"/>
+        </w:r>
+        <w:r>
+          <w:rPr>
+            <w:noProof/>
+            <w:webHidden/>
+          </w:rPr>
+          <w:t>5</w:t>
+        </w:r>
+        <w:r>
+          <w:rPr>
+            <w:noProof/>
+            <w:webHidden/>
+          </w:rPr>
+          <w:fldChar w:fldCharType="end"/>
+        </w:r>
+      </w:hyperlink>
+    </w:p>
+    <w:p>
+      <w:pPr>
+        <w:pStyle w:val="TOC1"/>
+        <w:tabs>
+          <w:tab w:val="left" w:pos="2494"/>
+        </w:tabs>
+        <w:bidi w:val="0"/>
+        <w:rPr>
+          <w:noProof/>
+          <w:kern w:val="2"/>
+          <w:sz w:val="24"/>
+          <w:szCs w:val="24"/>
+          <w:lang w:val="en-IL"/>
+        </w:rPr>
+      </w:pPr>
+      <w:hyperlink w:anchor="_Toc206562854" w:history="1">
+        <w:r>
+          <w:rPr>
+            <w:rStyle w:val="Hyperlink"/>
+            <w:noProof/>
+            <w:lang w:val="en-US"/>
+          </w:rPr>
+          <w:t>5.</w:t>
+        </w:r>
+        <w:r>
+          <w:rPr>
+            <w:noProof/>
+            <w:kern w:val="2"/>
+            <w:sz w:val="24"/>
+            <w:szCs w:val="24"/>
+            <w:lang w:val="en-IL"/>
+          </w:rPr>
+          <w:tab/>
         </w:r>
         <w:r>
           <w:rPr>
@@ -1282,6 +1389,507 @@
             <w:rFonts w:hint="cs"/>
             <w:noProof/>
             <w:rtl/>
+            <w:lang w:val="en-US"/>
+          </w:rPr>
+          <w:t>מהו</w:t>
+        </w:r>
+        <w:r>
+          <w:rPr>
+            <w:rStyle w:val="Hyperlink"/>
+            <w:noProof/>
+            <w:rtl/>
+            <w:lang w:val="en-US"/>
+          </w:rPr>
+          <w:t xml:space="preserve"> </w:t>
+        </w:r>
+        <w:r>
+          <w:rPr>
+            <w:rStyle w:val="Hyperlink"/>
+            <w:rFonts w:hint="cs"/>
+            <w:noProof/>
+            <w:rtl/>
+            <w:lang w:val="en-US"/>
+          </w:rPr>
+          <w:t>קובץ</w:t>
+        </w:r>
+        <w:r>
+          <w:rPr>
+            <w:rStyle w:val="Hyperlink"/>
+            <w:noProof/>
+            <w:rtl/>
+            <w:lang w:val="en-US"/>
+          </w:rPr>
+          <w:t xml:space="preserve"> </w:t>
+        </w:r>
+        <w:r>
+          <w:rPr>
+            <w:rStyle w:val="Hyperlink"/>
+            <w:rFonts w:hint="cs"/>
+            <w:noProof/>
+            <w:rtl/>
+            <w:lang w:val="en-US"/>
+          </w:rPr>
+          <w:t>הדוקר</w:t>
+        </w:r>
+        <w:r>
+          <w:rPr>
+            <w:rStyle w:val="Hyperlink"/>
+            <w:noProof/>
+            <w:rtl/>
+            <w:lang w:val="en-US"/>
+          </w:rPr>
+          <w:t>-</w:t>
+        </w:r>
+        <w:r>
+          <w:rPr>
+            <w:rStyle w:val="Hyperlink"/>
+            <w:rFonts w:hint="cs"/>
+            <w:noProof/>
+            <w:rtl/>
+            <w:lang w:val="en-US"/>
+          </w:rPr>
+          <w:t>קומפוז</w:t>
+        </w:r>
+        <w:r>
+          <w:rPr>
+            <w:rStyle w:val="Hyperlink"/>
+            <w:noProof/>
+            <w:rtl/>
+            <w:lang w:val="en-US"/>
+          </w:rPr>
+          <w:t xml:space="preserve"> </w:t>
+        </w:r>
+        <w:r>
+          <w:rPr>
+            <w:rStyle w:val="Hyperlink"/>
+            <w:noProof/>
+            <w:lang w:val="en-US"/>
+          </w:rPr>
+          <w:t>docker-compose.yml</w:t>
+        </w:r>
+        <w:r>
+          <w:rPr>
+            <w:noProof/>
+            <w:webHidden/>
+          </w:rPr>
+          <w:tab/>
+        </w:r>
+        <w:r>
+          <w:rPr>
+            <w:noProof/>
+            <w:webHidden/>
+          </w:rPr>
+          <w:fldChar w:fldCharType="begin"/>
+        </w:r>
+        <w:r>
+          <w:rPr>
+            <w:noProof/>
+            <w:webHidden/>
+          </w:rPr>
+          <w:instrText xml:space="preserve"> PAGEREF _Toc206562854 \h </w:instrText>
+        </w:r>
+        <w:r>
+          <w:rPr>
+            <w:noProof/>
+            <w:webHidden/>
+          </w:rPr>
+        </w:r>
+        <w:r>
+          <w:rPr>
+            <w:noProof/>
+            <w:webHidden/>
+          </w:rPr>
+          <w:fldChar w:fldCharType="separate"/>
+        </w:r>
+        <w:r>
+          <w:rPr>
+            <w:noProof/>
+            <w:webHidden/>
+          </w:rPr>
+          <w:t>5</w:t>
+        </w:r>
+        <w:r>
+          <w:rPr>
+            <w:noProof/>
+            <w:webHidden/>
+          </w:rPr>
+          <w:fldChar w:fldCharType="end"/>
+        </w:r>
+      </w:hyperlink>
+    </w:p>
+    <w:p>
+      <w:pPr>
+        <w:pStyle w:val="TOC1"/>
+        <w:tabs>
+          <w:tab w:val="left" w:pos="2152"/>
+        </w:tabs>
+        <w:bidi w:val="0"/>
+        <w:rPr>
+          <w:noProof/>
+          <w:kern w:val="2"/>
+          <w:sz w:val="24"/>
+          <w:szCs w:val="24"/>
+          <w:lang w:val="en-IL"/>
+        </w:rPr>
+      </w:pPr>
+      <w:hyperlink w:anchor="_Toc206562855" w:history="1">
+        <w:r>
+          <w:rPr>
+            <w:rStyle w:val="Hyperlink"/>
+            <w:noProof/>
+            <w:rtl/>
+            <w:lang w:val="en-US"/>
+          </w:rPr>
+          <w:t>6.</w:t>
+        </w:r>
+        <w:r>
+          <w:rPr>
+            <w:noProof/>
+            <w:kern w:val="2"/>
+            <w:sz w:val="24"/>
+            <w:szCs w:val="24"/>
+            <w:lang w:val="en-IL"/>
+          </w:rPr>
+          <w:tab/>
+        </w:r>
+        <w:r>
+          <w:rPr>
+            <w:rStyle w:val="Hyperlink"/>
+            <w:rFonts w:hint="cs"/>
+            <w:noProof/>
+            <w:rtl/>
+            <w:lang w:val="en-US"/>
+          </w:rPr>
+          <w:t>פקודות</w:t>
+        </w:r>
+        <w:r>
+          <w:rPr>
+            <w:rStyle w:val="Hyperlink"/>
+            <w:noProof/>
+            <w:rtl/>
+            <w:lang w:val="en-US"/>
+          </w:rPr>
+          <w:t xml:space="preserve"> </w:t>
+        </w:r>
+        <w:r>
+          <w:rPr>
+            <w:rStyle w:val="Hyperlink"/>
+            <w:rFonts w:hint="cs"/>
+            <w:noProof/>
+            <w:rtl/>
+            <w:lang w:val="en-US"/>
+          </w:rPr>
+          <w:t>לדוקר</w:t>
+        </w:r>
+        <w:r>
+          <w:rPr>
+            <w:rStyle w:val="Hyperlink"/>
+            <w:noProof/>
+            <w:rtl/>
+            <w:lang w:val="en-US"/>
+          </w:rPr>
+          <w:t xml:space="preserve"> </w:t>
+        </w:r>
+        <w:r>
+          <w:rPr>
+            <w:rStyle w:val="Hyperlink"/>
+            <w:rFonts w:hint="cs"/>
+            <w:noProof/>
+            <w:rtl/>
+            <w:lang w:val="en-US"/>
+          </w:rPr>
+          <w:t>קונטיינר</w:t>
+        </w:r>
+        <w:r>
+          <w:rPr>
+            <w:noProof/>
+            <w:webHidden/>
+          </w:rPr>
+          <w:tab/>
+        </w:r>
+        <w:r>
+          <w:rPr>
+            <w:noProof/>
+            <w:webHidden/>
+          </w:rPr>
+          <w:fldChar w:fldCharType="begin"/>
+        </w:r>
+        <w:r>
+          <w:rPr>
+            <w:noProof/>
+            <w:webHidden/>
+          </w:rPr>
+          <w:instrText xml:space="preserve"> PAGEREF _Toc206562855 \h </w:instrText>
+        </w:r>
+        <w:r>
+          <w:rPr>
+            <w:noProof/>
+            <w:webHidden/>
+          </w:rPr>
+        </w:r>
+        <w:r>
+          <w:rPr>
+            <w:noProof/>
+            <w:webHidden/>
+          </w:rPr>
+          <w:fldChar w:fldCharType="separate"/>
+        </w:r>
+        <w:r>
+          <w:rPr>
+            <w:noProof/>
+            <w:webHidden/>
+          </w:rPr>
+          <w:t>7</w:t>
+        </w:r>
+        <w:r>
+          <w:rPr>
+            <w:noProof/>
+            <w:webHidden/>
+          </w:rPr>
+          <w:fldChar w:fldCharType="end"/>
+        </w:r>
+      </w:hyperlink>
+    </w:p>
+    <w:p>
+      <w:pPr>
+        <w:pStyle w:val="TOC1"/>
+        <w:tabs>
+          <w:tab w:val="left" w:pos="1920"/>
+        </w:tabs>
+        <w:bidi w:val="0"/>
+        <w:rPr>
+          <w:noProof/>
+          <w:kern w:val="2"/>
+          <w:sz w:val="24"/>
+          <w:szCs w:val="24"/>
+          <w:lang w:val="en-IL"/>
+        </w:rPr>
+      </w:pPr>
+      <w:hyperlink w:anchor="_Toc206562856" w:history="1">
+        <w:r>
+          <w:rPr>
+            <w:rStyle w:val="Hyperlink"/>
+            <w:noProof/>
+            <w:rtl/>
+            <w:lang w:val="en-US"/>
+          </w:rPr>
+          <w:t>7.</w:t>
+        </w:r>
+        <w:r>
+          <w:rPr>
+            <w:noProof/>
+            <w:kern w:val="2"/>
+            <w:sz w:val="24"/>
+            <w:szCs w:val="24"/>
+            <w:lang w:val="en-IL"/>
+          </w:rPr>
+          <w:tab/>
+        </w:r>
+        <w:r>
+          <w:rPr>
+            <w:rStyle w:val="Hyperlink"/>
+            <w:rFonts w:hint="cs"/>
+            <w:noProof/>
+            <w:rtl/>
+            <w:lang w:val="en-US"/>
+          </w:rPr>
+          <w:t>פקודות</w:t>
+        </w:r>
+        <w:r>
+          <w:rPr>
+            <w:rStyle w:val="Hyperlink"/>
+            <w:noProof/>
+            <w:rtl/>
+            <w:lang w:val="en-US"/>
+          </w:rPr>
+          <w:t xml:space="preserve"> </w:t>
+        </w:r>
+        <w:r>
+          <w:rPr>
+            <w:rStyle w:val="Hyperlink"/>
+            <w:rFonts w:hint="cs"/>
+            <w:noProof/>
+            <w:rtl/>
+            <w:lang w:val="en-US"/>
+          </w:rPr>
+          <w:t>קובץ</w:t>
+        </w:r>
+        <w:r>
+          <w:rPr>
+            <w:rStyle w:val="Hyperlink"/>
+            <w:noProof/>
+            <w:rtl/>
+            <w:lang w:val="en-US"/>
+          </w:rPr>
+          <w:t xml:space="preserve"> </w:t>
+        </w:r>
+        <w:r>
+          <w:rPr>
+            <w:rStyle w:val="Hyperlink"/>
+            <w:rFonts w:hint="cs"/>
+            <w:noProof/>
+            <w:rtl/>
+            <w:lang w:val="en-US"/>
+          </w:rPr>
+          <w:t>הדוקר</w:t>
+        </w:r>
+        <w:r>
+          <w:rPr>
+            <w:noProof/>
+            <w:webHidden/>
+          </w:rPr>
+          <w:tab/>
+        </w:r>
+        <w:r>
+          <w:rPr>
+            <w:noProof/>
+            <w:webHidden/>
+          </w:rPr>
+          <w:fldChar w:fldCharType="begin"/>
+        </w:r>
+        <w:r>
+          <w:rPr>
+            <w:noProof/>
+            <w:webHidden/>
+          </w:rPr>
+          <w:instrText xml:space="preserve"> PAGEREF _Toc206562856 \h </w:instrText>
+        </w:r>
+        <w:r>
+          <w:rPr>
+            <w:noProof/>
+            <w:webHidden/>
+          </w:rPr>
+        </w:r>
+        <w:r>
+          <w:rPr>
+            <w:noProof/>
+            <w:webHidden/>
+          </w:rPr>
+          <w:fldChar w:fldCharType="separate"/>
+        </w:r>
+        <w:r>
+          <w:rPr>
+            <w:noProof/>
+            <w:webHidden/>
+          </w:rPr>
+          <w:t>8</w:t>
+        </w:r>
+        <w:r>
+          <w:rPr>
+            <w:noProof/>
+            <w:webHidden/>
+          </w:rPr>
+          <w:fldChar w:fldCharType="end"/>
+        </w:r>
+      </w:hyperlink>
+    </w:p>
+    <w:p>
+      <w:pPr>
+        <w:pStyle w:val="TOC1"/>
+        <w:tabs>
+          <w:tab w:val="left" w:pos="1680"/>
+        </w:tabs>
+        <w:bidi w:val="0"/>
+        <w:rPr>
+          <w:noProof/>
+          <w:kern w:val="2"/>
+          <w:sz w:val="24"/>
+          <w:szCs w:val="24"/>
+          <w:lang w:val="en-IL"/>
+        </w:rPr>
+      </w:pPr>
+      <w:hyperlink w:anchor="_Toc206562857" w:history="1">
+        <w:r>
+          <w:rPr>
+            <w:rStyle w:val="Hyperlink"/>
+            <w:noProof/>
+            <w:rtl/>
+            <w:lang w:val="en-US"/>
+          </w:rPr>
+          <w:t>8.</w:t>
+        </w:r>
+        <w:r>
+          <w:rPr>
+            <w:noProof/>
+            <w:kern w:val="2"/>
+            <w:sz w:val="24"/>
+            <w:szCs w:val="24"/>
+            <w:lang w:val="en-IL"/>
+          </w:rPr>
+          <w:tab/>
+        </w:r>
+        <w:r>
+          <w:rPr>
+            <w:rStyle w:val="Hyperlink"/>
+            <w:rFonts w:hint="cs"/>
+            <w:noProof/>
+            <w:rtl/>
+          </w:rPr>
+          <w:t>התקנת</w:t>
+        </w:r>
+        <w:r>
+          <w:rPr>
+            <w:rStyle w:val="Hyperlink"/>
+            <w:noProof/>
+            <w:rtl/>
+          </w:rPr>
+          <w:t xml:space="preserve"> </w:t>
+        </w:r>
+        <w:r>
+          <w:rPr>
+            <w:rStyle w:val="Hyperlink"/>
+            <w:rFonts w:hint="cs"/>
+            <w:noProof/>
+            <w:rtl/>
+          </w:rPr>
+          <w:t>סביבת</w:t>
+        </w:r>
+        <w:r>
+          <w:rPr>
+            <w:rStyle w:val="Hyperlink"/>
+            <w:noProof/>
+            <w:rtl/>
+          </w:rPr>
+          <w:t xml:space="preserve"> </w:t>
+        </w:r>
+        <w:r>
+          <w:rPr>
+            <w:rStyle w:val="Hyperlink"/>
+            <w:noProof/>
+          </w:rPr>
+          <w:t xml:space="preserve">React </w:t>
+        </w:r>
+        <w:r>
+          <w:rPr>
+            <w:rStyle w:val="Hyperlink"/>
+            <w:noProof/>
+            <w:rtl/>
+          </w:rPr>
+          <w:t xml:space="preserve"> </w:t>
+        </w:r>
+        <w:r>
+          <w:rPr>
+            <w:rStyle w:val="Hyperlink"/>
+            <w:rFonts w:hint="cs"/>
+            <w:noProof/>
+            <w:rtl/>
+          </w:rPr>
+          <w:t>ראשונה</w:t>
+        </w:r>
+        <w:r>
+          <w:rPr>
+            <w:rStyle w:val="Hyperlink"/>
+            <w:noProof/>
+            <w:rtl/>
+          </w:rPr>
+          <w:t xml:space="preserve"> </w:t>
+        </w:r>
+        <w:r>
+          <w:rPr>
+            <w:rStyle w:val="Hyperlink"/>
+            <w:rFonts w:hint="cs"/>
+            <w:noProof/>
+            <w:rtl/>
           </w:rPr>
           <w:t>לפרוייקט</w:t>
         </w:r>
@@ -1304,7 +1912,7 @@
             <w:noProof/>
             <w:webHidden/>
           </w:rPr>
-          <w:instrText xml:space="preserve"> PAGEREF _Toc206457422 \h </w:instrText>
+          <w:instrText xml:space="preserve"> PAGEREF _Toc206562857 \h </w:instrText>
         </w:r>
         <w:r>
           <w:rPr>
@@ -1324,7 +1932,7 @@
             <w:noProof/>
             <w:webHidden/>
           </w:rPr>
-          <w:t>5</w:t>
+          <w:t>9</w:t>
         </w:r>
         <w:r>
           <w:rPr>
@@ -1375,7 +1983,7 @@
           <w:lang w:val="en-US"/>
         </w:rPr>
       </w:pPr>
-      <w:bookmarkStart w:id="1" w:name="_Toc206457415"/>
+      <w:bookmarkStart w:id="1" w:name="_Toc206562846"/>
       <w:r>
         <w:rPr>
           <w:rFonts w:hint="cs"/>
@@ -1409,7 +2017,7 @@
           <w:lang w:val="en-US"/>
         </w:rPr>
       </w:pPr>
-      <w:bookmarkStart w:id="2" w:name="_Toc206457416"/>
+      <w:bookmarkStart w:id="2" w:name="_Toc206562847"/>
       <w:r>
         <w:rPr>
           <w:rStyle w:val="Heading1Char"/>
@@ -2053,7 +2661,7 @@
           <w:lang w:val="en-US"/>
         </w:rPr>
       </w:pPr>
-      <w:bookmarkStart w:id="3" w:name="_Toc206457417"/>
+      <w:bookmarkStart w:id="3" w:name="_Toc206562848"/>
       <w:r>
         <w:rPr>
           <w:rStyle w:val="Heading1Char"/>
@@ -2287,7 +2895,7 @@
           <w:lang w:val="en-US"/>
         </w:rPr>
       </w:pPr>
-      <w:bookmarkStart w:id="4" w:name="_Toc206457418"/>
+      <w:bookmarkStart w:id="4" w:name="_Toc206562849"/>
       <w:r>
         <w:rPr>
           <w:rStyle w:val="Heading1Char"/>
@@ -3647,18 +4255,17 @@
         <w:bidi/>
         <w:rPr>
           <w:rtl/>
-          <w:lang w:val="en-IL"/>
-        </w:rPr>
-      </w:pPr>
-      <w:bookmarkStart w:id="5" w:name="_Toc206457419"/>
+        </w:rPr>
+      </w:pPr>
+      <w:bookmarkStart w:id="5" w:name="_Toc206562850"/>
       <w:r>
         <w:rPr>
           <w:rFonts w:hint="cs"/>
           <w:rtl/>
-          <w:lang w:val="en-IL"/>
         </w:rPr>
         <w:t>דיאגנוסטיקה על חיבור תקשורת</w:t>
       </w:r>
+      <w:bookmarkEnd w:id="5"/>
     </w:p>
     <w:p>
       <w:pPr>
@@ -3666,98 +4273,72 @@
         <w:rPr>
           <w:rFonts w:cs="Arial"/>
           <w:rtl/>
-          <w:lang w:val="en-IL"/>
         </w:rPr>
       </w:pPr>
       <w:r>
         <w:rPr>
           <w:rFonts w:cs="Arial"/>
           <w:rtl/>
-          <w:lang w:val="en-IL"/>
         </w:rPr>
         <w:t>ה-</w:t>
       </w:r>
       <w:r>
-        <w:rPr>
-          <w:lang w:val="en-IL"/>
-        </w:rPr>
         <w:t>cmdlet Test-NetConnection</w:t>
       </w:r>
       <w:r>
         <w:rPr>
           <w:rFonts w:cs="Arial"/>
           <w:rtl/>
-          <w:lang w:val="en-IL"/>
         </w:rPr>
         <w:t xml:space="preserve"> מציג מידע אבחוני עבור חיבור. הוא תומך בבדיקת </w:t>
       </w:r>
       <w:r>
-        <w:rPr>
-          <w:lang w:val="en-IL"/>
-        </w:rPr>
         <w:t>ping</w:t>
       </w:r>
       <w:r>
         <w:rPr>
           <w:rFonts w:cs="Arial"/>
           <w:rtl/>
-          <w:lang w:val="en-IL"/>
         </w:rPr>
         <w:t xml:space="preserve">, בדיקת </w:t>
       </w:r>
       <w:r>
-        <w:rPr>
-          <w:lang w:val="en-IL"/>
-        </w:rPr>
         <w:t>TCP</w:t>
       </w:r>
       <w:r>
         <w:rPr>
           <w:rFonts w:cs="Arial"/>
           <w:rtl/>
-          <w:lang w:val="en-IL"/>
         </w:rPr>
         <w:t>, מעקב אחר מסלולים ואבחון בחירת מסלולים. בהתאם לפרמטרי הקלט, הפלט יכול לכלול את תוצאות חיפוש ה-</w:t>
       </w:r>
       <w:r>
-        <w:rPr>
-          <w:lang w:val="en-IL"/>
-        </w:rPr>
         <w:t>DNS</w:t>
       </w:r>
       <w:r>
         <w:rPr>
           <w:rFonts w:cs="Arial"/>
           <w:rtl/>
-          <w:lang w:val="en-IL"/>
         </w:rPr>
         <w:t xml:space="preserve">, רשימה של ממשקי </w:t>
       </w:r>
       <w:r>
-        <w:rPr>
-          <w:lang w:val="en-IL"/>
-        </w:rPr>
         <w:t>IP</w:t>
       </w:r>
       <w:r>
         <w:rPr>
           <w:rFonts w:cs="Arial"/>
           <w:rtl/>
-          <w:lang w:val="en-IL"/>
         </w:rPr>
         <w:t xml:space="preserve">, כללי </w:t>
       </w:r>
       <w:r>
-        <w:rPr>
-          <w:lang w:val="en-IL"/>
-        </w:rPr>
         <w:t>IPsec</w:t>
       </w:r>
       <w:r>
         <w:rPr>
           <w:rFonts w:cs="Arial"/>
           <w:rtl/>
-          <w:lang w:val="en-IL"/>
         </w:rPr>
         <w:t>, תוצאות בחירת כתובת מסלול/מקור ו/או אישור יצירת חיבור.</w:t>
       </w:r>
@@ -3767,14 +4348,12 @@
         <w:bidi/>
         <w:rPr>
           <w:rtl/>
-          <w:lang w:val="en-IL"/>
         </w:rPr>
       </w:pPr>
       <w:r>
         <w:rPr>
           <w:rFonts w:cs="Arial"/>
           <w:rtl/>
-          <w:lang w:val="en-IL"/>
         </w:rPr>
         <w:tab/>
       </w:r>
@@ -3782,7 +4361,6 @@
         <w:rPr>
           <w:rFonts w:cs="Arial"/>
           <w:rtl/>
-          <w:lang w:val="en-IL"/>
         </w:rPr>
         <w:tab/>
       </w:r>
@@ -3790,7 +4368,6 @@
         <w:rPr>
           <w:rFonts w:cs="Arial"/>
           <w:rtl/>
-          <w:lang w:val="en-IL"/>
         </w:rPr>
         <w:tab/>
       </w:r>
@@ -3798,7 +4375,6 @@
         <w:rPr>
           <w:rFonts w:cs="Arial"/>
           <w:rtl/>
-          <w:lang w:val="en-IL"/>
         </w:rPr>
         <w:tab/>
       </w:r>
@@ -3806,7 +4382,6 @@
         <w:rPr>
           <w:rFonts w:cs="Arial" w:hint="cs"/>
           <w:rtl/>
-          <w:lang w:val="en-IL"/>
         </w:rPr>
         <w:t>דוגמא:</w:t>
       </w:r>
@@ -3814,7 +4389,6 @@
     <w:p>
       <w:pPr>
         <w:rPr>
-          <w:rFonts w:hint="eastAsia"/>
           <w:lang w:val="en-US"/>
         </w:rPr>
       </w:pPr>
@@ -3838,6 +4412,7 @@
           <w:lang w:val="en-US"/>
         </w:rPr>
       </w:pPr>
+      <w:bookmarkStart w:id="6" w:name="_Toc206562851"/>
       <w:r>
         <w:rPr>
           <w:rFonts w:hint="cs"/>
@@ -3853,7 +4428,7 @@
         </w:rPr>
         <w:t>Entity Framework</w:t>
       </w:r>
-      <w:bookmarkEnd w:id="5"/>
+      <w:bookmarkEnd w:id="6"/>
     </w:p>
     <w:p>
       <w:pPr>
@@ -3869,7 +4444,7 @@
         <w:pStyle w:val="Heading2"/>
         <w:bidi/>
       </w:pPr>
-      <w:bookmarkStart w:id="6" w:name="_Toc206457420"/>
+      <w:bookmarkStart w:id="7" w:name="_Toc206562852"/>
       <w:r>
         <w:rPr>
           <w:rFonts w:ascii="Segoe UI Emoji" w:hAnsi="Segoe UI Emoji" w:cs="Segoe UI Emoji"/>
@@ -3905,7 +4480,7 @@
       <w:r>
         <w:t xml:space="preserve"> (</w:t>
       </w:r>
-      <w:bookmarkEnd w:id="6"/>
+      <w:bookmarkEnd w:id="7"/>
     </w:p>
     <w:p>
       <w:pPr>
@@ -4283,7 +4858,7 @@
           <w:rtl/>
         </w:rPr>
       </w:pPr>
-      <w:bookmarkStart w:id="7" w:name="_Toc206457421"/>
+      <w:bookmarkStart w:id="8" w:name="_Toc206562853"/>
       <w:r>
         <w:rPr>
           <w:rFonts w:hint="cs"/>
@@ -4298,6 +4873,7 @@
         </w:rPr>
         <w:t>Dockerfile</w:t>
       </w:r>
+      <w:bookmarkEnd w:id="8"/>
     </w:p>
     <w:p>
       <w:pPr>
@@ -4630,6 +5206,7 @@
           <w:lang w:val="en-US"/>
         </w:rPr>
       </w:pPr>
+      <w:bookmarkStart w:id="9" w:name="_Toc206562854"/>
       <w:r>
         <w:rPr>
           <w:rFonts w:hint="cs"/>
@@ -4645,6 +5222,7 @@
         </w:rPr>
         <w:t>docker-compose.yml</w:t>
       </w:r>
+      <w:bookmarkEnd w:id="9"/>
     </w:p>
     <w:p>
       <w:pPr>
@@ -6423,6 +7001,7 @@
           <w:lang w:val="en-US"/>
         </w:rPr>
       </w:pPr>
+      <w:bookmarkStart w:id="10" w:name="_Toc206562855"/>
       <w:r>
         <w:rPr>
           <w:rFonts w:hint="cs"/>
@@ -6439,6 +7018,7 @@
         </w:rPr>
         <w:t>ר</w:t>
       </w:r>
+      <w:bookmarkEnd w:id="10"/>
     </w:p>
     <w:p>
       <w:pPr>
@@ -6658,7 +7238,6 @@
         <w:t>docker-compose up –build</w:t>
       </w:r>
     </w:p>
-    <w:bookmarkEnd w:id="7"/>
     <w:p>
       <w:pPr>
         <w:pStyle w:val="Heading1"/>
@@ -6672,6 +7251,7 @@
           <w:lang w:val="en-US"/>
         </w:rPr>
       </w:pPr>
+      <w:bookmarkStart w:id="11" w:name="_Toc206562856"/>
       <w:r>
         <w:rPr>
           <w:rFonts w:hint="cs"/>
@@ -6680,6 +7260,7 @@
         </w:rPr>
         <w:t>פקודות קובץ הדוקר</w:t>
       </w:r>
+      <w:bookmarkEnd w:id="11"/>
     </w:p>
     <w:p>
       <w:pPr>
@@ -9811,7 +10392,7 @@
           <w:lang w:val="en-US"/>
         </w:rPr>
       </w:pPr>
-      <w:bookmarkStart w:id="8" w:name="_Toc206457422"/>
+      <w:bookmarkStart w:id="12" w:name="_Toc206562857"/>
       <w:r>
         <w:rPr>
           <w:rFonts w:hint="cs"/>
@@ -9832,7 +10413,7 @@
         </w:rPr>
         <w:t xml:space="preserve"> ראשונה לפרוייקט</w:t>
       </w:r>
-      <w:bookmarkEnd w:id="8"/>
+      <w:bookmarkEnd w:id="12"/>
     </w:p>
     <w:p>
       <w:pPr>

--- a/Documentations/UsefulCommands.docx
+++ b/Documentations/UsefulCommands.docx
@@ -45,7 +45,6 @@
           <w:kern w:val="2"/>
           <w:sz w:val="24"/>
           <w:szCs w:val="24"/>
-          <w:lang w:val="en-IL"/>
         </w:rPr>
       </w:pPr>
       <w:r>
@@ -155,7 +154,6 @@
           <w:kern w:val="2"/>
           <w:sz w:val="24"/>
           <w:szCs w:val="24"/>
-          <w:lang w:val="en-IL"/>
         </w:rPr>
       </w:pPr>
       <w:hyperlink w:anchor="_Toc206562846" w:history="1">
@@ -174,7 +172,6 @@
             <w:kern w:val="2"/>
             <w:sz w:val="24"/>
             <w:szCs w:val="24"/>
-            <w:lang w:val="en-IL"/>
           </w:rPr>
           <w:tab/>
         </w:r>
@@ -264,7 +261,6 @@
           <w:kern w:val="2"/>
           <w:sz w:val="24"/>
           <w:szCs w:val="24"/>
-          <w:lang w:val="en-IL"/>
         </w:rPr>
       </w:pPr>
       <w:hyperlink w:anchor="_Toc206562847" w:history="1">
@@ -498,7 +494,6 @@
           <w:kern w:val="2"/>
           <w:sz w:val="24"/>
           <w:szCs w:val="24"/>
-          <w:lang w:val="en-IL"/>
         </w:rPr>
       </w:pPr>
       <w:hyperlink w:anchor="_Toc206562848" w:history="1">
@@ -672,7 +667,6 @@
           <w:kern w:val="2"/>
           <w:sz w:val="24"/>
           <w:szCs w:val="24"/>
-          <w:lang w:val="en-IL"/>
         </w:rPr>
       </w:pPr>
       <w:hyperlink w:anchor="_Toc206562849" w:history="1">
@@ -803,7 +797,6 @@
           <w:kern w:val="2"/>
           <w:sz w:val="24"/>
           <w:szCs w:val="24"/>
-          <w:lang w:val="en-IL"/>
         </w:rPr>
       </w:pPr>
       <w:hyperlink w:anchor="_Toc206562850" w:history="1">
@@ -821,7 +814,6 @@
             <w:kern w:val="2"/>
             <w:sz w:val="24"/>
             <w:szCs w:val="24"/>
-            <w:lang w:val="en-IL"/>
           </w:rPr>
           <w:tab/>
         </w:r>
@@ -947,7 +939,6 @@
           <w:kern w:val="2"/>
           <w:sz w:val="24"/>
           <w:szCs w:val="24"/>
-          <w:lang w:val="en-IL"/>
         </w:rPr>
       </w:pPr>
       <w:hyperlink w:anchor="_Toc206562851" w:history="1">
@@ -966,7 +957,6 @@
             <w:kern w:val="2"/>
             <w:sz w:val="24"/>
             <w:szCs w:val="24"/>
-            <w:lang w:val="en-IL"/>
           </w:rPr>
           <w:tab/>
         </w:r>
@@ -1058,7 +1048,6 @@
           <w:kern w:val="2"/>
           <w:sz w:val="24"/>
           <w:szCs w:val="24"/>
-          <w:lang w:val="en-IL"/>
         </w:rPr>
       </w:pPr>
       <w:hyperlink w:anchor="_Toc206562852" w:history="1">
@@ -1219,7 +1208,6 @@
           <w:kern w:val="2"/>
           <w:sz w:val="24"/>
           <w:szCs w:val="24"/>
-          <w:lang w:val="en-IL"/>
         </w:rPr>
       </w:pPr>
       <w:hyperlink w:anchor="_Toc206562853" w:history="1">
@@ -1237,7 +1225,6 @@
             <w:kern w:val="2"/>
             <w:sz w:val="24"/>
             <w:szCs w:val="24"/>
-            <w:lang w:val="en-IL"/>
           </w:rPr>
           <w:tab/>
         </w:r>
@@ -1361,7 +1348,6 @@
           <w:kern w:val="2"/>
           <w:sz w:val="24"/>
           <w:szCs w:val="24"/>
-          <w:lang w:val="en-IL"/>
         </w:rPr>
       </w:pPr>
       <w:hyperlink w:anchor="_Toc206562854" w:history="1">
@@ -1379,7 +1365,6 @@
             <w:kern w:val="2"/>
             <w:sz w:val="24"/>
             <w:szCs w:val="24"/>
-            <w:lang w:val="en-IL"/>
           </w:rPr>
           <w:tab/>
         </w:r>
@@ -1529,7 +1514,6 @@
           <w:kern w:val="2"/>
           <w:sz w:val="24"/>
           <w:szCs w:val="24"/>
-          <w:lang w:val="en-IL"/>
         </w:rPr>
       </w:pPr>
       <w:hyperlink w:anchor="_Toc206562855" w:history="1">
@@ -1548,7 +1532,6 @@
             <w:kern w:val="2"/>
             <w:sz w:val="24"/>
             <w:szCs w:val="24"/>
-            <w:lang w:val="en-IL"/>
           </w:rPr>
           <w:tab/>
         </w:r>
@@ -1662,7 +1645,6 @@
           <w:kern w:val="2"/>
           <w:sz w:val="24"/>
           <w:szCs w:val="24"/>
-          <w:lang w:val="en-IL"/>
         </w:rPr>
       </w:pPr>
       <w:hyperlink w:anchor="_Toc206562856" w:history="1">
@@ -1681,7 +1663,6 @@
             <w:kern w:val="2"/>
             <w:sz w:val="24"/>
             <w:szCs w:val="24"/>
-            <w:lang w:val="en-IL"/>
           </w:rPr>
           <w:tab/>
         </w:r>
@@ -1795,7 +1776,6 @@
           <w:kern w:val="2"/>
           <w:sz w:val="24"/>
           <w:szCs w:val="24"/>
-          <w:lang w:val="en-IL"/>
         </w:rPr>
       </w:pPr>
       <w:hyperlink w:anchor="_Toc206562857" w:history="1">
@@ -1814,7 +1794,6 @@
             <w:kern w:val="2"/>
             <w:sz w:val="24"/>
             <w:szCs w:val="24"/>
-            <w:lang w:val="en-IL"/>
           </w:rPr>
           <w:tab/>
         </w:r>
@@ -2254,8 +2233,18 @@
           <w:sz w:val="24"/>
           <w:szCs w:val="24"/>
         </w:rPr>
-        <w:t>git init</w:t>
-      </w:r>
+        <w:t xml:space="preserve">git </w:t>
+      </w:r>
+      <w:proofErr w:type="spellStart"/>
+      <w:r>
+        <w:rPr>
+          <w:rFonts w:ascii="Segoe UI Emoji" w:hAnsi="Segoe UI Emoji" w:cs="Segoe UI Emoji"/>
+          <w:sz w:val="24"/>
+          <w:szCs w:val="24"/>
+        </w:rPr>
+        <w:t>init</w:t>
+      </w:r>
+      <w:proofErr w:type="spellEnd"/>
     </w:p>
     <w:p>
       <w:pPr>
@@ -2330,7 +2319,7 @@
         </w:rPr>
         <w:t>ל־</w:t>
       </w:r>
-      <w:hyperlink r:id="rId5" w:tgtFrame="_new" w:history="1">
+      <w:hyperlink r:id="rId6" w:tgtFrame="_new" w:history="1">
         <w:r>
           <w:rPr>
             <w:rStyle w:val="Hyperlink"/>
@@ -2466,8 +2455,18 @@
           <w:sz w:val="24"/>
           <w:szCs w:val="24"/>
         </w:rPr>
-        <w:t>: MyProject</w:t>
-      </w:r>
+        <w:t xml:space="preserve">: </w:t>
+      </w:r>
+      <w:proofErr w:type="spellStart"/>
+      <w:r>
+        <w:rPr>
+          <w:rFonts w:ascii="Segoe UI Emoji" w:hAnsi="Segoe UI Emoji" w:cs="Segoe UI Emoji"/>
+          <w:sz w:val="24"/>
+          <w:szCs w:val="24"/>
+        </w:rPr>
+        <w:t>MyProject</w:t>
+      </w:r>
+      <w:proofErr w:type="spellEnd"/>
     </w:p>
     <w:p>
       <w:pPr>
@@ -2768,7 +2767,7 @@
         </w:rPr>
         <w:t xml:space="preserve">git remote add origin </w:t>
       </w:r>
-      <w:hyperlink r:id="rId6" w:history="1">
+      <w:hyperlink r:id="rId7" w:history="1">
         <w:r>
           <w:t>https://github.com/USERNAME/REPO_NAME.git</w:t>
         </w:r>
@@ -2883,7 +2882,21 @@
         <w:rPr>
           <w:rFonts w:ascii="Segoe UI Emoji" w:hAnsi="Segoe UI Emoji" w:cs="Segoe UI Emoji"/>
         </w:rPr>
-        <w:t>git remote set-url origin https://github.com/USERNAME/REPO_NAME.git</w:t>
+        <w:t>git remote set-</w:t>
+      </w:r>
+      <w:proofErr w:type="spellStart"/>
+      <w:r>
+        <w:rPr>
+          <w:rFonts w:ascii="Segoe UI Emoji" w:hAnsi="Segoe UI Emoji" w:cs="Segoe UI Emoji"/>
+        </w:rPr>
+        <w:t>url</w:t>
+      </w:r>
+      <w:proofErr w:type="spellEnd"/>
+      <w:r>
+        <w:rPr>
+          <w:rFonts w:ascii="Segoe UI Emoji" w:hAnsi="Segoe UI Emoji" w:cs="Segoe UI Emoji"/>
+        </w:rPr>
+        <w:t xml:space="preserve"> origin https://github.com/USERNAME/REPO_NAME.git</w:t>
       </w:r>
     </w:p>
     <w:p>
@@ -2975,8 +2988,18 @@
           <w:sz w:val="24"/>
           <w:szCs w:val="24"/>
         </w:rPr>
-        <w:t>git add .</w:t>
-      </w:r>
+        <w:t xml:space="preserve">git </w:t>
+      </w:r>
+      <w:proofErr w:type="gramStart"/>
+      <w:r>
+        <w:rPr>
+          <w:rFonts w:ascii="Segoe UI Emoji" w:hAnsi="Segoe UI Emoji" w:cs="Segoe UI Emoji"/>
+          <w:sz w:val="24"/>
+          <w:szCs w:val="24"/>
+        </w:rPr>
+        <w:t>add .</w:t>
+      </w:r>
+      <w:proofErr w:type="gramEnd"/>
     </w:p>
     <w:p>
       <w:pPr>
@@ -3340,8 +3363,18 @@
           <w:szCs w:val="24"/>
           <w:lang w:val="en-US"/>
         </w:rPr>
-        <w:t>git add .</w:t>
-      </w:r>
+        <w:t xml:space="preserve">git </w:t>
+      </w:r>
+      <w:proofErr w:type="gramStart"/>
+      <w:r>
+        <w:rPr>
+          <w:sz w:val="24"/>
+          <w:szCs w:val="24"/>
+          <w:lang w:val="en-US"/>
+        </w:rPr>
+        <w:t>add .</w:t>
+      </w:r>
+      <w:proofErr w:type="gramEnd"/>
     </w:p>
     <w:p>
       <w:pPr>
@@ -3387,8 +3420,19 @@
           <w:szCs w:val="24"/>
           <w:lang w:val="en-US"/>
         </w:rPr>
-        <w:t>git add path/to/file.cs</w:t>
-      </w:r>
+        <w:t>git add path/to/</w:t>
+      </w:r>
+      <w:proofErr w:type="spellStart"/>
+      <w:r>
+        <w:rPr>
+          <w:rFonts w:cs="Arial"/>
+          <w:sz w:val="24"/>
+          <w:szCs w:val="24"/>
+          <w:lang w:val="en-US"/>
+        </w:rPr>
+        <w:t>file.cs</w:t>
+      </w:r>
+      <w:proofErr w:type="spellEnd"/>
     </w:p>
     <w:p>
       <w:pPr>
@@ -3686,8 +3730,19 @@
           <w:szCs w:val="24"/>
           <w:lang w:val="en-US"/>
         </w:rPr>
-        <w:t>git pull</w:t>
-      </w:r>
+        <w:t xml:space="preserve">git </w:t>
+      </w:r>
+      <w:proofErr w:type="gramStart"/>
+      <w:r>
+        <w:rPr>
+          <w:rFonts w:cs="Arial"/>
+          <w:sz w:val="24"/>
+          <w:szCs w:val="24"/>
+          <w:lang w:val="en-US"/>
+        </w:rPr>
+        <w:t>pull</w:t>
+      </w:r>
+      <w:proofErr w:type="gramEnd"/>
     </w:p>
     <w:p>
       <w:pPr>
@@ -3790,13 +3845,31 @@
           <w:sz w:val="24"/>
           <w:szCs w:val="24"/>
         </w:rPr>
-        <w:t xml:space="preserve">bin/, obj/, appsettings.Development.json </w:t>
-      </w:r>
+        <w:t xml:space="preserve">bin/, obj/, </w:t>
+      </w:r>
+      <w:proofErr w:type="spellStart"/>
       <w:r>
         <w:rPr>
           <w:rFonts w:cs="Arial"/>
           <w:sz w:val="24"/>
           <w:szCs w:val="24"/>
+        </w:rPr>
+        <w:t>appsettings.Development.json</w:t>
+      </w:r>
+      <w:proofErr w:type="spellEnd"/>
+      <w:r>
+        <w:rPr>
+          <w:rFonts w:cs="Arial"/>
+          <w:sz w:val="24"/>
+          <w:szCs w:val="24"/>
+        </w:rPr>
+        <w:t xml:space="preserve"> </w:t>
+      </w:r>
+      <w:r>
+        <w:rPr>
+          <w:rFonts w:cs="Arial"/>
+          <w:sz w:val="24"/>
+          <w:szCs w:val="24"/>
           <w:rtl/>
           <w:lang w:val="en-US"/>
         </w:rPr>
@@ -3841,7 +3914,25 @@
           <w:sz w:val="24"/>
           <w:szCs w:val="24"/>
         </w:rPr>
-        <w:t xml:space="preserve">.gitignore </w:t>
+        <w:t>.</w:t>
+      </w:r>
+      <w:proofErr w:type="spellStart"/>
+      <w:r>
+        <w:rPr>
+          <w:rFonts w:cs="Arial"/>
+          <w:sz w:val="24"/>
+          <w:szCs w:val="24"/>
+        </w:rPr>
+        <w:t>gitignore</w:t>
+      </w:r>
+      <w:proofErr w:type="spellEnd"/>
+      <w:r>
+        <w:rPr>
+          <w:rFonts w:cs="Arial"/>
+          <w:sz w:val="24"/>
+          <w:szCs w:val="24"/>
+        </w:rPr>
+        <w:t xml:space="preserve"> </w:t>
       </w:r>
       <w:r>
         <w:rPr>
@@ -3999,8 +4090,18 @@
           <w:sz w:val="24"/>
           <w:szCs w:val="24"/>
         </w:rPr>
-        <w:t>.gitignore</w:t>
-      </w:r>
+        <w:t>.</w:t>
+      </w:r>
+      <w:proofErr w:type="spellStart"/>
+      <w:r>
+        <w:rPr>
+          <w:rFonts w:cs="Arial"/>
+          <w:sz w:val="24"/>
+          <w:szCs w:val="24"/>
+        </w:rPr>
+        <w:t>gitignore</w:t>
+      </w:r>
+      <w:proofErr w:type="spellEnd"/>
     </w:p>
     <w:p>
       <w:pPr>
@@ -4129,7 +4230,25 @@
           <w:sz w:val="24"/>
           <w:szCs w:val="24"/>
         </w:rPr>
-        <w:t>.gitignore </w:t>
+        <w:t>.</w:t>
+      </w:r>
+      <w:proofErr w:type="spellStart"/>
+      <w:r>
+        <w:rPr>
+          <w:rFonts w:cs="Arial"/>
+          <w:sz w:val="24"/>
+          <w:szCs w:val="24"/>
+        </w:rPr>
+        <w:t>gitignore</w:t>
+      </w:r>
+      <w:proofErr w:type="spellEnd"/>
+      <w:r>
+        <w:rPr>
+          <w:rFonts w:cs="Arial"/>
+          <w:sz w:val="24"/>
+          <w:szCs w:val="24"/>
+        </w:rPr>
+        <w:t> </w:t>
       </w:r>
       <w:r>
         <w:rPr>
@@ -4283,8 +4402,13 @@
         <w:t>ה-</w:t>
       </w:r>
       <w:r>
-        <w:t>cmdlet Test-NetConnection</w:t>
-      </w:r>
+        <w:t>cmdlet Test-</w:t>
+      </w:r>
+      <w:proofErr w:type="spellStart"/>
+      <w:r>
+        <w:t>NetConnection</w:t>
+      </w:r>
+      <w:proofErr w:type="spellEnd"/>
       <w:r>
         <w:rPr>
           <w:rFonts w:cs="Arial"/>
@@ -4396,7 +4520,35 @@
         <w:rPr>
           <w:lang w:val="en-US"/>
         </w:rPr>
-        <w:t>Test-NetConnection -ComputerName localhost -Port 5432</w:t>
+        <w:t>Test-</w:t>
+      </w:r>
+      <w:proofErr w:type="spellStart"/>
+      <w:r>
+        <w:rPr>
+          <w:lang w:val="en-US"/>
+        </w:rPr>
+        <w:t>NetConnection</w:t>
+      </w:r>
+      <w:proofErr w:type="spellEnd"/>
+      <w:r>
+        <w:rPr>
+          <w:lang w:val="en-US"/>
+        </w:rPr>
+        <w:t xml:space="preserve"> -</w:t>
+      </w:r>
+      <w:proofErr w:type="spellStart"/>
+      <w:r>
+        <w:rPr>
+          <w:lang w:val="en-US"/>
+        </w:rPr>
+        <w:t>ComputerName</w:t>
+      </w:r>
+      <w:proofErr w:type="spellEnd"/>
+      <w:r>
+        <w:rPr>
+          <w:lang w:val="en-US"/>
+        </w:rPr>
+        <w:t xml:space="preserve"> localhost -Port 5432</w:t>
       </w:r>
     </w:p>
     <w:p>
@@ -4500,8 +4652,17 @@
           <w:sz w:val="24"/>
           <w:szCs w:val="24"/>
         </w:rPr>
-        <w:t>dotnet tool install --global dotnet-ef</w:t>
-      </w:r>
+        <w:t>dotnet tool install --global dotnet-</w:t>
+      </w:r>
+      <w:proofErr w:type="spellStart"/>
+      <w:r>
+        <w:rPr>
+          <w:sz w:val="24"/>
+          <w:szCs w:val="24"/>
+        </w:rPr>
+        <w:t>ef</w:t>
+      </w:r>
+      <w:proofErr w:type="spellEnd"/>
     </w:p>
     <w:p>
       <w:pPr>
@@ -4563,8 +4724,21 @@
         <w:ind w:firstLine="720"/>
       </w:pPr>
       <w:r>
-        <w:t>dotnet ef migrations add AddUserRolesSeeder</w:t>
-      </w:r>
+        <w:t xml:space="preserve">dotnet </w:t>
+      </w:r>
+      <w:proofErr w:type="spellStart"/>
+      <w:r>
+        <w:t>ef</w:t>
+      </w:r>
+      <w:proofErr w:type="spellEnd"/>
+      <w:r>
+        <w:t xml:space="preserve"> migrations add </w:t>
+      </w:r>
+      <w:proofErr w:type="spellStart"/>
+      <w:r>
+        <w:t>AddUserRolesSeeder</w:t>
+      </w:r>
+      <w:proofErr w:type="spellEnd"/>
     </w:p>
     <w:p>
       <w:pPr>
@@ -4624,8 +4798,21 @@
         </w:rPr>
       </w:pPr>
       <w:r>
-        <w:t>dotnet ef migrations add AddUserRolesSeeder</w:t>
-      </w:r>
+        <w:t>dotnet </w:t>
+      </w:r>
+      <w:proofErr w:type="spellStart"/>
+      <w:r>
+        <w:t>ef</w:t>
+      </w:r>
+      <w:proofErr w:type="spellEnd"/>
+      <w:r>
+        <w:t> migrations add </w:t>
+      </w:r>
+      <w:proofErr w:type="spellStart"/>
+      <w:r>
+        <w:t>AddUserRolesSeeder</w:t>
+      </w:r>
+      <w:proofErr w:type="spellEnd"/>
     </w:p>
     <w:p>
       <w:pPr>
@@ -4653,6 +4840,7 @@
         </w:rPr>
         <w:t>20250814113020_</w:t>
       </w:r>
+      <w:proofErr w:type="spellStart"/>
       <w:r>
         <w:rPr>
           <w:rFonts w:eastAsiaTheme="minorEastAsia"/>
@@ -4660,6 +4848,7 @@
         </w:rPr>
         <w:t>AddUserRolesSeeder.cs</w:t>
       </w:r>
+      <w:proofErr w:type="spellEnd"/>
       <w:r>
         <w:rPr>
           <w:rFonts w:eastAsiaTheme="minorEastAsia" w:hint="cs"/>
@@ -4720,7 +4909,27 @@
           <w:szCs w:val="24"/>
           <w14:ligatures w14:val="none"/>
         </w:rPr>
-        <w:t>dotnet ef database update</w:t>
+        <w:t>dotnet </w:t>
+      </w:r>
+      <w:proofErr w:type="spellStart"/>
+      <w:r>
+        <w:rPr>
+          <w:rFonts w:ascii="Times New Roman" w:eastAsia="Times New Roman" w:hAnsi="Times New Roman" w:cs="Times New Roman"/>
+          <w:sz w:val="24"/>
+          <w:szCs w:val="24"/>
+          <w14:ligatures w14:val="none"/>
+        </w:rPr>
+        <w:t>ef</w:t>
+      </w:r>
+      <w:proofErr w:type="spellEnd"/>
+      <w:r>
+        <w:rPr>
+          <w:rFonts w:ascii="Times New Roman" w:eastAsia="Times New Roman" w:hAnsi="Times New Roman" w:cs="Times New Roman"/>
+          <w:sz w:val="24"/>
+          <w:szCs w:val="24"/>
+          <w14:ligatures w14:val="none"/>
+        </w:rPr>
+        <w:t> database update</w:t>
       </w:r>
     </w:p>
     <w:p>
@@ -4767,7 +4976,27 @@
           <w:szCs w:val="24"/>
           <w14:ligatures w14:val="none"/>
         </w:rPr>
-        <w:t>dotnet ef migrations list</w:t>
+        <w:t>dotnet </w:t>
+      </w:r>
+      <w:proofErr w:type="spellStart"/>
+      <w:r>
+        <w:rPr>
+          <w:rFonts w:ascii="Times New Roman" w:eastAsia="Times New Roman" w:hAnsi="Times New Roman" w:cs="Times New Roman"/>
+          <w:sz w:val="24"/>
+          <w:szCs w:val="24"/>
+          <w14:ligatures w14:val="none"/>
+        </w:rPr>
+        <w:t>ef</w:t>
+      </w:r>
+      <w:proofErr w:type="spellEnd"/>
+      <w:r>
+        <w:rPr>
+          <w:rFonts w:ascii="Times New Roman" w:eastAsia="Times New Roman" w:hAnsi="Times New Roman" w:cs="Times New Roman"/>
+          <w:sz w:val="24"/>
+          <w:szCs w:val="24"/>
+          <w14:ligatures w14:val="none"/>
+        </w:rPr>
+        <w:t> migrations list</w:t>
       </w:r>
     </w:p>
     <w:p>
@@ -4814,7 +5043,47 @@
           <w:szCs w:val="24"/>
           <w14:ligatures w14:val="none"/>
         </w:rPr>
-        <w:t>dotnet ef dbcontext list</w:t>
+        <w:t>dotnet </w:t>
+      </w:r>
+      <w:proofErr w:type="spellStart"/>
+      <w:r>
+        <w:rPr>
+          <w:rFonts w:ascii="Times New Roman" w:eastAsia="Times New Roman" w:hAnsi="Times New Roman" w:cs="Times New Roman"/>
+          <w:sz w:val="24"/>
+          <w:szCs w:val="24"/>
+          <w14:ligatures w14:val="none"/>
+        </w:rPr>
+        <w:t>ef</w:t>
+      </w:r>
+      <w:proofErr w:type="spellEnd"/>
+      <w:r>
+        <w:rPr>
+          <w:rFonts w:ascii="Times New Roman" w:eastAsia="Times New Roman" w:hAnsi="Times New Roman" w:cs="Times New Roman"/>
+          <w:sz w:val="24"/>
+          <w:szCs w:val="24"/>
+          <w14:ligatures w14:val="none"/>
+        </w:rPr>
+        <w:t> </w:t>
+      </w:r>
+      <w:proofErr w:type="spellStart"/>
+      <w:r>
+        <w:rPr>
+          <w:rFonts w:ascii="Times New Roman" w:eastAsia="Times New Roman" w:hAnsi="Times New Roman" w:cs="Times New Roman"/>
+          <w:sz w:val="24"/>
+          <w:szCs w:val="24"/>
+          <w14:ligatures w14:val="none"/>
+        </w:rPr>
+        <w:t>dbcontext</w:t>
+      </w:r>
+      <w:proofErr w:type="spellEnd"/>
+      <w:r>
+        <w:rPr>
+          <w:rFonts w:ascii="Times New Roman" w:eastAsia="Times New Roman" w:hAnsi="Times New Roman" w:cs="Times New Roman"/>
+          <w:sz w:val="24"/>
+          <w:szCs w:val="24"/>
+          <w14:ligatures w14:val="none"/>
+        </w:rPr>
+        <w:t> list</w:t>
       </w:r>
     </w:p>
     <w:p>
@@ -4836,7 +5105,47 @@
           <w:szCs w:val="24"/>
           <w14:ligatures w14:val="none"/>
         </w:rPr>
-        <w:t>dotnet ef dbcontext info</w:t>
+        <w:t>dotnet </w:t>
+      </w:r>
+      <w:proofErr w:type="spellStart"/>
+      <w:r>
+        <w:rPr>
+          <w:rFonts w:ascii="Times New Roman" w:eastAsia="Times New Roman" w:hAnsi="Times New Roman" w:cs="Times New Roman"/>
+          <w:sz w:val="24"/>
+          <w:szCs w:val="24"/>
+          <w14:ligatures w14:val="none"/>
+        </w:rPr>
+        <w:t>ef</w:t>
+      </w:r>
+      <w:proofErr w:type="spellEnd"/>
+      <w:r>
+        <w:rPr>
+          <w:rFonts w:ascii="Times New Roman" w:eastAsia="Times New Roman" w:hAnsi="Times New Roman" w:cs="Times New Roman"/>
+          <w:sz w:val="24"/>
+          <w:szCs w:val="24"/>
+          <w14:ligatures w14:val="none"/>
+        </w:rPr>
+        <w:t> </w:t>
+      </w:r>
+      <w:proofErr w:type="spellStart"/>
+      <w:r>
+        <w:rPr>
+          <w:rFonts w:ascii="Times New Roman" w:eastAsia="Times New Roman" w:hAnsi="Times New Roman" w:cs="Times New Roman"/>
+          <w:sz w:val="24"/>
+          <w:szCs w:val="24"/>
+          <w14:ligatures w14:val="none"/>
+        </w:rPr>
+        <w:t>dbcontext</w:t>
+      </w:r>
+      <w:proofErr w:type="spellEnd"/>
+      <w:r>
+        <w:rPr>
+          <w:rFonts w:ascii="Times New Roman" w:eastAsia="Times New Roman" w:hAnsi="Times New Roman" w:cs="Times New Roman"/>
+          <w:sz w:val="24"/>
+          <w:szCs w:val="24"/>
+          <w14:ligatures w14:val="none"/>
+        </w:rPr>
+        <w:t> info</w:t>
       </w:r>
     </w:p>
     <w:p>
@@ -4867,6 +5176,7 @@
         <w:lastRenderedPageBreak/>
         <w:t xml:space="preserve">מהו קובץ הדוקר </w:t>
       </w:r>
+      <w:proofErr w:type="spellStart"/>
       <w:r>
         <w:rPr>
           <w:rFonts w:hint="eastAsia"/>
@@ -4874,6 +5184,7 @@
         <w:t>Dockerfile</w:t>
       </w:r>
       <w:bookmarkEnd w:id="8"/>
+      <w:proofErr w:type="spellEnd"/>
     </w:p>
     <w:p>
       <w:pPr>
@@ -4883,6 +5194,7 @@
           <w:bCs/>
         </w:rPr>
       </w:pPr>
+      <w:proofErr w:type="spellStart"/>
       <w:r>
         <w:rPr>
           <w:b/>
@@ -4890,6 +5202,7 @@
         </w:rPr>
         <w:t>Dockerfile</w:t>
       </w:r>
+      <w:proofErr w:type="spellEnd"/>
     </w:p>
     <w:p>
       <w:pPr>
@@ -4921,6 +5234,7 @@
         </w:rPr>
         <w:t xml:space="preserve">לבנות </w:t>
       </w:r>
+      <w:proofErr w:type="gramStart"/>
       <w:r>
         <w:rPr>
           <w:b/>
@@ -4944,6 +5258,7 @@
         </w:rPr>
         <w:t>אחד</w:t>
       </w:r>
+      <w:proofErr w:type="gramEnd"/>
       <w:r>
         <w:t>.</w:t>
       </w:r>
@@ -5160,8 +5475,13 @@
         <w:bidi/>
       </w:pPr>
       <w:r>
-        <w:t>COPY --from=publish /app/publish .</w:t>
-      </w:r>
+        <w:t>COPY --from=publish /app/</w:t>
+      </w:r>
+      <w:proofErr w:type="gramStart"/>
+      <w:r>
+        <w:t>publish .</w:t>
+      </w:r>
+      <w:proofErr w:type="gramEnd"/>
     </w:p>
     <w:p>
       <w:pPr>
@@ -5220,9 +5540,18 @@
           <w:rFonts w:hint="eastAsia"/>
           <w:lang w:val="en-US"/>
         </w:rPr>
-        <w:t>docker-compose.yml</w:t>
+        <w:t>docker-</w:t>
+      </w:r>
+      <w:proofErr w:type="spellStart"/>
+      <w:r>
+        <w:rPr>
+          <w:rFonts w:hint="eastAsia"/>
+          <w:lang w:val="en-US"/>
+        </w:rPr>
+        <w:t>compose.yml</w:t>
       </w:r>
       <w:bookmarkEnd w:id="9"/>
+      <w:proofErr w:type="spellEnd"/>
     </w:p>
     <w:p>
       <w:pPr>
@@ -5237,8 +5566,17 @@
           <w:b/>
           <w:bCs/>
         </w:rPr>
-        <w:t>docker-compose.yml</w:t>
-      </w:r>
+        <w:t>docker-</w:t>
+      </w:r>
+      <w:proofErr w:type="spellStart"/>
+      <w:r>
+        <w:rPr>
+          <w:b/>
+          <w:bCs/>
+        </w:rPr>
+        <w:t>compose.yml</w:t>
+      </w:r>
+      <w:proofErr w:type="spellEnd"/>
     </w:p>
     <w:p>
       <w:pPr>
@@ -5518,16 +5856,29 @@
         <w:bidi/>
       </w:pPr>
       <w:r>
-        <w:t xml:space="preserve">  authservice:</w:t>
-      </w:r>
-    </w:p>
-    <w:p>
-      <w:pPr>
-        <w:bidi/>
-      </w:pPr>
-      <w:r>
-        <w:t xml:space="preserve">    build: .</w:t>
-      </w:r>
+        <w:t xml:space="preserve">  </w:t>
+      </w:r>
+      <w:proofErr w:type="spellStart"/>
+      <w:r>
+        <w:t>authservice</w:t>
+      </w:r>
+      <w:proofErr w:type="spellEnd"/>
+      <w:r>
+        <w:t>:</w:t>
+      </w:r>
+    </w:p>
+    <w:p>
+      <w:pPr>
+        <w:bidi/>
+      </w:pPr>
+      <w:r>
+        <w:t xml:space="preserve">    build</w:t>
+      </w:r>
+      <w:proofErr w:type="gramStart"/>
+      <w:r>
+        <w:t>: .</w:t>
+      </w:r>
+      <w:proofErr w:type="gramEnd"/>
     </w:p>
     <w:p>
       <w:pPr>
@@ -5567,28 +5918,49 @@
         <w:bidi/>
       </w:pPr>
       <w:r>
-        <w:t xml:space="preserve">    depends_on:</w:t>
-      </w:r>
-    </w:p>
-    <w:p>
-      <w:pPr>
-        <w:bidi/>
-      </w:pPr>
-      <w:r>
-        <w:t xml:space="preserve">      - db</w:t>
-      </w:r>
-    </w:p>
-    <w:p>
-      <w:pPr>
-        <w:bidi/>
-      </w:pPr>
-    </w:p>
-    <w:p>
-      <w:pPr>
-        <w:bidi/>
-      </w:pPr>
-      <w:r>
-        <w:t xml:space="preserve">  db:</w:t>
+        <w:t xml:space="preserve">    </w:t>
+      </w:r>
+      <w:proofErr w:type="spellStart"/>
+      <w:r>
+        <w:t>depends_on</w:t>
+      </w:r>
+      <w:proofErr w:type="spellEnd"/>
+      <w:r>
+        <w:t>:</w:t>
+      </w:r>
+    </w:p>
+    <w:p>
+      <w:pPr>
+        <w:bidi/>
+      </w:pPr>
+      <w:r>
+        <w:t xml:space="preserve">      - </w:t>
+      </w:r>
+      <w:proofErr w:type="spellStart"/>
+      <w:r>
+        <w:t>db</w:t>
+      </w:r>
+      <w:proofErr w:type="spellEnd"/>
+    </w:p>
+    <w:p>
+      <w:pPr>
+        <w:bidi/>
+      </w:pPr>
+    </w:p>
+    <w:p>
+      <w:pPr>
+        <w:bidi/>
+      </w:pPr>
+      <w:r>
+        <w:t xml:space="preserve">  </w:t>
+      </w:r>
+      <w:proofErr w:type="spellStart"/>
+      <w:r>
+        <w:t>db</w:t>
+      </w:r>
+      <w:proofErr w:type="spellEnd"/>
+      <w:r>
+        <w:t>:</w:t>
       </w:r>
     </w:p>
     <w:p>
@@ -5628,8 +6000,13 @@
         <w:bidi/>
       </w:pPr>
       <w:r>
-        <w:t xml:space="preserve">      - POSTGRES_DB=authdb</w:t>
-      </w:r>
+        <w:t xml:space="preserve">      - POSTGRES_DB=</w:t>
+      </w:r>
+      <w:proofErr w:type="spellStart"/>
+      <w:r>
+        <w:t>authdb</w:t>
+      </w:r>
+      <w:proofErr w:type="spellEnd"/>
     </w:p>
     <w:p>
       <w:pPr>
@@ -5644,7 +6021,23 @@
         <w:bidi/>
       </w:pPr>
       <w:r>
-        <w:t xml:space="preserve">      - db_data:/var/lib/postgresql/data</w:t>
+        <w:t xml:space="preserve">      - </w:t>
+      </w:r>
+      <w:proofErr w:type="spellStart"/>
+      <w:r>
+        <w:t>db_data</w:t>
+      </w:r>
+      <w:proofErr w:type="spellEnd"/>
+      <w:r>
+        <w:t>:/var/lib/</w:t>
+      </w:r>
+      <w:proofErr w:type="spellStart"/>
+      <w:r>
+        <w:t>postgresql</w:t>
+      </w:r>
+      <w:proofErr w:type="spellEnd"/>
+      <w:r>
+        <w:t>/data</w:t>
       </w:r>
     </w:p>
     <w:p>
@@ -5665,7 +6058,15 @@
         <w:bidi/>
       </w:pPr>
       <w:r>
-        <w:t xml:space="preserve">  db_data:</w:t>
+        <w:t xml:space="preserve">  </w:t>
+      </w:r>
+      <w:proofErr w:type="spellStart"/>
+      <w:r>
+        <w:t>db_data</w:t>
+      </w:r>
+      <w:proofErr w:type="spellEnd"/>
+      <w:r>
+        <w:t>:</w:t>
       </w:r>
     </w:p>
     <w:p>
@@ -5719,6 +6120,7 @@
         </w:numPr>
         <w:bidi/>
       </w:pPr>
+      <w:proofErr w:type="spellStart"/>
       <w:r>
         <w:rPr>
           <w:b/>
@@ -5726,6 +6128,7 @@
         </w:rPr>
         <w:t>Dockerfile</w:t>
       </w:r>
+      <w:proofErr w:type="spellEnd"/>
       <w:r>
         <w:t xml:space="preserve"> = </w:t>
       </w:r>
@@ -5763,8 +6166,17 @@
           <w:b/>
           <w:bCs/>
         </w:rPr>
-        <w:t>docker-compose.yml</w:t>
-      </w:r>
+        <w:t>docker-</w:t>
+      </w:r>
+      <w:proofErr w:type="spellStart"/>
+      <w:r>
+        <w:rPr>
+          <w:b/>
+          <w:bCs/>
+        </w:rPr>
+        <w:t>compose.yml</w:t>
+      </w:r>
+      <w:proofErr w:type="spellEnd"/>
       <w:r>
         <w:t xml:space="preserve"> = </w:t>
       </w:r>
@@ -5850,6 +6262,7 @@
         </w:numPr>
         <w:bidi/>
       </w:pPr>
+      <w:proofErr w:type="spellStart"/>
       <w:r>
         <w:rPr>
           <w:b/>
@@ -5857,6 +6270,7 @@
         </w:rPr>
         <w:t>Dockerfile</w:t>
       </w:r>
+      <w:proofErr w:type="spellEnd"/>
       <w:r>
         <w:t xml:space="preserve"> = </w:t>
       </w:r>
@@ -5890,8 +6304,17 @@
           <w:b/>
           <w:bCs/>
         </w:rPr>
-        <w:t>docker-compose.yml</w:t>
-      </w:r>
+        <w:t>docker-</w:t>
+      </w:r>
+      <w:proofErr w:type="spellStart"/>
+      <w:r>
+        <w:rPr>
+          <w:b/>
+          <w:bCs/>
+        </w:rPr>
+        <w:t>compose.yml</w:t>
+      </w:r>
+      <w:proofErr w:type="spellEnd"/>
       <w:r>
         <w:t xml:space="preserve"> = </w:t>
       </w:r>
@@ -6068,8 +6491,13 @@
         </w:rPr>
         <w:t xml:space="preserve">מתוך </w:t>
       </w:r>
-      <w:r>
-        <w:t xml:space="preserve">Dockerfile </w:t>
+      <w:proofErr w:type="spellStart"/>
+      <w:r>
+        <w:t>Dockerfile</w:t>
+      </w:r>
+      <w:proofErr w:type="spellEnd"/>
+      <w:r>
+        <w:t xml:space="preserve"> </w:t>
       </w:r>
       <w:r>
         <w:rPr>
@@ -6411,8 +6839,13 @@
         </w:rPr>
         <w:t xml:space="preserve">של </w:t>
       </w:r>
-      <w:r>
-        <w:t xml:space="preserve">AuthService, </w:t>
+      <w:proofErr w:type="spellStart"/>
+      <w:r>
+        <w:t>AuthService</w:t>
+      </w:r>
+      <w:proofErr w:type="spellEnd"/>
+      <w:r>
+        <w:t xml:space="preserve">, </w:t>
       </w:r>
       <w:r>
         <w:rPr>
@@ -7076,8 +7509,21 @@
         <w:ind w:left="360"/>
       </w:pPr>
       <w:r>
-        <w:t>context: ./Server/AuthService</w:t>
-      </w:r>
+        <w:t>context</w:t>
+      </w:r>
+      <w:proofErr w:type="gramStart"/>
+      <w:r>
+        <w:t>: .</w:t>
+      </w:r>
+      <w:proofErr w:type="gramEnd"/>
+      <w:r>
+        <w:t>/Server/</w:t>
+      </w:r>
+      <w:proofErr w:type="spellStart"/>
+      <w:r>
+        <w:t>AuthService</w:t>
+      </w:r>
+      <w:proofErr w:type="spellEnd"/>
     </w:p>
     <w:p>
       <w:pPr>
@@ -7096,8 +7542,21 @@
           <w:rtl/>
         </w:rPr>
       </w:pPr>
-      <w:r>
-        <w:t>- ./Server/AuthService:/app</w:t>
+      <w:proofErr w:type="gramStart"/>
+      <w:r>
+        <w:t>- .</w:t>
+      </w:r>
+      <w:proofErr w:type="gramEnd"/>
+      <w:r>
+        <w:t>/Server/</w:t>
+      </w:r>
+      <w:proofErr w:type="spellStart"/>
+      <w:r>
+        <w:t>AuthService</w:t>
+      </w:r>
+      <w:proofErr w:type="spellEnd"/>
+      <w:r>
+        <w:t>:/app</w:t>
       </w:r>
     </w:p>
     <w:p>
@@ -7269,8 +7728,13 @@
           <w:rtl/>
         </w:rPr>
       </w:pPr>
-      <w:r>
-        <w:t xml:space="preserve">Dockerfile </w:t>
+      <w:proofErr w:type="spellStart"/>
+      <w:r>
+        <w:t>Dockerfile</w:t>
+      </w:r>
+      <w:proofErr w:type="spellEnd"/>
+      <w:r>
+        <w:t xml:space="preserve"> </w:t>
       </w:r>
       <w:r>
         <w:rPr>
@@ -8354,7 +8818,27 @@
           <w:szCs w:val="24"/>
           <w14:ligatures w14:val="none"/>
         </w:rPr>
-        <w:t>docker build --build-arg BUILD_CONFIGURATION=Debug.</w:t>
+        <w:t>docker build --build-</w:t>
+      </w:r>
+      <w:proofErr w:type="spellStart"/>
+      <w:r>
+        <w:rPr>
+          <w:rFonts w:ascii="Times New Roman" w:eastAsia="Times New Roman" w:hAnsi="Times New Roman" w:cs="Times New Roman"/>
+          <w:sz w:val="24"/>
+          <w:szCs w:val="24"/>
+          <w14:ligatures w14:val="none"/>
+        </w:rPr>
+        <w:t>arg</w:t>
+      </w:r>
+      <w:proofErr w:type="spellEnd"/>
+      <w:r>
+        <w:rPr>
+          <w:rFonts w:ascii="Times New Roman" w:eastAsia="Times New Roman" w:hAnsi="Times New Roman" w:cs="Times New Roman"/>
+          <w:sz w:val="24"/>
+          <w:szCs w:val="24"/>
+          <w14:ligatures w14:val="none"/>
+        </w:rPr>
+        <w:t xml:space="preserve"> BUILD_CONFIGURATION=Debug.</w:t>
       </w:r>
     </w:p>
     <w:p>
@@ -8375,8 +8859,19 @@
           <w:szCs w:val="24"/>
           <w14:ligatures w14:val="none"/>
         </w:rPr>
-        <w:t>WORKDIR /src</w:t>
-      </w:r>
+        <w:t>WORKDIR /</w:t>
+      </w:r>
+      <w:proofErr w:type="spellStart"/>
+      <w:r>
+        <w:rPr>
+          <w:rFonts w:ascii="Times New Roman" w:eastAsia="Times New Roman" w:hAnsi="Times New Roman" w:cs="Times New Roman"/>
+          <w:sz w:val="24"/>
+          <w:szCs w:val="24"/>
+          <w14:ligatures w14:val="none"/>
+        </w:rPr>
+        <w:t>src</w:t>
+      </w:r>
+      <w:proofErr w:type="spellEnd"/>
     </w:p>
     <w:p>
       <w:pPr>
@@ -8410,7 +8905,27 @@
           <w:szCs w:val="24"/>
           <w14:ligatures w14:val="none"/>
         </w:rPr>
-        <w:t>/src.</w:t>
+        <w:t>/</w:t>
+      </w:r>
+      <w:proofErr w:type="spellStart"/>
+      <w:r>
+        <w:rPr>
+          <w:rFonts w:ascii="Times New Roman" w:eastAsia="Times New Roman" w:hAnsi="Times New Roman" w:cs="Times New Roman"/>
+          <w:sz w:val="24"/>
+          <w:szCs w:val="24"/>
+          <w14:ligatures w14:val="none"/>
+        </w:rPr>
+        <w:t>src</w:t>
+      </w:r>
+      <w:proofErr w:type="spellEnd"/>
+      <w:r>
+        <w:rPr>
+          <w:rFonts w:ascii="Times New Roman" w:eastAsia="Times New Roman" w:hAnsi="Times New Roman" w:cs="Times New Roman"/>
+          <w:sz w:val="24"/>
+          <w:szCs w:val="24"/>
+          <w14:ligatures w14:val="none"/>
+        </w:rPr>
+        <w:t>.</w:t>
       </w:r>
     </w:p>
     <w:p>
@@ -8431,8 +8946,39 @@
           <w:szCs w:val="24"/>
           <w14:ligatures w14:val="none"/>
         </w:rPr>
-        <w:t>RUN dotnet tool list -g | grep dotnet-ef || dotnet tool install --global dotnet-ef</w:t>
-      </w:r>
+        <w:t>RUN dotnet tool list -g | grep dotnet-</w:t>
+      </w:r>
+      <w:proofErr w:type="spellStart"/>
+      <w:r>
+        <w:rPr>
+          <w:rFonts w:ascii="Times New Roman" w:eastAsia="Times New Roman" w:hAnsi="Times New Roman" w:cs="Times New Roman"/>
+          <w:sz w:val="24"/>
+          <w:szCs w:val="24"/>
+          <w14:ligatures w14:val="none"/>
+        </w:rPr>
+        <w:t>ef</w:t>
+      </w:r>
+      <w:proofErr w:type="spellEnd"/>
+      <w:r>
+        <w:rPr>
+          <w:rFonts w:ascii="Times New Roman" w:eastAsia="Times New Roman" w:hAnsi="Times New Roman" w:cs="Times New Roman"/>
+          <w:sz w:val="24"/>
+          <w:szCs w:val="24"/>
+          <w14:ligatures w14:val="none"/>
+        </w:rPr>
+        <w:t xml:space="preserve"> || dotnet tool install --global dotnet-</w:t>
+      </w:r>
+      <w:proofErr w:type="spellStart"/>
+      <w:r>
+        <w:rPr>
+          <w:rFonts w:ascii="Times New Roman" w:eastAsia="Times New Roman" w:hAnsi="Times New Roman" w:cs="Times New Roman"/>
+          <w:sz w:val="24"/>
+          <w:szCs w:val="24"/>
+          <w14:ligatures w14:val="none"/>
+        </w:rPr>
+        <w:t>ef</w:t>
+      </w:r>
+      <w:proofErr w:type="spellEnd"/>
     </w:p>
     <w:p>
       <w:pPr>
@@ -8468,7 +9014,31 @@
           <w:szCs w:val="24"/>
           <w14:ligatures w14:val="none"/>
         </w:rPr>
-        <w:t>Entity Framework CLI (dotnet-ef)</w:t>
+        <w:t>Entity Framework CLI (dotnet-</w:t>
+      </w:r>
+      <w:proofErr w:type="spellStart"/>
+      <w:r>
+        <w:rPr>
+          <w:rFonts w:ascii="Times New Roman" w:eastAsia="Times New Roman" w:hAnsi="Times New Roman" w:cs="Times New Roman"/>
+          <w:b/>
+          <w:bCs/>
+          <w:sz w:val="24"/>
+          <w:szCs w:val="24"/>
+          <w14:ligatures w14:val="none"/>
+        </w:rPr>
+        <w:t>ef</w:t>
+      </w:r>
+      <w:proofErr w:type="spellEnd"/>
+      <w:r>
+        <w:rPr>
+          <w:rFonts w:ascii="Times New Roman" w:eastAsia="Times New Roman" w:hAnsi="Times New Roman" w:cs="Times New Roman"/>
+          <w:b/>
+          <w:bCs/>
+          <w:sz w:val="24"/>
+          <w:szCs w:val="24"/>
+          <w14:ligatures w14:val="none"/>
+        </w:rPr>
+        <w:t>)</w:t>
       </w:r>
       <w:r>
         <w:rPr>
@@ -8625,7 +9195,27 @@
           <w:szCs w:val="24"/>
           <w14:ligatures w14:val="none"/>
         </w:rPr>
-        <w:t xml:space="preserve">dotnet-ef </w:t>
+        <w:t>dotnet-</w:t>
+      </w:r>
+      <w:proofErr w:type="spellStart"/>
+      <w:r>
+        <w:rPr>
+          <w:rFonts w:ascii="Times New Roman" w:eastAsia="Times New Roman" w:hAnsi="Times New Roman" w:cs="Times New Roman"/>
+          <w:sz w:val="24"/>
+          <w:szCs w:val="24"/>
+          <w14:ligatures w14:val="none"/>
+        </w:rPr>
+        <w:t>ef</w:t>
+      </w:r>
+      <w:proofErr w:type="spellEnd"/>
+      <w:r>
+        <w:rPr>
+          <w:rFonts w:ascii="Times New Roman" w:eastAsia="Times New Roman" w:hAnsi="Times New Roman" w:cs="Times New Roman"/>
+          <w:sz w:val="24"/>
+          <w:szCs w:val="24"/>
+          <w14:ligatures w14:val="none"/>
+        </w:rPr>
+        <w:t xml:space="preserve"> </w:t>
       </w:r>
       <w:r>
         <w:rPr>
@@ -8665,7 +9255,27 @@
           <w:szCs w:val="24"/>
           <w14:ligatures w14:val="none"/>
         </w:rPr>
-        <w:t>COPY ["AuthService.csproj", "."]</w:t>
+        <w:t>COPY ["</w:t>
+      </w:r>
+      <w:proofErr w:type="spellStart"/>
+      <w:r>
+        <w:rPr>
+          <w:rFonts w:ascii="Times New Roman" w:eastAsia="Times New Roman" w:hAnsi="Times New Roman" w:cs="Times New Roman"/>
+          <w:sz w:val="24"/>
+          <w:szCs w:val="24"/>
+          <w14:ligatures w14:val="none"/>
+        </w:rPr>
+        <w:t>AuthService.csproj</w:t>
+      </w:r>
+      <w:proofErr w:type="spellEnd"/>
+      <w:r>
+        <w:rPr>
+          <w:rFonts w:ascii="Times New Roman" w:eastAsia="Times New Roman" w:hAnsi="Times New Roman" w:cs="Times New Roman"/>
+          <w:sz w:val="24"/>
+          <w:szCs w:val="24"/>
+          <w14:ligatures w14:val="none"/>
+        </w:rPr>
+        <w:t>", "."]</w:t>
       </w:r>
     </w:p>
     <w:p>
@@ -8693,6 +9303,7 @@
         </w:rPr>
         <w:t>מעתיק את קובץ ה־</w:t>
       </w:r>
+      <w:proofErr w:type="spellStart"/>
       <w:r>
         <w:rPr>
           <w:rFonts w:ascii="Times New Roman" w:eastAsia="Times New Roman" w:hAnsi="Times New Roman" w:cs="Times New Roman"/>
@@ -8704,6 +9315,7 @@
         </w:rPr>
         <w:t>csproj</w:t>
       </w:r>
+      <w:proofErr w:type="spellEnd"/>
       <w:r>
         <w:rPr>
           <w:rFonts w:ascii="Times New Roman" w:eastAsia="Times New Roman" w:hAnsi="Times New Roman" w:cs="Times New Roman"/>
@@ -8730,7 +9342,27 @@
           <w:szCs w:val="24"/>
           <w14:ligatures w14:val="none"/>
         </w:rPr>
-        <w:t>/src).</w:t>
+        <w:t>/</w:t>
+      </w:r>
+      <w:proofErr w:type="spellStart"/>
+      <w:r>
+        <w:rPr>
+          <w:rFonts w:ascii="Times New Roman" w:eastAsia="Times New Roman" w:hAnsi="Times New Roman" w:cs="Times New Roman"/>
+          <w:sz w:val="24"/>
+          <w:szCs w:val="24"/>
+          <w14:ligatures w14:val="none"/>
+        </w:rPr>
+        <w:t>src</w:t>
+      </w:r>
+      <w:proofErr w:type="spellEnd"/>
+      <w:r>
+        <w:rPr>
+          <w:rFonts w:ascii="Times New Roman" w:eastAsia="Times New Roman" w:hAnsi="Times New Roman" w:cs="Times New Roman"/>
+          <w:sz w:val="24"/>
+          <w:szCs w:val="24"/>
+          <w14:ligatures w14:val="none"/>
+        </w:rPr>
+        <w:t>).</w:t>
       </w:r>
     </w:p>
     <w:p>
@@ -8843,7 +9475,27 @@
           <w:szCs w:val="24"/>
           <w14:ligatures w14:val="none"/>
         </w:rPr>
-        <w:t>RUN dotnet restore "./AuthService.csproj"</w:t>
+        <w:t>RUN dotnet restore "./</w:t>
+      </w:r>
+      <w:proofErr w:type="spellStart"/>
+      <w:r>
+        <w:rPr>
+          <w:rFonts w:ascii="Times New Roman" w:eastAsia="Times New Roman" w:hAnsi="Times New Roman" w:cs="Times New Roman"/>
+          <w:sz w:val="24"/>
+          <w:szCs w:val="24"/>
+          <w14:ligatures w14:val="none"/>
+        </w:rPr>
+        <w:t>AuthService.csproj</w:t>
+      </w:r>
+      <w:proofErr w:type="spellEnd"/>
+      <w:r>
+        <w:rPr>
+          <w:rFonts w:ascii="Times New Roman" w:eastAsia="Times New Roman" w:hAnsi="Times New Roman" w:cs="Times New Roman"/>
+          <w:sz w:val="24"/>
+          <w:szCs w:val="24"/>
+          <w14:ligatures w14:val="none"/>
+        </w:rPr>
+        <w:t>"</w:t>
       </w:r>
     </w:p>
     <w:p>
@@ -8890,14 +9542,25 @@
         </w:rPr>
         <w:t xml:space="preserve">שהפרויקט צריך (כמו </w:t>
       </w:r>
-      <w:r>
-        <w:rPr>
-          <w:rFonts w:ascii="Times New Roman" w:eastAsia="Times New Roman" w:hAnsi="Times New Roman" w:cs="Times New Roman"/>
-          <w:sz w:val="24"/>
-          <w:szCs w:val="24"/>
-          <w14:ligatures w14:val="none"/>
-        </w:rPr>
-        <w:t xml:space="preserve">npm install </w:t>
+      <w:proofErr w:type="spellStart"/>
+      <w:r>
+        <w:rPr>
+          <w:rFonts w:ascii="Times New Roman" w:eastAsia="Times New Roman" w:hAnsi="Times New Roman" w:cs="Times New Roman"/>
+          <w:sz w:val="24"/>
+          <w:szCs w:val="24"/>
+          <w14:ligatures w14:val="none"/>
+        </w:rPr>
+        <w:t>npm</w:t>
+      </w:r>
+      <w:proofErr w:type="spellEnd"/>
+      <w:r>
+        <w:rPr>
+          <w:rFonts w:ascii="Times New Roman" w:eastAsia="Times New Roman" w:hAnsi="Times New Roman" w:cs="Times New Roman"/>
+          <w:sz w:val="24"/>
+          <w:szCs w:val="24"/>
+          <w14:ligatures w14:val="none"/>
+        </w:rPr>
+        <w:t xml:space="preserve"> install </w:t>
       </w:r>
       <w:r>
         <w:rPr>
@@ -8930,6 +9593,7 @@
           <w14:ligatures w14:val="none"/>
         </w:rPr>
       </w:pPr>
+      <w:proofErr w:type="gramStart"/>
       <w:r>
         <w:rPr>
           <w:rFonts w:ascii="Times New Roman" w:eastAsia="Times New Roman" w:hAnsi="Times New Roman" w:cs="Times New Roman"/>
@@ -8938,7 +9602,17 @@
           <w14:ligatures w14:val="none"/>
         </w:rPr>
         <w:lastRenderedPageBreak/>
-        <w:t>COPY . .</w:t>
+        <w:t>COPY .</w:t>
+      </w:r>
+      <w:proofErr w:type="gramEnd"/>
+      <w:r>
+        <w:rPr>
+          <w:rFonts w:ascii="Times New Roman" w:eastAsia="Times New Roman" w:hAnsi="Times New Roman" w:cs="Times New Roman"/>
+          <w:sz w:val="24"/>
+          <w:szCs w:val="24"/>
+          <w14:ligatures w14:val="none"/>
+        </w:rPr>
+        <w:t xml:space="preserve"> .</w:t>
       </w:r>
     </w:p>
     <w:p>
@@ -8994,7 +9668,27 @@
           <w:szCs w:val="24"/>
           <w14:ligatures w14:val="none"/>
         </w:rPr>
-        <w:t>RUN dotnet build "./AuthService.csproj" -c $BUILD_CONFIGURATION -o /app/build</w:t>
+        <w:t>RUN dotnet build "./</w:t>
+      </w:r>
+      <w:proofErr w:type="spellStart"/>
+      <w:r>
+        <w:rPr>
+          <w:rFonts w:ascii="Times New Roman" w:eastAsia="Times New Roman" w:hAnsi="Times New Roman" w:cs="Times New Roman"/>
+          <w:sz w:val="24"/>
+          <w:szCs w:val="24"/>
+          <w14:ligatures w14:val="none"/>
+        </w:rPr>
+        <w:t>AuthService.csproj</w:t>
+      </w:r>
+      <w:proofErr w:type="spellEnd"/>
+      <w:r>
+        <w:rPr>
+          <w:rFonts w:ascii="Times New Roman" w:eastAsia="Times New Roman" w:hAnsi="Times New Roman" w:cs="Times New Roman"/>
+          <w:sz w:val="24"/>
+          <w:szCs w:val="24"/>
+          <w14:ligatures w14:val="none"/>
+        </w:rPr>
+        <w:t>" -c $BUILD_CONFIGURATION -o /app/build</w:t>
       </w:r>
     </w:p>
     <w:p>
@@ -9301,7 +9995,49 @@
           <w:szCs w:val="24"/>
           <w14:ligatures w14:val="none"/>
         </w:rPr>
-        <w:t>RUN dotnet publish "./AuthService.csproj" -c $BUILD_CONFIGURATION -o /app/publish /p:UseAppHost=false</w:t>
+        <w:t>RUN dotnet publish "./</w:t>
+      </w:r>
+      <w:proofErr w:type="spellStart"/>
+      <w:r>
+        <w:rPr>
+          <w:rFonts w:ascii="Times New Roman" w:eastAsia="Times New Roman" w:hAnsi="Times New Roman" w:cs="Times New Roman"/>
+          <w:sz w:val="24"/>
+          <w:szCs w:val="24"/>
+          <w14:ligatures w14:val="none"/>
+        </w:rPr>
+        <w:t>AuthService.csproj</w:t>
+      </w:r>
+      <w:proofErr w:type="spellEnd"/>
+      <w:r>
+        <w:rPr>
+          <w:rFonts w:ascii="Times New Roman" w:eastAsia="Times New Roman" w:hAnsi="Times New Roman" w:cs="Times New Roman"/>
+          <w:sz w:val="24"/>
+          <w:szCs w:val="24"/>
+          <w14:ligatures w14:val="none"/>
+        </w:rPr>
+        <w:t>" -c $BUILD_CONFIGURATION -o /app/publish /</w:t>
+      </w:r>
+      <w:proofErr w:type="spellStart"/>
+      <w:proofErr w:type="gramStart"/>
+      <w:r>
+        <w:rPr>
+          <w:rFonts w:ascii="Times New Roman" w:eastAsia="Times New Roman" w:hAnsi="Times New Roman" w:cs="Times New Roman"/>
+          <w:sz w:val="24"/>
+          <w:szCs w:val="24"/>
+          <w14:ligatures w14:val="none"/>
+        </w:rPr>
+        <w:t>p:UseAppHost</w:t>
+      </w:r>
+      <w:proofErr w:type="spellEnd"/>
+      <w:proofErr w:type="gramEnd"/>
+      <w:r>
+        <w:rPr>
+          <w:rFonts w:ascii="Times New Roman" w:eastAsia="Times New Roman" w:hAnsi="Times New Roman" w:cs="Times New Roman"/>
+          <w:sz w:val="24"/>
+          <w:szCs w:val="24"/>
+          <w14:ligatures w14:val="none"/>
+        </w:rPr>
+        <w:t>=false</w:t>
       </w:r>
     </w:p>
     <w:p>
@@ -9443,7 +10179,29 @@
           <w:szCs w:val="24"/>
           <w14:ligatures w14:val="none"/>
         </w:rPr>
-        <w:t xml:space="preserve">/p:UseAppHost=false → </w:t>
+        <w:t>/</w:t>
+      </w:r>
+      <w:proofErr w:type="spellStart"/>
+      <w:proofErr w:type="gramStart"/>
+      <w:r>
+        <w:rPr>
+          <w:rFonts w:ascii="Times New Roman" w:eastAsia="Times New Roman" w:hAnsi="Times New Roman" w:cs="Times New Roman"/>
+          <w:sz w:val="24"/>
+          <w:szCs w:val="24"/>
+          <w14:ligatures w14:val="none"/>
+        </w:rPr>
+        <w:t>p:UseAppHost</w:t>
+      </w:r>
+      <w:proofErr w:type="spellEnd"/>
+      <w:proofErr w:type="gramEnd"/>
+      <w:r>
+        <w:rPr>
+          <w:rFonts w:ascii="Times New Roman" w:eastAsia="Times New Roman" w:hAnsi="Times New Roman" w:cs="Times New Roman"/>
+          <w:sz w:val="24"/>
+          <w:szCs w:val="24"/>
+          <w14:ligatures w14:val="none"/>
+        </w:rPr>
+        <w:t xml:space="preserve">=false → </w:t>
       </w:r>
       <w:r>
         <w:rPr>
@@ -9723,8 +10481,19 @@
           <w:szCs w:val="24"/>
           <w14:ligatures w14:val="none"/>
         </w:rPr>
-        <w:t>COPY --from=publish /app/publish .</w:t>
-      </w:r>
+        <w:t>COPY --from=publish /app/</w:t>
+      </w:r>
+      <w:proofErr w:type="gramStart"/>
+      <w:r>
+        <w:rPr>
+          <w:rFonts w:ascii="Times New Roman" w:eastAsia="Times New Roman" w:hAnsi="Times New Roman" w:cs="Times New Roman"/>
+          <w:sz w:val="24"/>
+          <w:szCs w:val="24"/>
+          <w14:ligatures w14:val="none"/>
+        </w:rPr>
+        <w:t>publish .</w:t>
+      </w:r>
+      <w:proofErr w:type="gramEnd"/>
     </w:p>
     <w:p>
       <w:pPr>
@@ -10397,7 +11166,215 @@
         <w:rPr>
           <w:rFonts w:hint="cs"/>
           <w:rtl/>
-        </w:rPr>
+          <w:lang w:val="en-US"/>
+        </w:rPr>
+        <w:t xml:space="preserve">הרצת פקודות מיתוך ה </w:t>
+      </w:r>
+      <w:r>
+        <w:rPr>
+          <w:rFonts w:hint="eastAsia"/>
+          <w:lang w:val="en-US"/>
+        </w:rPr>
+        <w:t>Shell</w:t>
+      </w:r>
+      <w:r>
+        <w:rPr>
+          <w:lang w:val="en-GB"/>
+        </w:rPr>
+        <w:t xml:space="preserve"> </w:t>
+      </w:r>
+      <w:r>
+        <w:rPr>
+          <w:rFonts w:hint="cs"/>
+          <w:rtl/>
+          <w:lang w:val="en-IL"/>
+        </w:rPr>
+        <w:t xml:space="preserve"> בדוקר קונטיינר:</w:t>
+      </w:r>
+    </w:p>
+    <w:p>
+      <w:pPr>
+        <w:bidi/>
+        <w:ind w:left="360"/>
+        <w:rPr>
+          <w:rFonts w:hint="cs"/>
+          <w:rtl/>
+          <w:lang w:val="en-IL"/>
+        </w:rPr>
+      </w:pPr>
+      <w:r>
+        <w:rPr>
+          <w:rFonts w:hint="cs"/>
+          <w:rtl/>
+          <w:lang w:val="en-US"/>
+        </w:rPr>
+        <w:t xml:space="preserve">מריצים את ה </w:t>
+      </w:r>
+      <w:r>
+        <w:rPr>
+          <w:rFonts w:hint="eastAsia"/>
+          <w:lang w:val="en-US"/>
+        </w:rPr>
+        <w:t xml:space="preserve">Command shell </w:t>
+      </w:r>
+      <w:r>
+        <w:rPr>
+          <w:rFonts w:hint="cs"/>
+          <w:rtl/>
+          <w:lang w:val="en-IL"/>
+        </w:rPr>
+        <w:t xml:space="preserve"> או </w:t>
+      </w:r>
+      <w:r>
+        <w:rPr>
+          <w:lang w:val="en-IL"/>
+        </w:rPr>
+        <w:t>CMD</w:t>
+      </w:r>
+      <w:r>
+        <w:rPr>
+          <w:rFonts w:hint="cs"/>
+          <w:rtl/>
+          <w:lang w:val="en-IL"/>
+        </w:rPr>
+        <w:t xml:space="preserve"> ומקלידים את הפקודה הבאה:</w:t>
+      </w:r>
+    </w:p>
+    <w:p>
+      <w:pPr>
+        <w:rPr>
+          <w:rtl/>
+          <w:lang w:val="en-US"/>
+        </w:rPr>
+      </w:pPr>
+      <w:r>
+        <w:rPr>
+          <w:lang w:val="en-US"/>
+        </w:rPr>
+        <w:t xml:space="preserve">docker exec -it a2c_db </w:t>
+      </w:r>
+      <w:proofErr w:type="spellStart"/>
+      <w:r>
+        <w:rPr>
+          <w:lang w:val="en-US"/>
+        </w:rPr>
+        <w:t>sh</w:t>
+      </w:r>
+      <w:proofErr w:type="spellEnd"/>
+      <w:r>
+        <w:rPr>
+          <w:rtl/>
+          <w:lang w:val="en-US"/>
+        </w:rPr>
+        <w:tab/>
+      </w:r>
+      <w:r>
+        <w:rPr>
+          <w:rFonts w:hint="cs"/>
+          <w:rtl/>
+          <w:lang w:val="en-US"/>
+        </w:rPr>
+        <w:t>למשל חיבור לקונטיינר של הדטאבייס</w:t>
+      </w:r>
+    </w:p>
+    <w:p>
+      <w:pPr>
+        <w:rPr>
+          <w:rFonts w:hint="eastAsia"/>
+          <w:lang w:val="en-US"/>
+        </w:rPr>
+      </w:pPr>
+      <w:proofErr w:type="spellStart"/>
+      <w:r>
+        <w:rPr>
+          <w:lang w:val="en-US"/>
+        </w:rPr>
+        <w:t>psql</w:t>
+      </w:r>
+      <w:proofErr w:type="spellEnd"/>
+      <w:r>
+        <w:rPr>
+          <w:lang w:val="en-US"/>
+        </w:rPr>
+        <w:t xml:space="preserve"> -U </w:t>
+      </w:r>
+      <w:proofErr w:type="spellStart"/>
+      <w:r>
+        <w:rPr>
+          <w:lang w:val="en-US"/>
+        </w:rPr>
+        <w:t>postgres</w:t>
+      </w:r>
+      <w:proofErr w:type="spellEnd"/>
+      <w:r>
+        <w:rPr>
+          <w:lang w:val="en-US"/>
+        </w:rPr>
+        <w:t xml:space="preserve"> -d a2cdb</w:t>
+      </w:r>
+      <w:r>
+        <w:rPr>
+          <w:rtl/>
+          <w:lang w:val="en-US"/>
+        </w:rPr>
+        <w:tab/>
+      </w:r>
+      <w:r>
+        <w:rPr>
+          <w:rtl/>
+          <w:lang w:val="en-US"/>
+        </w:rPr>
+        <w:tab/>
+      </w:r>
+      <w:r>
+        <w:rPr>
+          <w:rFonts w:hint="eastAsia"/>
+          <w:lang w:val="en-US"/>
+        </w:rPr>
+        <w:t xml:space="preserve">SQL </w:t>
+      </w:r>
+      <w:r>
+        <w:rPr>
+          <w:rFonts w:hint="cs"/>
+          <w:rtl/>
+          <w:lang w:val="en-US"/>
+        </w:rPr>
+        <w:t xml:space="preserve">אחרי כניסה לקונטיינר מריצים פקודת </w:t>
+      </w:r>
+      <w:r>
+        <w:rPr>
+          <w:rFonts w:hint="eastAsia"/>
+          <w:lang w:val="en-US"/>
+        </w:rPr>
+        <w:t xml:space="preserve"> </w:t>
+      </w:r>
+    </w:p>
+    <w:p>
+      <w:pPr>
+        <w:rPr>
+          <w:lang w:val="en-US"/>
+        </w:rPr>
+      </w:pPr>
+    </w:p>
+    <w:p>
+      <w:pPr>
+        <w:pStyle w:val="Heading1"/>
+        <w:numPr>
+          <w:ilvl w:val="0"/>
+          <w:numId w:val="8"/>
+        </w:numPr>
+        <w:bidi/>
+        <w:rPr>
+          <w:rtl/>
+          <w:lang w:val="en-US"/>
+        </w:rPr>
+      </w:pPr>
+      <w:r>
+        <w:rPr>
+          <w:rFonts w:hint="cs"/>
+          <w:rtl/>
+        </w:rPr>
+        <w:lastRenderedPageBreak/>
         <w:t xml:space="preserve">התקנת סביבת </w:t>
       </w:r>
       <w:r>
@@ -10506,14 +11483,45 @@
           <w14:ligatures w14:val="none"/>
         </w:rPr>
       </w:pPr>
-      <w:r>
-        <w:rPr>
-          <w:rFonts w:ascii="Times New Roman" w:eastAsia="Times New Roman" w:hAnsi="Times New Roman" w:cs="Times New Roman"/>
-          <w:sz w:val="24"/>
-          <w:szCs w:val="24"/>
-          <w14:ligatures w14:val="none"/>
-        </w:rPr>
-        <w:t>npx create-react-app . --template typescript</w:t>
+      <w:proofErr w:type="spellStart"/>
+      <w:r>
+        <w:rPr>
+          <w:rFonts w:ascii="Times New Roman" w:eastAsia="Times New Roman" w:hAnsi="Times New Roman" w:cs="Times New Roman"/>
+          <w:sz w:val="24"/>
+          <w:szCs w:val="24"/>
+          <w14:ligatures w14:val="none"/>
+        </w:rPr>
+        <w:t>npx</w:t>
+      </w:r>
+      <w:proofErr w:type="spellEnd"/>
+      <w:r>
+        <w:rPr>
+          <w:rFonts w:ascii="Times New Roman" w:eastAsia="Times New Roman" w:hAnsi="Times New Roman" w:cs="Times New Roman"/>
+          <w:sz w:val="24"/>
+          <w:szCs w:val="24"/>
+          <w14:ligatures w14:val="none"/>
+        </w:rPr>
+        <w:t xml:space="preserve"> create-react-</w:t>
+      </w:r>
+      <w:proofErr w:type="gramStart"/>
+      <w:r>
+        <w:rPr>
+          <w:rFonts w:ascii="Times New Roman" w:eastAsia="Times New Roman" w:hAnsi="Times New Roman" w:cs="Times New Roman"/>
+          <w:sz w:val="24"/>
+          <w:szCs w:val="24"/>
+          <w14:ligatures w14:val="none"/>
+        </w:rPr>
+        <w:t>app .</w:t>
+      </w:r>
+      <w:proofErr w:type="gramEnd"/>
+      <w:r>
+        <w:rPr>
+          <w:rFonts w:ascii="Times New Roman" w:eastAsia="Times New Roman" w:hAnsi="Times New Roman" w:cs="Times New Roman"/>
+          <w:sz w:val="24"/>
+          <w:szCs w:val="24"/>
+          <w14:ligatures w14:val="none"/>
+        </w:rPr>
+        <w:t xml:space="preserve"> --template typescript</w:t>
       </w:r>
     </w:p>
     <w:p>
@@ -10549,7 +11557,6 @@
           <w:rtl/>
           <w14:ligatures w14:val="none"/>
         </w:rPr>
-        <w:lastRenderedPageBreak/>
         <w:t xml:space="preserve">קיצורי מקשים ב </w:t>
       </w:r>
       <w:r>
@@ -10598,7 +11605,7 @@
                     <pic:cNvPicPr/>
                   </pic:nvPicPr>
                   <pic:blipFill>
-                    <a:blip r:embed="rId7"/>
+                    <a:blip r:embed="rId8"/>
                     <a:stretch>
                       <a:fillRect/>
                     </a:stretch>
@@ -16789,4 +17796,16 @@
     </a:ext>
   </a:extLst>
 </a:theme>
+</file>
+
+<file path=customXml/item1.xml><?xml version="1.0" encoding="utf-8"?>
+<b:Sources xmlns:b="http://schemas.openxmlformats.org/officeDocument/2006/bibliography" xmlns="http://schemas.openxmlformats.org/officeDocument/2006/bibliography" SelectedStyle="\APASixthEditionOfficeOnline.xsl" StyleName="APA" Version="6"/>
+</file>
+
+<file path=customXml/itemProps1.xml><?xml version="1.0" encoding="utf-8"?>
+<ds:datastoreItem xmlns:ds="http://schemas.openxmlformats.org/officeDocument/2006/customXml" ds:itemID="{A893F76D-1B0D-47C5-94CE-96C9CCDCE025}">
+  <ds:schemaRefs>
+    <ds:schemaRef ds:uri="http://schemas.openxmlformats.org/officeDocument/2006/bibliography"/>
+  </ds:schemaRefs>
+</ds:datastoreItem>
 </file>